--- a/6-过程管理/运行记录类文件/ZGS-06-18-过程框架需求分析报告 .docx
+++ b/6-过程管理/运行记录类文件/ZGS-06-18-过程框架需求分析报告 .docx
@@ -1,10 +1,11 @@
 
 <file path=word/document.xml><?xml version="1.0" encoding="utf-8"?>
-<w:document xmlns:wpc="http://schemas.microsoft.com/office/word/2010/wordprocessingCanvas" xmlns:mc="http://schemas.openxmlformats.org/markup-compatibility/2006" xmlns:o="urn:schemas-microsoft-com:office:office" xmlns:r="http://schemas.openxmlformats.org/officeDocument/2006/relationships" xmlns:m="http://schemas.openxmlformats.org/officeDocument/2006/math" xmlns:v="urn:schemas-microsoft-com:vml" xmlns:wp14="http://schemas.microsoft.com/office/word/2010/wordprocessingDrawing" xmlns:wp="http://schemas.openxmlformats.org/drawingml/2006/wordprocessingDrawing" xmlns:w="http://schemas.openxmlformats.org/wordprocessingml/2006/main" xmlns:w14="http://schemas.microsoft.com/office/word/2010/wordml" xmlns:w10="urn:schemas-microsoft-com:office:word" xmlns:w15="http://schemas.microsoft.com/office/word/2012/wordml" xmlns:wpg="http://schemas.microsoft.com/office/word/2010/wordprocessingGroup" xmlns:wpi="http://schemas.microsoft.com/office/word/2010/wordprocessingInk" xmlns:wne="http://schemas.microsoft.com/office/word/2006/wordml" xmlns:wps="http://schemas.microsoft.com/office/word/2010/wordprocessingShape" xmlns:wpsCustomData="http://www.wps.cn/officeDocument/2013/wpsCustomData" mc:Ignorable="w14 w15 wp14">
+<w:document xmlns:wpc="http://schemas.microsoft.com/office/word/2010/wordprocessingCanvas" xmlns:mc="http://schemas.openxmlformats.org/markup-compatibility/2006" xmlns:o="urn:schemas-microsoft-com:office:office" xmlns:r="http://schemas.openxmlformats.org/officeDocument/2006/relationships" xmlns:m="http://schemas.openxmlformats.org/officeDocument/2006/math" xmlns:v="urn:schemas-microsoft-com:vml" xmlns:wp14="http://schemas.microsoft.com/office/word/2010/wordprocessingDrawing" xmlns:wp="http://schemas.openxmlformats.org/drawingml/2006/wordprocessingDrawing" xmlns:w10="urn:schemas-microsoft-com:office:word" xmlns:w="http://schemas.openxmlformats.org/wordprocessingml/2006/main" xmlns:w14="http://schemas.microsoft.com/office/word/2010/wordml" xmlns:w15="http://schemas.microsoft.com/office/word/2012/wordml" xmlns:wne="http://schemas.microsoft.com/office/word/2006/wordml" xmlns:wpg="http://schemas.microsoft.com/office/word/2010/wordprocessingGroup" xmlns:wpi="http://schemas.microsoft.com/office/word/2010/wordprocessingInk" xmlns:wps="http://schemas.microsoft.com/office/word/2010/wordprocessingShape" mc:Ignorable="w14 w15 wp14">
+  <!-- Generated by Aspose.Words for .NET 13.3.0.1 -->
   <w:body>
     <w:p>
       <w:pPr>
-        <w:pStyle w:val="24"/>
+        <w:pStyle w:val="a"/>
         <w:keepNext w:val="0"/>
         <w:keepLines w:val="0"/>
         <w:pageBreakBefore w:val="0"/>
@@ -24,7 +25,7 @@
       <w:bookmarkStart w:id="0" w:name="_Toc27691"/>
       <w:r>
         <w:drawing>
-          <wp:anchor distT="0" distB="0" distL="114300" distR="114300" simplePos="0" relativeHeight="251660288" behindDoc="1" locked="0" layoutInCell="1" allowOverlap="1">
+          <wp:anchor distT="0" distB="0" distL="114300" distR="114300" simplePos="0" relativeHeight="251659264" behindDoc="1" locked="0" layoutInCell="1" allowOverlap="1">
             <wp:simplePos x="0" y="0"/>
             <wp:positionH relativeFrom="column">
               <wp:posOffset>0</wp:posOffset>
@@ -49,7 +50,7 @@
                     </pic:cNvPicPr>
                   </pic:nvPicPr>
                   <pic:blipFill>
-                    <a:blip r:embed="rId7"/>
+                    <a:blip xmlns:r="http://schemas.openxmlformats.org/officeDocument/2006/relationships" r:embed="rId4"/>
                     <a:stretch>
                       <a:fillRect/>
                     </a:stretch>
@@ -79,7 +80,7 @@
           <w:lang w:val="en-US" w:eastAsia="zh-CN"/>
         </w:rPr>
         <w:drawing>
-          <wp:anchor distT="0" distB="0" distL="114300" distR="114300" simplePos="0" relativeHeight="251659264" behindDoc="1" locked="0" layoutInCell="1" allowOverlap="1">
+          <wp:anchor distT="0" distB="0" distL="114300" distR="114300" simplePos="0" relativeHeight="251658240" behindDoc="1" locked="0" layoutInCell="1" allowOverlap="1">
             <wp:simplePos x="0" y="0"/>
             <wp:positionH relativeFrom="column">
               <wp:posOffset>635</wp:posOffset>
@@ -104,7 +105,7 @@
                     </pic:cNvPicPr>
                   </pic:nvPicPr>
                   <pic:blipFill>
-                    <a:blip r:embed="rId8">
+                    <a:blip xmlns:r="http://schemas.openxmlformats.org/officeDocument/2006/relationships" r:embed="rId5">
                       <a:alphaModFix amt="58000"/>
                       <a:lum contrast="-52000"/>
                     </a:blip>
@@ -138,7 +139,7 @@
     </w:p>
     <w:p>
       <w:pPr>
-        <w:pStyle w:val="25"/>
+        <w:pStyle w:val="a0"/>
         <w:keepNext w:val="0"/>
         <w:keepLines w:val="0"/>
         <w:pageBreakBefore w:val="0"/>
@@ -185,11 +186,11 @@
         <w:adjustRightInd w:val="0"/>
         <w:snapToGrid w:val="0"/>
         <w:spacing w:after="624" w:afterLines="200" w:line="219" w:lineRule="auto"/>
-        <w:ind w:left="0" w:leftChars="0" w:right="0" w:rightChars="0" w:firstLine="0" w:firstLineChars="0"/>
+        <w:ind w:left="0" w:right="0" w:firstLine="0" w:leftChars="0" w:rightChars="0" w:firstLineChars="0"/>
         <w:jc w:val="center"/>
         <w:textAlignment w:val="baseline"/>
         <w:rPr>
-          <w:rFonts w:hint="default" w:ascii="宋体" w:hAnsi="宋体" w:eastAsia="宋体" w:cs="宋体"/>
+          <w:rFonts w:ascii="宋体" w:eastAsia="宋体" w:hAnsi="宋体" w:cs="宋体" w:hint="default"/>
           <w:sz w:val="24"/>
           <w:szCs w:val="24"/>
           <w:lang w:val="en-US" w:eastAsia="zh-CN"/>
@@ -197,7 +198,7 @@
       </w:pPr>
       <w:r>
         <w:rPr>
-          <w:rFonts w:ascii="宋体" w:hAnsi="宋体" w:eastAsia="宋体" w:cs="宋体"/>
+          <w:rFonts w:ascii="宋体" w:eastAsia="宋体" w:hAnsi="宋体" w:cs="宋体"/>
           <w:b/>
           <w:bCs/>
           <w:spacing w:val="-3"/>
@@ -206,74 +207,20 @@
         </w:rPr>
         <w:t>文件编号：ZGS-06-18</w:t>
       </w:r>
-      <w:r>
-        <w:rPr>
-          <w:rFonts w:hint="eastAsia" w:ascii="宋体" w:hAnsi="宋体" w:eastAsia="宋体" w:cs="宋体"/>
-          <w:b/>
-          <w:bCs/>
-          <w:spacing w:val="-3"/>
-          <w:sz w:val="24"/>
-          <w:szCs w:val="24"/>
-          <w:lang w:val="en-US" w:eastAsia="zh-CN"/>
-        </w:rPr>
-      </w:r>
-      <w:r>
-        <w:rPr>
-          <w:rFonts w:ascii="宋体" w:hAnsi="宋体" w:eastAsia="宋体" w:cs="宋体"/>
-          <w:b/>
-          <w:bCs/>
-          <w:spacing w:val="-3"/>
-          <w:sz w:val="24"/>
-          <w:szCs w:val="24"/>
-        </w:rPr>
-      </w:r>
-      <w:r>
-        <w:rPr>
-          <w:rFonts w:hint="eastAsia" w:ascii="宋体" w:hAnsi="宋体" w:cs="宋体"/>
-          <w:b/>
-          <w:bCs/>
-          <w:spacing w:val="-3"/>
-          <w:sz w:val="24"/>
-          <w:szCs w:val="24"/>
-          <w:lang w:val="en-US" w:eastAsia="zh-CN"/>
-        </w:rPr>
-      </w:r>
-      <w:r>
-        <w:rPr>
-          <w:rFonts w:ascii="宋体" w:hAnsi="宋体" w:eastAsia="宋体" w:cs="宋体"/>
-          <w:b/>
-          <w:bCs/>
-          <w:spacing w:val="-3"/>
-          <w:sz w:val="24"/>
-          <w:szCs w:val="24"/>
-        </w:rPr>
-      </w:r>
-      <w:r>
-        <w:rPr>
-          <w:rFonts w:hint="eastAsia" w:ascii="宋体" w:hAnsi="宋体" w:cs="宋体"/>
-          <w:b/>
-          <w:bCs/>
-          <w:spacing w:val="-3"/>
-          <w:sz w:val="24"/>
-          <w:szCs w:val="24"/>
-          <w:lang w:val="en-US" w:eastAsia="zh-CN"/>
-        </w:rPr>
-      </w:r>
     </w:p>
     <w:tbl>
       <w:tblPr>
-        <w:tblStyle w:val="21"/>
+        <w:tblStyle w:val="TableGrid"/>
         <w:tblW w:w="0" w:type="auto"/>
         <w:jc w:val="center"/>
         <w:tblBorders>
-          <w:top w:val="none" w:color="auto" w:sz="0" w:space="0"/>
-          <w:left w:val="none" w:color="auto" w:sz="0" w:space="0"/>
-          <w:bottom w:val="none" w:color="auto" w:sz="0" w:space="0"/>
-          <w:right w:val="none" w:color="auto" w:sz="0" w:space="0"/>
-          <w:insideH w:val="none" w:color="auto" w:sz="0" w:space="0"/>
-          <w:insideV w:val="none" w:color="auto" w:sz="0" w:space="0"/>
+          <w:top w:val="nil"/>
+          <w:left w:val="nil"/>
+          <w:bottom w:val="nil"/>
+          <w:right w:val="nil"/>
+          <w:insideH w:val="nil"/>
+          <w:insideV w:val="nil"/>
         </w:tblBorders>
-        <w:tblLayout w:type="autofit"/>
         <w:tblCellMar>
           <w:top w:w="0" w:type="dxa"/>
           <w:left w:w="108" w:type="dxa"/>
@@ -287,13 +234,15 @@
       </w:tblGrid>
       <w:tr>
         <w:tblPrEx>
+          <w:tblW w:w="0" w:type="auto"/>
+          <w:jc w:val="center"/>
           <w:tblBorders>
-            <w:top w:val="none" w:color="auto" w:sz="0" w:space="0"/>
-            <w:left w:val="none" w:color="auto" w:sz="0" w:space="0"/>
-            <w:bottom w:val="none" w:color="auto" w:sz="0" w:space="0"/>
-            <w:right w:val="none" w:color="auto" w:sz="0" w:space="0"/>
-            <w:insideH w:val="none" w:color="auto" w:sz="0" w:space="0"/>
-            <w:insideV w:val="none" w:color="auto" w:sz="0" w:space="0"/>
+            <w:top w:val="nil"/>
+            <w:left w:val="nil"/>
+            <w:bottom w:val="nil"/>
+            <w:right w:val="nil"/>
+            <w:insideH w:val="nil"/>
+            <w:insideV w:val="nil"/>
           </w:tblBorders>
           <w:tblCellMar>
             <w:top w:w="0" w:type="dxa"/>
@@ -303,7 +252,7 @@
           </w:tblCellMar>
         </w:tblPrEx>
         <w:trPr>
-          <w:trHeight w:val="810" w:hRule="atLeast"/>
+          <w:trHeight w:val="810"/>
           <w:jc w:val="center"/>
         </w:trPr>
         <w:tc>
@@ -341,7 +290,7 @@
             </w:r>
             <w:r>
               <w:rPr>
-                <w:rFonts w:hint="default" w:asciiTheme="minorAscii" w:hAnsiTheme="minorAscii" w:eastAsiaTheme="minorEastAsia"/>
+                <w:rFonts w:asciiTheme="minorAscii" w:eastAsiaTheme="minorEastAsia" w:hAnsiTheme="minorAscii" w:hint="default"/>
                 <w:spacing w:val="227"/>
                 <w:sz w:val="21"/>
                 <w:vertAlign w:val="baseline"/>
@@ -395,7 +344,7 @@
             </w:r>
             <w:r>
               <w:rPr>
-                <w:rFonts w:hint="eastAsia" w:asciiTheme="minorAscii" w:hAnsiTheme="minorAscii" w:eastAsiaTheme="minorEastAsia"/>
+                <w:rFonts w:asciiTheme="minorAscii" w:eastAsiaTheme="minorEastAsia" w:hAnsiTheme="minorAscii" w:hint="eastAsia"/>
                 <w:spacing w:val="227"/>
                 <w:sz w:val="21"/>
                 <w:vertAlign w:val="baseline"/>
@@ -417,14 +366,8 @@
       </w:tr>
       <w:tr>
         <w:tblPrEx>
-          <w:tblBorders>
-            <w:top w:val="none" w:color="auto" w:sz="0" w:space="0"/>
-            <w:left w:val="none" w:color="auto" w:sz="0" w:space="0"/>
-            <w:bottom w:val="none" w:color="auto" w:sz="0" w:space="0"/>
-            <w:right w:val="none" w:color="auto" w:sz="0" w:space="0"/>
-            <w:insideH w:val="none" w:color="auto" w:sz="0" w:space="0"/>
-            <w:insideV w:val="none" w:color="auto" w:sz="0" w:space="0"/>
-          </w:tblBorders>
+          <w:tblW w:w="0" w:type="auto"/>
+          <w:jc w:val="center"/>
           <w:tblCellMar>
             <w:top w:w="0" w:type="dxa"/>
             <w:left w:w="108" w:type="dxa"/>
@@ -433,7 +376,7 @@
           </w:tblCellMar>
         </w:tblPrEx>
         <w:trPr>
-          <w:trHeight w:val="810" w:hRule="atLeast"/>
+          <w:trHeight w:val="810"/>
           <w:jc w:val="center"/>
         </w:trPr>
         <w:tc>
@@ -457,7 +400,7 @@
               <w:snapToGrid w:val="0"/>
               <w:textAlignment w:val="baseline"/>
               <w:rPr>
-                <w:rFonts w:hint="default" w:ascii="Arial" w:hAnsi="Arial" w:eastAsia="Arial" w:cs="Arial"/>
+                <w:rFonts w:ascii="Arial" w:eastAsia="Arial" w:hAnsi="Arial" w:cs="Arial" w:hint="default"/>
                 <w:snapToGrid w:val="0"/>
                 <w:color w:val="000000"/>
                 <w:kern w:val="0"/>
@@ -489,7 +432,7 @@
             </w:r>
             <w:r>
               <w:rPr>
-                <w:rFonts w:hint="default" w:asciiTheme="minorAscii" w:hAnsiTheme="minorAscii" w:eastAsiaTheme="minorEastAsia"/>
+                <w:rFonts w:asciiTheme="minorAscii" w:eastAsiaTheme="minorEastAsia" w:hAnsiTheme="minorAscii" w:hint="default"/>
                 <w:spacing w:val="227"/>
                 <w:sz w:val="21"/>
                 <w:vertAlign w:val="baseline"/>
@@ -542,7 +485,7 @@
               <w:snapToGrid w:val="0"/>
               <w:textAlignment w:val="baseline"/>
               <w:rPr>
-                <w:rFonts w:hint="default" w:ascii="Arial" w:hAnsi="Arial" w:eastAsia="Arial" w:cs="Arial"/>
+                <w:rFonts w:ascii="Arial" w:eastAsia="Arial" w:hAnsi="Arial" w:cs="Arial" w:hint="default"/>
                 <w:snapToGrid w:val="0"/>
                 <w:color w:val="000000"/>
                 <w:kern w:val="0"/>
@@ -560,8 +503,8 @@
               </w:rPr>
               <w:t>审核</w:t>
             </w:r>
-            <w:bookmarkStart w:id="54" w:name="_GoBack"/>
-            <w:bookmarkEnd w:id="54"/>
+            <w:bookmarkStart w:id="2" w:name="_GoBack"/>
+            <w:bookmarkEnd w:id="2"/>
             <w:r>
               <w:rPr>
                 <w:rFonts w:hint="eastAsia"/>
@@ -572,7 +515,7 @@
             </w:r>
             <w:r>
               <w:rPr>
-                <w:rFonts w:hint="eastAsia" w:asciiTheme="minorAscii" w:hAnsiTheme="minorAscii" w:eastAsiaTheme="minorEastAsia"/>
+                <w:rFonts w:asciiTheme="minorAscii" w:eastAsiaTheme="minorEastAsia" w:hAnsiTheme="minorAscii" w:hint="eastAsia"/>
                 <w:spacing w:val="227"/>
                 <w:sz w:val="21"/>
                 <w:vertAlign w:val="baseline"/>
@@ -594,14 +537,8 @@
       </w:tr>
       <w:tr>
         <w:tblPrEx>
-          <w:tblBorders>
-            <w:top w:val="none" w:color="auto" w:sz="0" w:space="0"/>
-            <w:left w:val="none" w:color="auto" w:sz="0" w:space="0"/>
-            <w:bottom w:val="none" w:color="auto" w:sz="0" w:space="0"/>
-            <w:right w:val="none" w:color="auto" w:sz="0" w:space="0"/>
-            <w:insideH w:val="none" w:color="auto" w:sz="0" w:space="0"/>
-            <w:insideV w:val="none" w:color="auto" w:sz="0" w:space="0"/>
-          </w:tblBorders>
+          <w:tblW w:w="0" w:type="auto"/>
+          <w:jc w:val="center"/>
           <w:tblCellMar>
             <w:top w:w="0" w:type="dxa"/>
             <w:left w:w="108" w:type="dxa"/>
@@ -610,7 +547,7 @@
           </w:tblCellMar>
         </w:tblPrEx>
         <w:trPr>
-          <w:trHeight w:val="635" w:hRule="atLeast"/>
+          <w:trHeight w:val="635"/>
           <w:jc w:val="center"/>
         </w:trPr>
         <w:tc>
@@ -648,31 +585,6 @@
               </w:rPr>
               <w:t>批准人:宋海滨</w:t>
             </w:r>
-            <w:r>
-              <w:rPr>
-                <w:rFonts w:hint="eastAsia"/>
-                <w:spacing w:val="1"/>
-                <w:kern w:val="0"/>
-                <w:vertAlign w:val="baseline"/>
-                <w:lang w:val="en-US" w:eastAsia="zh-CN"/>
-              </w:rPr>
-            </w:r>
-            <w:r>
-              <w:rPr>
-                <w:rFonts w:hint="eastAsia" w:asciiTheme="minorAscii" w:hAnsiTheme="minorAscii" w:eastAsiaTheme="minorEastAsia"/>
-                <w:spacing w:val="227"/>
-                <w:sz w:val="21"/>
-                <w:vertAlign w:val="baseline"/>
-                <w:lang w:val="en-US" w:eastAsia="zh-CN"/>
-              </w:rPr>
-            </w:r>
-            <w:r>
-              <w:rPr>
-                <w:rFonts w:hint="eastAsia"/>
-                <w:u w:val="single"/>
-                <w:lang w:val="en-US" w:eastAsia="zh-CN"/>
-              </w:rPr>
-            </w:r>
           </w:p>
         </w:tc>
         <w:tc>
@@ -710,7 +622,7 @@
             </w:r>
             <w:r>
               <w:rPr>
-                <w:rFonts w:hint="eastAsia" w:asciiTheme="minorAscii" w:hAnsiTheme="minorAscii" w:eastAsiaTheme="minorEastAsia"/>
+                <w:rFonts w:asciiTheme="minorAscii" w:eastAsiaTheme="minorEastAsia" w:hAnsiTheme="minorAscii" w:hint="eastAsia"/>
                 <w:spacing w:val="227"/>
                 <w:sz w:val="21"/>
                 <w:vertAlign w:val="baseline"/>
@@ -769,14 +681,14 @@
         <w:ind w:left="3634"/>
         <w:textAlignment w:val="baseline"/>
         <w:rPr>
-          <w:rFonts w:ascii="宋体" w:hAnsi="宋体" w:eastAsia="宋体" w:cs="宋体"/>
+          <w:rFonts w:ascii="宋体" w:eastAsia="宋体" w:hAnsi="宋体" w:cs="宋体"/>
           <w:sz w:val="31"/>
           <w:szCs w:val="31"/>
         </w:rPr>
       </w:pPr>
       <w:r>
         <w:rPr>
-          <w:rFonts w:ascii="宋体" w:hAnsi="宋体" w:eastAsia="宋体" w:cs="宋体"/>
+          <w:rFonts w:ascii="宋体" w:eastAsia="宋体" w:hAnsi="宋体" w:cs="宋体"/>
           <w:b/>
           <w:bCs/>
           <w:spacing w:val="4"/>
@@ -788,16 +700,16 @@
     </w:p>
     <w:tbl>
       <w:tblPr>
-        <w:tblStyle w:val="26"/>
+        <w:tblStyle w:val="TableNormal0"/>
         <w:tblW w:w="7137" w:type="dxa"/>
         <w:jc w:val="center"/>
         <w:tblBorders>
-          <w:top w:val="single" w:color="000000" w:sz="2" w:space="0"/>
-          <w:left w:val="single" w:color="000000" w:sz="2" w:space="0"/>
-          <w:bottom w:val="single" w:color="000000" w:sz="2" w:space="0"/>
-          <w:right w:val="single" w:color="000000" w:sz="2" w:space="0"/>
-          <w:insideH w:val="single" w:color="000000" w:sz="2" w:space="0"/>
-          <w:insideV w:val="single" w:color="000000" w:sz="2" w:space="0"/>
+          <w:top w:val="single" w:sz="2" w:space="0" w:color="000000"/>
+          <w:left w:val="single" w:sz="2" w:space="0" w:color="000000"/>
+          <w:bottom w:val="single" w:sz="2" w:space="0" w:color="000000"/>
+          <w:right w:val="single" w:sz="2" w:space="0" w:color="000000"/>
+          <w:insideH w:val="single" w:sz="2" w:space="0" w:color="000000"/>
+          <w:insideV w:val="single" w:sz="2" w:space="0" w:color="000000"/>
         </w:tblBorders>
         <w:tblLayout w:type="fixed"/>
         <w:tblCellMar>
@@ -815,14 +727,17 @@
       </w:tblGrid>
       <w:tr>
         <w:tblPrEx>
+          <w:tblW w:w="7137" w:type="dxa"/>
+          <w:jc w:val="center"/>
           <w:tblBorders>
-            <w:top w:val="single" w:color="000000" w:sz="2" w:space="0"/>
-            <w:left w:val="single" w:color="000000" w:sz="2" w:space="0"/>
-            <w:bottom w:val="single" w:color="000000" w:sz="2" w:space="0"/>
-            <w:right w:val="single" w:color="000000" w:sz="2" w:space="0"/>
-            <w:insideH w:val="single" w:color="000000" w:sz="2" w:space="0"/>
-            <w:insideV w:val="single" w:color="000000" w:sz="2" w:space="0"/>
+            <w:top w:val="single" w:sz="2" w:space="0" w:color="000000"/>
+            <w:left w:val="single" w:sz="2" w:space="0" w:color="000000"/>
+            <w:bottom w:val="single" w:sz="2" w:space="0" w:color="000000"/>
+            <w:right w:val="single" w:sz="2" w:space="0" w:color="000000"/>
+            <w:insideH w:val="single" w:sz="2" w:space="0" w:color="000000"/>
+            <w:insideV w:val="single" w:sz="2" w:space="0" w:color="000000"/>
           </w:tblBorders>
+          <w:tblLayout w:type="fixed"/>
           <w:tblCellMar>
             <w:top w:w="0" w:type="dxa"/>
             <w:left w:w="0" w:type="dxa"/>
@@ -831,7 +746,7 @@
           </w:tblCellMar>
         </w:tblPrEx>
         <w:trPr>
-          <w:trHeight w:val="593" w:hRule="atLeast"/>
+          <w:trHeight w:val="593"/>
           <w:jc w:val="center"/>
         </w:trPr>
         <w:tc>
@@ -853,18 +768,18 @@
               <w:adjustRightInd w:val="0"/>
               <w:snapToGrid w:val="0"/>
               <w:spacing w:before="176" w:line="228" w:lineRule="auto"/>
-              <w:ind w:left="0" w:leftChars="0" w:right="0" w:rightChars="0" w:firstLine="0" w:firstLineChars="0"/>
+              <w:ind w:left="0" w:right="0" w:firstLine="0" w:leftChars="0" w:rightChars="0" w:firstLineChars="0"/>
               <w:jc w:val="center"/>
               <w:textAlignment w:val="baseline"/>
               <w:rPr>
-                <w:rFonts w:ascii="宋体" w:hAnsi="宋体" w:eastAsia="宋体" w:cs="宋体"/>
+                <w:rFonts w:ascii="宋体" w:eastAsia="宋体" w:hAnsi="宋体" w:cs="宋体"/>
                 <w:sz w:val="20"/>
                 <w:szCs w:val="20"/>
               </w:rPr>
             </w:pPr>
             <w:r>
               <w:rPr>
-                <w:rFonts w:ascii="宋体" w:hAnsi="宋体" w:eastAsia="宋体" w:cs="宋体"/>
+                <w:rFonts w:ascii="宋体" w:eastAsia="宋体" w:hAnsi="宋体" w:cs="宋体"/>
                 <w:spacing w:val="-14"/>
                 <w:sz w:val="20"/>
                 <w:szCs w:val="20"/>
@@ -892,18 +807,18 @@
               <w:adjustRightInd w:val="0"/>
               <w:snapToGrid w:val="0"/>
               <w:spacing w:before="175" w:line="227" w:lineRule="auto"/>
-              <w:ind w:left="0" w:leftChars="0" w:right="0" w:rightChars="0" w:firstLine="0" w:firstLineChars="0"/>
+              <w:ind w:left="0" w:right="0" w:firstLine="0" w:leftChars="0" w:rightChars="0" w:firstLineChars="0"/>
               <w:jc w:val="center"/>
               <w:textAlignment w:val="baseline"/>
               <w:rPr>
-                <w:rFonts w:ascii="宋体" w:hAnsi="宋体" w:eastAsia="宋体" w:cs="宋体"/>
+                <w:rFonts w:ascii="宋体" w:eastAsia="宋体" w:hAnsi="宋体" w:cs="宋体"/>
                 <w:sz w:val="20"/>
                 <w:szCs w:val="20"/>
               </w:rPr>
             </w:pPr>
             <w:r>
               <w:rPr>
-                <w:rFonts w:ascii="宋体" w:hAnsi="宋体" w:eastAsia="宋体" w:cs="宋体"/>
+                <w:rFonts w:ascii="宋体" w:eastAsia="宋体" w:hAnsi="宋体" w:cs="宋体"/>
                 <w:spacing w:val="4"/>
                 <w:sz w:val="20"/>
                 <w:szCs w:val="20"/>
@@ -931,18 +846,18 @@
               <w:adjustRightInd w:val="0"/>
               <w:snapToGrid w:val="0"/>
               <w:spacing w:before="175" w:line="228" w:lineRule="auto"/>
-              <w:ind w:left="0" w:leftChars="0" w:right="0" w:rightChars="0" w:firstLine="0" w:firstLineChars="0"/>
+              <w:ind w:left="0" w:right="0" w:firstLine="0" w:leftChars="0" w:rightChars="0" w:firstLineChars="0"/>
               <w:jc w:val="center"/>
               <w:textAlignment w:val="baseline"/>
               <w:rPr>
-                <w:rFonts w:ascii="宋体" w:hAnsi="宋体" w:eastAsia="宋体" w:cs="宋体"/>
+                <w:rFonts w:ascii="宋体" w:eastAsia="宋体" w:hAnsi="宋体" w:cs="宋体"/>
                 <w:sz w:val="20"/>
                 <w:szCs w:val="20"/>
               </w:rPr>
             </w:pPr>
             <w:r>
               <w:rPr>
-                <w:rFonts w:ascii="宋体" w:hAnsi="宋体" w:eastAsia="宋体" w:cs="宋体"/>
+                <w:rFonts w:ascii="宋体" w:eastAsia="宋体" w:hAnsi="宋体" w:cs="宋体"/>
                 <w:spacing w:val="7"/>
                 <w:sz w:val="20"/>
                 <w:szCs w:val="20"/>
@@ -970,18 +885,18 @@
               <w:adjustRightInd w:val="0"/>
               <w:snapToGrid w:val="0"/>
               <w:spacing w:before="176" w:line="229" w:lineRule="auto"/>
-              <w:ind w:left="0" w:leftChars="0" w:right="0" w:rightChars="0" w:firstLine="0" w:firstLineChars="0"/>
+              <w:ind w:left="0" w:right="0" w:firstLine="0" w:leftChars="0" w:rightChars="0" w:firstLineChars="0"/>
               <w:jc w:val="center"/>
               <w:textAlignment w:val="baseline"/>
               <w:rPr>
-                <w:rFonts w:ascii="宋体" w:hAnsi="宋体" w:eastAsia="宋体" w:cs="宋体"/>
+                <w:rFonts w:ascii="宋体" w:eastAsia="宋体" w:hAnsi="宋体" w:cs="宋体"/>
                 <w:sz w:val="20"/>
                 <w:szCs w:val="20"/>
               </w:rPr>
             </w:pPr>
             <w:r>
               <w:rPr>
-                <w:rFonts w:ascii="宋体" w:hAnsi="宋体" w:eastAsia="宋体" w:cs="宋体"/>
+                <w:rFonts w:ascii="宋体" w:eastAsia="宋体" w:hAnsi="宋体" w:cs="宋体"/>
                 <w:spacing w:val="7"/>
                 <w:sz w:val="20"/>
                 <w:szCs w:val="20"/>
@@ -993,14 +908,9 @@
       </w:tr>
       <w:tr>
         <w:tblPrEx>
-          <w:tblBorders>
-            <w:top w:val="single" w:color="000000" w:sz="2" w:space="0"/>
-            <w:left w:val="single" w:color="000000" w:sz="2" w:space="0"/>
-            <w:bottom w:val="single" w:color="000000" w:sz="2" w:space="0"/>
-            <w:right w:val="single" w:color="000000" w:sz="2" w:space="0"/>
-            <w:insideH w:val="single" w:color="000000" w:sz="2" w:space="0"/>
-            <w:insideV w:val="single" w:color="000000" w:sz="2" w:space="0"/>
-          </w:tblBorders>
+          <w:tblW w:w="7137" w:type="dxa"/>
+          <w:jc w:val="center"/>
+          <w:tblLayout w:type="fixed"/>
           <w:tblCellMar>
             <w:top w:w="0" w:type="dxa"/>
             <w:left w:w="0" w:type="dxa"/>
@@ -1009,7 +919,7 @@
           </w:tblCellMar>
         </w:tblPrEx>
         <w:trPr>
-          <w:trHeight w:val="516" w:hRule="atLeast"/>
+          <w:trHeight w:val="516"/>
           <w:jc w:val="center"/>
         </w:trPr>
         <w:tc>
@@ -1031,11 +941,11 @@
               <w:adjustRightInd w:val="0"/>
               <w:snapToGrid w:val="0"/>
               <w:spacing w:before="173" w:line="267" w:lineRule="exact"/>
-              <w:ind w:left="0" w:leftChars="0" w:right="0" w:rightChars="0" w:firstLine="0" w:firstLineChars="0"/>
+              <w:ind w:left="0" w:right="0" w:firstLine="0" w:leftChars="0" w:rightChars="0" w:firstLineChars="0"/>
               <w:jc w:val="center"/>
               <w:textAlignment w:val="baseline"/>
               <w:rPr>
-                <w:rFonts w:hint="default" w:ascii="宋体" w:hAnsi="宋体" w:eastAsia="宋体" w:cs="宋体"/>
+                <w:rFonts w:ascii="宋体" w:eastAsia="宋体" w:hAnsi="宋体" w:cs="宋体" w:hint="default"/>
                 <w:sz w:val="20"/>
                 <w:szCs w:val="20"/>
                 <w:lang w:val="en-US" w:eastAsia="zh-CN"/>
@@ -1043,7 +953,7 @@
             </w:pPr>
             <w:r>
               <w:rPr>
-                <w:rFonts w:ascii="宋体" w:hAnsi="宋体" w:eastAsia="宋体" w:cs="宋体"/>
+                <w:rFonts w:ascii="宋体" w:eastAsia="宋体" w:hAnsi="宋体" w:cs="宋体"/>
                 <w:spacing w:val="3"/>
                 <w:position w:val="1"/>
                 <w:sz w:val="20"/>
@@ -1053,7 +963,7 @@
             </w:r>
             <w:r>
               <w:rPr>
-                <w:rFonts w:hint="eastAsia" w:ascii="宋体" w:hAnsi="宋体" w:cs="宋体"/>
+                <w:rFonts w:ascii="宋体" w:hAnsi="宋体" w:cs="宋体" w:hint="eastAsia"/>
                 <w:spacing w:val="3"/>
                 <w:position w:val="1"/>
                 <w:sz w:val="20"/>
@@ -1083,18 +993,18 @@
               <w:adjustRightInd w:val="0"/>
               <w:snapToGrid w:val="0"/>
               <w:spacing w:before="173" w:line="267" w:lineRule="exact"/>
-              <w:ind w:left="0" w:leftChars="0" w:right="0" w:rightChars="0" w:firstLine="0" w:firstLineChars="0"/>
+              <w:ind w:left="0" w:right="0" w:firstLine="0" w:leftChars="0" w:rightChars="0" w:firstLineChars="0"/>
               <w:jc w:val="center"/>
               <w:textAlignment w:val="baseline"/>
               <w:rPr>
-                <w:rFonts w:ascii="宋体" w:hAnsi="宋体" w:eastAsia="宋体" w:cs="宋体"/>
+                <w:rFonts w:ascii="宋体" w:eastAsia="宋体" w:hAnsi="宋体" w:cs="宋体"/>
                 <w:sz w:val="20"/>
                 <w:szCs w:val="20"/>
               </w:rPr>
             </w:pPr>
             <w:r>
               <w:rPr>
-                <w:rFonts w:ascii="宋体" w:hAnsi="宋体" w:eastAsia="宋体" w:cs="宋体"/>
+                <w:rFonts w:ascii="宋体" w:eastAsia="宋体" w:hAnsi="宋体" w:cs="宋体"/>
                 <w:spacing w:val="4"/>
                 <w:position w:val="1"/>
                 <w:sz w:val="20"/>
@@ -1123,18 +1033,18 @@
               <w:adjustRightInd w:val="0"/>
               <w:snapToGrid w:val="0"/>
               <w:spacing w:before="172" w:line="228" w:lineRule="auto"/>
-              <w:ind w:left="0" w:leftChars="0" w:right="0" w:rightChars="0" w:firstLine="0" w:firstLineChars="0"/>
+              <w:ind w:left="0" w:right="0" w:firstLine="0" w:leftChars="0" w:rightChars="0" w:firstLineChars="0"/>
               <w:jc w:val="center"/>
               <w:textAlignment w:val="baseline"/>
               <w:rPr>
-                <w:rFonts w:ascii="宋体" w:hAnsi="宋体" w:eastAsia="宋体" w:cs="宋体"/>
+                <w:rFonts w:ascii="宋体" w:eastAsia="宋体" w:hAnsi="宋体" w:cs="宋体"/>
                 <w:sz w:val="20"/>
                 <w:szCs w:val="20"/>
               </w:rPr>
             </w:pPr>
             <w:r>
               <w:rPr>
-                <w:rFonts w:ascii="宋体" w:hAnsi="宋体" w:eastAsia="宋体" w:cs="宋体"/>
+                <w:rFonts w:ascii="宋体" w:eastAsia="宋体" w:hAnsi="宋体" w:cs="宋体"/>
                 <w:spacing w:val="7"/>
                 <w:sz w:val="20"/>
                 <w:szCs w:val="20"/>
@@ -1162,11 +1072,11 @@
               <w:adjustRightInd w:val="0"/>
               <w:snapToGrid w:val="0"/>
               <w:spacing w:before="173" w:line="229" w:lineRule="auto"/>
-              <w:ind w:left="0" w:leftChars="0" w:right="0" w:rightChars="0" w:firstLine="0" w:firstLineChars="0"/>
+              <w:ind w:left="0" w:right="0" w:firstLine="0" w:leftChars="0" w:rightChars="0" w:firstLineChars="0"/>
               <w:jc w:val="center"/>
               <w:textAlignment w:val="baseline"/>
               <w:rPr>
-                <w:rFonts w:ascii="宋体" w:hAnsi="宋体" w:eastAsia="宋体" w:cs="宋体"/>
+                <w:rFonts w:ascii="宋体" w:eastAsia="宋体" w:hAnsi="宋体" w:cs="宋体"/>
                 <w:sz w:val="20"/>
                 <w:szCs w:val="20"/>
               </w:rPr>
@@ -1183,14 +1093,9 @@
       </w:tr>
       <w:tr>
         <w:tblPrEx>
-          <w:tblBorders>
-            <w:top w:val="single" w:color="000000" w:sz="2" w:space="0"/>
-            <w:left w:val="single" w:color="000000" w:sz="2" w:space="0"/>
-            <w:bottom w:val="single" w:color="000000" w:sz="2" w:space="0"/>
-            <w:right w:val="single" w:color="000000" w:sz="2" w:space="0"/>
-            <w:insideH w:val="single" w:color="000000" w:sz="2" w:space="0"/>
-            <w:insideV w:val="single" w:color="000000" w:sz="2" w:space="0"/>
-          </w:tblBorders>
+          <w:tblW w:w="7137" w:type="dxa"/>
+          <w:jc w:val="center"/>
+          <w:tblLayout w:type="fixed"/>
           <w:tblCellMar>
             <w:top w:w="0" w:type="dxa"/>
             <w:left w:w="0" w:type="dxa"/>
@@ -1199,7 +1104,7 @@
           </w:tblCellMar>
         </w:tblPrEx>
         <w:trPr>
-          <w:trHeight w:val="556" w:hRule="atLeast"/>
+          <w:trHeight w:val="556"/>
           <w:jc w:val="center"/>
         </w:trPr>
         <w:tc>
@@ -1208,7 +1113,7 @@
           </w:tcPr>
           <w:p>
             <w:pPr>
-              <w:pStyle w:val="27"/>
+              <w:pStyle w:val="TableText"/>
               <w:keepNext w:val="0"/>
               <w:keepLines w:val="0"/>
               <w:pageBreakBefore w:val="0"/>
@@ -1221,7 +1126,7 @@
               <w:bidi w:val="0"/>
               <w:adjustRightInd w:val="0"/>
               <w:snapToGrid w:val="0"/>
-              <w:ind w:left="0" w:leftChars="0" w:right="0" w:rightChars="0" w:firstLine="0" w:firstLineChars="0"/>
+              <w:ind w:left="0" w:right="0" w:firstLine="0" w:leftChars="0" w:rightChars="0" w:firstLineChars="0"/>
               <w:jc w:val="center"/>
               <w:textAlignment w:val="baseline"/>
             </w:pPr>
@@ -1233,7 +1138,7 @@
           </w:tcPr>
           <w:p>
             <w:pPr>
-              <w:pStyle w:val="27"/>
+              <w:pStyle w:val="TableText"/>
               <w:keepNext w:val="0"/>
               <w:keepLines w:val="0"/>
               <w:pageBreakBefore w:val="0"/>
@@ -1246,7 +1151,7 @@
               <w:bidi w:val="0"/>
               <w:adjustRightInd w:val="0"/>
               <w:snapToGrid w:val="0"/>
-              <w:ind w:left="0" w:leftChars="0" w:right="0" w:rightChars="0" w:firstLine="0" w:firstLineChars="0"/>
+              <w:ind w:left="0" w:right="0" w:firstLine="0" w:leftChars="0" w:rightChars="0" w:firstLineChars="0"/>
               <w:jc w:val="center"/>
               <w:textAlignment w:val="baseline"/>
             </w:pPr>
@@ -1258,7 +1163,7 @@
           </w:tcPr>
           <w:p>
             <w:pPr>
-              <w:pStyle w:val="27"/>
+              <w:pStyle w:val="TableText"/>
               <w:keepNext w:val="0"/>
               <w:keepLines w:val="0"/>
               <w:pageBreakBefore w:val="0"/>
@@ -1271,7 +1176,7 @@
               <w:bidi w:val="0"/>
               <w:adjustRightInd w:val="0"/>
               <w:snapToGrid w:val="0"/>
-              <w:ind w:left="0" w:leftChars="0" w:right="0" w:rightChars="0" w:firstLine="0" w:firstLineChars="0"/>
+              <w:ind w:left="0" w:right="0" w:firstLine="0" w:leftChars="0" w:rightChars="0" w:firstLineChars="0"/>
               <w:jc w:val="center"/>
               <w:textAlignment w:val="baseline"/>
             </w:pPr>
@@ -1283,7 +1188,7 @@
           </w:tcPr>
           <w:p>
             <w:pPr>
-              <w:pStyle w:val="27"/>
+              <w:pStyle w:val="TableText"/>
               <w:keepNext w:val="0"/>
               <w:keepLines w:val="0"/>
               <w:pageBreakBefore w:val="0"/>
@@ -1296,7 +1201,7 @@
               <w:bidi w:val="0"/>
               <w:adjustRightInd w:val="0"/>
               <w:snapToGrid w:val="0"/>
-              <w:ind w:left="0" w:leftChars="0" w:right="0" w:rightChars="0" w:firstLine="0" w:firstLineChars="0"/>
+              <w:ind w:left="0" w:right="0" w:firstLine="0" w:leftChars="0" w:rightChars="0" w:firstLineChars="0"/>
               <w:jc w:val="center"/>
               <w:textAlignment w:val="baseline"/>
             </w:pPr>
@@ -1305,14 +1210,9 @@
       </w:tr>
       <w:tr>
         <w:tblPrEx>
-          <w:tblBorders>
-            <w:top w:val="single" w:color="000000" w:sz="2" w:space="0"/>
-            <w:left w:val="single" w:color="000000" w:sz="2" w:space="0"/>
-            <w:bottom w:val="single" w:color="000000" w:sz="2" w:space="0"/>
-            <w:right w:val="single" w:color="000000" w:sz="2" w:space="0"/>
-            <w:insideH w:val="single" w:color="000000" w:sz="2" w:space="0"/>
-            <w:insideV w:val="single" w:color="000000" w:sz="2" w:space="0"/>
-          </w:tblBorders>
+          <w:tblW w:w="7137" w:type="dxa"/>
+          <w:jc w:val="center"/>
+          <w:tblLayout w:type="fixed"/>
           <w:tblCellMar>
             <w:top w:w="0" w:type="dxa"/>
             <w:left w:w="0" w:type="dxa"/>
@@ -1321,7 +1221,7 @@
           </w:tblCellMar>
         </w:tblPrEx>
         <w:trPr>
-          <w:trHeight w:val="556" w:hRule="atLeast"/>
+          <w:trHeight w:val="556"/>
           <w:jc w:val="center"/>
         </w:trPr>
         <w:tc>
@@ -1330,7 +1230,7 @@
           </w:tcPr>
           <w:p>
             <w:pPr>
-              <w:pStyle w:val="27"/>
+              <w:pStyle w:val="TableText"/>
               <w:keepNext w:val="0"/>
               <w:keepLines w:val="0"/>
               <w:pageBreakBefore w:val="0"/>
@@ -1343,7 +1243,7 @@
               <w:bidi w:val="0"/>
               <w:adjustRightInd w:val="0"/>
               <w:snapToGrid w:val="0"/>
-              <w:ind w:left="0" w:leftChars="0" w:right="0" w:rightChars="0" w:firstLine="0" w:firstLineChars="0"/>
+              <w:ind w:left="0" w:right="0" w:firstLine="0" w:leftChars="0" w:rightChars="0" w:firstLineChars="0"/>
               <w:jc w:val="center"/>
               <w:textAlignment w:val="baseline"/>
             </w:pPr>
@@ -1355,7 +1255,7 @@
           </w:tcPr>
           <w:p>
             <w:pPr>
-              <w:pStyle w:val="27"/>
+              <w:pStyle w:val="TableText"/>
               <w:keepNext w:val="0"/>
               <w:keepLines w:val="0"/>
               <w:pageBreakBefore w:val="0"/>
@@ -1368,7 +1268,7 @@
               <w:bidi w:val="0"/>
               <w:adjustRightInd w:val="0"/>
               <w:snapToGrid w:val="0"/>
-              <w:ind w:left="0" w:leftChars="0" w:right="0" w:rightChars="0" w:firstLine="0" w:firstLineChars="0"/>
+              <w:ind w:left="0" w:right="0" w:firstLine="0" w:leftChars="0" w:rightChars="0" w:firstLineChars="0"/>
               <w:jc w:val="center"/>
               <w:textAlignment w:val="baseline"/>
             </w:pPr>
@@ -1380,7 +1280,7 @@
           </w:tcPr>
           <w:p>
             <w:pPr>
-              <w:pStyle w:val="27"/>
+              <w:pStyle w:val="TableText"/>
               <w:keepNext w:val="0"/>
               <w:keepLines w:val="0"/>
               <w:pageBreakBefore w:val="0"/>
@@ -1393,7 +1293,7 @@
               <w:bidi w:val="0"/>
               <w:adjustRightInd w:val="0"/>
               <w:snapToGrid w:val="0"/>
-              <w:ind w:left="0" w:leftChars="0" w:right="0" w:rightChars="0" w:firstLine="0" w:firstLineChars="0"/>
+              <w:ind w:left="0" w:right="0" w:firstLine="0" w:leftChars="0" w:rightChars="0" w:firstLineChars="0"/>
               <w:jc w:val="center"/>
               <w:textAlignment w:val="baseline"/>
             </w:pPr>
@@ -1405,7 +1305,7 @@
           </w:tcPr>
           <w:p>
             <w:pPr>
-              <w:pStyle w:val="27"/>
+              <w:pStyle w:val="TableText"/>
               <w:keepNext w:val="0"/>
               <w:keepLines w:val="0"/>
               <w:pageBreakBefore w:val="0"/>
@@ -1418,7 +1318,7 @@
               <w:bidi w:val="0"/>
               <w:adjustRightInd w:val="0"/>
               <w:snapToGrid w:val="0"/>
-              <w:ind w:left="0" w:leftChars="0" w:right="0" w:rightChars="0" w:firstLine="0" w:firstLineChars="0"/>
+              <w:ind w:left="0" w:right="0" w:firstLine="0" w:leftChars="0" w:rightChars="0" w:firstLineChars="0"/>
               <w:jc w:val="center"/>
               <w:textAlignment w:val="baseline"/>
             </w:pPr>
@@ -1427,14 +1327,9 @@
       </w:tr>
       <w:tr>
         <w:tblPrEx>
-          <w:tblBorders>
-            <w:top w:val="single" w:color="000000" w:sz="2" w:space="0"/>
-            <w:left w:val="single" w:color="000000" w:sz="2" w:space="0"/>
-            <w:bottom w:val="single" w:color="000000" w:sz="2" w:space="0"/>
-            <w:right w:val="single" w:color="000000" w:sz="2" w:space="0"/>
-            <w:insideH w:val="single" w:color="000000" w:sz="2" w:space="0"/>
-            <w:insideV w:val="single" w:color="000000" w:sz="2" w:space="0"/>
-          </w:tblBorders>
+          <w:tblW w:w="7137" w:type="dxa"/>
+          <w:jc w:val="center"/>
+          <w:tblLayout w:type="fixed"/>
           <w:tblCellMar>
             <w:top w:w="0" w:type="dxa"/>
             <w:left w:w="0" w:type="dxa"/>
@@ -1443,7 +1338,7 @@
           </w:tblCellMar>
         </w:tblPrEx>
         <w:trPr>
-          <w:trHeight w:val="557" w:hRule="atLeast"/>
+          <w:trHeight w:val="557"/>
           <w:jc w:val="center"/>
         </w:trPr>
         <w:tc>
@@ -1452,7 +1347,7 @@
           </w:tcPr>
           <w:p>
             <w:pPr>
-              <w:pStyle w:val="27"/>
+              <w:pStyle w:val="TableText"/>
               <w:keepNext w:val="0"/>
               <w:keepLines w:val="0"/>
               <w:pageBreakBefore w:val="0"/>
@@ -1465,7 +1360,7 @@
               <w:bidi w:val="0"/>
               <w:adjustRightInd w:val="0"/>
               <w:snapToGrid w:val="0"/>
-              <w:ind w:left="0" w:leftChars="0" w:right="0" w:rightChars="0" w:firstLine="0" w:firstLineChars="0"/>
+              <w:ind w:left="0" w:right="0" w:firstLine="0" w:leftChars="0" w:rightChars="0" w:firstLineChars="0"/>
               <w:jc w:val="center"/>
               <w:textAlignment w:val="baseline"/>
             </w:pPr>
@@ -1477,7 +1372,7 @@
           </w:tcPr>
           <w:p>
             <w:pPr>
-              <w:pStyle w:val="27"/>
+              <w:pStyle w:val="TableText"/>
               <w:keepNext w:val="0"/>
               <w:keepLines w:val="0"/>
               <w:pageBreakBefore w:val="0"/>
@@ -1490,7 +1385,7 @@
               <w:bidi w:val="0"/>
               <w:adjustRightInd w:val="0"/>
               <w:snapToGrid w:val="0"/>
-              <w:ind w:left="0" w:leftChars="0" w:right="0" w:rightChars="0" w:firstLine="0" w:firstLineChars="0"/>
+              <w:ind w:left="0" w:right="0" w:firstLine="0" w:leftChars="0" w:rightChars="0" w:firstLineChars="0"/>
               <w:jc w:val="center"/>
               <w:textAlignment w:val="baseline"/>
             </w:pPr>
@@ -1502,7 +1397,7 @@
           </w:tcPr>
           <w:p>
             <w:pPr>
-              <w:pStyle w:val="27"/>
+              <w:pStyle w:val="TableText"/>
               <w:keepNext w:val="0"/>
               <w:keepLines w:val="0"/>
               <w:pageBreakBefore w:val="0"/>
@@ -1515,7 +1410,7 @@
               <w:bidi w:val="0"/>
               <w:adjustRightInd w:val="0"/>
               <w:snapToGrid w:val="0"/>
-              <w:ind w:left="0" w:leftChars="0" w:right="0" w:rightChars="0" w:firstLine="0" w:firstLineChars="0"/>
+              <w:ind w:left="0" w:right="0" w:firstLine="0" w:leftChars="0" w:rightChars="0" w:firstLineChars="0"/>
               <w:jc w:val="center"/>
               <w:textAlignment w:val="baseline"/>
             </w:pPr>
@@ -1527,7 +1422,7 @@
           </w:tcPr>
           <w:p>
             <w:pPr>
-              <w:pStyle w:val="27"/>
+              <w:pStyle w:val="TableText"/>
               <w:keepNext w:val="0"/>
               <w:keepLines w:val="0"/>
               <w:pageBreakBefore w:val="0"/>
@@ -1540,7 +1435,7 @@
               <w:bidi w:val="0"/>
               <w:adjustRightInd w:val="0"/>
               <w:snapToGrid w:val="0"/>
-              <w:ind w:left="0" w:leftChars="0" w:right="0" w:rightChars="0" w:firstLine="0" w:firstLineChars="0"/>
+              <w:ind w:left="0" w:right="0" w:firstLine="0" w:leftChars="0" w:rightChars="0" w:firstLineChars="0"/>
               <w:jc w:val="center"/>
               <w:textAlignment w:val="baseline"/>
             </w:pPr>
@@ -1571,7 +1466,7 @@
     <w:sdt>
       <w:sdtPr>
         <w:rPr>
-          <w:rFonts w:hint="eastAsia" w:ascii="宋体" w:hAnsi="宋体" w:eastAsia="宋体" w:cs="宋体"/>
+          <w:rFonts w:ascii="宋体" w:eastAsia="宋体" w:hAnsi="宋体" w:cs="宋体" w:hint="eastAsia"/>
           <w:snapToGrid w:val="0"/>
           <w:color w:val="000000"/>
           <w:kern w:val="0"/>
@@ -1587,7 +1482,7 @@
       </w:sdtPr>
       <w:sdtEndPr>
         <w:rPr>
-          <w:rFonts w:hint="eastAsia" w:ascii="宋体" w:hAnsi="宋体" w:eastAsia="宋体" w:cs="宋体"/>
+          <w:rFonts w:ascii="宋体" w:eastAsia="宋体" w:hAnsi="宋体" w:cs="宋体" w:hint="eastAsia"/>
           <w:snapToGrid w:val="0"/>
           <w:color w:val="000000"/>
           <w:kern w:val="0"/>
@@ -1613,18 +1508,18 @@
             <w:adjustRightInd w:val="0"/>
             <w:snapToGrid w:val="0"/>
             <w:spacing w:before="0" w:beforeLines="0" w:after="0" w:afterLines="0" w:line="312" w:lineRule="auto"/>
-            <w:ind w:left="0" w:leftChars="0" w:right="0" w:rightChars="0" w:firstLine="0" w:firstLineChars="0"/>
+            <w:ind w:left="0" w:right="0" w:firstLine="0" w:leftChars="0" w:rightChars="0" w:firstLineChars="0"/>
             <w:jc w:val="center"/>
             <w:textAlignment w:val="baseline"/>
             <w:rPr>
-              <w:rFonts w:hint="eastAsia" w:ascii="宋体" w:hAnsi="宋体" w:eastAsia="宋体" w:cs="宋体"/>
+              <w:rFonts w:ascii="宋体" w:eastAsia="宋体" w:hAnsi="宋体" w:cs="宋体" w:hint="eastAsia"/>
               <w:sz w:val="24"/>
               <w:szCs w:val="24"/>
             </w:rPr>
           </w:pPr>
           <w:r>
             <w:rPr>
-              <w:rFonts w:hint="eastAsia" w:ascii="宋体" w:hAnsi="宋体" w:eastAsia="宋体" w:cs="宋体"/>
+              <w:rFonts w:ascii="宋体" w:eastAsia="宋体" w:hAnsi="宋体" w:cs="宋体" w:hint="eastAsia"/>
               <w:sz w:val="24"/>
               <w:szCs w:val="24"/>
             </w:rPr>
@@ -1633,14 +1528,14 @@
         </w:p>
         <w:p>
           <w:pPr>
-            <w:pStyle w:val="16"/>
+            <w:pStyle w:val="TOC1"/>
             <w:tabs>
               <w:tab w:val="right" w:leader="dot" w:pos="8306"/>
             </w:tabs>
           </w:pPr>
           <w:r>
             <w:rPr>
-              <w:rFonts w:hint="eastAsia" w:ascii="宋体" w:hAnsi="宋体" w:eastAsia="宋体" w:cs="宋体"/>
+              <w:rFonts w:ascii="宋体" w:eastAsia="宋体" w:hAnsi="宋体" w:cs="宋体" w:hint="eastAsia"/>
               <w:sz w:val="24"/>
               <w:szCs w:val="24"/>
             </w:rPr>
@@ -1648,7 +1543,7 @@
           </w:r>
           <w:r>
             <w:rPr>
-              <w:rFonts w:hint="eastAsia" w:ascii="宋体" w:hAnsi="宋体" w:eastAsia="宋体" w:cs="宋体"/>
+              <w:rFonts w:ascii="宋体" w:eastAsia="宋体" w:hAnsi="宋体" w:cs="宋体" w:hint="eastAsia"/>
               <w:sz w:val="24"/>
               <w:szCs w:val="24"/>
             </w:rPr>
@@ -1656,7 +1551,7 @@
           </w:r>
           <w:r>
             <w:rPr>
-              <w:rFonts w:hint="eastAsia" w:ascii="宋体" w:hAnsi="宋体" w:eastAsia="宋体" w:cs="宋体"/>
+              <w:rFonts w:ascii="宋体" w:eastAsia="宋体" w:hAnsi="宋体" w:cs="宋体" w:hint="eastAsia"/>
               <w:sz w:val="24"/>
               <w:szCs w:val="24"/>
             </w:rPr>
@@ -1664,21 +1559,21 @@
           </w:r>
           <w:r>
             <w:rPr>
-              <w:rFonts w:hint="eastAsia" w:ascii="宋体" w:hAnsi="宋体" w:eastAsia="宋体" w:cs="宋体"/>
+              <w:rFonts w:ascii="宋体" w:eastAsia="宋体" w:hAnsi="宋体" w:cs="宋体" w:hint="eastAsia"/>
               <w:szCs w:val="24"/>
             </w:rPr>
             <w:fldChar w:fldCharType="begin"/>
           </w:r>
           <w:r>
             <w:rPr>
-              <w:rFonts w:hint="eastAsia" w:ascii="宋体" w:hAnsi="宋体" w:eastAsia="宋体" w:cs="宋体"/>
+              <w:rFonts w:ascii="宋体" w:eastAsia="宋体" w:hAnsi="宋体" w:cs="宋体" w:hint="eastAsia"/>
               <w:szCs w:val="24"/>
             </w:rPr>
             <w:instrText xml:space="preserve"> HYPERLINK \l _Toc27691 </w:instrText>
           </w:r>
           <w:r>
             <w:rPr>
-              <w:rFonts w:hint="eastAsia" w:ascii="宋体" w:hAnsi="宋体" w:eastAsia="宋体" w:cs="宋体"/>
+              <w:rFonts w:ascii="宋体" w:eastAsia="宋体" w:hAnsi="宋体" w:cs="宋体" w:hint="eastAsia"/>
               <w:szCs w:val="24"/>
             </w:rPr>
             <w:fldChar w:fldCharType="separate"/>
@@ -1710,7 +1605,7 @@
           </w:r>
           <w:r>
             <w:rPr>
-              <w:rFonts w:hint="eastAsia" w:ascii="宋体" w:hAnsi="宋体" w:eastAsia="宋体" w:cs="宋体"/>
+              <w:rFonts w:ascii="宋体" w:eastAsia="宋体" w:hAnsi="宋体" w:cs="宋体" w:hint="eastAsia"/>
               <w:szCs w:val="24"/>
             </w:rPr>
             <w:fldChar w:fldCharType="end"/>
@@ -1718,28 +1613,28 @@
         </w:p>
         <w:p>
           <w:pPr>
-            <w:pStyle w:val="16"/>
+            <w:pStyle w:val="TOC1"/>
             <w:tabs>
               <w:tab w:val="right" w:leader="dot" w:pos="8306"/>
             </w:tabs>
           </w:pPr>
           <w:r>
             <w:rPr>
-              <w:rFonts w:hint="eastAsia" w:ascii="宋体" w:hAnsi="宋体" w:eastAsia="宋体" w:cs="宋体"/>
+              <w:rFonts w:ascii="宋体" w:eastAsia="宋体" w:hAnsi="宋体" w:cs="宋体" w:hint="eastAsia"/>
               <w:szCs w:val="24"/>
             </w:rPr>
             <w:fldChar w:fldCharType="begin"/>
           </w:r>
           <w:r>
             <w:rPr>
-              <w:rFonts w:hint="eastAsia" w:ascii="宋体" w:hAnsi="宋体" w:eastAsia="宋体" w:cs="宋体"/>
+              <w:rFonts w:ascii="宋体" w:eastAsia="宋体" w:hAnsi="宋体" w:cs="宋体" w:hint="eastAsia"/>
               <w:szCs w:val="24"/>
             </w:rPr>
             <w:instrText xml:space="preserve"> HYPERLINK \l _Toc20482 </w:instrText>
           </w:r>
           <w:r>
             <w:rPr>
-              <w:rFonts w:hint="eastAsia" w:ascii="宋体" w:hAnsi="宋体" w:eastAsia="宋体" w:cs="宋体"/>
+              <w:rFonts w:ascii="宋体" w:eastAsia="宋体" w:hAnsi="宋体" w:cs="宋体" w:hint="eastAsia"/>
               <w:szCs w:val="24"/>
             </w:rPr>
             <w:fldChar w:fldCharType="separate"/>
@@ -1771,7 +1666,7 @@
           </w:r>
           <w:r>
             <w:rPr>
-              <w:rFonts w:hint="eastAsia" w:ascii="宋体" w:hAnsi="宋体" w:eastAsia="宋体" w:cs="宋体"/>
+              <w:rFonts w:ascii="宋体" w:eastAsia="宋体" w:hAnsi="宋体" w:cs="宋体" w:hint="eastAsia"/>
               <w:szCs w:val="24"/>
             </w:rPr>
             <w:fldChar w:fldCharType="end"/>
@@ -1779,28 +1674,28 @@
         </w:p>
         <w:p>
           <w:pPr>
-            <w:pStyle w:val="16"/>
+            <w:pStyle w:val="TOC1"/>
             <w:tabs>
               <w:tab w:val="right" w:leader="dot" w:pos="8306"/>
             </w:tabs>
           </w:pPr>
           <w:r>
             <w:rPr>
-              <w:rFonts w:hint="eastAsia" w:ascii="宋体" w:hAnsi="宋体" w:eastAsia="宋体" w:cs="宋体"/>
+              <w:rFonts w:ascii="宋体" w:eastAsia="宋体" w:hAnsi="宋体" w:cs="宋体" w:hint="eastAsia"/>
               <w:szCs w:val="24"/>
             </w:rPr>
             <w:fldChar w:fldCharType="begin"/>
           </w:r>
           <w:r>
             <w:rPr>
-              <w:rFonts w:hint="eastAsia" w:ascii="宋体" w:hAnsi="宋体" w:eastAsia="宋体" w:cs="宋体"/>
+              <w:rFonts w:ascii="宋体" w:eastAsia="宋体" w:hAnsi="宋体" w:cs="宋体" w:hint="eastAsia"/>
               <w:szCs w:val="24"/>
             </w:rPr>
             <w:instrText xml:space="preserve"> HYPERLINK \l _Toc18312 </w:instrText>
           </w:r>
           <w:r>
             <w:rPr>
-              <w:rFonts w:hint="eastAsia" w:ascii="宋体" w:hAnsi="宋体" w:eastAsia="宋体" w:cs="宋体"/>
+              <w:rFonts w:ascii="宋体" w:eastAsia="宋体" w:hAnsi="宋体" w:cs="宋体" w:hint="eastAsia"/>
               <w:szCs w:val="24"/>
             </w:rPr>
             <w:fldChar w:fldCharType="separate"/>
@@ -1839,7 +1734,7 @@
           </w:r>
           <w:r>
             <w:rPr>
-              <w:rFonts w:hint="eastAsia" w:ascii="宋体" w:hAnsi="宋体" w:eastAsia="宋体" w:cs="宋体"/>
+              <w:rFonts w:ascii="宋体" w:eastAsia="宋体" w:hAnsi="宋体" w:cs="宋体" w:hint="eastAsia"/>
               <w:szCs w:val="24"/>
             </w:rPr>
             <w:fldChar w:fldCharType="end"/>
@@ -1847,28 +1742,28 @@
         </w:p>
         <w:p>
           <w:pPr>
-            <w:pStyle w:val="16"/>
+            <w:pStyle w:val="TOC1"/>
             <w:tabs>
               <w:tab w:val="right" w:leader="dot" w:pos="8306"/>
             </w:tabs>
           </w:pPr>
           <w:r>
             <w:rPr>
-              <w:rFonts w:hint="eastAsia" w:ascii="宋体" w:hAnsi="宋体" w:eastAsia="宋体" w:cs="宋体"/>
+              <w:rFonts w:ascii="宋体" w:eastAsia="宋体" w:hAnsi="宋体" w:cs="宋体" w:hint="eastAsia"/>
               <w:szCs w:val="24"/>
             </w:rPr>
             <w:fldChar w:fldCharType="begin"/>
           </w:r>
           <w:r>
             <w:rPr>
-              <w:rFonts w:hint="eastAsia" w:ascii="宋体" w:hAnsi="宋体" w:eastAsia="宋体" w:cs="宋体"/>
+              <w:rFonts w:ascii="宋体" w:eastAsia="宋体" w:hAnsi="宋体" w:cs="宋体" w:hint="eastAsia"/>
               <w:szCs w:val="24"/>
             </w:rPr>
             <w:instrText xml:space="preserve"> HYPERLINK \l _Toc18884 </w:instrText>
           </w:r>
           <w:r>
             <w:rPr>
-              <w:rFonts w:hint="eastAsia" w:ascii="宋体" w:hAnsi="宋体" w:eastAsia="宋体" w:cs="宋体"/>
+              <w:rFonts w:ascii="宋体" w:eastAsia="宋体" w:hAnsi="宋体" w:cs="宋体" w:hint="eastAsia"/>
               <w:szCs w:val="24"/>
             </w:rPr>
             <w:fldChar w:fldCharType="separate"/>
@@ -1907,7 +1802,7 @@
           </w:r>
           <w:r>
             <w:rPr>
-              <w:rFonts w:hint="eastAsia" w:ascii="宋体" w:hAnsi="宋体" w:eastAsia="宋体" w:cs="宋体"/>
+              <w:rFonts w:ascii="宋体" w:eastAsia="宋体" w:hAnsi="宋体" w:cs="宋体" w:hint="eastAsia"/>
               <w:szCs w:val="24"/>
             </w:rPr>
             <w:fldChar w:fldCharType="end"/>
@@ -1915,28 +1810,28 @@
         </w:p>
         <w:p>
           <w:pPr>
-            <w:pStyle w:val="17"/>
+            <w:pStyle w:val="TOC2"/>
             <w:tabs>
               <w:tab w:val="right" w:leader="dot" w:pos="8306"/>
             </w:tabs>
           </w:pPr>
           <w:r>
             <w:rPr>
-              <w:rFonts w:hint="eastAsia" w:ascii="宋体" w:hAnsi="宋体" w:eastAsia="宋体" w:cs="宋体"/>
+              <w:rFonts w:ascii="宋体" w:eastAsia="宋体" w:hAnsi="宋体" w:cs="宋体" w:hint="eastAsia"/>
               <w:szCs w:val="24"/>
             </w:rPr>
             <w:fldChar w:fldCharType="begin"/>
           </w:r>
           <w:r>
             <w:rPr>
-              <w:rFonts w:hint="eastAsia" w:ascii="宋体" w:hAnsi="宋体" w:eastAsia="宋体" w:cs="宋体"/>
+              <w:rFonts w:ascii="宋体" w:eastAsia="宋体" w:hAnsi="宋体" w:cs="宋体" w:hint="eastAsia"/>
               <w:szCs w:val="24"/>
             </w:rPr>
             <w:instrText xml:space="preserve"> HYPERLINK \l _Toc21208 </w:instrText>
           </w:r>
           <w:r>
             <w:rPr>
-              <w:rFonts w:hint="eastAsia" w:ascii="宋体" w:hAnsi="宋体" w:eastAsia="宋体" w:cs="宋体"/>
+              <w:rFonts w:ascii="宋体" w:eastAsia="宋体" w:hAnsi="宋体" w:cs="宋体" w:hint="eastAsia"/>
               <w:szCs w:val="24"/>
             </w:rPr>
             <w:fldChar w:fldCharType="separate"/>
@@ -1968,7 +1863,7 @@
           </w:r>
           <w:r>
             <w:rPr>
-              <w:rFonts w:hint="eastAsia" w:ascii="宋体" w:hAnsi="宋体" w:eastAsia="宋体" w:cs="宋体"/>
+              <w:rFonts w:ascii="宋体" w:eastAsia="宋体" w:hAnsi="宋体" w:cs="宋体" w:hint="eastAsia"/>
               <w:szCs w:val="24"/>
             </w:rPr>
             <w:fldChar w:fldCharType="end"/>
@@ -1976,28 +1871,28 @@
         </w:p>
         <w:p>
           <w:pPr>
-            <w:pStyle w:val="13"/>
+            <w:pStyle w:val="TOC3"/>
             <w:tabs>
               <w:tab w:val="right" w:leader="dot" w:pos="8306"/>
             </w:tabs>
           </w:pPr>
           <w:r>
             <w:rPr>
-              <w:rFonts w:hint="eastAsia" w:ascii="宋体" w:hAnsi="宋体" w:eastAsia="宋体" w:cs="宋体"/>
+              <w:rFonts w:ascii="宋体" w:eastAsia="宋体" w:hAnsi="宋体" w:cs="宋体" w:hint="eastAsia"/>
               <w:szCs w:val="24"/>
             </w:rPr>
             <w:fldChar w:fldCharType="begin"/>
           </w:r>
           <w:r>
             <w:rPr>
-              <w:rFonts w:hint="eastAsia" w:ascii="宋体" w:hAnsi="宋体" w:eastAsia="宋体" w:cs="宋体"/>
+              <w:rFonts w:ascii="宋体" w:eastAsia="宋体" w:hAnsi="宋体" w:cs="宋体" w:hint="eastAsia"/>
               <w:szCs w:val="24"/>
             </w:rPr>
             <w:instrText xml:space="preserve"> HYPERLINK \l _Toc27057 </w:instrText>
           </w:r>
           <w:r>
             <w:rPr>
-              <w:rFonts w:hint="eastAsia" w:ascii="宋体" w:hAnsi="宋体" w:eastAsia="宋体" w:cs="宋体"/>
+              <w:rFonts w:ascii="宋体" w:eastAsia="宋体" w:hAnsi="宋体" w:cs="宋体" w:hint="eastAsia"/>
               <w:szCs w:val="24"/>
             </w:rPr>
             <w:fldChar w:fldCharType="separate"/>
@@ -2029,7 +1924,7 @@
           </w:r>
           <w:r>
             <w:rPr>
-              <w:rFonts w:hint="eastAsia" w:ascii="宋体" w:hAnsi="宋体" w:eastAsia="宋体" w:cs="宋体"/>
+              <w:rFonts w:ascii="宋体" w:eastAsia="宋体" w:hAnsi="宋体" w:cs="宋体" w:hint="eastAsia"/>
               <w:szCs w:val="24"/>
             </w:rPr>
             <w:fldChar w:fldCharType="end"/>
@@ -2037,28 +1932,28 @@
         </w:p>
         <w:p>
           <w:pPr>
-            <w:pStyle w:val="13"/>
+            <w:pStyle w:val="TOC3"/>
             <w:tabs>
               <w:tab w:val="right" w:leader="dot" w:pos="8306"/>
             </w:tabs>
           </w:pPr>
           <w:r>
             <w:rPr>
-              <w:rFonts w:hint="eastAsia" w:ascii="宋体" w:hAnsi="宋体" w:eastAsia="宋体" w:cs="宋体"/>
+              <w:rFonts w:ascii="宋体" w:eastAsia="宋体" w:hAnsi="宋体" w:cs="宋体" w:hint="eastAsia"/>
               <w:szCs w:val="24"/>
             </w:rPr>
             <w:fldChar w:fldCharType="begin"/>
           </w:r>
           <w:r>
             <w:rPr>
-              <w:rFonts w:hint="eastAsia" w:ascii="宋体" w:hAnsi="宋体" w:eastAsia="宋体" w:cs="宋体"/>
+              <w:rFonts w:ascii="宋体" w:eastAsia="宋体" w:hAnsi="宋体" w:cs="宋体" w:hint="eastAsia"/>
               <w:szCs w:val="24"/>
             </w:rPr>
             <w:instrText xml:space="preserve"> HYPERLINK \l _Toc10907 </w:instrText>
           </w:r>
           <w:r>
             <w:rPr>
-              <w:rFonts w:hint="eastAsia" w:ascii="宋体" w:hAnsi="宋体" w:eastAsia="宋体" w:cs="宋体"/>
+              <w:rFonts w:ascii="宋体" w:eastAsia="宋体" w:hAnsi="宋体" w:cs="宋体" w:hint="eastAsia"/>
               <w:szCs w:val="24"/>
             </w:rPr>
             <w:fldChar w:fldCharType="separate"/>
@@ -2090,7 +1985,7 @@
           </w:r>
           <w:r>
             <w:rPr>
-              <w:rFonts w:hint="eastAsia" w:ascii="宋体" w:hAnsi="宋体" w:eastAsia="宋体" w:cs="宋体"/>
+              <w:rFonts w:ascii="宋体" w:eastAsia="宋体" w:hAnsi="宋体" w:cs="宋体" w:hint="eastAsia"/>
               <w:szCs w:val="24"/>
             </w:rPr>
             <w:fldChar w:fldCharType="end"/>
@@ -2098,28 +1993,28 @@
         </w:p>
         <w:p>
           <w:pPr>
-            <w:pStyle w:val="13"/>
+            <w:pStyle w:val="TOC3"/>
             <w:tabs>
               <w:tab w:val="right" w:leader="dot" w:pos="8306"/>
             </w:tabs>
           </w:pPr>
           <w:r>
             <w:rPr>
-              <w:rFonts w:hint="eastAsia" w:ascii="宋体" w:hAnsi="宋体" w:eastAsia="宋体" w:cs="宋体"/>
+              <w:rFonts w:ascii="宋体" w:eastAsia="宋体" w:hAnsi="宋体" w:cs="宋体" w:hint="eastAsia"/>
               <w:szCs w:val="24"/>
             </w:rPr>
             <w:fldChar w:fldCharType="begin"/>
           </w:r>
           <w:r>
             <w:rPr>
-              <w:rFonts w:hint="eastAsia" w:ascii="宋体" w:hAnsi="宋体" w:eastAsia="宋体" w:cs="宋体"/>
+              <w:rFonts w:ascii="宋体" w:eastAsia="宋体" w:hAnsi="宋体" w:cs="宋体" w:hint="eastAsia"/>
               <w:szCs w:val="24"/>
             </w:rPr>
             <w:instrText xml:space="preserve"> HYPERLINK \l _Toc17514 </w:instrText>
           </w:r>
           <w:r>
             <w:rPr>
-              <w:rFonts w:hint="eastAsia" w:ascii="宋体" w:hAnsi="宋体" w:eastAsia="宋体" w:cs="宋体"/>
+              <w:rFonts w:ascii="宋体" w:eastAsia="宋体" w:hAnsi="宋体" w:cs="宋体" w:hint="eastAsia"/>
               <w:szCs w:val="24"/>
             </w:rPr>
             <w:fldChar w:fldCharType="separate"/>
@@ -2151,7 +2046,7 @@
           </w:r>
           <w:r>
             <w:rPr>
-              <w:rFonts w:hint="eastAsia" w:ascii="宋体" w:hAnsi="宋体" w:eastAsia="宋体" w:cs="宋体"/>
+              <w:rFonts w:ascii="宋体" w:eastAsia="宋体" w:hAnsi="宋体" w:cs="宋体" w:hint="eastAsia"/>
               <w:szCs w:val="24"/>
             </w:rPr>
             <w:fldChar w:fldCharType="end"/>
@@ -2159,28 +2054,28 @@
         </w:p>
         <w:p>
           <w:pPr>
-            <w:pStyle w:val="13"/>
+            <w:pStyle w:val="TOC3"/>
             <w:tabs>
               <w:tab w:val="right" w:leader="dot" w:pos="8306"/>
             </w:tabs>
           </w:pPr>
           <w:r>
             <w:rPr>
-              <w:rFonts w:hint="eastAsia" w:ascii="宋体" w:hAnsi="宋体" w:eastAsia="宋体" w:cs="宋体"/>
+              <w:rFonts w:ascii="宋体" w:eastAsia="宋体" w:hAnsi="宋体" w:cs="宋体" w:hint="eastAsia"/>
               <w:szCs w:val="24"/>
             </w:rPr>
             <w:fldChar w:fldCharType="begin"/>
           </w:r>
           <w:r>
             <w:rPr>
-              <w:rFonts w:hint="eastAsia" w:ascii="宋体" w:hAnsi="宋体" w:eastAsia="宋体" w:cs="宋体"/>
+              <w:rFonts w:ascii="宋体" w:eastAsia="宋体" w:hAnsi="宋体" w:cs="宋体" w:hint="eastAsia"/>
               <w:szCs w:val="24"/>
             </w:rPr>
             <w:instrText xml:space="preserve"> HYPERLINK \l _Toc23175 </w:instrText>
           </w:r>
           <w:r>
             <w:rPr>
-              <w:rFonts w:hint="eastAsia" w:ascii="宋体" w:hAnsi="宋体" w:eastAsia="宋体" w:cs="宋体"/>
+              <w:rFonts w:ascii="宋体" w:eastAsia="宋体" w:hAnsi="宋体" w:cs="宋体" w:hint="eastAsia"/>
               <w:szCs w:val="24"/>
             </w:rPr>
             <w:fldChar w:fldCharType="separate"/>
@@ -2212,7 +2107,7 @@
           </w:r>
           <w:r>
             <w:rPr>
-              <w:rFonts w:hint="eastAsia" w:ascii="宋体" w:hAnsi="宋体" w:eastAsia="宋体" w:cs="宋体"/>
+              <w:rFonts w:ascii="宋体" w:eastAsia="宋体" w:hAnsi="宋体" w:cs="宋体" w:hint="eastAsia"/>
               <w:szCs w:val="24"/>
             </w:rPr>
             <w:fldChar w:fldCharType="end"/>
@@ -2220,28 +2115,28 @@
         </w:p>
         <w:p>
           <w:pPr>
-            <w:pStyle w:val="17"/>
+            <w:pStyle w:val="TOC2"/>
             <w:tabs>
               <w:tab w:val="right" w:leader="dot" w:pos="8306"/>
             </w:tabs>
           </w:pPr>
           <w:r>
             <w:rPr>
-              <w:rFonts w:hint="eastAsia" w:ascii="宋体" w:hAnsi="宋体" w:eastAsia="宋体" w:cs="宋体"/>
+              <w:rFonts w:ascii="宋体" w:eastAsia="宋体" w:hAnsi="宋体" w:cs="宋体" w:hint="eastAsia"/>
               <w:szCs w:val="24"/>
             </w:rPr>
             <w:fldChar w:fldCharType="begin"/>
           </w:r>
           <w:r>
             <w:rPr>
-              <w:rFonts w:hint="eastAsia" w:ascii="宋体" w:hAnsi="宋体" w:eastAsia="宋体" w:cs="宋体"/>
+              <w:rFonts w:ascii="宋体" w:eastAsia="宋体" w:hAnsi="宋体" w:cs="宋体" w:hint="eastAsia"/>
               <w:szCs w:val="24"/>
             </w:rPr>
             <w:instrText xml:space="preserve"> HYPERLINK \l _Toc16898 </w:instrText>
           </w:r>
           <w:r>
             <w:rPr>
-              <w:rFonts w:hint="eastAsia" w:ascii="宋体" w:hAnsi="宋体" w:eastAsia="宋体" w:cs="宋体"/>
+              <w:rFonts w:ascii="宋体" w:eastAsia="宋体" w:hAnsi="宋体" w:cs="宋体" w:hint="eastAsia"/>
               <w:szCs w:val="24"/>
             </w:rPr>
             <w:fldChar w:fldCharType="separate"/>
@@ -2273,7 +2168,7 @@
           </w:r>
           <w:r>
             <w:rPr>
-              <w:rFonts w:hint="eastAsia" w:ascii="宋体" w:hAnsi="宋体" w:eastAsia="宋体" w:cs="宋体"/>
+              <w:rFonts w:ascii="宋体" w:eastAsia="宋体" w:hAnsi="宋体" w:cs="宋体" w:hint="eastAsia"/>
               <w:szCs w:val="24"/>
             </w:rPr>
             <w:fldChar w:fldCharType="end"/>
@@ -2281,28 +2176,28 @@
         </w:p>
         <w:p>
           <w:pPr>
-            <w:pStyle w:val="13"/>
+            <w:pStyle w:val="TOC3"/>
             <w:tabs>
               <w:tab w:val="right" w:leader="dot" w:pos="8306"/>
             </w:tabs>
           </w:pPr>
           <w:r>
             <w:rPr>
-              <w:rFonts w:hint="eastAsia" w:ascii="宋体" w:hAnsi="宋体" w:eastAsia="宋体" w:cs="宋体"/>
+              <w:rFonts w:ascii="宋体" w:eastAsia="宋体" w:hAnsi="宋体" w:cs="宋体" w:hint="eastAsia"/>
               <w:szCs w:val="24"/>
             </w:rPr>
             <w:fldChar w:fldCharType="begin"/>
           </w:r>
           <w:r>
             <w:rPr>
-              <w:rFonts w:hint="eastAsia" w:ascii="宋体" w:hAnsi="宋体" w:eastAsia="宋体" w:cs="宋体"/>
+              <w:rFonts w:ascii="宋体" w:eastAsia="宋体" w:hAnsi="宋体" w:cs="宋体" w:hint="eastAsia"/>
               <w:szCs w:val="24"/>
             </w:rPr>
             <w:instrText xml:space="preserve"> HYPERLINK \l _Toc20685 </w:instrText>
           </w:r>
           <w:r>
             <w:rPr>
-              <w:rFonts w:hint="eastAsia" w:ascii="宋体" w:hAnsi="宋体" w:eastAsia="宋体" w:cs="宋体"/>
+              <w:rFonts w:ascii="宋体" w:eastAsia="宋体" w:hAnsi="宋体" w:cs="宋体" w:hint="eastAsia"/>
               <w:szCs w:val="24"/>
             </w:rPr>
             <w:fldChar w:fldCharType="separate"/>
@@ -2334,7 +2229,7 @@
           </w:r>
           <w:r>
             <w:rPr>
-              <w:rFonts w:hint="eastAsia" w:ascii="宋体" w:hAnsi="宋体" w:eastAsia="宋体" w:cs="宋体"/>
+              <w:rFonts w:ascii="宋体" w:eastAsia="宋体" w:hAnsi="宋体" w:cs="宋体" w:hint="eastAsia"/>
               <w:szCs w:val="24"/>
             </w:rPr>
             <w:fldChar w:fldCharType="end"/>
@@ -2342,28 +2237,28 @@
         </w:p>
         <w:p>
           <w:pPr>
-            <w:pStyle w:val="13"/>
+            <w:pStyle w:val="TOC3"/>
             <w:tabs>
               <w:tab w:val="right" w:leader="dot" w:pos="8306"/>
             </w:tabs>
           </w:pPr>
           <w:r>
             <w:rPr>
-              <w:rFonts w:hint="eastAsia" w:ascii="宋体" w:hAnsi="宋体" w:eastAsia="宋体" w:cs="宋体"/>
+              <w:rFonts w:ascii="宋体" w:eastAsia="宋体" w:hAnsi="宋体" w:cs="宋体" w:hint="eastAsia"/>
               <w:szCs w:val="24"/>
             </w:rPr>
             <w:fldChar w:fldCharType="begin"/>
           </w:r>
           <w:r>
             <w:rPr>
-              <w:rFonts w:hint="eastAsia" w:ascii="宋体" w:hAnsi="宋体" w:eastAsia="宋体" w:cs="宋体"/>
+              <w:rFonts w:ascii="宋体" w:eastAsia="宋体" w:hAnsi="宋体" w:cs="宋体" w:hint="eastAsia"/>
               <w:szCs w:val="24"/>
             </w:rPr>
             <w:instrText xml:space="preserve"> HYPERLINK \l _Toc19620 </w:instrText>
           </w:r>
           <w:r>
             <w:rPr>
-              <w:rFonts w:hint="eastAsia" w:ascii="宋体" w:hAnsi="宋体" w:eastAsia="宋体" w:cs="宋体"/>
+              <w:rFonts w:ascii="宋体" w:eastAsia="宋体" w:hAnsi="宋体" w:cs="宋体" w:hint="eastAsia"/>
               <w:szCs w:val="24"/>
             </w:rPr>
             <w:fldChar w:fldCharType="separate"/>
@@ -2395,7 +2290,7 @@
           </w:r>
           <w:r>
             <w:rPr>
-              <w:rFonts w:hint="eastAsia" w:ascii="宋体" w:hAnsi="宋体" w:eastAsia="宋体" w:cs="宋体"/>
+              <w:rFonts w:ascii="宋体" w:eastAsia="宋体" w:hAnsi="宋体" w:cs="宋体" w:hint="eastAsia"/>
               <w:szCs w:val="24"/>
             </w:rPr>
             <w:fldChar w:fldCharType="end"/>
@@ -2403,28 +2298,28 @@
         </w:p>
         <w:p>
           <w:pPr>
-            <w:pStyle w:val="13"/>
+            <w:pStyle w:val="TOC3"/>
             <w:tabs>
               <w:tab w:val="right" w:leader="dot" w:pos="8306"/>
             </w:tabs>
           </w:pPr>
           <w:r>
             <w:rPr>
-              <w:rFonts w:hint="eastAsia" w:ascii="宋体" w:hAnsi="宋体" w:eastAsia="宋体" w:cs="宋体"/>
+              <w:rFonts w:ascii="宋体" w:eastAsia="宋体" w:hAnsi="宋体" w:cs="宋体" w:hint="eastAsia"/>
               <w:szCs w:val="24"/>
             </w:rPr>
             <w:fldChar w:fldCharType="begin"/>
           </w:r>
           <w:r>
             <w:rPr>
-              <w:rFonts w:hint="eastAsia" w:ascii="宋体" w:hAnsi="宋体" w:eastAsia="宋体" w:cs="宋体"/>
+              <w:rFonts w:ascii="宋体" w:eastAsia="宋体" w:hAnsi="宋体" w:cs="宋体" w:hint="eastAsia"/>
               <w:szCs w:val="24"/>
             </w:rPr>
             <w:instrText xml:space="preserve"> HYPERLINK \l _Toc14503 </w:instrText>
           </w:r>
           <w:r>
             <w:rPr>
-              <w:rFonts w:hint="eastAsia" w:ascii="宋体" w:hAnsi="宋体" w:eastAsia="宋体" w:cs="宋体"/>
+              <w:rFonts w:ascii="宋体" w:eastAsia="宋体" w:hAnsi="宋体" w:cs="宋体" w:hint="eastAsia"/>
               <w:szCs w:val="24"/>
             </w:rPr>
             <w:fldChar w:fldCharType="separate"/>
@@ -2456,7 +2351,7 @@
           </w:r>
           <w:r>
             <w:rPr>
-              <w:rFonts w:hint="eastAsia" w:ascii="宋体" w:hAnsi="宋体" w:eastAsia="宋体" w:cs="宋体"/>
+              <w:rFonts w:ascii="宋体" w:eastAsia="宋体" w:hAnsi="宋体" w:cs="宋体" w:hint="eastAsia"/>
               <w:szCs w:val="24"/>
             </w:rPr>
             <w:fldChar w:fldCharType="end"/>
@@ -2464,28 +2359,28 @@
         </w:p>
         <w:p>
           <w:pPr>
-            <w:pStyle w:val="13"/>
+            <w:pStyle w:val="TOC3"/>
             <w:tabs>
               <w:tab w:val="right" w:leader="dot" w:pos="8306"/>
             </w:tabs>
           </w:pPr>
           <w:r>
             <w:rPr>
-              <w:rFonts w:hint="eastAsia" w:ascii="宋体" w:hAnsi="宋体" w:eastAsia="宋体" w:cs="宋体"/>
+              <w:rFonts w:ascii="宋体" w:eastAsia="宋体" w:hAnsi="宋体" w:cs="宋体" w:hint="eastAsia"/>
               <w:szCs w:val="24"/>
             </w:rPr>
             <w:fldChar w:fldCharType="begin"/>
           </w:r>
           <w:r>
             <w:rPr>
-              <w:rFonts w:hint="eastAsia" w:ascii="宋体" w:hAnsi="宋体" w:eastAsia="宋体" w:cs="宋体"/>
+              <w:rFonts w:ascii="宋体" w:eastAsia="宋体" w:hAnsi="宋体" w:cs="宋体" w:hint="eastAsia"/>
               <w:szCs w:val="24"/>
             </w:rPr>
             <w:instrText xml:space="preserve"> HYPERLINK \l _Toc3448 </w:instrText>
           </w:r>
           <w:r>
             <w:rPr>
-              <w:rFonts w:hint="eastAsia" w:ascii="宋体" w:hAnsi="宋体" w:eastAsia="宋体" w:cs="宋体"/>
+              <w:rFonts w:ascii="宋体" w:eastAsia="宋体" w:hAnsi="宋体" w:cs="宋体" w:hint="eastAsia"/>
               <w:szCs w:val="24"/>
             </w:rPr>
             <w:fldChar w:fldCharType="separate"/>
@@ -2517,7 +2412,7 @@
           </w:r>
           <w:r>
             <w:rPr>
-              <w:rFonts w:hint="eastAsia" w:ascii="宋体" w:hAnsi="宋体" w:eastAsia="宋体" w:cs="宋体"/>
+              <w:rFonts w:ascii="宋体" w:eastAsia="宋体" w:hAnsi="宋体" w:cs="宋体" w:hint="eastAsia"/>
               <w:szCs w:val="24"/>
             </w:rPr>
             <w:fldChar w:fldCharType="end"/>
@@ -2525,28 +2420,28 @@
         </w:p>
         <w:p>
           <w:pPr>
-            <w:pStyle w:val="17"/>
+            <w:pStyle w:val="TOC2"/>
             <w:tabs>
               <w:tab w:val="right" w:leader="dot" w:pos="8306"/>
             </w:tabs>
           </w:pPr>
           <w:r>
             <w:rPr>
-              <w:rFonts w:hint="eastAsia" w:ascii="宋体" w:hAnsi="宋体" w:eastAsia="宋体" w:cs="宋体"/>
+              <w:rFonts w:ascii="宋体" w:eastAsia="宋体" w:hAnsi="宋体" w:cs="宋体" w:hint="eastAsia"/>
               <w:szCs w:val="24"/>
             </w:rPr>
             <w:fldChar w:fldCharType="begin"/>
           </w:r>
           <w:r>
             <w:rPr>
-              <w:rFonts w:hint="eastAsia" w:ascii="宋体" w:hAnsi="宋体" w:eastAsia="宋体" w:cs="宋体"/>
+              <w:rFonts w:ascii="宋体" w:eastAsia="宋体" w:hAnsi="宋体" w:cs="宋体" w:hint="eastAsia"/>
               <w:szCs w:val="24"/>
             </w:rPr>
             <w:instrText xml:space="preserve"> HYPERLINK \l _Toc24101 </w:instrText>
           </w:r>
           <w:r>
             <w:rPr>
-              <w:rFonts w:hint="eastAsia" w:ascii="宋体" w:hAnsi="宋体" w:eastAsia="宋体" w:cs="宋体"/>
+              <w:rFonts w:ascii="宋体" w:eastAsia="宋体" w:hAnsi="宋体" w:cs="宋体" w:hint="eastAsia"/>
               <w:szCs w:val="24"/>
             </w:rPr>
             <w:fldChar w:fldCharType="separate"/>
@@ -2578,7 +2473,7 @@
           </w:r>
           <w:r>
             <w:rPr>
-              <w:rFonts w:hint="eastAsia" w:ascii="宋体" w:hAnsi="宋体" w:eastAsia="宋体" w:cs="宋体"/>
+              <w:rFonts w:ascii="宋体" w:eastAsia="宋体" w:hAnsi="宋体" w:cs="宋体" w:hint="eastAsia"/>
               <w:szCs w:val="24"/>
             </w:rPr>
             <w:fldChar w:fldCharType="end"/>
@@ -2586,28 +2481,28 @@
         </w:p>
         <w:p>
           <w:pPr>
-            <w:pStyle w:val="13"/>
+            <w:pStyle w:val="TOC3"/>
             <w:tabs>
               <w:tab w:val="right" w:leader="dot" w:pos="8306"/>
             </w:tabs>
           </w:pPr>
           <w:r>
             <w:rPr>
-              <w:rFonts w:hint="eastAsia" w:ascii="宋体" w:hAnsi="宋体" w:eastAsia="宋体" w:cs="宋体"/>
+              <w:rFonts w:ascii="宋体" w:eastAsia="宋体" w:hAnsi="宋体" w:cs="宋体" w:hint="eastAsia"/>
               <w:szCs w:val="24"/>
             </w:rPr>
             <w:fldChar w:fldCharType="begin"/>
           </w:r>
           <w:r>
             <w:rPr>
-              <w:rFonts w:hint="eastAsia" w:ascii="宋体" w:hAnsi="宋体" w:eastAsia="宋体" w:cs="宋体"/>
+              <w:rFonts w:ascii="宋体" w:eastAsia="宋体" w:hAnsi="宋体" w:cs="宋体" w:hint="eastAsia"/>
               <w:szCs w:val="24"/>
             </w:rPr>
             <w:instrText xml:space="preserve"> HYPERLINK \l _Toc29102 </w:instrText>
           </w:r>
           <w:r>
             <w:rPr>
-              <w:rFonts w:hint="eastAsia" w:ascii="宋体" w:hAnsi="宋体" w:eastAsia="宋体" w:cs="宋体"/>
+              <w:rFonts w:ascii="宋体" w:eastAsia="宋体" w:hAnsi="宋体" w:cs="宋体" w:hint="eastAsia"/>
               <w:szCs w:val="24"/>
             </w:rPr>
             <w:fldChar w:fldCharType="separate"/>
@@ -2639,7 +2534,7 @@
           </w:r>
           <w:r>
             <w:rPr>
-              <w:rFonts w:hint="eastAsia" w:ascii="宋体" w:hAnsi="宋体" w:eastAsia="宋体" w:cs="宋体"/>
+              <w:rFonts w:ascii="宋体" w:eastAsia="宋体" w:hAnsi="宋体" w:cs="宋体" w:hint="eastAsia"/>
               <w:szCs w:val="24"/>
             </w:rPr>
             <w:fldChar w:fldCharType="end"/>
@@ -2647,28 +2542,28 @@
         </w:p>
         <w:p>
           <w:pPr>
-            <w:pStyle w:val="13"/>
+            <w:pStyle w:val="TOC3"/>
             <w:tabs>
               <w:tab w:val="right" w:leader="dot" w:pos="8306"/>
             </w:tabs>
           </w:pPr>
           <w:r>
             <w:rPr>
-              <w:rFonts w:hint="eastAsia" w:ascii="宋体" w:hAnsi="宋体" w:eastAsia="宋体" w:cs="宋体"/>
+              <w:rFonts w:ascii="宋体" w:eastAsia="宋体" w:hAnsi="宋体" w:cs="宋体" w:hint="eastAsia"/>
               <w:szCs w:val="24"/>
             </w:rPr>
             <w:fldChar w:fldCharType="begin"/>
           </w:r>
           <w:r>
             <w:rPr>
-              <w:rFonts w:hint="eastAsia" w:ascii="宋体" w:hAnsi="宋体" w:eastAsia="宋体" w:cs="宋体"/>
+              <w:rFonts w:ascii="宋体" w:eastAsia="宋体" w:hAnsi="宋体" w:cs="宋体" w:hint="eastAsia"/>
               <w:szCs w:val="24"/>
             </w:rPr>
             <w:instrText xml:space="preserve"> HYPERLINK \l _Toc3476 </w:instrText>
           </w:r>
           <w:r>
             <w:rPr>
-              <w:rFonts w:hint="eastAsia" w:ascii="宋体" w:hAnsi="宋体" w:eastAsia="宋体" w:cs="宋体"/>
+              <w:rFonts w:ascii="宋体" w:eastAsia="宋体" w:hAnsi="宋体" w:cs="宋体" w:hint="eastAsia"/>
               <w:szCs w:val="24"/>
             </w:rPr>
             <w:fldChar w:fldCharType="separate"/>
@@ -2700,7 +2595,7 @@
           </w:r>
           <w:r>
             <w:rPr>
-              <w:rFonts w:hint="eastAsia" w:ascii="宋体" w:hAnsi="宋体" w:eastAsia="宋体" w:cs="宋体"/>
+              <w:rFonts w:ascii="宋体" w:eastAsia="宋体" w:hAnsi="宋体" w:cs="宋体" w:hint="eastAsia"/>
               <w:szCs w:val="24"/>
             </w:rPr>
             <w:fldChar w:fldCharType="end"/>
@@ -2708,28 +2603,28 @@
         </w:p>
         <w:p>
           <w:pPr>
-            <w:pStyle w:val="13"/>
+            <w:pStyle w:val="TOC3"/>
             <w:tabs>
               <w:tab w:val="right" w:leader="dot" w:pos="8306"/>
             </w:tabs>
           </w:pPr>
           <w:r>
             <w:rPr>
-              <w:rFonts w:hint="eastAsia" w:ascii="宋体" w:hAnsi="宋体" w:eastAsia="宋体" w:cs="宋体"/>
+              <w:rFonts w:ascii="宋体" w:eastAsia="宋体" w:hAnsi="宋体" w:cs="宋体" w:hint="eastAsia"/>
               <w:szCs w:val="24"/>
             </w:rPr>
             <w:fldChar w:fldCharType="begin"/>
           </w:r>
           <w:r>
             <w:rPr>
-              <w:rFonts w:hint="eastAsia" w:ascii="宋体" w:hAnsi="宋体" w:eastAsia="宋体" w:cs="宋体"/>
+              <w:rFonts w:ascii="宋体" w:eastAsia="宋体" w:hAnsi="宋体" w:cs="宋体" w:hint="eastAsia"/>
               <w:szCs w:val="24"/>
             </w:rPr>
             <w:instrText xml:space="preserve"> HYPERLINK \l _Toc16594 </w:instrText>
           </w:r>
           <w:r>
             <w:rPr>
-              <w:rFonts w:hint="eastAsia" w:ascii="宋体" w:hAnsi="宋体" w:eastAsia="宋体" w:cs="宋体"/>
+              <w:rFonts w:ascii="宋体" w:eastAsia="宋体" w:hAnsi="宋体" w:cs="宋体" w:hint="eastAsia"/>
               <w:szCs w:val="24"/>
             </w:rPr>
             <w:fldChar w:fldCharType="separate"/>
@@ -2761,7 +2656,7 @@
           </w:r>
           <w:r>
             <w:rPr>
-              <w:rFonts w:hint="eastAsia" w:ascii="宋体" w:hAnsi="宋体" w:eastAsia="宋体" w:cs="宋体"/>
+              <w:rFonts w:ascii="宋体" w:eastAsia="宋体" w:hAnsi="宋体" w:cs="宋体" w:hint="eastAsia"/>
               <w:szCs w:val="24"/>
             </w:rPr>
             <w:fldChar w:fldCharType="end"/>
@@ -2769,28 +2664,28 @@
         </w:p>
         <w:p>
           <w:pPr>
-            <w:pStyle w:val="13"/>
+            <w:pStyle w:val="TOC3"/>
             <w:tabs>
               <w:tab w:val="right" w:leader="dot" w:pos="8306"/>
             </w:tabs>
           </w:pPr>
           <w:r>
             <w:rPr>
-              <w:rFonts w:hint="eastAsia" w:ascii="宋体" w:hAnsi="宋体" w:eastAsia="宋体" w:cs="宋体"/>
+              <w:rFonts w:ascii="宋体" w:eastAsia="宋体" w:hAnsi="宋体" w:cs="宋体" w:hint="eastAsia"/>
               <w:szCs w:val="24"/>
             </w:rPr>
             <w:fldChar w:fldCharType="begin"/>
           </w:r>
           <w:r>
             <w:rPr>
-              <w:rFonts w:hint="eastAsia" w:ascii="宋体" w:hAnsi="宋体" w:eastAsia="宋体" w:cs="宋体"/>
+              <w:rFonts w:ascii="宋体" w:eastAsia="宋体" w:hAnsi="宋体" w:cs="宋体" w:hint="eastAsia"/>
               <w:szCs w:val="24"/>
             </w:rPr>
             <w:instrText xml:space="preserve"> HYPERLINK \l _Toc13048 </w:instrText>
           </w:r>
           <w:r>
             <w:rPr>
-              <w:rFonts w:hint="eastAsia" w:ascii="宋体" w:hAnsi="宋体" w:eastAsia="宋体" w:cs="宋体"/>
+              <w:rFonts w:ascii="宋体" w:eastAsia="宋体" w:hAnsi="宋体" w:cs="宋体" w:hint="eastAsia"/>
               <w:szCs w:val="24"/>
             </w:rPr>
             <w:fldChar w:fldCharType="separate"/>
@@ -2822,7 +2717,7 @@
           </w:r>
           <w:r>
             <w:rPr>
-              <w:rFonts w:hint="eastAsia" w:ascii="宋体" w:hAnsi="宋体" w:eastAsia="宋体" w:cs="宋体"/>
+              <w:rFonts w:ascii="宋体" w:eastAsia="宋体" w:hAnsi="宋体" w:cs="宋体" w:hint="eastAsia"/>
               <w:szCs w:val="24"/>
             </w:rPr>
             <w:fldChar w:fldCharType="end"/>
@@ -2830,28 +2725,28 @@
         </w:p>
         <w:p>
           <w:pPr>
-            <w:pStyle w:val="17"/>
+            <w:pStyle w:val="TOC2"/>
             <w:tabs>
               <w:tab w:val="right" w:leader="dot" w:pos="8306"/>
             </w:tabs>
           </w:pPr>
           <w:r>
             <w:rPr>
-              <w:rFonts w:hint="eastAsia" w:ascii="宋体" w:hAnsi="宋体" w:eastAsia="宋体" w:cs="宋体"/>
+              <w:rFonts w:ascii="宋体" w:eastAsia="宋体" w:hAnsi="宋体" w:cs="宋体" w:hint="eastAsia"/>
               <w:szCs w:val="24"/>
             </w:rPr>
             <w:fldChar w:fldCharType="begin"/>
           </w:r>
           <w:r>
             <w:rPr>
-              <w:rFonts w:hint="eastAsia" w:ascii="宋体" w:hAnsi="宋体" w:eastAsia="宋体" w:cs="宋体"/>
+              <w:rFonts w:ascii="宋体" w:eastAsia="宋体" w:hAnsi="宋体" w:cs="宋体" w:hint="eastAsia"/>
               <w:szCs w:val="24"/>
             </w:rPr>
             <w:instrText xml:space="preserve"> HYPERLINK \l _Toc5849 </w:instrText>
           </w:r>
           <w:r>
             <w:rPr>
-              <w:rFonts w:hint="eastAsia" w:ascii="宋体" w:hAnsi="宋体" w:eastAsia="宋体" w:cs="宋体"/>
+              <w:rFonts w:ascii="宋体" w:eastAsia="宋体" w:hAnsi="宋体" w:cs="宋体" w:hint="eastAsia"/>
               <w:szCs w:val="24"/>
             </w:rPr>
             <w:fldChar w:fldCharType="separate"/>
@@ -2883,7 +2778,7 @@
           </w:r>
           <w:r>
             <w:rPr>
-              <w:rFonts w:hint="eastAsia" w:ascii="宋体" w:hAnsi="宋体" w:eastAsia="宋体" w:cs="宋体"/>
+              <w:rFonts w:ascii="宋体" w:eastAsia="宋体" w:hAnsi="宋体" w:cs="宋体" w:hint="eastAsia"/>
               <w:szCs w:val="24"/>
             </w:rPr>
             <w:fldChar w:fldCharType="end"/>
@@ -2891,28 +2786,28 @@
         </w:p>
         <w:p>
           <w:pPr>
-            <w:pStyle w:val="13"/>
+            <w:pStyle w:val="TOC3"/>
             <w:tabs>
               <w:tab w:val="right" w:leader="dot" w:pos="8306"/>
             </w:tabs>
           </w:pPr>
           <w:r>
             <w:rPr>
-              <w:rFonts w:hint="eastAsia" w:ascii="宋体" w:hAnsi="宋体" w:eastAsia="宋体" w:cs="宋体"/>
+              <w:rFonts w:ascii="宋体" w:eastAsia="宋体" w:hAnsi="宋体" w:cs="宋体" w:hint="eastAsia"/>
               <w:szCs w:val="24"/>
             </w:rPr>
             <w:fldChar w:fldCharType="begin"/>
           </w:r>
           <w:r>
             <w:rPr>
-              <w:rFonts w:hint="eastAsia" w:ascii="宋体" w:hAnsi="宋体" w:eastAsia="宋体" w:cs="宋体"/>
+              <w:rFonts w:ascii="宋体" w:eastAsia="宋体" w:hAnsi="宋体" w:cs="宋体" w:hint="eastAsia"/>
               <w:szCs w:val="24"/>
             </w:rPr>
             <w:instrText xml:space="preserve"> HYPERLINK \l _Toc25193 </w:instrText>
           </w:r>
           <w:r>
             <w:rPr>
-              <w:rFonts w:hint="eastAsia" w:ascii="宋体" w:hAnsi="宋体" w:eastAsia="宋体" w:cs="宋体"/>
+              <w:rFonts w:ascii="宋体" w:eastAsia="宋体" w:hAnsi="宋体" w:cs="宋体" w:hint="eastAsia"/>
               <w:szCs w:val="24"/>
             </w:rPr>
             <w:fldChar w:fldCharType="separate"/>
@@ -2944,7 +2839,7 @@
           </w:r>
           <w:r>
             <w:rPr>
-              <w:rFonts w:hint="eastAsia" w:ascii="宋体" w:hAnsi="宋体" w:eastAsia="宋体" w:cs="宋体"/>
+              <w:rFonts w:ascii="宋体" w:eastAsia="宋体" w:hAnsi="宋体" w:cs="宋体" w:hint="eastAsia"/>
               <w:szCs w:val="24"/>
             </w:rPr>
             <w:fldChar w:fldCharType="end"/>
@@ -2952,28 +2847,28 @@
         </w:p>
         <w:p>
           <w:pPr>
-            <w:pStyle w:val="13"/>
+            <w:pStyle w:val="TOC3"/>
             <w:tabs>
               <w:tab w:val="right" w:leader="dot" w:pos="8306"/>
             </w:tabs>
           </w:pPr>
           <w:r>
             <w:rPr>
-              <w:rFonts w:hint="eastAsia" w:ascii="宋体" w:hAnsi="宋体" w:eastAsia="宋体" w:cs="宋体"/>
+              <w:rFonts w:ascii="宋体" w:eastAsia="宋体" w:hAnsi="宋体" w:cs="宋体" w:hint="eastAsia"/>
               <w:szCs w:val="24"/>
             </w:rPr>
             <w:fldChar w:fldCharType="begin"/>
           </w:r>
           <w:r>
             <w:rPr>
-              <w:rFonts w:hint="eastAsia" w:ascii="宋体" w:hAnsi="宋体" w:eastAsia="宋体" w:cs="宋体"/>
+              <w:rFonts w:ascii="宋体" w:eastAsia="宋体" w:hAnsi="宋体" w:cs="宋体" w:hint="eastAsia"/>
               <w:szCs w:val="24"/>
             </w:rPr>
             <w:instrText xml:space="preserve"> HYPERLINK \l _Toc26508 </w:instrText>
           </w:r>
           <w:r>
             <w:rPr>
-              <w:rFonts w:hint="eastAsia" w:ascii="宋体" w:hAnsi="宋体" w:eastAsia="宋体" w:cs="宋体"/>
+              <w:rFonts w:ascii="宋体" w:eastAsia="宋体" w:hAnsi="宋体" w:cs="宋体" w:hint="eastAsia"/>
               <w:szCs w:val="24"/>
             </w:rPr>
             <w:fldChar w:fldCharType="separate"/>
@@ -3005,7 +2900,7 @@
           </w:r>
           <w:r>
             <w:rPr>
-              <w:rFonts w:hint="eastAsia" w:ascii="宋体" w:hAnsi="宋体" w:eastAsia="宋体" w:cs="宋体"/>
+              <w:rFonts w:ascii="宋体" w:eastAsia="宋体" w:hAnsi="宋体" w:cs="宋体" w:hint="eastAsia"/>
               <w:szCs w:val="24"/>
             </w:rPr>
             <w:fldChar w:fldCharType="end"/>
@@ -3013,28 +2908,28 @@
         </w:p>
         <w:p>
           <w:pPr>
-            <w:pStyle w:val="13"/>
+            <w:pStyle w:val="TOC3"/>
             <w:tabs>
               <w:tab w:val="right" w:leader="dot" w:pos="8306"/>
             </w:tabs>
           </w:pPr>
           <w:r>
             <w:rPr>
-              <w:rFonts w:hint="eastAsia" w:ascii="宋体" w:hAnsi="宋体" w:eastAsia="宋体" w:cs="宋体"/>
+              <w:rFonts w:ascii="宋体" w:eastAsia="宋体" w:hAnsi="宋体" w:cs="宋体" w:hint="eastAsia"/>
               <w:szCs w:val="24"/>
             </w:rPr>
             <w:fldChar w:fldCharType="begin"/>
           </w:r>
           <w:r>
             <w:rPr>
-              <w:rFonts w:hint="eastAsia" w:ascii="宋体" w:hAnsi="宋体" w:eastAsia="宋体" w:cs="宋体"/>
+              <w:rFonts w:ascii="宋体" w:eastAsia="宋体" w:hAnsi="宋体" w:cs="宋体" w:hint="eastAsia"/>
               <w:szCs w:val="24"/>
             </w:rPr>
             <w:instrText xml:space="preserve"> HYPERLINK \l _Toc30812 </w:instrText>
           </w:r>
           <w:r>
             <w:rPr>
-              <w:rFonts w:hint="eastAsia" w:ascii="宋体" w:hAnsi="宋体" w:eastAsia="宋体" w:cs="宋体"/>
+              <w:rFonts w:ascii="宋体" w:eastAsia="宋体" w:hAnsi="宋体" w:cs="宋体" w:hint="eastAsia"/>
               <w:szCs w:val="24"/>
             </w:rPr>
             <w:fldChar w:fldCharType="separate"/>
@@ -3066,7 +2961,7 @@
           </w:r>
           <w:r>
             <w:rPr>
-              <w:rFonts w:hint="eastAsia" w:ascii="宋体" w:hAnsi="宋体" w:eastAsia="宋体" w:cs="宋体"/>
+              <w:rFonts w:ascii="宋体" w:eastAsia="宋体" w:hAnsi="宋体" w:cs="宋体" w:hint="eastAsia"/>
               <w:szCs w:val="24"/>
             </w:rPr>
             <w:fldChar w:fldCharType="end"/>
@@ -3074,28 +2969,28 @@
         </w:p>
         <w:p>
           <w:pPr>
-            <w:pStyle w:val="13"/>
+            <w:pStyle w:val="TOC3"/>
             <w:tabs>
               <w:tab w:val="right" w:leader="dot" w:pos="8306"/>
             </w:tabs>
           </w:pPr>
           <w:r>
             <w:rPr>
-              <w:rFonts w:hint="eastAsia" w:ascii="宋体" w:hAnsi="宋体" w:eastAsia="宋体" w:cs="宋体"/>
+              <w:rFonts w:ascii="宋体" w:eastAsia="宋体" w:hAnsi="宋体" w:cs="宋体" w:hint="eastAsia"/>
               <w:szCs w:val="24"/>
             </w:rPr>
             <w:fldChar w:fldCharType="begin"/>
           </w:r>
           <w:r>
             <w:rPr>
-              <w:rFonts w:hint="eastAsia" w:ascii="宋体" w:hAnsi="宋体" w:eastAsia="宋体" w:cs="宋体"/>
+              <w:rFonts w:ascii="宋体" w:eastAsia="宋体" w:hAnsi="宋体" w:cs="宋体" w:hint="eastAsia"/>
               <w:szCs w:val="24"/>
             </w:rPr>
             <w:instrText xml:space="preserve"> HYPERLINK \l _Toc7729 </w:instrText>
           </w:r>
           <w:r>
             <w:rPr>
-              <w:rFonts w:hint="eastAsia" w:ascii="宋体" w:hAnsi="宋体" w:eastAsia="宋体" w:cs="宋体"/>
+              <w:rFonts w:ascii="宋体" w:eastAsia="宋体" w:hAnsi="宋体" w:cs="宋体" w:hint="eastAsia"/>
               <w:szCs w:val="24"/>
             </w:rPr>
             <w:fldChar w:fldCharType="separate"/>
@@ -3127,7 +3022,7 @@
           </w:r>
           <w:r>
             <w:rPr>
-              <w:rFonts w:hint="eastAsia" w:ascii="宋体" w:hAnsi="宋体" w:eastAsia="宋体" w:cs="宋体"/>
+              <w:rFonts w:ascii="宋体" w:eastAsia="宋体" w:hAnsi="宋体" w:cs="宋体" w:hint="eastAsia"/>
               <w:szCs w:val="24"/>
             </w:rPr>
             <w:fldChar w:fldCharType="end"/>
@@ -3135,28 +3030,28 @@
         </w:p>
         <w:p>
           <w:pPr>
-            <w:pStyle w:val="17"/>
+            <w:pStyle w:val="TOC2"/>
             <w:tabs>
               <w:tab w:val="right" w:leader="dot" w:pos="8306"/>
             </w:tabs>
           </w:pPr>
           <w:r>
             <w:rPr>
-              <w:rFonts w:hint="eastAsia" w:ascii="宋体" w:hAnsi="宋体" w:eastAsia="宋体" w:cs="宋体"/>
+              <w:rFonts w:ascii="宋体" w:eastAsia="宋体" w:hAnsi="宋体" w:cs="宋体" w:hint="eastAsia"/>
               <w:szCs w:val="24"/>
             </w:rPr>
             <w:fldChar w:fldCharType="begin"/>
           </w:r>
           <w:r>
             <w:rPr>
-              <w:rFonts w:hint="eastAsia" w:ascii="宋体" w:hAnsi="宋体" w:eastAsia="宋体" w:cs="宋体"/>
+              <w:rFonts w:ascii="宋体" w:eastAsia="宋体" w:hAnsi="宋体" w:cs="宋体" w:hint="eastAsia"/>
               <w:szCs w:val="24"/>
             </w:rPr>
             <w:instrText xml:space="preserve"> HYPERLINK \l _Toc14614 </w:instrText>
           </w:r>
           <w:r>
             <w:rPr>
-              <w:rFonts w:hint="eastAsia" w:ascii="宋体" w:hAnsi="宋体" w:eastAsia="宋体" w:cs="宋体"/>
+              <w:rFonts w:ascii="宋体" w:eastAsia="宋体" w:hAnsi="宋体" w:cs="宋体" w:hint="eastAsia"/>
               <w:szCs w:val="24"/>
             </w:rPr>
             <w:fldChar w:fldCharType="separate"/>
@@ -3188,7 +3083,7 @@
           </w:r>
           <w:r>
             <w:rPr>
-              <w:rFonts w:hint="eastAsia" w:ascii="宋体" w:hAnsi="宋体" w:eastAsia="宋体" w:cs="宋体"/>
+              <w:rFonts w:ascii="宋体" w:eastAsia="宋体" w:hAnsi="宋体" w:cs="宋体" w:hint="eastAsia"/>
               <w:szCs w:val="24"/>
             </w:rPr>
             <w:fldChar w:fldCharType="end"/>
@@ -3196,28 +3091,28 @@
         </w:p>
         <w:p>
           <w:pPr>
-            <w:pStyle w:val="13"/>
+            <w:pStyle w:val="TOC3"/>
             <w:tabs>
               <w:tab w:val="right" w:leader="dot" w:pos="8306"/>
             </w:tabs>
           </w:pPr>
           <w:r>
             <w:rPr>
-              <w:rFonts w:hint="eastAsia" w:ascii="宋体" w:hAnsi="宋体" w:eastAsia="宋体" w:cs="宋体"/>
+              <w:rFonts w:ascii="宋体" w:eastAsia="宋体" w:hAnsi="宋体" w:cs="宋体" w:hint="eastAsia"/>
               <w:szCs w:val="24"/>
             </w:rPr>
             <w:fldChar w:fldCharType="begin"/>
           </w:r>
           <w:r>
             <w:rPr>
-              <w:rFonts w:hint="eastAsia" w:ascii="宋体" w:hAnsi="宋体" w:eastAsia="宋体" w:cs="宋体"/>
+              <w:rFonts w:ascii="宋体" w:eastAsia="宋体" w:hAnsi="宋体" w:cs="宋体" w:hint="eastAsia"/>
               <w:szCs w:val="24"/>
             </w:rPr>
             <w:instrText xml:space="preserve"> HYPERLINK \l _Toc17321 </w:instrText>
           </w:r>
           <w:r>
             <w:rPr>
-              <w:rFonts w:hint="eastAsia" w:ascii="宋体" w:hAnsi="宋体" w:eastAsia="宋体" w:cs="宋体"/>
+              <w:rFonts w:ascii="宋体" w:eastAsia="宋体" w:hAnsi="宋体" w:cs="宋体" w:hint="eastAsia"/>
               <w:szCs w:val="24"/>
             </w:rPr>
             <w:fldChar w:fldCharType="separate"/>
@@ -3249,7 +3144,7 @@
           </w:r>
           <w:r>
             <w:rPr>
-              <w:rFonts w:hint="eastAsia" w:ascii="宋体" w:hAnsi="宋体" w:eastAsia="宋体" w:cs="宋体"/>
+              <w:rFonts w:ascii="宋体" w:eastAsia="宋体" w:hAnsi="宋体" w:cs="宋体" w:hint="eastAsia"/>
               <w:szCs w:val="24"/>
             </w:rPr>
             <w:fldChar w:fldCharType="end"/>
@@ -3257,28 +3152,28 @@
         </w:p>
         <w:p>
           <w:pPr>
-            <w:pStyle w:val="13"/>
+            <w:pStyle w:val="TOC3"/>
             <w:tabs>
               <w:tab w:val="right" w:leader="dot" w:pos="8306"/>
             </w:tabs>
           </w:pPr>
           <w:r>
             <w:rPr>
-              <w:rFonts w:hint="eastAsia" w:ascii="宋体" w:hAnsi="宋体" w:eastAsia="宋体" w:cs="宋体"/>
+              <w:rFonts w:ascii="宋体" w:eastAsia="宋体" w:hAnsi="宋体" w:cs="宋体" w:hint="eastAsia"/>
               <w:szCs w:val="24"/>
             </w:rPr>
             <w:fldChar w:fldCharType="begin"/>
           </w:r>
           <w:r>
             <w:rPr>
-              <w:rFonts w:hint="eastAsia" w:ascii="宋体" w:hAnsi="宋体" w:eastAsia="宋体" w:cs="宋体"/>
+              <w:rFonts w:ascii="宋体" w:eastAsia="宋体" w:hAnsi="宋体" w:cs="宋体" w:hint="eastAsia"/>
               <w:szCs w:val="24"/>
             </w:rPr>
             <w:instrText xml:space="preserve"> HYPERLINK \l _Toc20702 </w:instrText>
           </w:r>
           <w:r>
             <w:rPr>
-              <w:rFonts w:hint="eastAsia" w:ascii="宋体" w:hAnsi="宋体" w:eastAsia="宋体" w:cs="宋体"/>
+              <w:rFonts w:ascii="宋体" w:eastAsia="宋体" w:hAnsi="宋体" w:cs="宋体" w:hint="eastAsia"/>
               <w:szCs w:val="24"/>
             </w:rPr>
             <w:fldChar w:fldCharType="separate"/>
@@ -3310,7 +3205,7 @@
           </w:r>
           <w:r>
             <w:rPr>
-              <w:rFonts w:hint="eastAsia" w:ascii="宋体" w:hAnsi="宋体" w:eastAsia="宋体" w:cs="宋体"/>
+              <w:rFonts w:ascii="宋体" w:eastAsia="宋体" w:hAnsi="宋体" w:cs="宋体" w:hint="eastAsia"/>
               <w:szCs w:val="24"/>
             </w:rPr>
             <w:fldChar w:fldCharType="end"/>
@@ -3318,28 +3213,28 @@
         </w:p>
         <w:p>
           <w:pPr>
-            <w:pStyle w:val="13"/>
+            <w:pStyle w:val="TOC3"/>
             <w:tabs>
               <w:tab w:val="right" w:leader="dot" w:pos="8306"/>
             </w:tabs>
           </w:pPr>
           <w:r>
             <w:rPr>
-              <w:rFonts w:hint="eastAsia" w:ascii="宋体" w:hAnsi="宋体" w:eastAsia="宋体" w:cs="宋体"/>
+              <w:rFonts w:ascii="宋体" w:eastAsia="宋体" w:hAnsi="宋体" w:cs="宋体" w:hint="eastAsia"/>
               <w:szCs w:val="24"/>
             </w:rPr>
             <w:fldChar w:fldCharType="begin"/>
           </w:r>
           <w:r>
             <w:rPr>
-              <w:rFonts w:hint="eastAsia" w:ascii="宋体" w:hAnsi="宋体" w:eastAsia="宋体" w:cs="宋体"/>
+              <w:rFonts w:ascii="宋体" w:eastAsia="宋体" w:hAnsi="宋体" w:cs="宋体" w:hint="eastAsia"/>
               <w:szCs w:val="24"/>
             </w:rPr>
             <w:instrText xml:space="preserve"> HYPERLINK \l _Toc9822 </w:instrText>
           </w:r>
           <w:r>
             <w:rPr>
-              <w:rFonts w:hint="eastAsia" w:ascii="宋体" w:hAnsi="宋体" w:eastAsia="宋体" w:cs="宋体"/>
+              <w:rFonts w:ascii="宋体" w:eastAsia="宋体" w:hAnsi="宋体" w:cs="宋体" w:hint="eastAsia"/>
               <w:szCs w:val="24"/>
             </w:rPr>
             <w:fldChar w:fldCharType="separate"/>
@@ -3371,7 +3266,7 @@
           </w:r>
           <w:r>
             <w:rPr>
-              <w:rFonts w:hint="eastAsia" w:ascii="宋体" w:hAnsi="宋体" w:eastAsia="宋体" w:cs="宋体"/>
+              <w:rFonts w:ascii="宋体" w:eastAsia="宋体" w:hAnsi="宋体" w:cs="宋体" w:hint="eastAsia"/>
               <w:szCs w:val="24"/>
             </w:rPr>
             <w:fldChar w:fldCharType="end"/>
@@ -3379,28 +3274,28 @@
         </w:p>
         <w:p>
           <w:pPr>
-            <w:pStyle w:val="13"/>
+            <w:pStyle w:val="TOC3"/>
             <w:tabs>
               <w:tab w:val="right" w:leader="dot" w:pos="8306"/>
             </w:tabs>
           </w:pPr>
           <w:r>
             <w:rPr>
-              <w:rFonts w:hint="eastAsia" w:ascii="宋体" w:hAnsi="宋体" w:eastAsia="宋体" w:cs="宋体"/>
+              <w:rFonts w:ascii="宋体" w:eastAsia="宋体" w:hAnsi="宋体" w:cs="宋体" w:hint="eastAsia"/>
               <w:szCs w:val="24"/>
             </w:rPr>
             <w:fldChar w:fldCharType="begin"/>
           </w:r>
           <w:r>
             <w:rPr>
-              <w:rFonts w:hint="eastAsia" w:ascii="宋体" w:hAnsi="宋体" w:eastAsia="宋体" w:cs="宋体"/>
+              <w:rFonts w:ascii="宋体" w:eastAsia="宋体" w:hAnsi="宋体" w:cs="宋体" w:hint="eastAsia"/>
               <w:szCs w:val="24"/>
             </w:rPr>
             <w:instrText xml:space="preserve"> HYPERLINK \l _Toc25266 </w:instrText>
           </w:r>
           <w:r>
             <w:rPr>
-              <w:rFonts w:hint="eastAsia" w:ascii="宋体" w:hAnsi="宋体" w:eastAsia="宋体" w:cs="宋体"/>
+              <w:rFonts w:ascii="宋体" w:eastAsia="宋体" w:hAnsi="宋体" w:cs="宋体" w:hint="eastAsia"/>
               <w:szCs w:val="24"/>
             </w:rPr>
             <w:fldChar w:fldCharType="separate"/>
@@ -3432,7 +3327,7 @@
           </w:r>
           <w:r>
             <w:rPr>
-              <w:rFonts w:hint="eastAsia" w:ascii="宋体" w:hAnsi="宋体" w:eastAsia="宋体" w:cs="宋体"/>
+              <w:rFonts w:ascii="宋体" w:eastAsia="宋体" w:hAnsi="宋体" w:cs="宋体" w:hint="eastAsia"/>
               <w:szCs w:val="24"/>
             </w:rPr>
             <w:fldChar w:fldCharType="end"/>
@@ -3440,28 +3335,28 @@
         </w:p>
         <w:p>
           <w:pPr>
-            <w:pStyle w:val="17"/>
+            <w:pStyle w:val="TOC2"/>
             <w:tabs>
               <w:tab w:val="right" w:leader="dot" w:pos="8306"/>
             </w:tabs>
           </w:pPr>
           <w:r>
             <w:rPr>
-              <w:rFonts w:hint="eastAsia" w:ascii="宋体" w:hAnsi="宋体" w:eastAsia="宋体" w:cs="宋体"/>
+              <w:rFonts w:ascii="宋体" w:eastAsia="宋体" w:hAnsi="宋体" w:cs="宋体" w:hint="eastAsia"/>
               <w:szCs w:val="24"/>
             </w:rPr>
             <w:fldChar w:fldCharType="begin"/>
           </w:r>
           <w:r>
             <w:rPr>
-              <w:rFonts w:hint="eastAsia" w:ascii="宋体" w:hAnsi="宋体" w:eastAsia="宋体" w:cs="宋体"/>
+              <w:rFonts w:ascii="宋体" w:eastAsia="宋体" w:hAnsi="宋体" w:cs="宋体" w:hint="eastAsia"/>
               <w:szCs w:val="24"/>
             </w:rPr>
             <w:instrText xml:space="preserve"> HYPERLINK \l _Toc6832 </w:instrText>
           </w:r>
           <w:r>
             <w:rPr>
-              <w:rFonts w:hint="eastAsia" w:ascii="宋体" w:hAnsi="宋体" w:eastAsia="宋体" w:cs="宋体"/>
+              <w:rFonts w:ascii="宋体" w:eastAsia="宋体" w:hAnsi="宋体" w:cs="宋体" w:hint="eastAsia"/>
               <w:szCs w:val="24"/>
             </w:rPr>
             <w:fldChar w:fldCharType="separate"/>
@@ -3493,7 +3388,7 @@
           </w:r>
           <w:r>
             <w:rPr>
-              <w:rFonts w:hint="eastAsia" w:ascii="宋体" w:hAnsi="宋体" w:eastAsia="宋体" w:cs="宋体"/>
+              <w:rFonts w:ascii="宋体" w:eastAsia="宋体" w:hAnsi="宋体" w:cs="宋体" w:hint="eastAsia"/>
               <w:szCs w:val="24"/>
             </w:rPr>
             <w:fldChar w:fldCharType="end"/>
@@ -3501,28 +3396,28 @@
         </w:p>
         <w:p>
           <w:pPr>
-            <w:pStyle w:val="13"/>
+            <w:pStyle w:val="TOC3"/>
             <w:tabs>
               <w:tab w:val="right" w:leader="dot" w:pos="8306"/>
             </w:tabs>
           </w:pPr>
           <w:r>
             <w:rPr>
-              <w:rFonts w:hint="eastAsia" w:ascii="宋体" w:hAnsi="宋体" w:eastAsia="宋体" w:cs="宋体"/>
+              <w:rFonts w:ascii="宋体" w:eastAsia="宋体" w:hAnsi="宋体" w:cs="宋体" w:hint="eastAsia"/>
               <w:szCs w:val="24"/>
             </w:rPr>
             <w:fldChar w:fldCharType="begin"/>
           </w:r>
           <w:r>
             <w:rPr>
-              <w:rFonts w:hint="eastAsia" w:ascii="宋体" w:hAnsi="宋体" w:eastAsia="宋体" w:cs="宋体"/>
+              <w:rFonts w:ascii="宋体" w:eastAsia="宋体" w:hAnsi="宋体" w:cs="宋体" w:hint="eastAsia"/>
               <w:szCs w:val="24"/>
             </w:rPr>
             <w:instrText xml:space="preserve"> HYPERLINK \l _Toc376 </w:instrText>
           </w:r>
           <w:r>
             <w:rPr>
-              <w:rFonts w:hint="eastAsia" w:ascii="宋体" w:hAnsi="宋体" w:eastAsia="宋体" w:cs="宋体"/>
+              <w:rFonts w:ascii="宋体" w:eastAsia="宋体" w:hAnsi="宋体" w:cs="宋体" w:hint="eastAsia"/>
               <w:szCs w:val="24"/>
             </w:rPr>
             <w:fldChar w:fldCharType="separate"/>
@@ -3554,7 +3449,7 @@
           </w:r>
           <w:r>
             <w:rPr>
-              <w:rFonts w:hint="eastAsia" w:ascii="宋体" w:hAnsi="宋体" w:eastAsia="宋体" w:cs="宋体"/>
+              <w:rFonts w:ascii="宋体" w:eastAsia="宋体" w:hAnsi="宋体" w:cs="宋体" w:hint="eastAsia"/>
               <w:szCs w:val="24"/>
             </w:rPr>
             <w:fldChar w:fldCharType="end"/>
@@ -3562,28 +3457,28 @@
         </w:p>
         <w:p>
           <w:pPr>
-            <w:pStyle w:val="13"/>
+            <w:pStyle w:val="TOC3"/>
             <w:tabs>
               <w:tab w:val="right" w:leader="dot" w:pos="8306"/>
             </w:tabs>
           </w:pPr>
           <w:r>
             <w:rPr>
-              <w:rFonts w:hint="eastAsia" w:ascii="宋体" w:hAnsi="宋体" w:eastAsia="宋体" w:cs="宋体"/>
+              <w:rFonts w:ascii="宋体" w:eastAsia="宋体" w:hAnsi="宋体" w:cs="宋体" w:hint="eastAsia"/>
               <w:szCs w:val="24"/>
             </w:rPr>
             <w:fldChar w:fldCharType="begin"/>
           </w:r>
           <w:r>
             <w:rPr>
-              <w:rFonts w:hint="eastAsia" w:ascii="宋体" w:hAnsi="宋体" w:eastAsia="宋体" w:cs="宋体"/>
+              <w:rFonts w:ascii="宋体" w:eastAsia="宋体" w:hAnsi="宋体" w:cs="宋体" w:hint="eastAsia"/>
               <w:szCs w:val="24"/>
             </w:rPr>
             <w:instrText xml:space="preserve"> HYPERLINK \l _Toc24520 </w:instrText>
           </w:r>
           <w:r>
             <w:rPr>
-              <w:rFonts w:hint="eastAsia" w:ascii="宋体" w:hAnsi="宋体" w:eastAsia="宋体" w:cs="宋体"/>
+              <w:rFonts w:ascii="宋体" w:eastAsia="宋体" w:hAnsi="宋体" w:cs="宋体" w:hint="eastAsia"/>
               <w:szCs w:val="24"/>
             </w:rPr>
             <w:fldChar w:fldCharType="separate"/>
@@ -3615,7 +3510,7 @@
           </w:r>
           <w:r>
             <w:rPr>
-              <w:rFonts w:hint="eastAsia" w:ascii="宋体" w:hAnsi="宋体" w:eastAsia="宋体" w:cs="宋体"/>
+              <w:rFonts w:ascii="宋体" w:eastAsia="宋体" w:hAnsi="宋体" w:cs="宋体" w:hint="eastAsia"/>
               <w:szCs w:val="24"/>
             </w:rPr>
             <w:fldChar w:fldCharType="end"/>
@@ -3623,28 +3518,28 @@
         </w:p>
         <w:p>
           <w:pPr>
-            <w:pStyle w:val="13"/>
+            <w:pStyle w:val="TOC3"/>
             <w:tabs>
               <w:tab w:val="right" w:leader="dot" w:pos="8306"/>
             </w:tabs>
           </w:pPr>
           <w:r>
             <w:rPr>
-              <w:rFonts w:hint="eastAsia" w:ascii="宋体" w:hAnsi="宋体" w:eastAsia="宋体" w:cs="宋体"/>
+              <w:rFonts w:ascii="宋体" w:eastAsia="宋体" w:hAnsi="宋体" w:cs="宋体" w:hint="eastAsia"/>
               <w:szCs w:val="24"/>
             </w:rPr>
             <w:fldChar w:fldCharType="begin"/>
           </w:r>
           <w:r>
             <w:rPr>
-              <w:rFonts w:hint="eastAsia" w:ascii="宋体" w:hAnsi="宋体" w:eastAsia="宋体" w:cs="宋体"/>
+              <w:rFonts w:ascii="宋体" w:eastAsia="宋体" w:hAnsi="宋体" w:cs="宋体" w:hint="eastAsia"/>
               <w:szCs w:val="24"/>
             </w:rPr>
             <w:instrText xml:space="preserve"> HYPERLINK \l _Toc4114 </w:instrText>
           </w:r>
           <w:r>
             <w:rPr>
-              <w:rFonts w:hint="eastAsia" w:ascii="宋体" w:hAnsi="宋体" w:eastAsia="宋体" w:cs="宋体"/>
+              <w:rFonts w:ascii="宋体" w:eastAsia="宋体" w:hAnsi="宋体" w:cs="宋体" w:hint="eastAsia"/>
               <w:szCs w:val="24"/>
             </w:rPr>
             <w:fldChar w:fldCharType="separate"/>
@@ -3676,7 +3571,7 @@
           </w:r>
           <w:r>
             <w:rPr>
-              <w:rFonts w:hint="eastAsia" w:ascii="宋体" w:hAnsi="宋体" w:eastAsia="宋体" w:cs="宋体"/>
+              <w:rFonts w:ascii="宋体" w:eastAsia="宋体" w:hAnsi="宋体" w:cs="宋体" w:hint="eastAsia"/>
               <w:szCs w:val="24"/>
             </w:rPr>
             <w:fldChar w:fldCharType="end"/>
@@ -3684,28 +3579,28 @@
         </w:p>
         <w:p>
           <w:pPr>
-            <w:pStyle w:val="13"/>
+            <w:pStyle w:val="TOC3"/>
             <w:tabs>
               <w:tab w:val="right" w:leader="dot" w:pos="8306"/>
             </w:tabs>
           </w:pPr>
           <w:r>
             <w:rPr>
-              <w:rFonts w:hint="eastAsia" w:ascii="宋体" w:hAnsi="宋体" w:eastAsia="宋体" w:cs="宋体"/>
+              <w:rFonts w:ascii="宋体" w:eastAsia="宋体" w:hAnsi="宋体" w:cs="宋体" w:hint="eastAsia"/>
               <w:szCs w:val="24"/>
             </w:rPr>
             <w:fldChar w:fldCharType="begin"/>
           </w:r>
           <w:r>
             <w:rPr>
-              <w:rFonts w:hint="eastAsia" w:ascii="宋体" w:hAnsi="宋体" w:eastAsia="宋体" w:cs="宋体"/>
+              <w:rFonts w:ascii="宋体" w:eastAsia="宋体" w:hAnsi="宋体" w:cs="宋体" w:hint="eastAsia"/>
               <w:szCs w:val="24"/>
             </w:rPr>
             <w:instrText xml:space="preserve"> HYPERLINK \l _Toc21493 </w:instrText>
           </w:r>
           <w:r>
             <w:rPr>
-              <w:rFonts w:hint="eastAsia" w:ascii="宋体" w:hAnsi="宋体" w:eastAsia="宋体" w:cs="宋体"/>
+              <w:rFonts w:ascii="宋体" w:eastAsia="宋体" w:hAnsi="宋体" w:cs="宋体" w:hint="eastAsia"/>
               <w:szCs w:val="24"/>
             </w:rPr>
             <w:fldChar w:fldCharType="separate"/>
@@ -3737,7 +3632,7 @@
           </w:r>
           <w:r>
             <w:rPr>
-              <w:rFonts w:hint="eastAsia" w:ascii="宋体" w:hAnsi="宋体" w:eastAsia="宋体" w:cs="宋体"/>
+              <w:rFonts w:ascii="宋体" w:eastAsia="宋体" w:hAnsi="宋体" w:cs="宋体" w:hint="eastAsia"/>
               <w:szCs w:val="24"/>
             </w:rPr>
             <w:fldChar w:fldCharType="end"/>
@@ -3745,28 +3640,28 @@
         </w:p>
         <w:p>
           <w:pPr>
-            <w:pStyle w:val="17"/>
+            <w:pStyle w:val="TOC2"/>
             <w:tabs>
               <w:tab w:val="right" w:leader="dot" w:pos="8306"/>
             </w:tabs>
           </w:pPr>
           <w:r>
             <w:rPr>
-              <w:rFonts w:hint="eastAsia" w:ascii="宋体" w:hAnsi="宋体" w:eastAsia="宋体" w:cs="宋体"/>
+              <w:rFonts w:ascii="宋体" w:eastAsia="宋体" w:hAnsi="宋体" w:cs="宋体" w:hint="eastAsia"/>
               <w:szCs w:val="24"/>
             </w:rPr>
             <w:fldChar w:fldCharType="begin"/>
           </w:r>
           <w:r>
             <w:rPr>
-              <w:rFonts w:hint="eastAsia" w:ascii="宋体" w:hAnsi="宋体" w:eastAsia="宋体" w:cs="宋体"/>
+              <w:rFonts w:ascii="宋体" w:eastAsia="宋体" w:hAnsi="宋体" w:cs="宋体" w:hint="eastAsia"/>
               <w:szCs w:val="24"/>
             </w:rPr>
             <w:instrText xml:space="preserve"> HYPERLINK \l _Toc9917 </w:instrText>
           </w:r>
           <w:r>
             <w:rPr>
-              <w:rFonts w:hint="eastAsia" w:ascii="宋体" w:hAnsi="宋体" w:eastAsia="宋体" w:cs="宋体"/>
+              <w:rFonts w:ascii="宋体" w:eastAsia="宋体" w:hAnsi="宋体" w:cs="宋体" w:hint="eastAsia"/>
               <w:szCs w:val="24"/>
             </w:rPr>
             <w:fldChar w:fldCharType="separate"/>
@@ -3798,7 +3693,7 @@
           </w:r>
           <w:r>
             <w:rPr>
-              <w:rFonts w:hint="eastAsia" w:ascii="宋体" w:hAnsi="宋体" w:eastAsia="宋体" w:cs="宋体"/>
+              <w:rFonts w:ascii="宋体" w:eastAsia="宋体" w:hAnsi="宋体" w:cs="宋体" w:hint="eastAsia"/>
               <w:szCs w:val="24"/>
             </w:rPr>
             <w:fldChar w:fldCharType="end"/>
@@ -3806,28 +3701,28 @@
         </w:p>
         <w:p>
           <w:pPr>
-            <w:pStyle w:val="13"/>
+            <w:pStyle w:val="TOC3"/>
             <w:tabs>
               <w:tab w:val="right" w:leader="dot" w:pos="8306"/>
             </w:tabs>
           </w:pPr>
           <w:r>
             <w:rPr>
-              <w:rFonts w:hint="eastAsia" w:ascii="宋体" w:hAnsi="宋体" w:eastAsia="宋体" w:cs="宋体"/>
+              <w:rFonts w:ascii="宋体" w:eastAsia="宋体" w:hAnsi="宋体" w:cs="宋体" w:hint="eastAsia"/>
               <w:szCs w:val="24"/>
             </w:rPr>
             <w:fldChar w:fldCharType="begin"/>
           </w:r>
           <w:r>
             <w:rPr>
-              <w:rFonts w:hint="eastAsia" w:ascii="宋体" w:hAnsi="宋体" w:eastAsia="宋体" w:cs="宋体"/>
+              <w:rFonts w:ascii="宋体" w:eastAsia="宋体" w:hAnsi="宋体" w:cs="宋体" w:hint="eastAsia"/>
               <w:szCs w:val="24"/>
             </w:rPr>
             <w:instrText xml:space="preserve"> HYPERLINK \l _Toc15615 </w:instrText>
           </w:r>
           <w:r>
             <w:rPr>
-              <w:rFonts w:hint="eastAsia" w:ascii="宋体" w:hAnsi="宋体" w:eastAsia="宋体" w:cs="宋体"/>
+              <w:rFonts w:ascii="宋体" w:eastAsia="宋体" w:hAnsi="宋体" w:cs="宋体" w:hint="eastAsia"/>
               <w:szCs w:val="24"/>
             </w:rPr>
             <w:fldChar w:fldCharType="separate"/>
@@ -3859,7 +3754,7 @@
           </w:r>
           <w:r>
             <w:rPr>
-              <w:rFonts w:hint="eastAsia" w:ascii="宋体" w:hAnsi="宋体" w:eastAsia="宋体" w:cs="宋体"/>
+              <w:rFonts w:ascii="宋体" w:eastAsia="宋体" w:hAnsi="宋体" w:cs="宋体" w:hint="eastAsia"/>
               <w:szCs w:val="24"/>
             </w:rPr>
             <w:fldChar w:fldCharType="end"/>
@@ -3867,28 +3762,28 @@
         </w:p>
         <w:p>
           <w:pPr>
-            <w:pStyle w:val="13"/>
+            <w:pStyle w:val="TOC3"/>
             <w:tabs>
               <w:tab w:val="right" w:leader="dot" w:pos="8306"/>
             </w:tabs>
           </w:pPr>
           <w:r>
             <w:rPr>
-              <w:rFonts w:hint="eastAsia" w:ascii="宋体" w:hAnsi="宋体" w:eastAsia="宋体" w:cs="宋体"/>
+              <w:rFonts w:ascii="宋体" w:eastAsia="宋体" w:hAnsi="宋体" w:cs="宋体" w:hint="eastAsia"/>
               <w:szCs w:val="24"/>
             </w:rPr>
             <w:fldChar w:fldCharType="begin"/>
           </w:r>
           <w:r>
             <w:rPr>
-              <w:rFonts w:hint="eastAsia" w:ascii="宋体" w:hAnsi="宋体" w:eastAsia="宋体" w:cs="宋体"/>
+              <w:rFonts w:ascii="宋体" w:eastAsia="宋体" w:hAnsi="宋体" w:cs="宋体" w:hint="eastAsia"/>
               <w:szCs w:val="24"/>
             </w:rPr>
             <w:instrText xml:space="preserve"> HYPERLINK \l _Toc20634 </w:instrText>
           </w:r>
           <w:r>
             <w:rPr>
-              <w:rFonts w:hint="eastAsia" w:ascii="宋体" w:hAnsi="宋体" w:eastAsia="宋体" w:cs="宋体"/>
+              <w:rFonts w:ascii="宋体" w:eastAsia="宋体" w:hAnsi="宋体" w:cs="宋体" w:hint="eastAsia"/>
               <w:szCs w:val="24"/>
             </w:rPr>
             <w:fldChar w:fldCharType="separate"/>
@@ -3920,7 +3815,7 @@
           </w:r>
           <w:r>
             <w:rPr>
-              <w:rFonts w:hint="eastAsia" w:ascii="宋体" w:hAnsi="宋体" w:eastAsia="宋体" w:cs="宋体"/>
+              <w:rFonts w:ascii="宋体" w:eastAsia="宋体" w:hAnsi="宋体" w:cs="宋体" w:hint="eastAsia"/>
               <w:szCs w:val="24"/>
             </w:rPr>
             <w:fldChar w:fldCharType="end"/>
@@ -3928,28 +3823,28 @@
         </w:p>
         <w:p>
           <w:pPr>
-            <w:pStyle w:val="13"/>
+            <w:pStyle w:val="TOC3"/>
             <w:tabs>
               <w:tab w:val="right" w:leader="dot" w:pos="8306"/>
             </w:tabs>
           </w:pPr>
           <w:r>
             <w:rPr>
-              <w:rFonts w:hint="eastAsia" w:ascii="宋体" w:hAnsi="宋体" w:eastAsia="宋体" w:cs="宋体"/>
+              <w:rFonts w:ascii="宋体" w:eastAsia="宋体" w:hAnsi="宋体" w:cs="宋体" w:hint="eastAsia"/>
               <w:szCs w:val="24"/>
             </w:rPr>
             <w:fldChar w:fldCharType="begin"/>
           </w:r>
           <w:r>
             <w:rPr>
-              <w:rFonts w:hint="eastAsia" w:ascii="宋体" w:hAnsi="宋体" w:eastAsia="宋体" w:cs="宋体"/>
+              <w:rFonts w:ascii="宋体" w:eastAsia="宋体" w:hAnsi="宋体" w:cs="宋体" w:hint="eastAsia"/>
               <w:szCs w:val="24"/>
             </w:rPr>
             <w:instrText xml:space="preserve"> HYPERLINK \l _Toc19481 </w:instrText>
           </w:r>
           <w:r>
             <w:rPr>
-              <w:rFonts w:hint="eastAsia" w:ascii="宋体" w:hAnsi="宋体" w:eastAsia="宋体" w:cs="宋体"/>
+              <w:rFonts w:ascii="宋体" w:eastAsia="宋体" w:hAnsi="宋体" w:cs="宋体" w:hint="eastAsia"/>
               <w:szCs w:val="24"/>
             </w:rPr>
             <w:fldChar w:fldCharType="separate"/>
@@ -3981,7 +3876,7 @@
           </w:r>
           <w:r>
             <w:rPr>
-              <w:rFonts w:hint="eastAsia" w:ascii="宋体" w:hAnsi="宋体" w:eastAsia="宋体" w:cs="宋体"/>
+              <w:rFonts w:ascii="宋体" w:eastAsia="宋体" w:hAnsi="宋体" w:cs="宋体" w:hint="eastAsia"/>
               <w:szCs w:val="24"/>
             </w:rPr>
             <w:fldChar w:fldCharType="end"/>
@@ -3989,28 +3884,28 @@
         </w:p>
         <w:p>
           <w:pPr>
-            <w:pStyle w:val="13"/>
+            <w:pStyle w:val="TOC3"/>
             <w:tabs>
               <w:tab w:val="right" w:leader="dot" w:pos="8306"/>
             </w:tabs>
           </w:pPr>
           <w:r>
             <w:rPr>
-              <w:rFonts w:hint="eastAsia" w:ascii="宋体" w:hAnsi="宋体" w:eastAsia="宋体" w:cs="宋体"/>
+              <w:rFonts w:ascii="宋体" w:eastAsia="宋体" w:hAnsi="宋体" w:cs="宋体" w:hint="eastAsia"/>
               <w:szCs w:val="24"/>
             </w:rPr>
             <w:fldChar w:fldCharType="begin"/>
           </w:r>
           <w:r>
             <w:rPr>
-              <w:rFonts w:hint="eastAsia" w:ascii="宋体" w:hAnsi="宋体" w:eastAsia="宋体" w:cs="宋体"/>
+              <w:rFonts w:ascii="宋体" w:eastAsia="宋体" w:hAnsi="宋体" w:cs="宋体" w:hint="eastAsia"/>
               <w:szCs w:val="24"/>
             </w:rPr>
             <w:instrText xml:space="preserve"> HYPERLINK \l _Toc19031 </w:instrText>
           </w:r>
           <w:r>
             <w:rPr>
-              <w:rFonts w:hint="eastAsia" w:ascii="宋体" w:hAnsi="宋体" w:eastAsia="宋体" w:cs="宋体"/>
+              <w:rFonts w:ascii="宋体" w:eastAsia="宋体" w:hAnsi="宋体" w:cs="宋体" w:hint="eastAsia"/>
               <w:szCs w:val="24"/>
             </w:rPr>
             <w:fldChar w:fldCharType="separate"/>
@@ -4042,7 +3937,7 @@
           </w:r>
           <w:r>
             <w:rPr>
-              <w:rFonts w:hint="eastAsia" w:ascii="宋体" w:hAnsi="宋体" w:eastAsia="宋体" w:cs="宋体"/>
+              <w:rFonts w:ascii="宋体" w:eastAsia="宋体" w:hAnsi="宋体" w:cs="宋体" w:hint="eastAsia"/>
               <w:szCs w:val="24"/>
             </w:rPr>
             <w:fldChar w:fldCharType="end"/>
@@ -4050,28 +3945,28 @@
         </w:p>
         <w:p>
           <w:pPr>
-            <w:pStyle w:val="17"/>
+            <w:pStyle w:val="TOC2"/>
             <w:tabs>
               <w:tab w:val="right" w:leader="dot" w:pos="8306"/>
             </w:tabs>
           </w:pPr>
           <w:r>
             <w:rPr>
-              <w:rFonts w:hint="eastAsia" w:ascii="宋体" w:hAnsi="宋体" w:eastAsia="宋体" w:cs="宋体"/>
+              <w:rFonts w:ascii="宋体" w:eastAsia="宋体" w:hAnsi="宋体" w:cs="宋体" w:hint="eastAsia"/>
               <w:szCs w:val="24"/>
             </w:rPr>
             <w:fldChar w:fldCharType="begin"/>
           </w:r>
           <w:r>
             <w:rPr>
-              <w:rFonts w:hint="eastAsia" w:ascii="宋体" w:hAnsi="宋体" w:eastAsia="宋体" w:cs="宋体"/>
+              <w:rFonts w:ascii="宋体" w:eastAsia="宋体" w:hAnsi="宋体" w:cs="宋体" w:hint="eastAsia"/>
               <w:szCs w:val="24"/>
             </w:rPr>
             <w:instrText xml:space="preserve"> HYPERLINK \l _Toc601 </w:instrText>
           </w:r>
           <w:r>
             <w:rPr>
-              <w:rFonts w:hint="eastAsia" w:ascii="宋体" w:hAnsi="宋体" w:eastAsia="宋体" w:cs="宋体"/>
+              <w:rFonts w:ascii="宋体" w:eastAsia="宋体" w:hAnsi="宋体" w:cs="宋体" w:hint="eastAsia"/>
               <w:szCs w:val="24"/>
             </w:rPr>
             <w:fldChar w:fldCharType="separate"/>
@@ -4103,7 +3998,7 @@
           </w:r>
           <w:r>
             <w:rPr>
-              <w:rFonts w:hint="eastAsia" w:ascii="宋体" w:hAnsi="宋体" w:eastAsia="宋体" w:cs="宋体"/>
+              <w:rFonts w:ascii="宋体" w:eastAsia="宋体" w:hAnsi="宋体" w:cs="宋体" w:hint="eastAsia"/>
               <w:szCs w:val="24"/>
             </w:rPr>
             <w:fldChar w:fldCharType="end"/>
@@ -4111,28 +4006,28 @@
         </w:p>
         <w:p>
           <w:pPr>
-            <w:pStyle w:val="13"/>
+            <w:pStyle w:val="TOC3"/>
             <w:tabs>
               <w:tab w:val="right" w:leader="dot" w:pos="8306"/>
             </w:tabs>
           </w:pPr>
           <w:r>
             <w:rPr>
-              <w:rFonts w:hint="eastAsia" w:ascii="宋体" w:hAnsi="宋体" w:eastAsia="宋体" w:cs="宋体"/>
+              <w:rFonts w:ascii="宋体" w:eastAsia="宋体" w:hAnsi="宋体" w:cs="宋体" w:hint="eastAsia"/>
               <w:szCs w:val="24"/>
             </w:rPr>
             <w:fldChar w:fldCharType="begin"/>
           </w:r>
           <w:r>
             <w:rPr>
-              <w:rFonts w:hint="eastAsia" w:ascii="宋体" w:hAnsi="宋体" w:eastAsia="宋体" w:cs="宋体"/>
+              <w:rFonts w:ascii="宋体" w:eastAsia="宋体" w:hAnsi="宋体" w:cs="宋体" w:hint="eastAsia"/>
               <w:szCs w:val="24"/>
             </w:rPr>
             <w:instrText xml:space="preserve"> HYPERLINK \l _Toc29523 </w:instrText>
           </w:r>
           <w:r>
             <w:rPr>
-              <w:rFonts w:hint="eastAsia" w:ascii="宋体" w:hAnsi="宋体" w:eastAsia="宋体" w:cs="宋体"/>
+              <w:rFonts w:ascii="宋体" w:eastAsia="宋体" w:hAnsi="宋体" w:cs="宋体" w:hint="eastAsia"/>
               <w:szCs w:val="24"/>
             </w:rPr>
             <w:fldChar w:fldCharType="separate"/>
@@ -4164,7 +4059,7 @@
           </w:r>
           <w:r>
             <w:rPr>
-              <w:rFonts w:hint="eastAsia" w:ascii="宋体" w:hAnsi="宋体" w:eastAsia="宋体" w:cs="宋体"/>
+              <w:rFonts w:ascii="宋体" w:eastAsia="宋体" w:hAnsi="宋体" w:cs="宋体" w:hint="eastAsia"/>
               <w:szCs w:val="24"/>
             </w:rPr>
             <w:fldChar w:fldCharType="end"/>
@@ -4172,28 +4067,28 @@
         </w:p>
         <w:p>
           <w:pPr>
-            <w:pStyle w:val="13"/>
+            <w:pStyle w:val="TOC3"/>
             <w:tabs>
               <w:tab w:val="right" w:leader="dot" w:pos="8306"/>
             </w:tabs>
           </w:pPr>
           <w:r>
             <w:rPr>
-              <w:rFonts w:hint="eastAsia" w:ascii="宋体" w:hAnsi="宋体" w:eastAsia="宋体" w:cs="宋体"/>
+              <w:rFonts w:ascii="宋体" w:eastAsia="宋体" w:hAnsi="宋体" w:cs="宋体" w:hint="eastAsia"/>
               <w:szCs w:val="24"/>
             </w:rPr>
             <w:fldChar w:fldCharType="begin"/>
           </w:r>
           <w:r>
             <w:rPr>
-              <w:rFonts w:hint="eastAsia" w:ascii="宋体" w:hAnsi="宋体" w:eastAsia="宋体" w:cs="宋体"/>
+              <w:rFonts w:ascii="宋体" w:eastAsia="宋体" w:hAnsi="宋体" w:cs="宋体" w:hint="eastAsia"/>
               <w:szCs w:val="24"/>
             </w:rPr>
             <w:instrText xml:space="preserve"> HYPERLINK \l _Toc468 </w:instrText>
           </w:r>
           <w:r>
             <w:rPr>
-              <w:rFonts w:hint="eastAsia" w:ascii="宋体" w:hAnsi="宋体" w:eastAsia="宋体" w:cs="宋体"/>
+              <w:rFonts w:ascii="宋体" w:eastAsia="宋体" w:hAnsi="宋体" w:cs="宋体" w:hint="eastAsia"/>
               <w:szCs w:val="24"/>
             </w:rPr>
             <w:fldChar w:fldCharType="separate"/>
@@ -4225,7 +4120,7 @@
           </w:r>
           <w:r>
             <w:rPr>
-              <w:rFonts w:hint="eastAsia" w:ascii="宋体" w:hAnsi="宋体" w:eastAsia="宋体" w:cs="宋体"/>
+              <w:rFonts w:ascii="宋体" w:eastAsia="宋体" w:hAnsi="宋体" w:cs="宋体" w:hint="eastAsia"/>
               <w:szCs w:val="24"/>
             </w:rPr>
             <w:fldChar w:fldCharType="end"/>
@@ -4233,28 +4128,28 @@
         </w:p>
         <w:p>
           <w:pPr>
-            <w:pStyle w:val="13"/>
+            <w:pStyle w:val="TOC3"/>
             <w:tabs>
               <w:tab w:val="right" w:leader="dot" w:pos="8306"/>
             </w:tabs>
           </w:pPr>
           <w:r>
             <w:rPr>
-              <w:rFonts w:hint="eastAsia" w:ascii="宋体" w:hAnsi="宋体" w:eastAsia="宋体" w:cs="宋体"/>
+              <w:rFonts w:ascii="宋体" w:eastAsia="宋体" w:hAnsi="宋体" w:cs="宋体" w:hint="eastAsia"/>
               <w:szCs w:val="24"/>
             </w:rPr>
             <w:fldChar w:fldCharType="begin"/>
           </w:r>
           <w:r>
             <w:rPr>
-              <w:rFonts w:hint="eastAsia" w:ascii="宋体" w:hAnsi="宋体" w:eastAsia="宋体" w:cs="宋体"/>
+              <w:rFonts w:ascii="宋体" w:eastAsia="宋体" w:hAnsi="宋体" w:cs="宋体" w:hint="eastAsia"/>
               <w:szCs w:val="24"/>
             </w:rPr>
             <w:instrText xml:space="preserve"> HYPERLINK \l _Toc27827 </w:instrText>
           </w:r>
           <w:r>
             <w:rPr>
-              <w:rFonts w:hint="eastAsia" w:ascii="宋体" w:hAnsi="宋体" w:eastAsia="宋体" w:cs="宋体"/>
+              <w:rFonts w:ascii="宋体" w:eastAsia="宋体" w:hAnsi="宋体" w:cs="宋体" w:hint="eastAsia"/>
               <w:szCs w:val="24"/>
             </w:rPr>
             <w:fldChar w:fldCharType="separate"/>
@@ -4286,7 +4181,7 @@
           </w:r>
           <w:r>
             <w:rPr>
-              <w:rFonts w:hint="eastAsia" w:ascii="宋体" w:hAnsi="宋体" w:eastAsia="宋体" w:cs="宋体"/>
+              <w:rFonts w:ascii="宋体" w:eastAsia="宋体" w:hAnsi="宋体" w:cs="宋体" w:hint="eastAsia"/>
               <w:szCs w:val="24"/>
             </w:rPr>
             <w:fldChar w:fldCharType="end"/>
@@ -4294,28 +4189,28 @@
         </w:p>
         <w:p>
           <w:pPr>
-            <w:pStyle w:val="13"/>
+            <w:pStyle w:val="TOC3"/>
             <w:tabs>
               <w:tab w:val="right" w:leader="dot" w:pos="8306"/>
             </w:tabs>
           </w:pPr>
           <w:r>
             <w:rPr>
-              <w:rFonts w:hint="eastAsia" w:ascii="宋体" w:hAnsi="宋体" w:eastAsia="宋体" w:cs="宋体"/>
+              <w:rFonts w:ascii="宋体" w:eastAsia="宋体" w:hAnsi="宋体" w:cs="宋体" w:hint="eastAsia"/>
               <w:szCs w:val="24"/>
             </w:rPr>
             <w:fldChar w:fldCharType="begin"/>
           </w:r>
           <w:r>
             <w:rPr>
-              <w:rFonts w:hint="eastAsia" w:ascii="宋体" w:hAnsi="宋体" w:eastAsia="宋体" w:cs="宋体"/>
+              <w:rFonts w:ascii="宋体" w:eastAsia="宋体" w:hAnsi="宋体" w:cs="宋体" w:hint="eastAsia"/>
               <w:szCs w:val="24"/>
             </w:rPr>
             <w:instrText xml:space="preserve"> HYPERLINK \l _Toc30941 </w:instrText>
           </w:r>
           <w:r>
             <w:rPr>
-              <w:rFonts w:hint="eastAsia" w:ascii="宋体" w:hAnsi="宋体" w:eastAsia="宋体" w:cs="宋体"/>
+              <w:rFonts w:ascii="宋体" w:eastAsia="宋体" w:hAnsi="宋体" w:cs="宋体" w:hint="eastAsia"/>
               <w:szCs w:val="24"/>
             </w:rPr>
             <w:fldChar w:fldCharType="separate"/>
@@ -4347,7 +4242,7 @@
           </w:r>
           <w:r>
             <w:rPr>
-              <w:rFonts w:hint="eastAsia" w:ascii="宋体" w:hAnsi="宋体" w:eastAsia="宋体" w:cs="宋体"/>
+              <w:rFonts w:ascii="宋体" w:eastAsia="宋体" w:hAnsi="宋体" w:cs="宋体" w:hint="eastAsia"/>
               <w:szCs w:val="24"/>
             </w:rPr>
             <w:fldChar w:fldCharType="end"/>
@@ -4355,28 +4250,28 @@
         </w:p>
         <w:p>
           <w:pPr>
-            <w:pStyle w:val="17"/>
+            <w:pStyle w:val="TOC2"/>
             <w:tabs>
               <w:tab w:val="right" w:leader="dot" w:pos="8306"/>
             </w:tabs>
           </w:pPr>
           <w:r>
             <w:rPr>
-              <w:rFonts w:hint="eastAsia" w:ascii="宋体" w:hAnsi="宋体" w:eastAsia="宋体" w:cs="宋体"/>
+              <w:rFonts w:ascii="宋体" w:eastAsia="宋体" w:hAnsi="宋体" w:cs="宋体" w:hint="eastAsia"/>
               <w:szCs w:val="24"/>
             </w:rPr>
             <w:fldChar w:fldCharType="begin"/>
           </w:r>
           <w:r>
             <w:rPr>
-              <w:rFonts w:hint="eastAsia" w:ascii="宋体" w:hAnsi="宋体" w:eastAsia="宋体" w:cs="宋体"/>
+              <w:rFonts w:ascii="宋体" w:eastAsia="宋体" w:hAnsi="宋体" w:cs="宋体" w:hint="eastAsia"/>
               <w:szCs w:val="24"/>
             </w:rPr>
             <w:instrText xml:space="preserve"> HYPERLINK \l _Toc32318 </w:instrText>
           </w:r>
           <w:r>
             <w:rPr>
-              <w:rFonts w:hint="eastAsia" w:ascii="宋体" w:hAnsi="宋体" w:eastAsia="宋体" w:cs="宋体"/>
+              <w:rFonts w:ascii="宋体" w:eastAsia="宋体" w:hAnsi="宋体" w:cs="宋体" w:hint="eastAsia"/>
               <w:szCs w:val="24"/>
             </w:rPr>
             <w:fldChar w:fldCharType="separate"/>
@@ -4408,7 +4303,7 @@
           </w:r>
           <w:r>
             <w:rPr>
-              <w:rFonts w:hint="eastAsia" w:ascii="宋体" w:hAnsi="宋体" w:eastAsia="宋体" w:cs="宋体"/>
+              <w:rFonts w:ascii="宋体" w:eastAsia="宋体" w:hAnsi="宋体" w:cs="宋体" w:hint="eastAsia"/>
               <w:szCs w:val="24"/>
             </w:rPr>
             <w:fldChar w:fldCharType="end"/>
@@ -4416,28 +4311,28 @@
         </w:p>
         <w:p>
           <w:pPr>
-            <w:pStyle w:val="13"/>
+            <w:pStyle w:val="TOC3"/>
             <w:tabs>
               <w:tab w:val="right" w:leader="dot" w:pos="8306"/>
             </w:tabs>
           </w:pPr>
           <w:r>
             <w:rPr>
-              <w:rFonts w:hint="eastAsia" w:ascii="宋体" w:hAnsi="宋体" w:eastAsia="宋体" w:cs="宋体"/>
+              <w:rFonts w:ascii="宋体" w:eastAsia="宋体" w:hAnsi="宋体" w:cs="宋体" w:hint="eastAsia"/>
               <w:szCs w:val="24"/>
             </w:rPr>
             <w:fldChar w:fldCharType="begin"/>
           </w:r>
           <w:r>
             <w:rPr>
-              <w:rFonts w:hint="eastAsia" w:ascii="宋体" w:hAnsi="宋体" w:eastAsia="宋体" w:cs="宋体"/>
+              <w:rFonts w:ascii="宋体" w:eastAsia="宋体" w:hAnsi="宋体" w:cs="宋体" w:hint="eastAsia"/>
               <w:szCs w:val="24"/>
             </w:rPr>
             <w:instrText xml:space="preserve"> HYPERLINK \l _Toc32754 </w:instrText>
           </w:r>
           <w:r>
             <w:rPr>
-              <w:rFonts w:hint="eastAsia" w:ascii="宋体" w:hAnsi="宋体" w:eastAsia="宋体" w:cs="宋体"/>
+              <w:rFonts w:ascii="宋体" w:eastAsia="宋体" w:hAnsi="宋体" w:cs="宋体" w:hint="eastAsia"/>
               <w:szCs w:val="24"/>
             </w:rPr>
             <w:fldChar w:fldCharType="separate"/>
@@ -4469,7 +4364,7 @@
           </w:r>
           <w:r>
             <w:rPr>
-              <w:rFonts w:hint="eastAsia" w:ascii="宋体" w:hAnsi="宋体" w:eastAsia="宋体" w:cs="宋体"/>
+              <w:rFonts w:ascii="宋体" w:eastAsia="宋体" w:hAnsi="宋体" w:cs="宋体" w:hint="eastAsia"/>
               <w:szCs w:val="24"/>
             </w:rPr>
             <w:fldChar w:fldCharType="end"/>
@@ -4477,28 +4372,28 @@
         </w:p>
         <w:p>
           <w:pPr>
-            <w:pStyle w:val="13"/>
+            <w:pStyle w:val="TOC3"/>
             <w:tabs>
               <w:tab w:val="right" w:leader="dot" w:pos="8306"/>
             </w:tabs>
           </w:pPr>
           <w:r>
             <w:rPr>
-              <w:rFonts w:hint="eastAsia" w:ascii="宋体" w:hAnsi="宋体" w:eastAsia="宋体" w:cs="宋体"/>
+              <w:rFonts w:ascii="宋体" w:eastAsia="宋体" w:hAnsi="宋体" w:cs="宋体" w:hint="eastAsia"/>
               <w:szCs w:val="24"/>
             </w:rPr>
             <w:fldChar w:fldCharType="begin"/>
           </w:r>
           <w:r>
             <w:rPr>
-              <w:rFonts w:hint="eastAsia" w:ascii="宋体" w:hAnsi="宋体" w:eastAsia="宋体" w:cs="宋体"/>
+              <w:rFonts w:ascii="宋体" w:eastAsia="宋体" w:hAnsi="宋体" w:cs="宋体" w:hint="eastAsia"/>
               <w:szCs w:val="24"/>
             </w:rPr>
             <w:instrText xml:space="preserve"> HYPERLINK \l _Toc22267 </w:instrText>
           </w:r>
           <w:r>
             <w:rPr>
-              <w:rFonts w:hint="eastAsia" w:ascii="宋体" w:hAnsi="宋体" w:eastAsia="宋体" w:cs="宋体"/>
+              <w:rFonts w:ascii="宋体" w:eastAsia="宋体" w:hAnsi="宋体" w:cs="宋体" w:hint="eastAsia"/>
               <w:szCs w:val="24"/>
             </w:rPr>
             <w:fldChar w:fldCharType="separate"/>
@@ -4530,7 +4425,7 @@
           </w:r>
           <w:r>
             <w:rPr>
-              <w:rFonts w:hint="eastAsia" w:ascii="宋体" w:hAnsi="宋体" w:eastAsia="宋体" w:cs="宋体"/>
+              <w:rFonts w:ascii="宋体" w:eastAsia="宋体" w:hAnsi="宋体" w:cs="宋体" w:hint="eastAsia"/>
               <w:szCs w:val="24"/>
             </w:rPr>
             <w:fldChar w:fldCharType="end"/>
@@ -4538,28 +4433,28 @@
         </w:p>
         <w:p>
           <w:pPr>
-            <w:pStyle w:val="13"/>
+            <w:pStyle w:val="TOC3"/>
             <w:tabs>
               <w:tab w:val="right" w:leader="dot" w:pos="8306"/>
             </w:tabs>
           </w:pPr>
           <w:r>
             <w:rPr>
-              <w:rFonts w:hint="eastAsia" w:ascii="宋体" w:hAnsi="宋体" w:eastAsia="宋体" w:cs="宋体"/>
+              <w:rFonts w:ascii="宋体" w:eastAsia="宋体" w:hAnsi="宋体" w:cs="宋体" w:hint="eastAsia"/>
               <w:szCs w:val="24"/>
             </w:rPr>
             <w:fldChar w:fldCharType="begin"/>
           </w:r>
           <w:r>
             <w:rPr>
-              <w:rFonts w:hint="eastAsia" w:ascii="宋体" w:hAnsi="宋体" w:eastAsia="宋体" w:cs="宋体"/>
+              <w:rFonts w:ascii="宋体" w:eastAsia="宋体" w:hAnsi="宋体" w:cs="宋体" w:hint="eastAsia"/>
               <w:szCs w:val="24"/>
             </w:rPr>
             <w:instrText xml:space="preserve"> HYPERLINK \l _Toc18527 </w:instrText>
           </w:r>
           <w:r>
             <w:rPr>
-              <w:rFonts w:hint="eastAsia" w:ascii="宋体" w:hAnsi="宋体" w:eastAsia="宋体" w:cs="宋体"/>
+              <w:rFonts w:ascii="宋体" w:eastAsia="宋体" w:hAnsi="宋体" w:cs="宋体" w:hint="eastAsia"/>
               <w:szCs w:val="24"/>
             </w:rPr>
             <w:fldChar w:fldCharType="separate"/>
@@ -4591,7 +4486,7 @@
           </w:r>
           <w:r>
             <w:rPr>
-              <w:rFonts w:hint="eastAsia" w:ascii="宋体" w:hAnsi="宋体" w:eastAsia="宋体" w:cs="宋体"/>
+              <w:rFonts w:ascii="宋体" w:eastAsia="宋体" w:hAnsi="宋体" w:cs="宋体" w:hint="eastAsia"/>
               <w:szCs w:val="24"/>
             </w:rPr>
             <w:fldChar w:fldCharType="end"/>
@@ -4599,28 +4494,28 @@
         </w:p>
         <w:p>
           <w:pPr>
-            <w:pStyle w:val="13"/>
+            <w:pStyle w:val="TOC3"/>
             <w:tabs>
               <w:tab w:val="right" w:leader="dot" w:pos="8306"/>
             </w:tabs>
           </w:pPr>
           <w:r>
             <w:rPr>
-              <w:rFonts w:hint="eastAsia" w:ascii="宋体" w:hAnsi="宋体" w:eastAsia="宋体" w:cs="宋体"/>
+              <w:rFonts w:ascii="宋体" w:eastAsia="宋体" w:hAnsi="宋体" w:cs="宋体" w:hint="eastAsia"/>
               <w:szCs w:val="24"/>
             </w:rPr>
             <w:fldChar w:fldCharType="begin"/>
           </w:r>
           <w:r>
             <w:rPr>
-              <w:rFonts w:hint="eastAsia" w:ascii="宋体" w:hAnsi="宋体" w:eastAsia="宋体" w:cs="宋体"/>
+              <w:rFonts w:ascii="宋体" w:eastAsia="宋体" w:hAnsi="宋体" w:cs="宋体" w:hint="eastAsia"/>
               <w:szCs w:val="24"/>
             </w:rPr>
             <w:instrText xml:space="preserve"> HYPERLINK \l _Toc12264 </w:instrText>
           </w:r>
           <w:r>
             <w:rPr>
-              <w:rFonts w:hint="eastAsia" w:ascii="宋体" w:hAnsi="宋体" w:eastAsia="宋体" w:cs="宋体"/>
+              <w:rFonts w:ascii="宋体" w:eastAsia="宋体" w:hAnsi="宋体" w:cs="宋体" w:hint="eastAsia"/>
               <w:szCs w:val="24"/>
             </w:rPr>
             <w:fldChar w:fldCharType="separate"/>
@@ -4652,7 +4547,7 @@
           </w:r>
           <w:r>
             <w:rPr>
-              <w:rFonts w:hint="eastAsia" w:ascii="宋体" w:hAnsi="宋体" w:eastAsia="宋体" w:cs="宋体"/>
+              <w:rFonts w:ascii="宋体" w:eastAsia="宋体" w:hAnsi="宋体" w:cs="宋体" w:hint="eastAsia"/>
               <w:szCs w:val="24"/>
             </w:rPr>
             <w:fldChar w:fldCharType="end"/>
@@ -4660,28 +4555,28 @@
         </w:p>
         <w:p>
           <w:pPr>
-            <w:pStyle w:val="17"/>
+            <w:pStyle w:val="TOC2"/>
             <w:tabs>
               <w:tab w:val="right" w:leader="dot" w:pos="8306"/>
             </w:tabs>
           </w:pPr>
           <w:r>
             <w:rPr>
-              <w:rFonts w:hint="eastAsia" w:ascii="宋体" w:hAnsi="宋体" w:eastAsia="宋体" w:cs="宋体"/>
+              <w:rFonts w:ascii="宋体" w:eastAsia="宋体" w:hAnsi="宋体" w:cs="宋体" w:hint="eastAsia"/>
               <w:szCs w:val="24"/>
             </w:rPr>
             <w:fldChar w:fldCharType="begin"/>
           </w:r>
           <w:r>
             <w:rPr>
-              <w:rFonts w:hint="eastAsia" w:ascii="宋体" w:hAnsi="宋体" w:eastAsia="宋体" w:cs="宋体"/>
+              <w:rFonts w:ascii="宋体" w:eastAsia="宋体" w:hAnsi="宋体" w:cs="宋体" w:hint="eastAsia"/>
               <w:szCs w:val="24"/>
             </w:rPr>
             <w:instrText xml:space="preserve"> HYPERLINK \l _Toc10396 </w:instrText>
           </w:r>
           <w:r>
             <w:rPr>
-              <w:rFonts w:hint="eastAsia" w:ascii="宋体" w:hAnsi="宋体" w:eastAsia="宋体" w:cs="宋体"/>
+              <w:rFonts w:ascii="宋体" w:eastAsia="宋体" w:hAnsi="宋体" w:cs="宋体" w:hint="eastAsia"/>
               <w:szCs w:val="24"/>
             </w:rPr>
             <w:fldChar w:fldCharType="separate"/>
@@ -4713,7 +4608,7 @@
           </w:r>
           <w:r>
             <w:rPr>
-              <w:rFonts w:hint="eastAsia" w:ascii="宋体" w:hAnsi="宋体" w:eastAsia="宋体" w:cs="宋体"/>
+              <w:rFonts w:ascii="宋体" w:eastAsia="宋体" w:hAnsi="宋体" w:cs="宋体" w:hint="eastAsia"/>
               <w:szCs w:val="24"/>
             </w:rPr>
             <w:fldChar w:fldCharType="end"/>
@@ -4721,28 +4616,28 @@
         </w:p>
         <w:p>
           <w:pPr>
-            <w:pStyle w:val="13"/>
+            <w:pStyle w:val="TOC3"/>
             <w:tabs>
               <w:tab w:val="right" w:leader="dot" w:pos="8306"/>
             </w:tabs>
           </w:pPr>
           <w:r>
             <w:rPr>
-              <w:rFonts w:hint="eastAsia" w:ascii="宋体" w:hAnsi="宋体" w:eastAsia="宋体" w:cs="宋体"/>
+              <w:rFonts w:ascii="宋体" w:eastAsia="宋体" w:hAnsi="宋体" w:cs="宋体" w:hint="eastAsia"/>
               <w:szCs w:val="24"/>
             </w:rPr>
             <w:fldChar w:fldCharType="begin"/>
           </w:r>
           <w:r>
             <w:rPr>
-              <w:rFonts w:hint="eastAsia" w:ascii="宋体" w:hAnsi="宋体" w:eastAsia="宋体" w:cs="宋体"/>
+              <w:rFonts w:ascii="宋体" w:eastAsia="宋体" w:hAnsi="宋体" w:cs="宋体" w:hint="eastAsia"/>
               <w:szCs w:val="24"/>
             </w:rPr>
             <w:instrText xml:space="preserve"> HYPERLINK \l _Toc18757 </w:instrText>
           </w:r>
           <w:r>
             <w:rPr>
-              <w:rFonts w:hint="eastAsia" w:ascii="宋体" w:hAnsi="宋体" w:eastAsia="宋体" w:cs="宋体"/>
+              <w:rFonts w:ascii="宋体" w:eastAsia="宋体" w:hAnsi="宋体" w:cs="宋体" w:hint="eastAsia"/>
               <w:szCs w:val="24"/>
             </w:rPr>
             <w:fldChar w:fldCharType="separate"/>
@@ -4774,7 +4669,7 @@
           </w:r>
           <w:r>
             <w:rPr>
-              <w:rFonts w:hint="eastAsia" w:ascii="宋体" w:hAnsi="宋体" w:eastAsia="宋体" w:cs="宋体"/>
+              <w:rFonts w:ascii="宋体" w:eastAsia="宋体" w:hAnsi="宋体" w:cs="宋体" w:hint="eastAsia"/>
               <w:szCs w:val="24"/>
             </w:rPr>
             <w:fldChar w:fldCharType="end"/>
@@ -4782,28 +4677,28 @@
         </w:p>
         <w:p>
           <w:pPr>
-            <w:pStyle w:val="13"/>
+            <w:pStyle w:val="TOC3"/>
             <w:tabs>
               <w:tab w:val="right" w:leader="dot" w:pos="8306"/>
             </w:tabs>
           </w:pPr>
           <w:r>
             <w:rPr>
-              <w:rFonts w:hint="eastAsia" w:ascii="宋体" w:hAnsi="宋体" w:eastAsia="宋体" w:cs="宋体"/>
+              <w:rFonts w:ascii="宋体" w:eastAsia="宋体" w:hAnsi="宋体" w:cs="宋体" w:hint="eastAsia"/>
               <w:szCs w:val="24"/>
             </w:rPr>
             <w:fldChar w:fldCharType="begin"/>
           </w:r>
           <w:r>
             <w:rPr>
-              <w:rFonts w:hint="eastAsia" w:ascii="宋体" w:hAnsi="宋体" w:eastAsia="宋体" w:cs="宋体"/>
+              <w:rFonts w:ascii="宋体" w:eastAsia="宋体" w:hAnsi="宋体" w:cs="宋体" w:hint="eastAsia"/>
               <w:szCs w:val="24"/>
             </w:rPr>
             <w:instrText xml:space="preserve"> HYPERLINK \l _Toc15597 </w:instrText>
           </w:r>
           <w:r>
             <w:rPr>
-              <w:rFonts w:hint="eastAsia" w:ascii="宋体" w:hAnsi="宋体" w:eastAsia="宋体" w:cs="宋体"/>
+              <w:rFonts w:ascii="宋体" w:eastAsia="宋体" w:hAnsi="宋体" w:cs="宋体" w:hint="eastAsia"/>
               <w:szCs w:val="24"/>
             </w:rPr>
             <w:fldChar w:fldCharType="separate"/>
@@ -4835,7 +4730,7 @@
           </w:r>
           <w:r>
             <w:rPr>
-              <w:rFonts w:hint="eastAsia" w:ascii="宋体" w:hAnsi="宋体" w:eastAsia="宋体" w:cs="宋体"/>
+              <w:rFonts w:ascii="宋体" w:eastAsia="宋体" w:hAnsi="宋体" w:cs="宋体" w:hint="eastAsia"/>
               <w:szCs w:val="24"/>
             </w:rPr>
             <w:fldChar w:fldCharType="end"/>
@@ -4843,28 +4738,28 @@
         </w:p>
         <w:p>
           <w:pPr>
-            <w:pStyle w:val="13"/>
+            <w:pStyle w:val="TOC3"/>
             <w:tabs>
               <w:tab w:val="right" w:leader="dot" w:pos="8306"/>
             </w:tabs>
           </w:pPr>
           <w:r>
             <w:rPr>
-              <w:rFonts w:hint="eastAsia" w:ascii="宋体" w:hAnsi="宋体" w:eastAsia="宋体" w:cs="宋体"/>
+              <w:rFonts w:ascii="宋体" w:eastAsia="宋体" w:hAnsi="宋体" w:cs="宋体" w:hint="eastAsia"/>
               <w:szCs w:val="24"/>
             </w:rPr>
             <w:fldChar w:fldCharType="begin"/>
           </w:r>
           <w:r>
             <w:rPr>
-              <w:rFonts w:hint="eastAsia" w:ascii="宋体" w:hAnsi="宋体" w:eastAsia="宋体" w:cs="宋体"/>
+              <w:rFonts w:ascii="宋体" w:eastAsia="宋体" w:hAnsi="宋体" w:cs="宋体" w:hint="eastAsia"/>
               <w:szCs w:val="24"/>
             </w:rPr>
             <w:instrText xml:space="preserve"> HYPERLINK \l _Toc16191 </w:instrText>
           </w:r>
           <w:r>
             <w:rPr>
-              <w:rFonts w:hint="eastAsia" w:ascii="宋体" w:hAnsi="宋体" w:eastAsia="宋体" w:cs="宋体"/>
+              <w:rFonts w:ascii="宋体" w:eastAsia="宋体" w:hAnsi="宋体" w:cs="宋体" w:hint="eastAsia"/>
               <w:szCs w:val="24"/>
             </w:rPr>
             <w:fldChar w:fldCharType="separate"/>
@@ -4896,7 +4791,7 @@
           </w:r>
           <w:r>
             <w:rPr>
-              <w:rFonts w:hint="eastAsia" w:ascii="宋体" w:hAnsi="宋体" w:eastAsia="宋体" w:cs="宋体"/>
+              <w:rFonts w:ascii="宋体" w:eastAsia="宋体" w:hAnsi="宋体" w:cs="宋体" w:hint="eastAsia"/>
               <w:szCs w:val="24"/>
             </w:rPr>
             <w:fldChar w:fldCharType="end"/>
@@ -4904,28 +4799,28 @@
         </w:p>
         <w:p>
           <w:pPr>
-            <w:pStyle w:val="13"/>
+            <w:pStyle w:val="TOC3"/>
             <w:tabs>
               <w:tab w:val="right" w:leader="dot" w:pos="8306"/>
             </w:tabs>
           </w:pPr>
           <w:r>
             <w:rPr>
-              <w:rFonts w:hint="eastAsia" w:ascii="宋体" w:hAnsi="宋体" w:eastAsia="宋体" w:cs="宋体"/>
+              <w:rFonts w:ascii="宋体" w:eastAsia="宋体" w:hAnsi="宋体" w:cs="宋体" w:hint="eastAsia"/>
               <w:szCs w:val="24"/>
             </w:rPr>
             <w:fldChar w:fldCharType="begin"/>
           </w:r>
           <w:r>
             <w:rPr>
-              <w:rFonts w:hint="eastAsia" w:ascii="宋体" w:hAnsi="宋体" w:eastAsia="宋体" w:cs="宋体"/>
+              <w:rFonts w:ascii="宋体" w:eastAsia="宋体" w:hAnsi="宋体" w:cs="宋体" w:hint="eastAsia"/>
               <w:szCs w:val="24"/>
             </w:rPr>
             <w:instrText xml:space="preserve"> HYPERLINK \l _Toc17881 </w:instrText>
           </w:r>
           <w:r>
             <w:rPr>
-              <w:rFonts w:hint="eastAsia" w:ascii="宋体" w:hAnsi="宋体" w:eastAsia="宋体" w:cs="宋体"/>
+              <w:rFonts w:ascii="宋体" w:eastAsia="宋体" w:hAnsi="宋体" w:cs="宋体" w:hint="eastAsia"/>
               <w:szCs w:val="24"/>
             </w:rPr>
             <w:fldChar w:fldCharType="separate"/>
@@ -4957,7 +4852,7 @@
           </w:r>
           <w:r>
             <w:rPr>
-              <w:rFonts w:hint="eastAsia" w:ascii="宋体" w:hAnsi="宋体" w:eastAsia="宋体" w:cs="宋体"/>
+              <w:rFonts w:ascii="宋体" w:eastAsia="宋体" w:hAnsi="宋体" w:cs="宋体" w:hint="eastAsia"/>
               <w:szCs w:val="24"/>
             </w:rPr>
             <w:fldChar w:fldCharType="end"/>
@@ -4981,7 +4876,7 @@
             <w:spacing w:line="312" w:lineRule="auto"/>
             <w:textAlignment w:val="baseline"/>
             <w:rPr>
-              <w:rFonts w:hint="eastAsia" w:ascii="宋体" w:hAnsi="宋体" w:eastAsia="宋体" w:cs="宋体"/>
+              <w:rFonts w:ascii="宋体" w:eastAsia="宋体" w:hAnsi="宋体" w:cs="宋体" w:hint="eastAsia"/>
               <w:snapToGrid w:val="0"/>
               <w:color w:val="000000"/>
               <w:kern w:val="0"/>
@@ -4992,7 +4887,7 @@
           </w:pPr>
           <w:r>
             <w:rPr>
-              <w:rFonts w:hint="eastAsia" w:ascii="宋体" w:hAnsi="宋体" w:eastAsia="宋体" w:cs="宋体"/>
+              <w:rFonts w:ascii="宋体" w:eastAsia="宋体" w:hAnsi="宋体" w:cs="宋体" w:hint="eastAsia"/>
               <w:szCs w:val="24"/>
             </w:rPr>
             <w:fldChar w:fldCharType="end"/>
@@ -5016,7 +4911,7 @@
         <w:snapToGrid w:val="0"/>
         <w:textAlignment w:val="baseline"/>
         <w:rPr>
-          <w:rFonts w:ascii="Arial" w:hAnsi="Arial" w:eastAsia="Arial" w:cs="Arial"/>
+          <w:rFonts w:ascii="Arial" w:eastAsia="Arial" w:hAnsi="Arial" w:cs="Arial"/>
           <w:snapToGrid w:val="0"/>
           <w:color w:val="000000"/>
           <w:kern w:val="0"/>
@@ -5027,7 +4922,7 @@
       </w:pPr>
       <w:r>
         <w:rPr>
-          <w:rFonts w:ascii="Arial" w:hAnsi="Arial" w:eastAsia="Arial" w:cs="Arial"/>
+          <w:rFonts w:ascii="Arial" w:eastAsia="Arial" w:hAnsi="Arial" w:cs="Arial"/>
           <w:snapToGrid w:val="0"/>
           <w:color w:val="000000"/>
           <w:kern w:val="0"/>
@@ -5040,14 +4935,14 @@
     </w:p>
     <w:p>
       <w:pPr>
-        <w:pStyle w:val="28"/>
+        <w:pStyle w:val="1"/>
         <w:bidi w:val="0"/>
         <w:rPr>
           <w:rFonts w:hint="eastAsia"/>
           <w:lang w:val="en-US" w:eastAsia="zh-CN"/>
         </w:rPr>
       </w:pPr>
-      <w:bookmarkStart w:id="2" w:name="_Toc18312"/>
+      <w:bookmarkStart w:id="3" w:name="_Toc18312"/>
       <w:r>
         <w:rPr>
           <w:rFonts w:hint="eastAsia"/>
@@ -5055,11 +4950,11 @@
         </w:rPr>
         <w:t>目的</w:t>
       </w:r>
-      <w:bookmarkEnd w:id="2"/>
+      <w:bookmarkEnd w:id="3"/>
     </w:p>
     <w:p>
       <w:pPr>
-        <w:pStyle w:val="29"/>
+        <w:pStyle w:val="a1"/>
         <w:bidi w:val="0"/>
       </w:pPr>
       <w:r>
@@ -5068,64 +4963,64 @@
     </w:p>
     <w:p>
       <w:pPr>
-        <w:pStyle w:val="28"/>
+        <w:pStyle w:val="1"/>
         <w:bidi w:val="0"/>
         <w:rPr>
           <w:rFonts w:hint="default"/>
           <w:lang w:val="en-US" w:eastAsia="zh-CN"/>
         </w:rPr>
       </w:pPr>
-      <w:bookmarkStart w:id="3" w:name="_Toc18884"/>
+      <w:bookmarkStart w:id="4" w:name="_Toc18884"/>
       <w:r>
         <w:rPr>
           <w:rFonts w:hint="eastAsia"/>
           <w:lang w:val="en-US" w:eastAsia="zh-CN"/>
         </w:rPr>
         <w:t>具体内容</w:t>
-      </w:r>
-      <w:bookmarkEnd w:id="3"/>
-    </w:p>
-    <w:p>
-      <w:pPr>
-        <w:pStyle w:val="30"/>
-        <w:bidi w:val="0"/>
-        <w:rPr>
-          <w:rFonts w:hint="default"/>
-          <w:lang w:val="en-US" w:eastAsia="zh-CN"/>
-        </w:rPr>
-      </w:pPr>
-      <w:bookmarkStart w:id="4" w:name="_Toc21208"/>
-      <w:r>
-        <w:rPr>
-          <w:rFonts w:hint="default"/>
-          <w:lang w:val="en-US" w:eastAsia="zh-CN"/>
-        </w:rPr>
-        <w:t>服务级别管理</w:t>
       </w:r>
       <w:bookmarkEnd w:id="4"/>
     </w:p>
     <w:p>
       <w:pPr>
-        <w:pStyle w:val="31"/>
+        <w:pStyle w:val="2"/>
         <w:bidi w:val="0"/>
         <w:rPr>
           <w:rFonts w:hint="default"/>
           <w:lang w:val="en-US" w:eastAsia="zh-CN"/>
         </w:rPr>
       </w:pPr>
-      <w:bookmarkStart w:id="5" w:name="_Toc27057"/>
+      <w:bookmarkStart w:id="5" w:name="_Toc21208"/>
       <w:r>
         <w:rPr>
           <w:rFonts w:hint="default"/>
           <w:lang w:val="en-US" w:eastAsia="zh-CN"/>
         </w:rPr>
-        <w:t>管理范围</w:t>
+        <w:t>服务级别管理</w:t>
       </w:r>
       <w:bookmarkEnd w:id="5"/>
     </w:p>
     <w:p>
       <w:pPr>
-        <w:pStyle w:val="29"/>
+        <w:pStyle w:val="3"/>
+        <w:bidi w:val="0"/>
+        <w:rPr>
+          <w:rFonts w:hint="default"/>
+          <w:lang w:val="en-US" w:eastAsia="zh-CN"/>
+        </w:rPr>
+      </w:pPr>
+      <w:bookmarkStart w:id="6" w:name="_Toc27057"/>
+      <w:r>
+        <w:rPr>
+          <w:rFonts w:hint="default"/>
+          <w:lang w:val="en-US" w:eastAsia="zh-CN"/>
+        </w:rPr>
+        <w:t>管理范围</w:t>
+      </w:r>
+      <w:bookmarkEnd w:id="6"/>
+    </w:p>
+    <w:p>
+      <w:pPr>
+        <w:pStyle w:val="a1"/>
         <w:rPr>
           <w:rFonts w:hint="default"/>
           <w:lang w:val="en-US" w:eastAsia="zh-CN"/>
@@ -5141,14 +5036,14 @@
     </w:p>
     <w:p>
       <w:pPr>
-        <w:pStyle w:val="31"/>
+        <w:pStyle w:val="3"/>
         <w:bidi w:val="0"/>
         <w:rPr>
           <w:rFonts w:hint="default"/>
           <w:lang w:val="en-US" w:eastAsia="zh-CN"/>
         </w:rPr>
       </w:pPr>
-      <w:bookmarkStart w:id="6" w:name="_Toc10907"/>
+      <w:bookmarkStart w:id="7" w:name="_Toc10907"/>
       <w:r>
         <w:rPr>
           <w:rFonts w:hint="default"/>
@@ -5156,11 +5051,11 @@
         </w:rPr>
         <w:t>管理目标</w:t>
       </w:r>
-      <w:bookmarkEnd w:id="6"/>
+      <w:bookmarkEnd w:id="7"/>
     </w:p>
     <w:p>
       <w:pPr>
-        <w:pStyle w:val="29"/>
+        <w:pStyle w:val="a1"/>
         <w:rPr>
           <w:rFonts w:hint="default"/>
           <w:lang w:val="en-US" w:eastAsia="zh-CN"/>
@@ -5176,7 +5071,7 @@
     </w:p>
     <w:p>
       <w:pPr>
-        <w:pStyle w:val="29"/>
+        <w:pStyle w:val="a1"/>
         <w:rPr>
           <w:rFonts w:hint="default"/>
           <w:lang w:val="en-US" w:eastAsia="zh-CN"/>
@@ -5192,7 +5087,7 @@
     </w:p>
     <w:p>
       <w:pPr>
-        <w:pStyle w:val="29"/>
+        <w:pStyle w:val="a1"/>
         <w:rPr>
           <w:rFonts w:hint="default"/>
           <w:lang w:val="en-US" w:eastAsia="zh-CN"/>
@@ -5208,14 +5103,14 @@
     </w:p>
     <w:p>
       <w:pPr>
-        <w:pStyle w:val="31"/>
+        <w:pStyle w:val="3"/>
         <w:bidi w:val="0"/>
         <w:rPr>
           <w:rFonts w:hint="default"/>
           <w:lang w:val="en-US" w:eastAsia="zh-CN"/>
         </w:rPr>
       </w:pPr>
-      <w:bookmarkStart w:id="7" w:name="_Toc17514"/>
+      <w:bookmarkStart w:id="8" w:name="_Toc17514"/>
       <w:r>
         <w:rPr>
           <w:rFonts w:hint="default"/>
@@ -5223,20 +5118,20 @@
         </w:rPr>
         <w:t>关键绩效指标（KPI）</w:t>
       </w:r>
-      <w:bookmarkEnd w:id="7"/>
+      <w:bookmarkEnd w:id="8"/>
     </w:p>
     <w:tbl>
       <w:tblPr>
-        <w:tblStyle w:val="26"/>
+        <w:tblStyle w:val="TableNormal0"/>
         <w:tblW w:w="7614" w:type="dxa"/>
         <w:tblInd w:w="13" w:type="dxa"/>
         <w:tblBorders>
-          <w:top w:val="single" w:color="000000" w:sz="4" w:space="0"/>
-          <w:left w:val="single" w:color="000000" w:sz="4" w:space="0"/>
-          <w:bottom w:val="single" w:color="000000" w:sz="4" w:space="0"/>
-          <w:right w:val="single" w:color="000000" w:sz="4" w:space="0"/>
-          <w:insideH w:val="single" w:color="000000" w:sz="4" w:space="0"/>
-          <w:insideV w:val="single" w:color="000000" w:sz="4" w:space="0"/>
+          <w:top w:val="single" w:sz="4" w:space="0" w:color="000000"/>
+          <w:left w:val="single" w:sz="4" w:space="0" w:color="000000"/>
+          <w:bottom w:val="single" w:sz="4" w:space="0" w:color="000000"/>
+          <w:right w:val="single" w:sz="4" w:space="0" w:color="000000"/>
+          <w:insideH w:val="single" w:sz="4" w:space="0" w:color="000000"/>
+          <w:insideV w:val="single" w:sz="4" w:space="0" w:color="000000"/>
         </w:tblBorders>
         <w:tblLayout w:type="fixed"/>
         <w:tblCellMar>
@@ -5254,14 +5149,17 @@
       </w:tblGrid>
       <w:tr>
         <w:tblPrEx>
+          <w:tblW w:w="7614" w:type="dxa"/>
+          <w:tblInd w:w="13" w:type="dxa"/>
           <w:tblBorders>
-            <w:top w:val="single" w:color="000000" w:sz="4" w:space="0"/>
-            <w:left w:val="single" w:color="000000" w:sz="4" w:space="0"/>
-            <w:bottom w:val="single" w:color="000000" w:sz="4" w:space="0"/>
-            <w:right w:val="single" w:color="000000" w:sz="4" w:space="0"/>
-            <w:insideH w:val="single" w:color="000000" w:sz="4" w:space="0"/>
-            <w:insideV w:val="single" w:color="000000" w:sz="4" w:space="0"/>
+            <w:top w:val="single" w:sz="4" w:space="0" w:color="000000"/>
+            <w:left w:val="single" w:sz="4" w:space="0" w:color="000000"/>
+            <w:bottom w:val="single" w:sz="4" w:space="0" w:color="000000"/>
+            <w:right w:val="single" w:sz="4" w:space="0" w:color="000000"/>
+            <w:insideH w:val="single" w:sz="4" w:space="0" w:color="000000"/>
+            <w:insideV w:val="single" w:sz="4" w:space="0" w:color="000000"/>
           </w:tblBorders>
+          <w:tblLayout w:type="fixed"/>
           <w:tblCellMar>
             <w:top w:w="0" w:type="dxa"/>
             <w:left w:w="0" w:type="dxa"/>
@@ -5270,7 +5168,7 @@
           </w:tblCellMar>
         </w:tblPrEx>
         <w:trPr>
-          <w:trHeight w:val="591" w:hRule="atLeast"/>
+          <w:trHeight w:val="591"/>
         </w:trPr>
         <w:tc>
           <w:tcPr>
@@ -5367,14 +5265,9 @@
       </w:tr>
       <w:tr>
         <w:tblPrEx>
-          <w:tblBorders>
-            <w:top w:val="single" w:color="000000" w:sz="4" w:space="0"/>
-            <w:left w:val="single" w:color="000000" w:sz="4" w:space="0"/>
-            <w:bottom w:val="single" w:color="000000" w:sz="4" w:space="0"/>
-            <w:right w:val="single" w:color="000000" w:sz="4" w:space="0"/>
-            <w:insideH w:val="single" w:color="000000" w:sz="4" w:space="0"/>
-            <w:insideV w:val="single" w:color="000000" w:sz="4" w:space="0"/>
-          </w:tblBorders>
+          <w:tblW w:w="7614" w:type="dxa"/>
+          <w:tblInd w:w="13" w:type="dxa"/>
+          <w:tblLayout w:type="fixed"/>
           <w:tblCellMar>
             <w:top w:w="0" w:type="dxa"/>
             <w:left w:w="0" w:type="dxa"/>
@@ -5383,7 +5276,7 @@
           </w:tblCellMar>
         </w:tblPrEx>
         <w:trPr>
-          <w:trHeight w:val="661" w:hRule="atLeast"/>
+          <w:trHeight w:val="661"/>
         </w:trPr>
         <w:tc>
           <w:tcPr>
@@ -5392,12 +5285,12 @@
           </w:tcPr>
           <w:p>
             <w:pPr>
-              <w:pStyle w:val="29"/>
+              <w:pStyle w:val="a1"/>
               <w:widowControl w:val="0"/>
-              <w:ind w:left="0" w:leftChars="0" w:right="0" w:rightChars="0" w:firstLine="0" w:firstLineChars="0"/>
+              <w:ind w:left="0" w:right="0" w:firstLine="0" w:leftChars="0" w:rightChars="0" w:firstLineChars="0"/>
               <w:jc w:val="center"/>
               <w:rPr>
-                <w:rFonts w:hint="eastAsia" w:ascii="宋体" w:hAnsi="宋体" w:eastAsia="宋体" w:cs="宋体"/>
+                <w:rFonts w:ascii="宋体" w:eastAsia="宋体" w:hAnsi="宋体" w:cs="宋体" w:hint="eastAsia"/>
                 <w:snapToGrid w:val="0"/>
                 <w:color w:val="000000"/>
                 <w:kern w:val="0"/>
@@ -5409,7 +5302,7 @@
             </w:pPr>
             <w:r>
               <w:rPr>
-                <w:rFonts w:hint="eastAsia" w:ascii="宋体" w:hAnsi="宋体" w:eastAsia="宋体" w:cs="宋体"/>
+                <w:rFonts w:ascii="宋体" w:eastAsia="宋体" w:hAnsi="宋体" w:cs="宋体" w:hint="eastAsia"/>
                 <w:sz w:val="15"/>
                 <w:szCs w:val="15"/>
                 <w:vertAlign w:val="baseline"/>
@@ -5426,12 +5319,12 @@
           </w:tcPr>
           <w:p>
             <w:pPr>
-              <w:pStyle w:val="29"/>
+              <w:pStyle w:val="a1"/>
               <w:widowControl w:val="0"/>
-              <w:ind w:left="0" w:leftChars="0" w:right="0" w:rightChars="0" w:firstLine="0" w:firstLineChars="0"/>
+              <w:ind w:left="0" w:right="0" w:firstLine="0" w:leftChars="0" w:rightChars="0" w:firstLineChars="0"/>
               <w:jc w:val="center"/>
               <w:rPr>
-                <w:rFonts w:hint="eastAsia" w:ascii="宋体" w:hAnsi="宋体" w:eastAsia="宋体" w:cs="宋体"/>
+                <w:rFonts w:ascii="宋体" w:eastAsia="宋体" w:hAnsi="宋体" w:cs="宋体" w:hint="eastAsia"/>
                 <w:snapToGrid w:val="0"/>
                 <w:color w:val="000000"/>
                 <w:kern w:val="0"/>
@@ -5443,7 +5336,7 @@
             </w:pPr>
             <w:r>
               <w:rPr>
-                <w:rFonts w:hint="eastAsia" w:ascii="宋体" w:hAnsi="宋体" w:eastAsia="宋体" w:cs="宋体"/>
+                <w:rFonts w:ascii="宋体" w:eastAsia="宋体" w:hAnsi="宋体" w:cs="宋体" w:hint="eastAsia"/>
                 <w:sz w:val="15"/>
                 <w:szCs w:val="15"/>
                 <w:vertAlign w:val="baseline"/>
@@ -5460,12 +5353,12 @@
           </w:tcPr>
           <w:p>
             <w:pPr>
-              <w:pStyle w:val="29"/>
+              <w:pStyle w:val="a1"/>
               <w:widowControl w:val="0"/>
-              <w:ind w:left="0" w:leftChars="0" w:right="0" w:rightChars="0" w:firstLine="0" w:firstLineChars="0"/>
+              <w:ind w:left="0" w:right="0" w:firstLine="0" w:leftChars="0" w:rightChars="0" w:firstLineChars="0"/>
               <w:jc w:val="center"/>
               <w:rPr>
-                <w:rFonts w:hint="eastAsia" w:ascii="宋体" w:hAnsi="宋体" w:eastAsia="宋体" w:cs="宋体"/>
+                <w:rFonts w:ascii="宋体" w:eastAsia="宋体" w:hAnsi="宋体" w:cs="宋体" w:hint="eastAsia"/>
                 <w:snapToGrid w:val="0"/>
                 <w:color w:val="000000"/>
                 <w:kern w:val="0"/>
@@ -5477,7 +5370,7 @@
             </w:pPr>
             <w:r>
               <w:rPr>
-                <w:rFonts w:hint="eastAsia" w:ascii="宋体" w:hAnsi="宋体" w:eastAsia="宋体" w:cs="宋体"/>
+                <w:rFonts w:ascii="宋体" w:eastAsia="宋体" w:hAnsi="宋体" w:cs="宋体" w:hint="eastAsia"/>
                 <w:sz w:val="15"/>
                 <w:szCs w:val="15"/>
                 <w:vertAlign w:val="baseline"/>
@@ -5494,12 +5387,12 @@
           </w:tcPr>
           <w:p>
             <w:pPr>
-              <w:pStyle w:val="29"/>
+              <w:pStyle w:val="a1"/>
               <w:widowControl w:val="0"/>
-              <w:ind w:left="0" w:leftChars="0" w:right="0" w:rightChars="0" w:firstLine="0" w:firstLineChars="0"/>
+              <w:ind w:left="0" w:right="0" w:firstLine="0" w:leftChars="0" w:rightChars="0" w:firstLineChars="0"/>
               <w:jc w:val="center"/>
               <w:rPr>
-                <w:rFonts w:hint="eastAsia" w:ascii="宋体" w:hAnsi="宋体" w:eastAsia="宋体" w:cs="宋体"/>
+                <w:rFonts w:ascii="宋体" w:eastAsia="宋体" w:hAnsi="宋体" w:cs="宋体" w:hint="eastAsia"/>
                 <w:snapToGrid w:val="0"/>
                 <w:color w:val="000000"/>
                 <w:kern w:val="0"/>
@@ -5511,7 +5404,7 @@
             </w:pPr>
             <w:r>
               <w:rPr>
-                <w:rFonts w:hint="eastAsia" w:ascii="宋体" w:hAnsi="宋体" w:eastAsia="宋体" w:cs="宋体"/>
+                <w:rFonts w:ascii="宋体" w:eastAsia="宋体" w:hAnsi="宋体" w:cs="宋体" w:hint="eastAsia"/>
                 <w:sz w:val="15"/>
                 <w:szCs w:val="15"/>
                 <w:vertAlign w:val="baseline"/>
@@ -5525,98 +5418,80 @@
     </w:tbl>
     <w:p>
       <w:pPr>
-        <w:pStyle w:val="31"/>
+        <w:pStyle w:val="3"/>
         <w:bidi w:val="0"/>
         <w:rPr>
           <w:rFonts w:hint="default"/>
           <w:lang w:val="en-US" w:eastAsia="zh-CN"/>
         </w:rPr>
       </w:pPr>
-      <w:bookmarkStart w:id="8" w:name="_Toc23175"/>
+      <w:bookmarkStart w:id="9" w:name="_Toc23175"/>
       <w:r>
         <w:rPr>
           <w:rFonts w:hint="default"/>
           <w:lang w:val="en-US" w:eastAsia="zh-CN"/>
         </w:rPr>
         <w:t>主要参与方</w:t>
-      </w:r>
-      <w:bookmarkEnd w:id="8"/>
-    </w:p>
-    <w:p>
-      <w:pPr>
-        <w:pStyle w:val="29"/>
-        <w:rPr>
-          <w:rFonts w:hint="default"/>
-          <w:lang w:val="en-US" w:eastAsia="zh-CN"/>
-        </w:rPr>
-      </w:pPr>
-      <w:r>
-        <w:rPr>
-          <w:rFonts w:hint="eastAsia"/>
-          <w:lang w:val="en-US" w:eastAsia="zh-CN"/>
-        </w:rPr>
-        <w:t>质量部、运维部。</w:t>
-      </w:r>
-      <w:r>
-        <w:rPr>
-          <w:rFonts w:hint="default"/>
-          <w:lang w:val="en-US" w:eastAsia="zh-CN"/>
-        </w:rPr>
-      </w:r>
-      <w:r>
-        <w:rPr>
-          <w:rFonts w:hint="eastAsia"/>
-          <w:lang w:val="en-US" w:eastAsia="zh-CN"/>
-        </w:rPr>
-      </w:r>
-      <w:r>
-        <w:rPr>
-          <w:rFonts w:hint="default"/>
-          <w:lang w:val="en-US" w:eastAsia="zh-CN"/>
-        </w:rPr>
-      </w:r>
-    </w:p>
-    <w:p>
-      <w:pPr>
-        <w:pStyle w:val="30"/>
-        <w:bidi w:val="0"/>
-        <w:rPr>
-          <w:rFonts w:hint="default"/>
-          <w:lang w:val="en-US" w:eastAsia="zh-CN"/>
-        </w:rPr>
-      </w:pPr>
-      <w:bookmarkStart w:id="9" w:name="_Toc16898"/>
-      <w:r>
-        <w:rPr>
-          <w:rFonts w:hint="default"/>
-          <w:lang w:val="en-US" w:eastAsia="zh-CN"/>
-        </w:rPr>
-        <w:t>服务报告管理</w:t>
       </w:r>
       <w:bookmarkEnd w:id="9"/>
     </w:p>
     <w:p>
       <w:pPr>
-        <w:pStyle w:val="31"/>
+        <w:pStyle w:val="a1"/>
+        <w:rPr>
+          <w:rFonts w:hint="default"/>
+          <w:lang w:val="en-US" w:eastAsia="zh-CN"/>
+        </w:rPr>
+      </w:pPr>
+      <w:r>
+        <w:rPr>
+          <w:rFonts w:hint="eastAsia"/>
+          <w:lang w:val="en-US" w:eastAsia="zh-CN"/>
+        </w:rPr>
+        <w:t>质量部、运维部。</w:t>
+      </w:r>
+    </w:p>
+    <w:p>
+      <w:pPr>
+        <w:pStyle w:val="2"/>
         <w:bidi w:val="0"/>
         <w:rPr>
           <w:rFonts w:hint="default"/>
           <w:lang w:val="en-US" w:eastAsia="zh-CN"/>
         </w:rPr>
       </w:pPr>
-      <w:bookmarkStart w:id="10" w:name="_Toc20685"/>
+      <w:bookmarkStart w:id="10" w:name="_Toc16898"/>
       <w:r>
         <w:rPr>
           <w:rFonts w:hint="default"/>
           <w:lang w:val="en-US" w:eastAsia="zh-CN"/>
         </w:rPr>
-        <w:t>管理范围</w:t>
+        <w:t>服务报告管理</w:t>
       </w:r>
       <w:bookmarkEnd w:id="10"/>
     </w:p>
     <w:p>
       <w:pPr>
-        <w:pStyle w:val="29"/>
+        <w:pStyle w:val="3"/>
+        <w:bidi w:val="0"/>
+        <w:rPr>
+          <w:rFonts w:hint="default"/>
+          <w:lang w:val="en-US" w:eastAsia="zh-CN"/>
+        </w:rPr>
+      </w:pPr>
+      <w:bookmarkStart w:id="11" w:name="_Toc20685"/>
+      <w:r>
+        <w:rPr>
+          <w:rFonts w:hint="default"/>
+          <w:lang w:val="en-US" w:eastAsia="zh-CN"/>
+        </w:rPr>
+        <w:t>管理范围</w:t>
+      </w:r>
+      <w:bookmarkEnd w:id="11"/>
+    </w:p>
+    <w:p>
+      <w:pPr>
+        <w:pStyle w:val="a1"/>
         <w:rPr>
           <w:rFonts w:hint="default"/>
           <w:lang w:val="en-US" w:eastAsia="zh-CN"/>
@@ -5632,14 +5507,14 @@
     </w:p>
     <w:p>
       <w:pPr>
-        <w:pStyle w:val="31"/>
+        <w:pStyle w:val="3"/>
         <w:bidi w:val="0"/>
         <w:rPr>
           <w:rFonts w:hint="default"/>
           <w:lang w:val="en-US" w:eastAsia="zh-CN"/>
         </w:rPr>
       </w:pPr>
-      <w:bookmarkStart w:id="11" w:name="_Toc19620"/>
+      <w:bookmarkStart w:id="12" w:name="_Toc19620"/>
       <w:r>
         <w:rPr>
           <w:rFonts w:hint="default"/>
@@ -5647,11 +5522,11 @@
         </w:rPr>
         <w:t>管理目标</w:t>
       </w:r>
-      <w:bookmarkEnd w:id="11"/>
+      <w:bookmarkEnd w:id="12"/>
     </w:p>
     <w:p>
       <w:pPr>
-        <w:pStyle w:val="29"/>
+        <w:pStyle w:val="a1"/>
         <w:rPr>
           <w:rFonts w:hint="default"/>
           <w:lang w:val="en-US" w:eastAsia="zh-CN"/>
@@ -5667,14 +5542,14 @@
     </w:p>
     <w:p>
       <w:pPr>
-        <w:pStyle w:val="31"/>
+        <w:pStyle w:val="3"/>
         <w:bidi w:val="0"/>
         <w:rPr>
           <w:rFonts w:hint="default"/>
           <w:lang w:val="en-US" w:eastAsia="zh-CN"/>
         </w:rPr>
       </w:pPr>
-      <w:bookmarkStart w:id="12" w:name="_Toc14503"/>
+      <w:bookmarkStart w:id="13" w:name="_Toc14503"/>
       <w:r>
         <w:rPr>
           <w:rFonts w:hint="default"/>
@@ -5682,20 +5557,20 @@
         </w:rPr>
         <w:t>关键绩效指标（KPI）</w:t>
       </w:r>
-      <w:bookmarkEnd w:id="12"/>
+      <w:bookmarkEnd w:id="13"/>
     </w:p>
     <w:tbl>
       <w:tblPr>
-        <w:tblStyle w:val="26"/>
+        <w:tblStyle w:val="TableNormal0"/>
         <w:tblW w:w="7614" w:type="dxa"/>
         <w:tblInd w:w="13" w:type="dxa"/>
         <w:tblBorders>
-          <w:top w:val="single" w:color="000000" w:sz="4" w:space="0"/>
-          <w:left w:val="single" w:color="000000" w:sz="4" w:space="0"/>
-          <w:bottom w:val="single" w:color="000000" w:sz="4" w:space="0"/>
-          <w:right w:val="single" w:color="000000" w:sz="4" w:space="0"/>
-          <w:insideH w:val="single" w:color="000000" w:sz="4" w:space="0"/>
-          <w:insideV w:val="single" w:color="000000" w:sz="4" w:space="0"/>
+          <w:top w:val="single" w:sz="4" w:space="0" w:color="000000"/>
+          <w:left w:val="single" w:sz="4" w:space="0" w:color="000000"/>
+          <w:bottom w:val="single" w:sz="4" w:space="0" w:color="000000"/>
+          <w:right w:val="single" w:sz="4" w:space="0" w:color="000000"/>
+          <w:insideH w:val="single" w:sz="4" w:space="0" w:color="000000"/>
+          <w:insideV w:val="single" w:sz="4" w:space="0" w:color="000000"/>
         </w:tblBorders>
         <w:tblLayout w:type="fixed"/>
         <w:tblCellMar>
@@ -5713,14 +5588,17 @@
       </w:tblGrid>
       <w:tr>
         <w:tblPrEx>
+          <w:tblW w:w="7614" w:type="dxa"/>
+          <w:tblInd w:w="13" w:type="dxa"/>
           <w:tblBorders>
-            <w:top w:val="single" w:color="000000" w:sz="4" w:space="0"/>
-            <w:left w:val="single" w:color="000000" w:sz="4" w:space="0"/>
-            <w:bottom w:val="single" w:color="000000" w:sz="4" w:space="0"/>
-            <w:right w:val="single" w:color="000000" w:sz="4" w:space="0"/>
-            <w:insideH w:val="single" w:color="000000" w:sz="4" w:space="0"/>
-            <w:insideV w:val="single" w:color="000000" w:sz="4" w:space="0"/>
+            <w:top w:val="single" w:sz="4" w:space="0" w:color="000000"/>
+            <w:left w:val="single" w:sz="4" w:space="0" w:color="000000"/>
+            <w:bottom w:val="single" w:sz="4" w:space="0" w:color="000000"/>
+            <w:right w:val="single" w:sz="4" w:space="0" w:color="000000"/>
+            <w:insideH w:val="single" w:sz="4" w:space="0" w:color="000000"/>
+            <w:insideV w:val="single" w:sz="4" w:space="0" w:color="000000"/>
           </w:tblBorders>
+          <w:tblLayout w:type="fixed"/>
           <w:tblCellMar>
             <w:top w:w="0" w:type="dxa"/>
             <w:left w:w="0" w:type="dxa"/>
@@ -5729,7 +5607,7 @@
           </w:tblCellMar>
         </w:tblPrEx>
         <w:trPr>
-          <w:trHeight w:val="591" w:hRule="atLeast"/>
+          <w:trHeight w:val="591"/>
         </w:trPr>
         <w:tc>
           <w:tcPr>
@@ -5826,14 +5704,9 @@
       </w:tr>
       <w:tr>
         <w:tblPrEx>
-          <w:tblBorders>
-            <w:top w:val="single" w:color="000000" w:sz="4" w:space="0"/>
-            <w:left w:val="single" w:color="000000" w:sz="4" w:space="0"/>
-            <w:bottom w:val="single" w:color="000000" w:sz="4" w:space="0"/>
-            <w:right w:val="single" w:color="000000" w:sz="4" w:space="0"/>
-            <w:insideH w:val="single" w:color="000000" w:sz="4" w:space="0"/>
-            <w:insideV w:val="single" w:color="000000" w:sz="4" w:space="0"/>
-          </w:tblBorders>
+          <w:tblW w:w="7614" w:type="dxa"/>
+          <w:tblInd w:w="13" w:type="dxa"/>
+          <w:tblLayout w:type="fixed"/>
           <w:tblCellMar>
             <w:top w:w="0" w:type="dxa"/>
             <w:left w:w="0" w:type="dxa"/>
@@ -5842,7 +5715,7 @@
           </w:tblCellMar>
         </w:tblPrEx>
         <w:trPr>
-          <w:trHeight w:val="661" w:hRule="atLeast"/>
+          <w:trHeight w:val="661"/>
         </w:trPr>
         <w:tc>
           <w:tcPr>
@@ -5851,12 +5724,12 @@
           </w:tcPr>
           <w:p>
             <w:pPr>
-              <w:pStyle w:val="29"/>
+              <w:pStyle w:val="a1"/>
               <w:widowControl w:val="0"/>
-              <w:ind w:left="0" w:leftChars="0" w:right="0" w:rightChars="0" w:firstLine="0" w:firstLineChars="0"/>
+              <w:ind w:left="0" w:right="0" w:firstLine="0" w:leftChars="0" w:rightChars="0" w:firstLineChars="0"/>
               <w:jc w:val="center"/>
               <w:rPr>
-                <w:rFonts w:hint="eastAsia" w:ascii="宋体" w:hAnsi="宋体" w:eastAsia="宋体" w:cs="宋体"/>
+                <w:rFonts w:ascii="宋体" w:eastAsia="宋体" w:hAnsi="宋体" w:cs="宋体" w:hint="eastAsia"/>
                 <w:snapToGrid w:val="0"/>
                 <w:color w:val="000000"/>
                 <w:kern w:val="0"/>
@@ -5868,7 +5741,7 @@
             </w:pPr>
             <w:r>
               <w:rPr>
-                <w:rFonts w:hint="eastAsia" w:ascii="宋体" w:hAnsi="宋体" w:eastAsia="宋体" w:cs="宋体"/>
+                <w:rFonts w:ascii="宋体" w:eastAsia="宋体" w:hAnsi="宋体" w:cs="宋体" w:hint="eastAsia"/>
                 <w:sz w:val="15"/>
                 <w:szCs w:val="15"/>
                 <w:vertAlign w:val="baseline"/>
@@ -5885,12 +5758,12 @@
           </w:tcPr>
           <w:p>
             <w:pPr>
-              <w:pStyle w:val="29"/>
+              <w:pStyle w:val="a1"/>
               <w:widowControl w:val="0"/>
-              <w:ind w:left="0" w:leftChars="0" w:right="0" w:rightChars="0" w:firstLine="0" w:firstLineChars="0"/>
+              <w:ind w:left="0" w:right="0" w:firstLine="0" w:leftChars="0" w:rightChars="0" w:firstLineChars="0"/>
               <w:jc w:val="center"/>
               <w:rPr>
-                <w:rFonts w:hint="eastAsia" w:ascii="宋体" w:hAnsi="宋体" w:eastAsia="宋体" w:cs="宋体"/>
+                <w:rFonts w:ascii="宋体" w:eastAsia="宋体" w:hAnsi="宋体" w:cs="宋体" w:hint="eastAsia"/>
                 <w:snapToGrid w:val="0"/>
                 <w:color w:val="000000"/>
                 <w:kern w:val="0"/>
@@ -5902,7 +5775,7 @@
             </w:pPr>
             <w:r>
               <w:rPr>
-                <w:rFonts w:hint="eastAsia" w:ascii="宋体" w:hAnsi="宋体" w:eastAsia="宋体" w:cs="宋体"/>
+                <w:rFonts w:ascii="宋体" w:eastAsia="宋体" w:hAnsi="宋体" w:cs="宋体" w:hint="eastAsia"/>
                 <w:sz w:val="15"/>
                 <w:szCs w:val="15"/>
                 <w:vertAlign w:val="baseline"/>
@@ -5919,12 +5792,12 @@
           </w:tcPr>
           <w:p>
             <w:pPr>
-              <w:pStyle w:val="29"/>
+              <w:pStyle w:val="a1"/>
               <w:widowControl w:val="0"/>
-              <w:ind w:left="0" w:leftChars="0" w:right="0" w:rightChars="0" w:firstLine="0" w:firstLineChars="0"/>
+              <w:ind w:left="0" w:right="0" w:firstLine="0" w:leftChars="0" w:rightChars="0" w:firstLineChars="0"/>
               <w:jc w:val="center"/>
               <w:rPr>
-                <w:rFonts w:hint="eastAsia" w:ascii="宋体" w:hAnsi="宋体" w:eastAsia="宋体" w:cs="宋体"/>
+                <w:rFonts w:ascii="宋体" w:eastAsia="宋体" w:hAnsi="宋体" w:cs="宋体" w:hint="eastAsia"/>
                 <w:snapToGrid w:val="0"/>
                 <w:color w:val="000000"/>
                 <w:kern w:val="0"/>
@@ -5936,7 +5809,7 @@
             </w:pPr>
             <w:r>
               <w:rPr>
-                <w:rFonts w:hint="eastAsia" w:ascii="宋体" w:hAnsi="宋体" w:eastAsia="宋体" w:cs="宋体"/>
+                <w:rFonts w:ascii="宋体" w:eastAsia="宋体" w:hAnsi="宋体" w:cs="宋体" w:hint="eastAsia"/>
                 <w:sz w:val="15"/>
                 <w:szCs w:val="15"/>
                 <w:vertAlign w:val="baseline"/>
@@ -5953,12 +5826,12 @@
           </w:tcPr>
           <w:p>
             <w:pPr>
-              <w:pStyle w:val="29"/>
+              <w:pStyle w:val="a1"/>
               <w:widowControl w:val="0"/>
-              <w:ind w:left="0" w:leftChars="0" w:right="0" w:rightChars="0" w:firstLine="0" w:firstLineChars="0"/>
+              <w:ind w:left="0" w:right="0" w:firstLine="0" w:leftChars="0" w:rightChars="0" w:firstLineChars="0"/>
               <w:jc w:val="center"/>
               <w:rPr>
-                <w:rFonts w:hint="eastAsia" w:ascii="宋体" w:hAnsi="宋体" w:eastAsia="宋体" w:cs="宋体"/>
+                <w:rFonts w:ascii="宋体" w:eastAsia="宋体" w:hAnsi="宋体" w:cs="宋体" w:hint="eastAsia"/>
                 <w:snapToGrid w:val="0"/>
                 <w:color w:val="000000"/>
                 <w:kern w:val="0"/>
@@ -5970,7 +5843,7 @@
             </w:pPr>
             <w:r>
               <w:rPr>
-                <w:rFonts w:hint="eastAsia" w:ascii="宋体" w:hAnsi="宋体" w:eastAsia="宋体" w:cs="宋体"/>
+                <w:rFonts w:ascii="宋体" w:eastAsia="宋体" w:hAnsi="宋体" w:cs="宋体" w:hint="eastAsia"/>
                 <w:sz w:val="15"/>
                 <w:szCs w:val="15"/>
                 <w:vertAlign w:val="baseline"/>
@@ -5984,7 +5857,7 @@
     </w:tbl>
     <w:p>
       <w:pPr>
-        <w:pStyle w:val="29"/>
+        <w:pStyle w:val="a1"/>
         <w:rPr>
           <w:rFonts w:hint="default"/>
           <w:lang w:val="en-US" w:eastAsia="zh-CN"/>
@@ -5993,98 +5866,80 @@
     </w:p>
     <w:p>
       <w:pPr>
-        <w:pStyle w:val="31"/>
+        <w:pStyle w:val="3"/>
         <w:bidi w:val="0"/>
         <w:rPr>
           <w:rFonts w:hint="default"/>
           <w:lang w:val="en-US" w:eastAsia="zh-CN"/>
         </w:rPr>
       </w:pPr>
-      <w:bookmarkStart w:id="13" w:name="_Toc3448"/>
+      <w:bookmarkStart w:id="14" w:name="_Toc3448"/>
       <w:r>
         <w:rPr>
           <w:rFonts w:hint="default"/>
           <w:lang w:val="en-US" w:eastAsia="zh-CN"/>
         </w:rPr>
         <w:t>要参与方</w:t>
-      </w:r>
-      <w:bookmarkEnd w:id="13"/>
-    </w:p>
-    <w:p>
-      <w:pPr>
-        <w:pStyle w:val="29"/>
-        <w:rPr>
-          <w:rFonts w:hint="default"/>
-          <w:lang w:val="en-US" w:eastAsia="zh-CN"/>
-        </w:rPr>
-      </w:pPr>
-      <w:r>
-        <w:rPr>
-          <w:rFonts w:hint="eastAsia"/>
-          <w:lang w:val="en-US" w:eastAsia="zh-CN"/>
-        </w:rPr>
-        <w:t>质量部、运维部。</w:t>
-      </w:r>
-      <w:r>
-        <w:rPr>
-          <w:rFonts w:hint="default"/>
-          <w:lang w:val="en-US" w:eastAsia="zh-CN"/>
-        </w:rPr>
-      </w:r>
-      <w:r>
-        <w:rPr>
-          <w:rFonts w:hint="eastAsia"/>
-          <w:lang w:val="en-US" w:eastAsia="zh-CN"/>
-        </w:rPr>
-      </w:r>
-      <w:r>
-        <w:rPr>
-          <w:rFonts w:hint="default"/>
-          <w:lang w:val="en-US" w:eastAsia="zh-CN"/>
-        </w:rPr>
-      </w:r>
-    </w:p>
-    <w:p>
-      <w:pPr>
-        <w:pStyle w:val="30"/>
-        <w:bidi w:val="0"/>
-        <w:rPr>
-          <w:rFonts w:hint="default"/>
-          <w:lang w:val="en-US" w:eastAsia="zh-CN"/>
-        </w:rPr>
-      </w:pPr>
-      <w:bookmarkStart w:id="14" w:name="_Toc24101"/>
-      <w:r>
-        <w:rPr>
-          <w:rFonts w:hint="default"/>
-          <w:lang w:val="en-US" w:eastAsia="zh-CN"/>
-        </w:rPr>
-        <w:t>事件管理</w:t>
       </w:r>
       <w:bookmarkEnd w:id="14"/>
     </w:p>
     <w:p>
       <w:pPr>
-        <w:pStyle w:val="31"/>
+        <w:pStyle w:val="a1"/>
+        <w:rPr>
+          <w:rFonts w:hint="default"/>
+          <w:lang w:val="en-US" w:eastAsia="zh-CN"/>
+        </w:rPr>
+      </w:pPr>
+      <w:r>
+        <w:rPr>
+          <w:rFonts w:hint="eastAsia"/>
+          <w:lang w:val="en-US" w:eastAsia="zh-CN"/>
+        </w:rPr>
+        <w:t>质量部、运维部。</w:t>
+      </w:r>
+    </w:p>
+    <w:p>
+      <w:pPr>
+        <w:pStyle w:val="2"/>
         <w:bidi w:val="0"/>
         <w:rPr>
           <w:rFonts w:hint="default"/>
           <w:lang w:val="en-US" w:eastAsia="zh-CN"/>
         </w:rPr>
       </w:pPr>
-      <w:bookmarkStart w:id="15" w:name="_Toc29102"/>
+      <w:bookmarkStart w:id="15" w:name="_Toc24101"/>
       <w:r>
         <w:rPr>
           <w:rFonts w:hint="default"/>
           <w:lang w:val="en-US" w:eastAsia="zh-CN"/>
         </w:rPr>
-        <w:t>管理范围</w:t>
+        <w:t>事件管理</w:t>
       </w:r>
       <w:bookmarkEnd w:id="15"/>
     </w:p>
     <w:p>
       <w:pPr>
-        <w:pStyle w:val="29"/>
+        <w:pStyle w:val="3"/>
+        <w:bidi w:val="0"/>
+        <w:rPr>
+          <w:rFonts w:hint="default"/>
+          <w:lang w:val="en-US" w:eastAsia="zh-CN"/>
+        </w:rPr>
+      </w:pPr>
+      <w:bookmarkStart w:id="16" w:name="_Toc29102"/>
+      <w:r>
+        <w:rPr>
+          <w:rFonts w:hint="default"/>
+          <w:lang w:val="en-US" w:eastAsia="zh-CN"/>
+        </w:rPr>
+        <w:t>管理范围</w:t>
+      </w:r>
+      <w:bookmarkEnd w:id="16"/>
+    </w:p>
+    <w:p>
+      <w:pPr>
+        <w:pStyle w:val="a1"/>
         <w:rPr>
           <w:rFonts w:hint="default"/>
           <w:lang w:val="en-US" w:eastAsia="zh-CN"/>
@@ -6100,14 +5955,14 @@
     </w:p>
     <w:p>
       <w:pPr>
-        <w:pStyle w:val="31"/>
+        <w:pStyle w:val="3"/>
         <w:bidi w:val="0"/>
         <w:rPr>
           <w:rFonts w:hint="default"/>
           <w:lang w:val="en-US" w:eastAsia="zh-CN"/>
         </w:rPr>
       </w:pPr>
-      <w:bookmarkStart w:id="16" w:name="_Toc3476"/>
+      <w:bookmarkStart w:id="17" w:name="_Toc3476"/>
       <w:r>
         <w:rPr>
           <w:rFonts w:hint="default"/>
@@ -6115,11 +5970,11 @@
         </w:rPr>
         <w:t>管理目标</w:t>
       </w:r>
-      <w:bookmarkEnd w:id="16"/>
+      <w:bookmarkEnd w:id="17"/>
     </w:p>
     <w:p>
       <w:pPr>
-        <w:pStyle w:val="29"/>
+        <w:pStyle w:val="a1"/>
         <w:rPr>
           <w:rFonts w:hint="default"/>
           <w:lang w:val="en-US" w:eastAsia="zh-CN"/>
@@ -6135,14 +5990,14 @@
     </w:p>
     <w:p>
       <w:pPr>
-        <w:pStyle w:val="31"/>
+        <w:pStyle w:val="3"/>
         <w:bidi w:val="0"/>
         <w:rPr>
           <w:rFonts w:hint="default"/>
           <w:lang w:val="en-US" w:eastAsia="zh-CN"/>
         </w:rPr>
       </w:pPr>
-      <w:bookmarkStart w:id="17" w:name="_Toc16594"/>
+      <w:bookmarkStart w:id="18" w:name="_Toc16594"/>
       <w:r>
         <w:rPr>
           <w:rFonts w:hint="default"/>
@@ -6150,7 +6005,7 @@
         </w:rPr>
         <w:t>关键绩效指标（KPI）</w:t>
       </w:r>
-      <w:bookmarkEnd w:id="17"/>
+      <w:bookmarkEnd w:id="18"/>
     </w:p>
     <w:p>
       <w:pPr>
@@ -6169,16 +6024,16 @@
     </w:p>
     <w:tbl>
       <w:tblPr>
-        <w:tblStyle w:val="26"/>
+        <w:tblStyle w:val="TableNormal0"/>
         <w:tblW w:w="7614" w:type="dxa"/>
         <w:tblInd w:w="13" w:type="dxa"/>
         <w:tblBorders>
-          <w:top w:val="single" w:color="000000" w:sz="4" w:space="0"/>
-          <w:left w:val="single" w:color="000000" w:sz="4" w:space="0"/>
-          <w:bottom w:val="single" w:color="000000" w:sz="4" w:space="0"/>
-          <w:right w:val="single" w:color="000000" w:sz="4" w:space="0"/>
-          <w:insideH w:val="single" w:color="000000" w:sz="4" w:space="0"/>
-          <w:insideV w:val="single" w:color="000000" w:sz="4" w:space="0"/>
+          <w:top w:val="single" w:sz="4" w:space="0" w:color="000000"/>
+          <w:left w:val="single" w:sz="4" w:space="0" w:color="000000"/>
+          <w:bottom w:val="single" w:sz="4" w:space="0" w:color="000000"/>
+          <w:right w:val="single" w:sz="4" w:space="0" w:color="000000"/>
+          <w:insideH w:val="single" w:sz="4" w:space="0" w:color="000000"/>
+          <w:insideV w:val="single" w:sz="4" w:space="0" w:color="000000"/>
         </w:tblBorders>
         <w:tblLayout w:type="fixed"/>
         <w:tblCellMar>
@@ -6196,14 +6051,17 @@
       </w:tblGrid>
       <w:tr>
         <w:tblPrEx>
+          <w:tblW w:w="7614" w:type="dxa"/>
+          <w:tblInd w:w="13" w:type="dxa"/>
           <w:tblBorders>
-            <w:top w:val="single" w:color="000000" w:sz="4" w:space="0"/>
-            <w:left w:val="single" w:color="000000" w:sz="4" w:space="0"/>
-            <w:bottom w:val="single" w:color="000000" w:sz="4" w:space="0"/>
-            <w:right w:val="single" w:color="000000" w:sz="4" w:space="0"/>
-            <w:insideH w:val="single" w:color="000000" w:sz="4" w:space="0"/>
-            <w:insideV w:val="single" w:color="000000" w:sz="4" w:space="0"/>
+            <w:top w:val="single" w:sz="4" w:space="0" w:color="000000"/>
+            <w:left w:val="single" w:sz="4" w:space="0" w:color="000000"/>
+            <w:bottom w:val="single" w:sz="4" w:space="0" w:color="000000"/>
+            <w:right w:val="single" w:sz="4" w:space="0" w:color="000000"/>
+            <w:insideH w:val="single" w:sz="4" w:space="0" w:color="000000"/>
+            <w:insideV w:val="single" w:sz="4" w:space="0" w:color="000000"/>
           </w:tblBorders>
+          <w:tblLayout w:type="fixed"/>
           <w:tblCellMar>
             <w:top w:w="0" w:type="dxa"/>
             <w:left w:w="0" w:type="dxa"/>
@@ -6212,7 +6070,7 @@
           </w:tblCellMar>
         </w:tblPrEx>
         <w:trPr>
-          <w:trHeight w:val="591" w:hRule="atLeast"/>
+          <w:trHeight w:val="591"/>
         </w:trPr>
         <w:tc>
           <w:tcPr>
@@ -6309,14 +6167,9 @@
       </w:tr>
       <w:tr>
         <w:tblPrEx>
-          <w:tblBorders>
-            <w:top w:val="single" w:color="000000" w:sz="4" w:space="0"/>
-            <w:left w:val="single" w:color="000000" w:sz="4" w:space="0"/>
-            <w:bottom w:val="single" w:color="000000" w:sz="4" w:space="0"/>
-            <w:right w:val="single" w:color="000000" w:sz="4" w:space="0"/>
-            <w:insideH w:val="single" w:color="000000" w:sz="4" w:space="0"/>
-            <w:insideV w:val="single" w:color="000000" w:sz="4" w:space="0"/>
-          </w:tblBorders>
+          <w:tblW w:w="7614" w:type="dxa"/>
+          <w:tblInd w:w="13" w:type="dxa"/>
+          <w:tblLayout w:type="fixed"/>
           <w:tblCellMar>
             <w:top w:w="0" w:type="dxa"/>
             <w:left w:w="0" w:type="dxa"/>
@@ -6325,7 +6178,7 @@
           </w:tblCellMar>
         </w:tblPrEx>
         <w:trPr>
-          <w:trHeight w:val="661" w:hRule="atLeast"/>
+          <w:trHeight w:val="661"/>
         </w:trPr>
         <w:tc>
           <w:tcPr>
@@ -6334,12 +6187,12 @@
           </w:tcPr>
           <w:p>
             <w:pPr>
-              <w:pStyle w:val="29"/>
+              <w:pStyle w:val="a1"/>
               <w:widowControl w:val="0"/>
-              <w:ind w:left="0" w:leftChars="0" w:right="0" w:rightChars="0" w:firstLine="0" w:firstLineChars="0"/>
+              <w:ind w:left="0" w:right="0" w:firstLine="0" w:leftChars="0" w:rightChars="0" w:firstLineChars="0"/>
               <w:jc w:val="both"/>
               <w:rPr>
-                <w:rFonts w:hint="eastAsia" w:ascii="宋体" w:hAnsi="宋体" w:eastAsia="宋体" w:cs="宋体"/>
+                <w:rFonts w:ascii="宋体" w:eastAsia="宋体" w:hAnsi="宋体" w:cs="宋体" w:hint="eastAsia"/>
                 <w:snapToGrid w:val="0"/>
                 <w:color w:val="000000"/>
                 <w:kern w:val="0"/>
@@ -6351,7 +6204,7 @@
             </w:pPr>
             <w:r>
               <w:rPr>
-                <w:rFonts w:hint="eastAsia" w:ascii="宋体" w:hAnsi="宋体" w:eastAsia="宋体" w:cs="宋体"/>
+                <w:rFonts w:ascii="宋体" w:eastAsia="宋体" w:hAnsi="宋体" w:cs="宋体" w:hint="eastAsia"/>
                 <w:sz w:val="15"/>
                 <w:szCs w:val="15"/>
                 <w:vertAlign w:val="baseline"/>
@@ -6368,12 +6221,12 @@
           </w:tcPr>
           <w:p>
             <w:pPr>
-              <w:pStyle w:val="29"/>
+              <w:pStyle w:val="a1"/>
               <w:widowControl w:val="0"/>
-              <w:ind w:left="0" w:leftChars="0" w:right="0" w:rightChars="0" w:firstLine="0" w:firstLineChars="0"/>
+              <w:ind w:left="0" w:right="0" w:firstLine="0" w:leftChars="0" w:rightChars="0" w:firstLineChars="0"/>
               <w:jc w:val="both"/>
               <w:rPr>
-                <w:rFonts w:hint="eastAsia" w:ascii="宋体" w:hAnsi="宋体" w:eastAsia="宋体" w:cs="宋体"/>
+                <w:rFonts w:ascii="宋体" w:eastAsia="宋体" w:hAnsi="宋体" w:cs="宋体" w:hint="eastAsia"/>
                 <w:snapToGrid w:val="0"/>
                 <w:color w:val="000000"/>
                 <w:kern w:val="0"/>
@@ -6385,7 +6238,7 @@
             </w:pPr>
             <w:r>
               <w:rPr>
-                <w:rFonts w:hint="eastAsia" w:ascii="宋体" w:hAnsi="宋体" w:eastAsia="宋体" w:cs="宋体"/>
+                <w:rFonts w:ascii="宋体" w:eastAsia="宋体" w:hAnsi="宋体" w:cs="宋体" w:hint="eastAsia"/>
                 <w:sz w:val="15"/>
                 <w:szCs w:val="15"/>
                 <w:vertAlign w:val="baseline"/>
@@ -6402,12 +6255,12 @@
           </w:tcPr>
           <w:p>
             <w:pPr>
-              <w:pStyle w:val="29"/>
+              <w:pStyle w:val="a1"/>
               <w:widowControl w:val="0"/>
-              <w:ind w:left="0" w:leftChars="0" w:right="0" w:rightChars="0" w:firstLine="0" w:firstLineChars="0"/>
+              <w:ind w:left="0" w:right="0" w:firstLine="0" w:leftChars="0" w:rightChars="0" w:firstLineChars="0"/>
               <w:jc w:val="both"/>
               <w:rPr>
-                <w:rFonts w:hint="eastAsia" w:ascii="宋体" w:hAnsi="宋体" w:eastAsia="宋体" w:cs="宋体"/>
+                <w:rFonts w:ascii="宋体" w:eastAsia="宋体" w:hAnsi="宋体" w:cs="宋体" w:hint="eastAsia"/>
                 <w:snapToGrid w:val="0"/>
                 <w:color w:val="000000"/>
                 <w:kern w:val="0"/>
@@ -6419,7 +6272,7 @@
             </w:pPr>
             <w:r>
               <w:rPr>
-                <w:rFonts w:hint="eastAsia" w:ascii="宋体" w:hAnsi="宋体" w:eastAsia="宋体" w:cs="宋体"/>
+                <w:rFonts w:ascii="宋体" w:eastAsia="宋体" w:hAnsi="宋体" w:cs="宋体" w:hint="eastAsia"/>
                 <w:sz w:val="15"/>
                 <w:szCs w:val="15"/>
                 <w:vertAlign w:val="baseline"/>
@@ -6436,12 +6289,12 @@
           </w:tcPr>
           <w:p>
             <w:pPr>
-              <w:pStyle w:val="29"/>
+              <w:pStyle w:val="a1"/>
               <w:widowControl w:val="0"/>
-              <w:ind w:left="0" w:leftChars="0" w:right="0" w:rightChars="0" w:firstLine="0" w:firstLineChars="0"/>
+              <w:ind w:left="0" w:right="0" w:firstLine="0" w:leftChars="0" w:rightChars="0" w:firstLineChars="0"/>
               <w:jc w:val="both"/>
               <w:rPr>
-                <w:rFonts w:hint="eastAsia" w:ascii="宋体" w:hAnsi="宋体" w:eastAsia="宋体" w:cs="宋体"/>
+                <w:rFonts w:ascii="宋体" w:eastAsia="宋体" w:hAnsi="宋体" w:cs="宋体" w:hint="eastAsia"/>
                 <w:snapToGrid w:val="0"/>
                 <w:color w:val="000000"/>
                 <w:kern w:val="0"/>
@@ -6453,7 +6306,7 @@
             </w:pPr>
             <w:r>
               <w:rPr>
-                <w:rFonts w:hint="eastAsia" w:ascii="宋体" w:hAnsi="宋体" w:eastAsia="宋体" w:cs="宋体"/>
+                <w:rFonts w:ascii="宋体" w:eastAsia="宋体" w:hAnsi="宋体" w:cs="宋体" w:hint="eastAsia"/>
                 <w:sz w:val="15"/>
                 <w:szCs w:val="15"/>
                 <w:vertAlign w:val="baseline"/>
@@ -6466,14 +6319,9 @@
       </w:tr>
       <w:tr>
         <w:tblPrEx>
-          <w:tblBorders>
-            <w:top w:val="single" w:color="000000" w:sz="4" w:space="0"/>
-            <w:left w:val="single" w:color="000000" w:sz="4" w:space="0"/>
-            <w:bottom w:val="single" w:color="000000" w:sz="4" w:space="0"/>
-            <w:right w:val="single" w:color="000000" w:sz="4" w:space="0"/>
-            <w:insideH w:val="single" w:color="000000" w:sz="4" w:space="0"/>
-            <w:insideV w:val="single" w:color="000000" w:sz="4" w:space="0"/>
-          </w:tblBorders>
+          <w:tblW w:w="7614" w:type="dxa"/>
+          <w:tblInd w:w="13" w:type="dxa"/>
+          <w:tblLayout w:type="fixed"/>
           <w:tblCellMar>
             <w:top w:w="0" w:type="dxa"/>
             <w:left w:w="0" w:type="dxa"/>
@@ -6482,7 +6330,7 @@
           </w:tblCellMar>
         </w:tblPrEx>
         <w:trPr>
-          <w:trHeight w:val="661" w:hRule="atLeast"/>
+          <w:trHeight w:val="661"/>
         </w:trPr>
         <w:tc>
           <w:tcPr>
@@ -6491,12 +6339,12 @@
           </w:tcPr>
           <w:p>
             <w:pPr>
-              <w:pStyle w:val="29"/>
+              <w:pStyle w:val="a1"/>
               <w:widowControl w:val="0"/>
-              <w:ind w:left="0" w:leftChars="0" w:right="0" w:rightChars="0" w:firstLine="0" w:firstLineChars="0"/>
+              <w:ind w:left="0" w:right="0" w:firstLine="0" w:leftChars="0" w:rightChars="0" w:firstLineChars="0"/>
               <w:jc w:val="both"/>
               <w:rPr>
-                <w:rFonts w:hint="eastAsia" w:ascii="宋体" w:hAnsi="宋体" w:eastAsia="宋体" w:cs="宋体"/>
+                <w:rFonts w:ascii="宋体" w:eastAsia="宋体" w:hAnsi="宋体" w:cs="宋体" w:hint="eastAsia"/>
                 <w:sz w:val="15"/>
                 <w:szCs w:val="15"/>
                 <w:vertAlign w:val="baseline"/>
@@ -6505,7 +6353,7 @@
             </w:pPr>
             <w:r>
               <w:rPr>
-                <w:rFonts w:hint="eastAsia" w:ascii="宋体" w:hAnsi="宋体" w:eastAsia="宋体" w:cs="宋体"/>
+                <w:rFonts w:ascii="宋体" w:eastAsia="宋体" w:hAnsi="宋体" w:cs="宋体" w:hint="eastAsia"/>
                 <w:sz w:val="15"/>
                 <w:szCs w:val="15"/>
                 <w:vertAlign w:val="baseline"/>
@@ -6522,12 +6370,12 @@
           </w:tcPr>
           <w:p>
             <w:pPr>
-              <w:pStyle w:val="29"/>
+              <w:pStyle w:val="a1"/>
               <w:widowControl w:val="0"/>
-              <w:ind w:left="0" w:leftChars="0" w:right="0" w:rightChars="0" w:firstLine="0" w:firstLineChars="0"/>
+              <w:ind w:left="0" w:right="0" w:firstLine="0" w:leftChars="0" w:rightChars="0" w:firstLineChars="0"/>
               <w:jc w:val="both"/>
               <w:rPr>
-                <w:rFonts w:hint="eastAsia" w:ascii="宋体" w:hAnsi="宋体" w:eastAsia="宋体" w:cs="宋体"/>
+                <w:rFonts w:ascii="宋体" w:eastAsia="宋体" w:hAnsi="宋体" w:cs="宋体" w:hint="eastAsia"/>
                 <w:sz w:val="15"/>
                 <w:szCs w:val="15"/>
                 <w:vertAlign w:val="baseline"/>
@@ -6536,7 +6384,7 @@
             </w:pPr>
             <w:r>
               <w:rPr>
-                <w:rFonts w:hint="eastAsia" w:ascii="宋体" w:hAnsi="宋体" w:eastAsia="宋体" w:cs="宋体"/>
+                <w:rFonts w:ascii="宋体" w:eastAsia="宋体" w:hAnsi="宋体" w:cs="宋体" w:hint="eastAsia"/>
                 <w:sz w:val="15"/>
                 <w:szCs w:val="15"/>
                 <w:vertAlign w:val="baseline"/>
@@ -6553,12 +6401,12 @@
           </w:tcPr>
           <w:p>
             <w:pPr>
-              <w:pStyle w:val="29"/>
+              <w:pStyle w:val="a1"/>
               <w:widowControl w:val="0"/>
-              <w:ind w:left="0" w:leftChars="0" w:right="0" w:rightChars="0" w:firstLine="0" w:firstLineChars="0"/>
+              <w:ind w:left="0" w:right="0" w:firstLine="0" w:leftChars="0" w:rightChars="0" w:firstLineChars="0"/>
               <w:jc w:val="both"/>
               <w:rPr>
-                <w:rFonts w:hint="eastAsia" w:ascii="宋体" w:hAnsi="宋体" w:eastAsia="宋体" w:cs="宋体"/>
+                <w:rFonts w:ascii="宋体" w:eastAsia="宋体" w:hAnsi="宋体" w:cs="宋体" w:hint="eastAsia"/>
                 <w:sz w:val="15"/>
                 <w:szCs w:val="15"/>
                 <w:vertAlign w:val="baseline"/>
@@ -6567,7 +6415,7 @@
             </w:pPr>
             <w:r>
               <w:rPr>
-                <w:rFonts w:hint="eastAsia" w:ascii="宋体" w:hAnsi="宋体" w:eastAsia="宋体" w:cs="宋体"/>
+                <w:rFonts w:ascii="宋体" w:eastAsia="宋体" w:hAnsi="宋体" w:cs="宋体" w:hint="eastAsia"/>
                 <w:sz w:val="15"/>
                 <w:szCs w:val="15"/>
                 <w:vertAlign w:val="baseline"/>
@@ -6584,12 +6432,12 @@
           </w:tcPr>
           <w:p>
             <w:pPr>
-              <w:pStyle w:val="29"/>
+              <w:pStyle w:val="a1"/>
               <w:widowControl w:val="0"/>
-              <w:ind w:left="0" w:leftChars="0" w:right="0" w:rightChars="0" w:firstLine="0" w:firstLineChars="0"/>
+              <w:ind w:left="0" w:right="0" w:firstLine="0" w:leftChars="0" w:rightChars="0" w:firstLineChars="0"/>
               <w:jc w:val="both"/>
               <w:rPr>
-                <w:rFonts w:hint="eastAsia" w:ascii="宋体" w:hAnsi="宋体" w:eastAsia="宋体" w:cs="宋体"/>
+                <w:rFonts w:ascii="宋体" w:eastAsia="宋体" w:hAnsi="宋体" w:cs="宋体" w:hint="eastAsia"/>
                 <w:sz w:val="15"/>
                 <w:szCs w:val="15"/>
                 <w:vertAlign w:val="baseline"/>
@@ -6598,7 +6446,7 @@
             </w:pPr>
             <w:r>
               <w:rPr>
-                <w:rFonts w:hint="eastAsia" w:ascii="宋体" w:hAnsi="宋体" w:eastAsia="宋体" w:cs="宋体"/>
+                <w:rFonts w:ascii="宋体" w:eastAsia="宋体" w:hAnsi="宋体" w:cs="宋体" w:hint="eastAsia"/>
                 <w:sz w:val="15"/>
                 <w:szCs w:val="15"/>
                 <w:vertAlign w:val="baseline"/>
@@ -6612,7 +6460,7 @@
     </w:tbl>
     <w:p>
       <w:pPr>
-        <w:pStyle w:val="29"/>
+        <w:pStyle w:val="a1"/>
         <w:rPr>
           <w:rFonts w:hint="default"/>
           <w:lang w:val="en-US" w:eastAsia="zh-CN"/>
@@ -6621,14 +6469,14 @@
     </w:p>
     <w:p>
       <w:pPr>
-        <w:pStyle w:val="31"/>
+        <w:pStyle w:val="3"/>
         <w:bidi w:val="0"/>
         <w:rPr>
           <w:rFonts w:hint="default"/>
           <w:lang w:val="en-US" w:eastAsia="zh-CN"/>
         </w:rPr>
       </w:pPr>
-      <w:bookmarkStart w:id="18" w:name="_Toc13048"/>
+      <w:bookmarkStart w:id="19" w:name="_Toc13048"/>
       <w:r>
         <w:rPr>
           <w:rFonts w:hint="default"/>
@@ -6636,11 +6484,11 @@
         </w:rPr>
         <w:t>主要参与方</w:t>
       </w:r>
-      <w:bookmarkEnd w:id="18"/>
+      <w:bookmarkEnd w:id="19"/>
     </w:p>
     <w:p>
       <w:pPr>
-        <w:pStyle w:val="29"/>
+        <w:pStyle w:val="a1"/>
         <w:rPr>
           <w:rFonts w:hint="default"/>
           <w:lang w:val="en-US" w:eastAsia="zh-CN"/>
@@ -6663,45 +6511,45 @@
     </w:p>
     <w:p>
       <w:pPr>
-        <w:pStyle w:val="30"/>
+        <w:pStyle w:val="2"/>
         <w:bidi w:val="0"/>
         <w:rPr>
           <w:rFonts w:hint="default"/>
           <w:lang w:val="en-US" w:eastAsia="zh-CN"/>
         </w:rPr>
       </w:pPr>
-      <w:bookmarkStart w:id="19" w:name="_Toc5849"/>
+      <w:bookmarkStart w:id="20" w:name="_Toc5849"/>
       <w:r>
         <w:rPr>
           <w:rFonts w:hint="default"/>
           <w:lang w:val="en-US" w:eastAsia="zh-CN"/>
         </w:rPr>
         <w:t>问题管理</w:t>
-      </w:r>
-      <w:bookmarkEnd w:id="19"/>
-    </w:p>
-    <w:p>
-      <w:pPr>
-        <w:pStyle w:val="31"/>
-        <w:bidi w:val="0"/>
-        <w:rPr>
-          <w:rFonts w:hint="default"/>
-          <w:lang w:val="en-US" w:eastAsia="zh-CN"/>
-        </w:rPr>
-      </w:pPr>
-      <w:bookmarkStart w:id="20" w:name="_Toc25193"/>
-      <w:r>
-        <w:rPr>
-          <w:rFonts w:hint="default"/>
-          <w:lang w:val="en-US" w:eastAsia="zh-CN"/>
-        </w:rPr>
-        <w:t>管理范围</w:t>
       </w:r>
       <w:bookmarkEnd w:id="20"/>
     </w:p>
     <w:p>
       <w:pPr>
-        <w:pStyle w:val="29"/>
+        <w:pStyle w:val="3"/>
+        <w:bidi w:val="0"/>
+        <w:rPr>
+          <w:rFonts w:hint="default"/>
+          <w:lang w:val="en-US" w:eastAsia="zh-CN"/>
+        </w:rPr>
+      </w:pPr>
+      <w:bookmarkStart w:id="21" w:name="_Toc25193"/>
+      <w:r>
+        <w:rPr>
+          <w:rFonts w:hint="default"/>
+          <w:lang w:val="en-US" w:eastAsia="zh-CN"/>
+        </w:rPr>
+        <w:t>管理范围</w:t>
+      </w:r>
+      <w:bookmarkEnd w:id="21"/>
+    </w:p>
+    <w:p>
+      <w:pPr>
+        <w:pStyle w:val="a1"/>
         <w:rPr>
           <w:rFonts w:hint="default"/>
           <w:lang w:val="en-US" w:eastAsia="zh-CN"/>
@@ -6717,14 +6565,14 @@
     </w:p>
     <w:p>
       <w:pPr>
-        <w:pStyle w:val="31"/>
+        <w:pStyle w:val="3"/>
         <w:bidi w:val="0"/>
         <w:rPr>
           <w:rFonts w:hint="default"/>
           <w:lang w:val="en-US" w:eastAsia="zh-CN"/>
         </w:rPr>
       </w:pPr>
-      <w:bookmarkStart w:id="21" w:name="_Toc26508"/>
+      <w:bookmarkStart w:id="22" w:name="_Toc26508"/>
       <w:r>
         <w:rPr>
           <w:rFonts w:hint="default"/>
@@ -6732,11 +6580,11 @@
         </w:rPr>
         <w:t>管理目标</w:t>
       </w:r>
-      <w:bookmarkEnd w:id="21"/>
+      <w:bookmarkEnd w:id="22"/>
     </w:p>
     <w:p>
       <w:pPr>
-        <w:pStyle w:val="29"/>
+        <w:pStyle w:val="a1"/>
         <w:rPr>
           <w:rFonts w:hint="default"/>
           <w:lang w:val="en-US" w:eastAsia="zh-CN"/>
@@ -6752,14 +6600,14 @@
     </w:p>
     <w:p>
       <w:pPr>
-        <w:pStyle w:val="31"/>
+        <w:pStyle w:val="3"/>
         <w:bidi w:val="0"/>
         <w:rPr>
           <w:rFonts w:hint="default"/>
           <w:lang w:val="en-US" w:eastAsia="zh-CN"/>
         </w:rPr>
       </w:pPr>
-      <w:bookmarkStart w:id="22" w:name="_Toc30812"/>
+      <w:bookmarkStart w:id="23" w:name="_Toc30812"/>
       <w:r>
         <w:rPr>
           <w:rFonts w:hint="default"/>
@@ -6767,20 +6615,20 @@
         </w:rPr>
         <w:t>关键绩效指标（KPI）</w:t>
       </w:r>
-      <w:bookmarkEnd w:id="22"/>
+      <w:bookmarkEnd w:id="23"/>
     </w:p>
     <w:tbl>
       <w:tblPr>
-        <w:tblStyle w:val="26"/>
+        <w:tblStyle w:val="TableNormal0"/>
         <w:tblW w:w="7614" w:type="dxa"/>
         <w:tblInd w:w="13" w:type="dxa"/>
         <w:tblBorders>
-          <w:top w:val="single" w:color="000000" w:sz="4" w:space="0"/>
-          <w:left w:val="single" w:color="000000" w:sz="4" w:space="0"/>
-          <w:bottom w:val="single" w:color="000000" w:sz="4" w:space="0"/>
-          <w:right w:val="single" w:color="000000" w:sz="4" w:space="0"/>
-          <w:insideH w:val="single" w:color="000000" w:sz="4" w:space="0"/>
-          <w:insideV w:val="single" w:color="000000" w:sz="4" w:space="0"/>
+          <w:top w:val="single" w:sz="4" w:space="0" w:color="000000"/>
+          <w:left w:val="single" w:sz="4" w:space="0" w:color="000000"/>
+          <w:bottom w:val="single" w:sz="4" w:space="0" w:color="000000"/>
+          <w:right w:val="single" w:sz="4" w:space="0" w:color="000000"/>
+          <w:insideH w:val="single" w:sz="4" w:space="0" w:color="000000"/>
+          <w:insideV w:val="single" w:sz="4" w:space="0" w:color="000000"/>
         </w:tblBorders>
         <w:tblLayout w:type="fixed"/>
         <w:tblCellMar>
@@ -6798,14 +6646,17 @@
       </w:tblGrid>
       <w:tr>
         <w:tblPrEx>
+          <w:tblW w:w="7614" w:type="dxa"/>
+          <w:tblInd w:w="13" w:type="dxa"/>
           <w:tblBorders>
-            <w:top w:val="single" w:color="000000" w:sz="4" w:space="0"/>
-            <w:left w:val="single" w:color="000000" w:sz="4" w:space="0"/>
-            <w:bottom w:val="single" w:color="000000" w:sz="4" w:space="0"/>
-            <w:right w:val="single" w:color="000000" w:sz="4" w:space="0"/>
-            <w:insideH w:val="single" w:color="000000" w:sz="4" w:space="0"/>
-            <w:insideV w:val="single" w:color="000000" w:sz="4" w:space="0"/>
+            <w:top w:val="single" w:sz="4" w:space="0" w:color="000000"/>
+            <w:left w:val="single" w:sz="4" w:space="0" w:color="000000"/>
+            <w:bottom w:val="single" w:sz="4" w:space="0" w:color="000000"/>
+            <w:right w:val="single" w:sz="4" w:space="0" w:color="000000"/>
+            <w:insideH w:val="single" w:sz="4" w:space="0" w:color="000000"/>
+            <w:insideV w:val="single" w:sz="4" w:space="0" w:color="000000"/>
           </w:tblBorders>
+          <w:tblLayout w:type="fixed"/>
           <w:tblCellMar>
             <w:top w:w="0" w:type="dxa"/>
             <w:left w:w="0" w:type="dxa"/>
@@ -6814,7 +6665,7 @@
           </w:tblCellMar>
         </w:tblPrEx>
         <w:trPr>
-          <w:trHeight w:val="591" w:hRule="atLeast"/>
+          <w:trHeight w:val="591"/>
         </w:trPr>
         <w:tc>
           <w:tcPr>
@@ -6911,14 +6762,9 @@
       </w:tr>
       <w:tr>
         <w:tblPrEx>
-          <w:tblBorders>
-            <w:top w:val="single" w:color="000000" w:sz="4" w:space="0"/>
-            <w:left w:val="single" w:color="000000" w:sz="4" w:space="0"/>
-            <w:bottom w:val="single" w:color="000000" w:sz="4" w:space="0"/>
-            <w:right w:val="single" w:color="000000" w:sz="4" w:space="0"/>
-            <w:insideH w:val="single" w:color="000000" w:sz="4" w:space="0"/>
-            <w:insideV w:val="single" w:color="000000" w:sz="4" w:space="0"/>
-          </w:tblBorders>
+          <w:tblW w:w="7614" w:type="dxa"/>
+          <w:tblInd w:w="13" w:type="dxa"/>
+          <w:tblLayout w:type="fixed"/>
           <w:tblCellMar>
             <w:top w:w="0" w:type="dxa"/>
             <w:left w:w="0" w:type="dxa"/>
@@ -6927,7 +6773,7 @@
           </w:tblCellMar>
         </w:tblPrEx>
         <w:trPr>
-          <w:trHeight w:val="661" w:hRule="atLeast"/>
+          <w:trHeight w:val="661"/>
         </w:trPr>
         <w:tc>
           <w:tcPr>
@@ -6936,12 +6782,12 @@
           </w:tcPr>
           <w:p>
             <w:pPr>
-              <w:pStyle w:val="29"/>
+              <w:pStyle w:val="a1"/>
               <w:widowControl w:val="0"/>
-              <w:ind w:left="0" w:leftChars="0" w:right="0" w:rightChars="0" w:firstLine="0" w:firstLineChars="0"/>
+              <w:ind w:left="0" w:right="0" w:firstLine="0" w:leftChars="0" w:rightChars="0" w:firstLineChars="0"/>
               <w:jc w:val="center"/>
               <w:rPr>
-                <w:rFonts w:hint="eastAsia" w:ascii="宋体" w:hAnsi="宋体" w:eastAsia="宋体" w:cs="宋体"/>
+                <w:rFonts w:ascii="宋体" w:eastAsia="宋体" w:hAnsi="宋体" w:cs="宋体" w:hint="eastAsia"/>
                 <w:snapToGrid w:val="0"/>
                 <w:color w:val="000000"/>
                 <w:kern w:val="0"/>
@@ -6953,7 +6799,7 @@
             </w:pPr>
             <w:r>
               <w:rPr>
-                <w:rFonts w:hint="eastAsia" w:ascii="宋体" w:hAnsi="宋体" w:eastAsia="宋体" w:cs="宋体"/>
+                <w:rFonts w:ascii="宋体" w:eastAsia="宋体" w:hAnsi="宋体" w:cs="宋体" w:hint="eastAsia"/>
                 <w:sz w:val="15"/>
                 <w:szCs w:val="15"/>
                 <w:vertAlign w:val="baseline"/>
@@ -6970,12 +6816,12 @@
           </w:tcPr>
           <w:p>
             <w:pPr>
-              <w:pStyle w:val="29"/>
+              <w:pStyle w:val="a1"/>
               <w:widowControl w:val="0"/>
-              <w:ind w:left="0" w:leftChars="0" w:right="0" w:rightChars="0" w:firstLine="0" w:firstLineChars="0"/>
+              <w:ind w:left="0" w:right="0" w:firstLine="0" w:leftChars="0" w:rightChars="0" w:firstLineChars="0"/>
               <w:jc w:val="center"/>
               <w:rPr>
-                <w:rFonts w:hint="eastAsia" w:ascii="宋体" w:hAnsi="宋体" w:eastAsia="宋体" w:cs="宋体"/>
+                <w:rFonts w:ascii="宋体" w:eastAsia="宋体" w:hAnsi="宋体" w:cs="宋体" w:hint="eastAsia"/>
                 <w:snapToGrid w:val="0"/>
                 <w:color w:val="000000"/>
                 <w:kern w:val="0"/>
@@ -6987,7 +6833,7 @@
             </w:pPr>
             <w:r>
               <w:rPr>
-                <w:rFonts w:hint="eastAsia" w:ascii="宋体" w:hAnsi="宋体" w:eastAsia="宋体" w:cs="宋体"/>
+                <w:rFonts w:ascii="宋体" w:eastAsia="宋体" w:hAnsi="宋体" w:cs="宋体" w:hint="eastAsia"/>
                 <w:sz w:val="15"/>
                 <w:szCs w:val="15"/>
                 <w:vertAlign w:val="baseline"/>
@@ -7004,12 +6850,12 @@
           </w:tcPr>
           <w:p>
             <w:pPr>
-              <w:pStyle w:val="29"/>
+              <w:pStyle w:val="a1"/>
               <w:widowControl w:val="0"/>
-              <w:ind w:left="0" w:leftChars="0" w:right="0" w:rightChars="0" w:firstLine="0" w:firstLineChars="0"/>
+              <w:ind w:left="0" w:right="0" w:firstLine="0" w:leftChars="0" w:rightChars="0" w:firstLineChars="0"/>
               <w:jc w:val="center"/>
               <w:rPr>
-                <w:rFonts w:hint="eastAsia" w:ascii="宋体" w:hAnsi="宋体" w:eastAsia="宋体" w:cs="宋体"/>
+                <w:rFonts w:ascii="宋体" w:eastAsia="宋体" w:hAnsi="宋体" w:cs="宋体" w:hint="eastAsia"/>
                 <w:snapToGrid w:val="0"/>
                 <w:color w:val="000000"/>
                 <w:kern w:val="0"/>
@@ -7021,7 +6867,7 @@
             </w:pPr>
             <w:r>
               <w:rPr>
-                <w:rFonts w:hint="eastAsia" w:ascii="宋体" w:hAnsi="宋体" w:eastAsia="宋体" w:cs="宋体"/>
+                <w:rFonts w:ascii="宋体" w:eastAsia="宋体" w:hAnsi="宋体" w:cs="宋体" w:hint="eastAsia"/>
                 <w:sz w:val="15"/>
                 <w:szCs w:val="15"/>
                 <w:vertAlign w:val="baseline"/>
@@ -7038,12 +6884,12 @@
           </w:tcPr>
           <w:p>
             <w:pPr>
-              <w:pStyle w:val="29"/>
+              <w:pStyle w:val="a1"/>
               <w:widowControl w:val="0"/>
-              <w:ind w:left="0" w:leftChars="0" w:right="0" w:rightChars="0" w:firstLine="0" w:firstLineChars="0"/>
+              <w:ind w:left="0" w:right="0" w:firstLine="0" w:leftChars="0" w:rightChars="0" w:firstLineChars="0"/>
               <w:jc w:val="center"/>
               <w:rPr>
-                <w:rFonts w:hint="eastAsia" w:ascii="宋体" w:hAnsi="宋体" w:eastAsia="宋体" w:cs="宋体"/>
+                <w:rFonts w:ascii="宋体" w:eastAsia="宋体" w:hAnsi="宋体" w:cs="宋体" w:hint="eastAsia"/>
                 <w:snapToGrid w:val="0"/>
                 <w:color w:val="000000"/>
                 <w:kern w:val="0"/>
@@ -7055,7 +6901,7 @@
             </w:pPr>
             <w:r>
               <w:rPr>
-                <w:rFonts w:hint="eastAsia" w:ascii="宋体" w:hAnsi="宋体" w:eastAsia="宋体" w:cs="宋体"/>
+                <w:rFonts w:ascii="宋体" w:eastAsia="宋体" w:hAnsi="宋体" w:cs="宋体" w:hint="eastAsia"/>
                 <w:sz w:val="15"/>
                 <w:szCs w:val="15"/>
                 <w:vertAlign w:val="baseline"/>
@@ -7069,14 +6915,14 @@
     </w:tbl>
     <w:p>
       <w:pPr>
-        <w:pStyle w:val="31"/>
+        <w:pStyle w:val="3"/>
         <w:bidi w:val="0"/>
         <w:rPr>
           <w:rFonts w:hint="default"/>
           <w:lang w:val="en-US" w:eastAsia="zh-CN"/>
         </w:rPr>
       </w:pPr>
-      <w:bookmarkStart w:id="23" w:name="_Toc7729"/>
+      <w:bookmarkStart w:id="24" w:name="_Toc7729"/>
       <w:r>
         <w:rPr>
           <w:rFonts w:hint="default"/>
@@ -7084,11 +6930,11 @@
         </w:rPr>
         <w:t>主要参与方</w:t>
       </w:r>
-      <w:bookmarkEnd w:id="23"/>
+      <w:bookmarkEnd w:id="24"/>
     </w:p>
     <w:p>
       <w:pPr>
-        <w:pStyle w:val="29"/>
+        <w:pStyle w:val="a1"/>
         <w:rPr>
           <w:rFonts w:hint="default"/>
           <w:lang w:val="en-US" w:eastAsia="zh-CN"/>
@@ -7111,45 +6957,45 @@
     </w:p>
     <w:p>
       <w:pPr>
-        <w:pStyle w:val="30"/>
+        <w:pStyle w:val="2"/>
         <w:bidi w:val="0"/>
         <w:rPr>
           <w:rFonts w:hint="default"/>
           <w:lang w:val="en-US" w:eastAsia="zh-CN"/>
         </w:rPr>
       </w:pPr>
-      <w:bookmarkStart w:id="24" w:name="_Toc14614"/>
+      <w:bookmarkStart w:id="25" w:name="_Toc14614"/>
       <w:r>
         <w:rPr>
           <w:rFonts w:hint="default"/>
           <w:lang w:val="en-US" w:eastAsia="zh-CN"/>
         </w:rPr>
         <w:t>变更管理</w:t>
-      </w:r>
-      <w:bookmarkEnd w:id="24"/>
-    </w:p>
-    <w:p>
-      <w:pPr>
-        <w:pStyle w:val="31"/>
-        <w:bidi w:val="0"/>
-        <w:rPr>
-          <w:rFonts w:hint="default"/>
-          <w:lang w:val="en-US" w:eastAsia="zh-CN"/>
-        </w:rPr>
-      </w:pPr>
-      <w:bookmarkStart w:id="25" w:name="_Toc17321"/>
-      <w:r>
-        <w:rPr>
-          <w:rFonts w:hint="default"/>
-          <w:lang w:val="en-US" w:eastAsia="zh-CN"/>
-        </w:rPr>
-        <w:t>管理范围</w:t>
       </w:r>
       <w:bookmarkEnd w:id="25"/>
     </w:p>
     <w:p>
       <w:pPr>
-        <w:pStyle w:val="29"/>
+        <w:pStyle w:val="3"/>
+        <w:bidi w:val="0"/>
+        <w:rPr>
+          <w:rFonts w:hint="default"/>
+          <w:lang w:val="en-US" w:eastAsia="zh-CN"/>
+        </w:rPr>
+      </w:pPr>
+      <w:bookmarkStart w:id="26" w:name="_Toc17321"/>
+      <w:r>
+        <w:rPr>
+          <w:rFonts w:hint="default"/>
+          <w:lang w:val="en-US" w:eastAsia="zh-CN"/>
+        </w:rPr>
+        <w:t>管理范围</w:t>
+      </w:r>
+      <w:bookmarkEnd w:id="26"/>
+    </w:p>
+    <w:p>
+      <w:pPr>
+        <w:pStyle w:val="a1"/>
         <w:rPr>
           <w:rFonts w:hint="default"/>
           <w:lang w:val="en-US" w:eastAsia="zh-CN"/>
@@ -7165,14 +7011,14 @@
     </w:p>
     <w:p>
       <w:pPr>
-        <w:pStyle w:val="31"/>
+        <w:pStyle w:val="3"/>
         <w:bidi w:val="0"/>
         <w:rPr>
           <w:rFonts w:hint="default"/>
           <w:lang w:val="en-US" w:eastAsia="zh-CN"/>
         </w:rPr>
       </w:pPr>
-      <w:bookmarkStart w:id="26" w:name="_Toc20702"/>
+      <w:bookmarkStart w:id="27" w:name="_Toc20702"/>
       <w:r>
         <w:rPr>
           <w:rFonts w:hint="default"/>
@@ -7180,11 +7026,11 @@
         </w:rPr>
         <w:t>管理目标</w:t>
       </w:r>
-      <w:bookmarkEnd w:id="26"/>
+      <w:bookmarkEnd w:id="27"/>
     </w:p>
     <w:p>
       <w:pPr>
-        <w:pStyle w:val="29"/>
+        <w:pStyle w:val="a1"/>
         <w:rPr>
           <w:rFonts w:hint="default"/>
           <w:lang w:val="en-US" w:eastAsia="zh-CN"/>
@@ -7200,14 +7046,14 @@
     </w:p>
     <w:p>
       <w:pPr>
-        <w:pStyle w:val="31"/>
+        <w:pStyle w:val="3"/>
         <w:bidi w:val="0"/>
         <w:rPr>
           <w:rFonts w:hint="default"/>
           <w:lang w:val="en-US" w:eastAsia="zh-CN"/>
         </w:rPr>
       </w:pPr>
-      <w:bookmarkStart w:id="27" w:name="_Toc9822"/>
+      <w:bookmarkStart w:id="28" w:name="_Toc9822"/>
       <w:r>
         <w:rPr>
           <w:rFonts w:hint="default"/>
@@ -7215,20 +7061,20 @@
         </w:rPr>
         <w:t>关键绩效指标（KPI）</w:t>
       </w:r>
-      <w:bookmarkEnd w:id="27"/>
+      <w:bookmarkEnd w:id="28"/>
     </w:p>
     <w:tbl>
       <w:tblPr>
-        <w:tblStyle w:val="26"/>
+        <w:tblStyle w:val="TableNormal0"/>
         <w:tblW w:w="7614" w:type="dxa"/>
         <w:tblInd w:w="13" w:type="dxa"/>
         <w:tblBorders>
-          <w:top w:val="single" w:color="000000" w:sz="4" w:space="0"/>
-          <w:left w:val="single" w:color="000000" w:sz="4" w:space="0"/>
-          <w:bottom w:val="single" w:color="000000" w:sz="4" w:space="0"/>
-          <w:right w:val="single" w:color="000000" w:sz="4" w:space="0"/>
-          <w:insideH w:val="single" w:color="000000" w:sz="4" w:space="0"/>
-          <w:insideV w:val="single" w:color="000000" w:sz="4" w:space="0"/>
+          <w:top w:val="single" w:sz="4" w:space="0" w:color="000000"/>
+          <w:left w:val="single" w:sz="4" w:space="0" w:color="000000"/>
+          <w:bottom w:val="single" w:sz="4" w:space="0" w:color="000000"/>
+          <w:right w:val="single" w:sz="4" w:space="0" w:color="000000"/>
+          <w:insideH w:val="single" w:sz="4" w:space="0" w:color="000000"/>
+          <w:insideV w:val="single" w:sz="4" w:space="0" w:color="000000"/>
         </w:tblBorders>
         <w:tblLayout w:type="fixed"/>
         <w:tblCellMar>
@@ -7246,14 +7092,17 @@
       </w:tblGrid>
       <w:tr>
         <w:tblPrEx>
+          <w:tblW w:w="7614" w:type="dxa"/>
+          <w:tblInd w:w="13" w:type="dxa"/>
           <w:tblBorders>
-            <w:top w:val="single" w:color="000000" w:sz="4" w:space="0"/>
-            <w:left w:val="single" w:color="000000" w:sz="4" w:space="0"/>
-            <w:bottom w:val="single" w:color="000000" w:sz="4" w:space="0"/>
-            <w:right w:val="single" w:color="000000" w:sz="4" w:space="0"/>
-            <w:insideH w:val="single" w:color="000000" w:sz="4" w:space="0"/>
-            <w:insideV w:val="single" w:color="000000" w:sz="4" w:space="0"/>
+            <w:top w:val="single" w:sz="4" w:space="0" w:color="000000"/>
+            <w:left w:val="single" w:sz="4" w:space="0" w:color="000000"/>
+            <w:bottom w:val="single" w:sz="4" w:space="0" w:color="000000"/>
+            <w:right w:val="single" w:sz="4" w:space="0" w:color="000000"/>
+            <w:insideH w:val="single" w:sz="4" w:space="0" w:color="000000"/>
+            <w:insideV w:val="single" w:sz="4" w:space="0" w:color="000000"/>
           </w:tblBorders>
+          <w:tblLayout w:type="fixed"/>
           <w:tblCellMar>
             <w:top w:w="0" w:type="dxa"/>
             <w:left w:w="0" w:type="dxa"/>
@@ -7262,7 +7111,7 @@
           </w:tblCellMar>
         </w:tblPrEx>
         <w:trPr>
-          <w:trHeight w:val="591" w:hRule="atLeast"/>
+          <w:trHeight w:val="591"/>
         </w:trPr>
         <w:tc>
           <w:tcPr>
@@ -7359,14 +7208,9 @@
       </w:tr>
       <w:tr>
         <w:tblPrEx>
-          <w:tblBorders>
-            <w:top w:val="single" w:color="000000" w:sz="4" w:space="0"/>
-            <w:left w:val="single" w:color="000000" w:sz="4" w:space="0"/>
-            <w:bottom w:val="single" w:color="000000" w:sz="4" w:space="0"/>
-            <w:right w:val="single" w:color="000000" w:sz="4" w:space="0"/>
-            <w:insideH w:val="single" w:color="000000" w:sz="4" w:space="0"/>
-            <w:insideV w:val="single" w:color="000000" w:sz="4" w:space="0"/>
-          </w:tblBorders>
+          <w:tblW w:w="7614" w:type="dxa"/>
+          <w:tblInd w:w="13" w:type="dxa"/>
+          <w:tblLayout w:type="fixed"/>
           <w:tblCellMar>
             <w:top w:w="0" w:type="dxa"/>
             <w:left w:w="0" w:type="dxa"/>
@@ -7375,7 +7219,7 @@
           </w:tblCellMar>
         </w:tblPrEx>
         <w:trPr>
-          <w:trHeight w:val="661" w:hRule="atLeast"/>
+          <w:trHeight w:val="661"/>
         </w:trPr>
         <w:tc>
           <w:tcPr>
@@ -7384,12 +7228,12 @@
           </w:tcPr>
           <w:p>
             <w:pPr>
-              <w:pStyle w:val="29"/>
+              <w:pStyle w:val="a1"/>
               <w:widowControl w:val="0"/>
-              <w:ind w:left="0" w:leftChars="0" w:right="0" w:rightChars="0" w:firstLine="0" w:firstLineChars="0"/>
+              <w:ind w:left="0" w:right="0" w:firstLine="0" w:leftChars="0" w:rightChars="0" w:firstLineChars="0"/>
               <w:jc w:val="center"/>
               <w:rPr>
-                <w:rFonts w:hint="eastAsia" w:ascii="宋体" w:hAnsi="宋体" w:eastAsia="宋体" w:cs="宋体"/>
+                <w:rFonts w:ascii="宋体" w:eastAsia="宋体" w:hAnsi="宋体" w:cs="宋体" w:hint="eastAsia"/>
                 <w:snapToGrid w:val="0"/>
                 <w:color w:val="000000"/>
                 <w:kern w:val="0"/>
@@ -7401,7 +7245,7 @@
             </w:pPr>
             <w:r>
               <w:rPr>
-                <w:rFonts w:hint="eastAsia" w:ascii="宋体" w:hAnsi="宋体" w:eastAsia="宋体" w:cs="宋体"/>
+                <w:rFonts w:ascii="宋体" w:eastAsia="宋体" w:hAnsi="宋体" w:cs="宋体" w:hint="eastAsia"/>
                 <w:sz w:val="15"/>
                 <w:szCs w:val="15"/>
                 <w:vertAlign w:val="baseline"/>
@@ -7418,12 +7262,12 @@
           </w:tcPr>
           <w:p>
             <w:pPr>
-              <w:pStyle w:val="29"/>
+              <w:pStyle w:val="a1"/>
               <w:widowControl w:val="0"/>
-              <w:ind w:left="0" w:leftChars="0" w:right="0" w:rightChars="0" w:firstLine="0" w:firstLineChars="0"/>
+              <w:ind w:left="0" w:right="0" w:firstLine="0" w:leftChars="0" w:rightChars="0" w:firstLineChars="0"/>
               <w:jc w:val="center"/>
               <w:rPr>
-                <w:rFonts w:hint="eastAsia" w:ascii="宋体" w:hAnsi="宋体" w:eastAsia="宋体" w:cs="宋体"/>
+                <w:rFonts w:ascii="宋体" w:eastAsia="宋体" w:hAnsi="宋体" w:cs="宋体" w:hint="eastAsia"/>
                 <w:snapToGrid w:val="0"/>
                 <w:color w:val="000000"/>
                 <w:kern w:val="0"/>
@@ -7435,7 +7279,7 @@
             </w:pPr>
             <w:r>
               <w:rPr>
-                <w:rFonts w:hint="eastAsia" w:ascii="宋体" w:hAnsi="宋体" w:eastAsia="宋体" w:cs="宋体"/>
+                <w:rFonts w:ascii="宋体" w:eastAsia="宋体" w:hAnsi="宋体" w:cs="宋体" w:hint="eastAsia"/>
                 <w:sz w:val="15"/>
                 <w:szCs w:val="15"/>
                 <w:vertAlign w:val="baseline"/>
@@ -7452,12 +7296,12 @@
           </w:tcPr>
           <w:p>
             <w:pPr>
-              <w:pStyle w:val="29"/>
+              <w:pStyle w:val="a1"/>
               <w:widowControl w:val="0"/>
-              <w:ind w:left="0" w:leftChars="0" w:right="0" w:rightChars="0" w:firstLine="0" w:firstLineChars="0"/>
+              <w:ind w:left="0" w:right="0" w:firstLine="0" w:leftChars="0" w:rightChars="0" w:firstLineChars="0"/>
               <w:jc w:val="center"/>
               <w:rPr>
-                <w:rFonts w:hint="eastAsia" w:ascii="宋体" w:hAnsi="宋体" w:eastAsia="宋体" w:cs="宋体"/>
+                <w:rFonts w:ascii="宋体" w:eastAsia="宋体" w:hAnsi="宋体" w:cs="宋体" w:hint="eastAsia"/>
                 <w:snapToGrid w:val="0"/>
                 <w:color w:val="000000"/>
                 <w:kern w:val="0"/>
@@ -7469,7 +7313,7 @@
             </w:pPr>
             <w:r>
               <w:rPr>
-                <w:rFonts w:hint="eastAsia" w:ascii="宋体" w:hAnsi="宋体" w:eastAsia="宋体" w:cs="宋体"/>
+                <w:rFonts w:ascii="宋体" w:eastAsia="宋体" w:hAnsi="宋体" w:cs="宋体" w:hint="eastAsia"/>
                 <w:sz w:val="15"/>
                 <w:szCs w:val="15"/>
                 <w:vertAlign w:val="baseline"/>
@@ -7486,12 +7330,12 @@
           </w:tcPr>
           <w:p>
             <w:pPr>
-              <w:pStyle w:val="29"/>
+              <w:pStyle w:val="a1"/>
               <w:widowControl w:val="0"/>
-              <w:ind w:left="0" w:leftChars="0" w:right="0" w:rightChars="0" w:firstLine="0" w:firstLineChars="0"/>
+              <w:ind w:left="0" w:right="0" w:firstLine="0" w:leftChars="0" w:rightChars="0" w:firstLineChars="0"/>
               <w:jc w:val="center"/>
               <w:rPr>
-                <w:rFonts w:hint="eastAsia" w:ascii="宋体" w:hAnsi="宋体" w:eastAsia="宋体" w:cs="宋体"/>
+                <w:rFonts w:ascii="宋体" w:eastAsia="宋体" w:hAnsi="宋体" w:cs="宋体" w:hint="eastAsia"/>
                 <w:snapToGrid w:val="0"/>
                 <w:color w:val="000000"/>
                 <w:kern w:val="0"/>
@@ -7503,7 +7347,7 @@
             </w:pPr>
             <w:r>
               <w:rPr>
-                <w:rFonts w:hint="eastAsia" w:ascii="宋体" w:hAnsi="宋体" w:eastAsia="宋体" w:cs="宋体"/>
+                <w:rFonts w:ascii="宋体" w:eastAsia="宋体" w:hAnsi="宋体" w:cs="宋体" w:hint="eastAsia"/>
                 <w:sz w:val="15"/>
                 <w:szCs w:val="15"/>
                 <w:vertAlign w:val="baseline"/>
@@ -7517,14 +7361,14 @@
     </w:tbl>
     <w:p>
       <w:pPr>
-        <w:pStyle w:val="31"/>
+        <w:pStyle w:val="3"/>
         <w:bidi w:val="0"/>
         <w:rPr>
           <w:rFonts w:hint="default"/>
           <w:lang w:val="en-US" w:eastAsia="zh-CN"/>
         </w:rPr>
       </w:pPr>
-      <w:bookmarkStart w:id="28" w:name="_Toc25266"/>
+      <w:bookmarkStart w:id="29" w:name="_Toc25266"/>
       <w:r>
         <w:rPr>
           <w:rFonts w:hint="default"/>
@@ -7532,11 +7376,11 @@
         </w:rPr>
         <w:t>主要参与方</w:t>
       </w:r>
-      <w:bookmarkEnd w:id="28"/>
+      <w:bookmarkEnd w:id="29"/>
     </w:p>
     <w:p>
       <w:pPr>
-        <w:pStyle w:val="29"/>
+        <w:pStyle w:val="a1"/>
         <w:rPr>
           <w:rFonts w:hint="default"/>
           <w:lang w:val="en-US" w:eastAsia="zh-CN"/>
@@ -7559,45 +7403,45 @@
     </w:p>
     <w:p>
       <w:pPr>
-        <w:pStyle w:val="30"/>
+        <w:pStyle w:val="2"/>
         <w:bidi w:val="0"/>
         <w:rPr>
           <w:rFonts w:hint="default"/>
           <w:lang w:val="en-US" w:eastAsia="zh-CN"/>
         </w:rPr>
       </w:pPr>
-      <w:bookmarkStart w:id="29" w:name="_Toc6832"/>
+      <w:bookmarkStart w:id="30" w:name="_Toc6832"/>
       <w:r>
         <w:rPr>
           <w:rFonts w:hint="default"/>
           <w:lang w:val="en-US" w:eastAsia="zh-CN"/>
         </w:rPr>
         <w:t>发布管理</w:t>
-      </w:r>
-      <w:bookmarkEnd w:id="29"/>
-    </w:p>
-    <w:p>
-      <w:pPr>
-        <w:pStyle w:val="31"/>
-        <w:bidi w:val="0"/>
-        <w:rPr>
-          <w:rFonts w:hint="default"/>
-          <w:lang w:val="en-US" w:eastAsia="zh-CN"/>
-        </w:rPr>
-      </w:pPr>
-      <w:bookmarkStart w:id="30" w:name="_Toc376"/>
-      <w:r>
-        <w:rPr>
-          <w:rFonts w:hint="default"/>
-          <w:lang w:val="en-US" w:eastAsia="zh-CN"/>
-        </w:rPr>
-        <w:t>管理范围</w:t>
       </w:r>
       <w:bookmarkEnd w:id="30"/>
     </w:p>
     <w:p>
       <w:pPr>
-        <w:pStyle w:val="29"/>
+        <w:pStyle w:val="3"/>
+        <w:bidi w:val="0"/>
+        <w:rPr>
+          <w:rFonts w:hint="default"/>
+          <w:lang w:val="en-US" w:eastAsia="zh-CN"/>
+        </w:rPr>
+      </w:pPr>
+      <w:bookmarkStart w:id="31" w:name="_Toc376"/>
+      <w:r>
+        <w:rPr>
+          <w:rFonts w:hint="default"/>
+          <w:lang w:val="en-US" w:eastAsia="zh-CN"/>
+        </w:rPr>
+        <w:t>管理范围</w:t>
+      </w:r>
+      <w:bookmarkEnd w:id="31"/>
+    </w:p>
+    <w:p>
+      <w:pPr>
+        <w:pStyle w:val="a1"/>
         <w:rPr>
           <w:rFonts w:hint="default"/>
           <w:lang w:val="en-US" w:eastAsia="zh-CN"/>
@@ -7613,14 +7457,14 @@
     </w:p>
     <w:p>
       <w:pPr>
-        <w:pStyle w:val="31"/>
+        <w:pStyle w:val="3"/>
         <w:bidi w:val="0"/>
         <w:rPr>
           <w:rFonts w:hint="default"/>
           <w:lang w:val="en-US" w:eastAsia="zh-CN"/>
         </w:rPr>
       </w:pPr>
-      <w:bookmarkStart w:id="31" w:name="_Toc24520"/>
+      <w:bookmarkStart w:id="32" w:name="_Toc24520"/>
       <w:r>
         <w:rPr>
           <w:rFonts w:hint="default"/>
@@ -7628,11 +7472,11 @@
         </w:rPr>
         <w:t>管理目标</w:t>
       </w:r>
-      <w:bookmarkEnd w:id="31"/>
+      <w:bookmarkEnd w:id="32"/>
     </w:p>
     <w:p>
       <w:pPr>
-        <w:pStyle w:val="29"/>
+        <w:pStyle w:val="a1"/>
         <w:rPr>
           <w:rFonts w:hint="default"/>
           <w:lang w:val="en-US" w:eastAsia="zh-CN"/>
@@ -7648,14 +7492,14 @@
     </w:p>
     <w:p>
       <w:pPr>
-        <w:pStyle w:val="31"/>
+        <w:pStyle w:val="3"/>
         <w:bidi w:val="0"/>
         <w:rPr>
           <w:rFonts w:hint="default"/>
           <w:lang w:val="en-US" w:eastAsia="zh-CN"/>
         </w:rPr>
       </w:pPr>
-      <w:bookmarkStart w:id="32" w:name="_Toc4114"/>
+      <w:bookmarkStart w:id="33" w:name="_Toc4114"/>
       <w:r>
         <w:rPr>
           <w:rFonts w:hint="default"/>
@@ -7663,20 +7507,20 @@
         </w:rPr>
         <w:t>关键绩效指标（KPI）</w:t>
       </w:r>
-      <w:bookmarkEnd w:id="32"/>
+      <w:bookmarkEnd w:id="33"/>
     </w:p>
     <w:tbl>
       <w:tblPr>
-        <w:tblStyle w:val="26"/>
+        <w:tblStyle w:val="TableNormal0"/>
         <w:tblW w:w="7614" w:type="dxa"/>
         <w:tblInd w:w="13" w:type="dxa"/>
         <w:tblBorders>
-          <w:top w:val="single" w:color="000000" w:sz="4" w:space="0"/>
-          <w:left w:val="single" w:color="000000" w:sz="4" w:space="0"/>
-          <w:bottom w:val="single" w:color="000000" w:sz="4" w:space="0"/>
-          <w:right w:val="single" w:color="000000" w:sz="4" w:space="0"/>
-          <w:insideH w:val="single" w:color="000000" w:sz="4" w:space="0"/>
-          <w:insideV w:val="single" w:color="000000" w:sz="4" w:space="0"/>
+          <w:top w:val="single" w:sz="4" w:space="0" w:color="000000"/>
+          <w:left w:val="single" w:sz="4" w:space="0" w:color="000000"/>
+          <w:bottom w:val="single" w:sz="4" w:space="0" w:color="000000"/>
+          <w:right w:val="single" w:sz="4" w:space="0" w:color="000000"/>
+          <w:insideH w:val="single" w:sz="4" w:space="0" w:color="000000"/>
+          <w:insideV w:val="single" w:sz="4" w:space="0" w:color="000000"/>
         </w:tblBorders>
         <w:tblLayout w:type="fixed"/>
         <w:tblCellMar>
@@ -7694,14 +7538,17 @@
       </w:tblGrid>
       <w:tr>
         <w:tblPrEx>
+          <w:tblW w:w="7614" w:type="dxa"/>
+          <w:tblInd w:w="13" w:type="dxa"/>
           <w:tblBorders>
-            <w:top w:val="single" w:color="000000" w:sz="4" w:space="0"/>
-            <w:left w:val="single" w:color="000000" w:sz="4" w:space="0"/>
-            <w:bottom w:val="single" w:color="000000" w:sz="4" w:space="0"/>
-            <w:right w:val="single" w:color="000000" w:sz="4" w:space="0"/>
-            <w:insideH w:val="single" w:color="000000" w:sz="4" w:space="0"/>
-            <w:insideV w:val="single" w:color="000000" w:sz="4" w:space="0"/>
+            <w:top w:val="single" w:sz="4" w:space="0" w:color="000000"/>
+            <w:left w:val="single" w:sz="4" w:space="0" w:color="000000"/>
+            <w:bottom w:val="single" w:sz="4" w:space="0" w:color="000000"/>
+            <w:right w:val="single" w:sz="4" w:space="0" w:color="000000"/>
+            <w:insideH w:val="single" w:sz="4" w:space="0" w:color="000000"/>
+            <w:insideV w:val="single" w:sz="4" w:space="0" w:color="000000"/>
           </w:tblBorders>
+          <w:tblLayout w:type="fixed"/>
           <w:tblCellMar>
             <w:top w:w="0" w:type="dxa"/>
             <w:left w:w="0" w:type="dxa"/>
@@ -7710,7 +7557,7 @@
           </w:tblCellMar>
         </w:tblPrEx>
         <w:trPr>
-          <w:trHeight w:val="591" w:hRule="atLeast"/>
+          <w:trHeight w:val="591"/>
         </w:trPr>
         <w:tc>
           <w:tcPr>
@@ -7807,14 +7654,9 @@
       </w:tr>
       <w:tr>
         <w:tblPrEx>
-          <w:tblBorders>
-            <w:top w:val="single" w:color="000000" w:sz="4" w:space="0"/>
-            <w:left w:val="single" w:color="000000" w:sz="4" w:space="0"/>
-            <w:bottom w:val="single" w:color="000000" w:sz="4" w:space="0"/>
-            <w:right w:val="single" w:color="000000" w:sz="4" w:space="0"/>
-            <w:insideH w:val="single" w:color="000000" w:sz="4" w:space="0"/>
-            <w:insideV w:val="single" w:color="000000" w:sz="4" w:space="0"/>
-          </w:tblBorders>
+          <w:tblW w:w="7614" w:type="dxa"/>
+          <w:tblInd w:w="13" w:type="dxa"/>
+          <w:tblLayout w:type="fixed"/>
           <w:tblCellMar>
             <w:top w:w="0" w:type="dxa"/>
             <w:left w:w="0" w:type="dxa"/>
@@ -7823,7 +7665,7 @@
           </w:tblCellMar>
         </w:tblPrEx>
         <w:trPr>
-          <w:trHeight w:val="661" w:hRule="atLeast"/>
+          <w:trHeight w:val="661"/>
         </w:trPr>
         <w:tc>
           <w:tcPr>
@@ -7832,12 +7674,12 @@
           </w:tcPr>
           <w:p>
             <w:pPr>
-              <w:pStyle w:val="29"/>
+              <w:pStyle w:val="a1"/>
               <w:widowControl w:val="0"/>
-              <w:ind w:left="0" w:leftChars="0" w:right="0" w:rightChars="0" w:firstLine="0" w:firstLineChars="0"/>
+              <w:ind w:left="0" w:right="0" w:firstLine="0" w:leftChars="0" w:rightChars="0" w:firstLineChars="0"/>
               <w:jc w:val="center"/>
               <w:rPr>
-                <w:rFonts w:hint="eastAsia" w:ascii="宋体" w:hAnsi="宋体" w:eastAsia="宋体" w:cs="宋体"/>
+                <w:rFonts w:ascii="宋体" w:eastAsia="宋体" w:hAnsi="宋体" w:cs="宋体" w:hint="eastAsia"/>
                 <w:snapToGrid w:val="0"/>
                 <w:color w:val="000000"/>
                 <w:kern w:val="0"/>
@@ -7849,7 +7691,7 @@
             </w:pPr>
             <w:r>
               <w:rPr>
-                <w:rFonts w:hint="eastAsia" w:ascii="宋体" w:hAnsi="宋体" w:eastAsia="宋体" w:cs="宋体"/>
+                <w:rFonts w:ascii="宋体" w:eastAsia="宋体" w:hAnsi="宋体" w:cs="宋体" w:hint="eastAsia"/>
                 <w:sz w:val="15"/>
                 <w:szCs w:val="15"/>
                 <w:vertAlign w:val="baseline"/>
@@ -7866,12 +7708,12 @@
           </w:tcPr>
           <w:p>
             <w:pPr>
-              <w:pStyle w:val="29"/>
+              <w:pStyle w:val="a1"/>
               <w:widowControl w:val="0"/>
-              <w:ind w:left="0" w:leftChars="0" w:right="0" w:rightChars="0" w:firstLine="0" w:firstLineChars="0"/>
+              <w:ind w:left="0" w:right="0" w:firstLine="0" w:leftChars="0" w:rightChars="0" w:firstLineChars="0"/>
               <w:jc w:val="center"/>
               <w:rPr>
-                <w:rFonts w:hint="eastAsia" w:ascii="宋体" w:hAnsi="宋体" w:eastAsia="宋体" w:cs="宋体"/>
+                <w:rFonts w:ascii="宋体" w:eastAsia="宋体" w:hAnsi="宋体" w:cs="宋体" w:hint="eastAsia"/>
                 <w:snapToGrid w:val="0"/>
                 <w:color w:val="000000"/>
                 <w:kern w:val="0"/>
@@ -7883,7 +7725,7 @@
             </w:pPr>
             <w:r>
               <w:rPr>
-                <w:rFonts w:hint="eastAsia" w:ascii="宋体" w:hAnsi="宋体" w:eastAsia="宋体" w:cs="宋体"/>
+                <w:rFonts w:ascii="宋体" w:eastAsia="宋体" w:hAnsi="宋体" w:cs="宋体" w:hint="eastAsia"/>
                 <w:sz w:val="15"/>
                 <w:szCs w:val="15"/>
                 <w:vertAlign w:val="baseline"/>
@@ -7900,12 +7742,12 @@
           </w:tcPr>
           <w:p>
             <w:pPr>
-              <w:pStyle w:val="29"/>
+              <w:pStyle w:val="a1"/>
               <w:widowControl w:val="0"/>
-              <w:ind w:left="0" w:leftChars="0" w:right="0" w:rightChars="0" w:firstLine="0" w:firstLineChars="0"/>
+              <w:ind w:left="0" w:right="0" w:firstLine="0" w:leftChars="0" w:rightChars="0" w:firstLineChars="0"/>
               <w:jc w:val="center"/>
               <w:rPr>
-                <w:rFonts w:hint="eastAsia" w:ascii="宋体" w:hAnsi="宋体" w:eastAsia="宋体" w:cs="宋体"/>
+                <w:rFonts w:ascii="宋体" w:eastAsia="宋体" w:hAnsi="宋体" w:cs="宋体" w:hint="eastAsia"/>
                 <w:snapToGrid w:val="0"/>
                 <w:color w:val="000000"/>
                 <w:kern w:val="0"/>
@@ -7917,7 +7759,7 @@
             </w:pPr>
             <w:r>
               <w:rPr>
-                <w:rFonts w:hint="eastAsia" w:ascii="宋体" w:hAnsi="宋体" w:eastAsia="宋体" w:cs="宋体"/>
+                <w:rFonts w:ascii="宋体" w:eastAsia="宋体" w:hAnsi="宋体" w:cs="宋体" w:hint="eastAsia"/>
                 <w:sz w:val="15"/>
                 <w:szCs w:val="15"/>
                 <w:vertAlign w:val="baseline"/>
@@ -7934,12 +7776,12 @@
           </w:tcPr>
           <w:p>
             <w:pPr>
-              <w:pStyle w:val="29"/>
+              <w:pStyle w:val="a1"/>
               <w:widowControl w:val="0"/>
-              <w:ind w:left="0" w:leftChars="0" w:right="0" w:rightChars="0" w:firstLine="0" w:firstLineChars="0"/>
+              <w:ind w:left="0" w:right="0" w:firstLine="0" w:leftChars="0" w:rightChars="0" w:firstLineChars="0"/>
               <w:jc w:val="center"/>
               <w:rPr>
-                <w:rFonts w:hint="eastAsia" w:ascii="宋体" w:hAnsi="宋体" w:eastAsia="宋体" w:cs="宋体"/>
+                <w:rFonts w:ascii="宋体" w:eastAsia="宋体" w:hAnsi="宋体" w:cs="宋体" w:hint="eastAsia"/>
                 <w:snapToGrid w:val="0"/>
                 <w:color w:val="000000"/>
                 <w:kern w:val="0"/>
@@ -7951,7 +7793,7 @@
             </w:pPr>
             <w:r>
               <w:rPr>
-                <w:rFonts w:hint="eastAsia" w:ascii="宋体" w:hAnsi="宋体" w:eastAsia="宋体" w:cs="宋体"/>
+                <w:rFonts w:ascii="宋体" w:eastAsia="宋体" w:hAnsi="宋体" w:cs="宋体" w:hint="eastAsia"/>
                 <w:sz w:val="15"/>
                 <w:szCs w:val="15"/>
                 <w:vertAlign w:val="baseline"/>
@@ -7965,7 +7807,7 @@
     </w:tbl>
     <w:p>
       <w:pPr>
-        <w:pStyle w:val="29"/>
+        <w:pStyle w:val="a1"/>
         <w:rPr>
           <w:rFonts w:hint="default"/>
           <w:lang w:val="en-US" w:eastAsia="zh-CN"/>
@@ -7974,14 +7816,14 @@
     </w:p>
     <w:p>
       <w:pPr>
-        <w:pStyle w:val="31"/>
+        <w:pStyle w:val="3"/>
         <w:bidi w:val="0"/>
         <w:rPr>
           <w:rFonts w:hint="default"/>
           <w:lang w:val="en-US" w:eastAsia="zh-CN"/>
         </w:rPr>
       </w:pPr>
-      <w:bookmarkStart w:id="33" w:name="_Toc21493"/>
+      <w:bookmarkStart w:id="34" w:name="_Toc21493"/>
       <w:r>
         <w:rPr>
           <w:rFonts w:hint="default"/>
@@ -7989,11 +7831,11 @@
         </w:rPr>
         <w:t>主要参与方</w:t>
       </w:r>
-      <w:bookmarkEnd w:id="33"/>
+      <w:bookmarkEnd w:id="34"/>
     </w:p>
     <w:p>
       <w:pPr>
-        <w:pStyle w:val="29"/>
+        <w:pStyle w:val="a1"/>
         <w:rPr>
           <w:rFonts w:hint="default"/>
           <w:lang w:val="en-US" w:eastAsia="zh-CN"/>
@@ -8016,45 +7858,45 @@
     </w:p>
     <w:p>
       <w:pPr>
-        <w:pStyle w:val="30"/>
+        <w:pStyle w:val="2"/>
         <w:bidi w:val="0"/>
         <w:rPr>
           <w:rFonts w:hint="default"/>
           <w:lang w:val="en-US" w:eastAsia="zh-CN"/>
         </w:rPr>
       </w:pPr>
-      <w:bookmarkStart w:id="34" w:name="_Toc9917"/>
+      <w:bookmarkStart w:id="35" w:name="_Toc9917"/>
       <w:r>
         <w:rPr>
           <w:rFonts w:hint="default"/>
           <w:lang w:val="en-US" w:eastAsia="zh-CN"/>
         </w:rPr>
         <w:t>配置管理</w:t>
-      </w:r>
-      <w:bookmarkEnd w:id="34"/>
-    </w:p>
-    <w:p>
-      <w:pPr>
-        <w:pStyle w:val="31"/>
-        <w:bidi w:val="0"/>
-        <w:rPr>
-          <w:rFonts w:hint="default"/>
-          <w:lang w:val="en-US" w:eastAsia="zh-CN"/>
-        </w:rPr>
-      </w:pPr>
-      <w:bookmarkStart w:id="35" w:name="_Toc15615"/>
-      <w:r>
-        <w:rPr>
-          <w:rFonts w:hint="default"/>
-          <w:lang w:val="en-US" w:eastAsia="zh-CN"/>
-        </w:rPr>
-        <w:t>管理范围</w:t>
       </w:r>
       <w:bookmarkEnd w:id="35"/>
     </w:p>
     <w:p>
       <w:pPr>
-        <w:pStyle w:val="29"/>
+        <w:pStyle w:val="3"/>
+        <w:bidi w:val="0"/>
+        <w:rPr>
+          <w:rFonts w:hint="default"/>
+          <w:lang w:val="en-US" w:eastAsia="zh-CN"/>
+        </w:rPr>
+      </w:pPr>
+      <w:bookmarkStart w:id="36" w:name="_Toc15615"/>
+      <w:r>
+        <w:rPr>
+          <w:rFonts w:hint="default"/>
+          <w:lang w:val="en-US" w:eastAsia="zh-CN"/>
+        </w:rPr>
+        <w:t>管理范围</w:t>
+      </w:r>
+      <w:bookmarkEnd w:id="36"/>
+    </w:p>
+    <w:p>
+      <w:pPr>
+        <w:pStyle w:val="a1"/>
         <w:rPr>
           <w:rFonts w:hint="default"/>
           <w:lang w:val="en-US" w:eastAsia="zh-CN"/>
@@ -8070,14 +7912,14 @@
     </w:p>
     <w:p>
       <w:pPr>
-        <w:pStyle w:val="31"/>
+        <w:pStyle w:val="3"/>
         <w:bidi w:val="0"/>
         <w:rPr>
           <w:rFonts w:hint="default"/>
           <w:lang w:val="en-US" w:eastAsia="zh-CN"/>
         </w:rPr>
       </w:pPr>
-      <w:bookmarkStart w:id="36" w:name="_Toc20634"/>
+      <w:bookmarkStart w:id="37" w:name="_Toc20634"/>
       <w:r>
         <w:rPr>
           <w:rFonts w:hint="default"/>
@@ -8085,11 +7927,11 @@
         </w:rPr>
         <w:t>管理目标</w:t>
       </w:r>
-      <w:bookmarkEnd w:id="36"/>
+      <w:bookmarkEnd w:id="37"/>
     </w:p>
     <w:p>
       <w:pPr>
-        <w:pStyle w:val="29"/>
+        <w:pStyle w:val="a1"/>
         <w:rPr>
           <w:rFonts w:hint="default"/>
           <w:lang w:val="en-US" w:eastAsia="zh-CN"/>
@@ -8105,14 +7947,14 @@
     </w:p>
     <w:p>
       <w:pPr>
-        <w:pStyle w:val="31"/>
+        <w:pStyle w:val="3"/>
         <w:bidi w:val="0"/>
         <w:rPr>
           <w:rFonts w:hint="default"/>
           <w:lang w:val="en-US" w:eastAsia="zh-CN"/>
         </w:rPr>
       </w:pPr>
-      <w:bookmarkStart w:id="37" w:name="_Toc19481"/>
+      <w:bookmarkStart w:id="38" w:name="_Toc19481"/>
       <w:r>
         <w:rPr>
           <w:rFonts w:hint="default"/>
@@ -8120,20 +7962,20 @@
         </w:rPr>
         <w:t>关键绩效指标（KPI）</w:t>
       </w:r>
-      <w:bookmarkEnd w:id="37"/>
+      <w:bookmarkEnd w:id="38"/>
     </w:p>
     <w:tbl>
       <w:tblPr>
-        <w:tblStyle w:val="26"/>
+        <w:tblStyle w:val="TableNormal0"/>
         <w:tblW w:w="7614" w:type="dxa"/>
         <w:tblInd w:w="13" w:type="dxa"/>
         <w:tblBorders>
-          <w:top w:val="single" w:color="000000" w:sz="4" w:space="0"/>
-          <w:left w:val="single" w:color="000000" w:sz="4" w:space="0"/>
-          <w:bottom w:val="single" w:color="000000" w:sz="4" w:space="0"/>
-          <w:right w:val="single" w:color="000000" w:sz="4" w:space="0"/>
-          <w:insideH w:val="single" w:color="000000" w:sz="4" w:space="0"/>
-          <w:insideV w:val="single" w:color="000000" w:sz="4" w:space="0"/>
+          <w:top w:val="single" w:sz="4" w:space="0" w:color="000000"/>
+          <w:left w:val="single" w:sz="4" w:space="0" w:color="000000"/>
+          <w:bottom w:val="single" w:sz="4" w:space="0" w:color="000000"/>
+          <w:right w:val="single" w:sz="4" w:space="0" w:color="000000"/>
+          <w:insideH w:val="single" w:sz="4" w:space="0" w:color="000000"/>
+          <w:insideV w:val="single" w:sz="4" w:space="0" w:color="000000"/>
         </w:tblBorders>
         <w:tblLayout w:type="fixed"/>
         <w:tblCellMar>
@@ -8151,14 +7993,17 @@
       </w:tblGrid>
       <w:tr>
         <w:tblPrEx>
+          <w:tblW w:w="7614" w:type="dxa"/>
+          <w:tblInd w:w="13" w:type="dxa"/>
           <w:tblBorders>
-            <w:top w:val="single" w:color="000000" w:sz="4" w:space="0"/>
-            <w:left w:val="single" w:color="000000" w:sz="4" w:space="0"/>
-            <w:bottom w:val="single" w:color="000000" w:sz="4" w:space="0"/>
-            <w:right w:val="single" w:color="000000" w:sz="4" w:space="0"/>
-            <w:insideH w:val="single" w:color="000000" w:sz="4" w:space="0"/>
-            <w:insideV w:val="single" w:color="000000" w:sz="4" w:space="0"/>
+            <w:top w:val="single" w:sz="4" w:space="0" w:color="000000"/>
+            <w:left w:val="single" w:sz="4" w:space="0" w:color="000000"/>
+            <w:bottom w:val="single" w:sz="4" w:space="0" w:color="000000"/>
+            <w:right w:val="single" w:sz="4" w:space="0" w:color="000000"/>
+            <w:insideH w:val="single" w:sz="4" w:space="0" w:color="000000"/>
+            <w:insideV w:val="single" w:sz="4" w:space="0" w:color="000000"/>
           </w:tblBorders>
+          <w:tblLayout w:type="fixed"/>
           <w:tblCellMar>
             <w:top w:w="0" w:type="dxa"/>
             <w:left w:w="0" w:type="dxa"/>
@@ -8167,7 +8012,7 @@
           </w:tblCellMar>
         </w:tblPrEx>
         <w:trPr>
-          <w:trHeight w:val="591" w:hRule="atLeast"/>
+          <w:trHeight w:val="591"/>
         </w:trPr>
         <w:tc>
           <w:tcPr>
@@ -8264,14 +8109,9 @@
       </w:tr>
       <w:tr>
         <w:tblPrEx>
-          <w:tblBorders>
-            <w:top w:val="single" w:color="000000" w:sz="4" w:space="0"/>
-            <w:left w:val="single" w:color="000000" w:sz="4" w:space="0"/>
-            <w:bottom w:val="single" w:color="000000" w:sz="4" w:space="0"/>
-            <w:right w:val="single" w:color="000000" w:sz="4" w:space="0"/>
-            <w:insideH w:val="single" w:color="000000" w:sz="4" w:space="0"/>
-            <w:insideV w:val="single" w:color="000000" w:sz="4" w:space="0"/>
-          </w:tblBorders>
+          <w:tblW w:w="7614" w:type="dxa"/>
+          <w:tblInd w:w="13" w:type="dxa"/>
+          <w:tblLayout w:type="fixed"/>
           <w:tblCellMar>
             <w:top w:w="0" w:type="dxa"/>
             <w:left w:w="0" w:type="dxa"/>
@@ -8280,7 +8120,7 @@
           </w:tblCellMar>
         </w:tblPrEx>
         <w:trPr>
-          <w:trHeight w:val="661" w:hRule="atLeast"/>
+          <w:trHeight w:val="661"/>
         </w:trPr>
         <w:tc>
           <w:tcPr>
@@ -8289,12 +8129,12 @@
           </w:tcPr>
           <w:p>
             <w:pPr>
-              <w:pStyle w:val="29"/>
+              <w:pStyle w:val="a1"/>
               <w:widowControl w:val="0"/>
-              <w:ind w:left="0" w:leftChars="0" w:right="0" w:rightChars="0" w:firstLine="0" w:firstLineChars="0"/>
+              <w:ind w:left="0" w:right="0" w:firstLine="0" w:leftChars="0" w:rightChars="0" w:firstLineChars="0"/>
               <w:jc w:val="center"/>
               <w:rPr>
-                <w:rFonts w:hint="eastAsia" w:ascii="宋体" w:hAnsi="宋体" w:eastAsia="宋体" w:cs="宋体"/>
+                <w:rFonts w:ascii="宋体" w:eastAsia="宋体" w:hAnsi="宋体" w:cs="宋体" w:hint="eastAsia"/>
                 <w:snapToGrid w:val="0"/>
                 <w:color w:val="000000"/>
                 <w:kern w:val="0"/>
@@ -8306,7 +8146,7 @@
             </w:pPr>
             <w:r>
               <w:rPr>
-                <w:rFonts w:hint="eastAsia" w:ascii="宋体" w:hAnsi="宋体" w:eastAsia="宋体" w:cs="宋体"/>
+                <w:rFonts w:ascii="宋体" w:eastAsia="宋体" w:hAnsi="宋体" w:cs="宋体" w:hint="eastAsia"/>
                 <w:sz w:val="15"/>
                 <w:szCs w:val="15"/>
                 <w:vertAlign w:val="baseline"/>
@@ -8323,12 +8163,12 @@
           </w:tcPr>
           <w:p>
             <w:pPr>
-              <w:pStyle w:val="29"/>
+              <w:pStyle w:val="a1"/>
               <w:widowControl w:val="0"/>
-              <w:ind w:left="0" w:leftChars="0" w:right="0" w:rightChars="0" w:firstLine="0" w:firstLineChars="0"/>
+              <w:ind w:left="0" w:right="0" w:firstLine="0" w:leftChars="0" w:rightChars="0" w:firstLineChars="0"/>
               <w:jc w:val="center"/>
               <w:rPr>
-                <w:rFonts w:hint="eastAsia" w:ascii="宋体" w:hAnsi="宋体" w:eastAsia="宋体" w:cs="宋体"/>
+                <w:rFonts w:ascii="宋体" w:eastAsia="宋体" w:hAnsi="宋体" w:cs="宋体" w:hint="eastAsia"/>
                 <w:snapToGrid w:val="0"/>
                 <w:color w:val="000000"/>
                 <w:kern w:val="0"/>
@@ -8340,7 +8180,7 @@
             </w:pPr>
             <w:r>
               <w:rPr>
-                <w:rFonts w:hint="eastAsia" w:ascii="宋体" w:hAnsi="宋体" w:eastAsia="宋体" w:cs="宋体"/>
+                <w:rFonts w:ascii="宋体" w:eastAsia="宋体" w:hAnsi="宋体" w:cs="宋体" w:hint="eastAsia"/>
                 <w:sz w:val="15"/>
                 <w:szCs w:val="15"/>
                 <w:vertAlign w:val="baseline"/>
@@ -8357,12 +8197,12 @@
           </w:tcPr>
           <w:p>
             <w:pPr>
-              <w:pStyle w:val="29"/>
+              <w:pStyle w:val="a1"/>
               <w:widowControl w:val="0"/>
-              <w:ind w:left="0" w:leftChars="0" w:right="0" w:rightChars="0" w:firstLine="0" w:firstLineChars="0"/>
+              <w:ind w:left="0" w:right="0" w:firstLine="0" w:leftChars="0" w:rightChars="0" w:firstLineChars="0"/>
               <w:jc w:val="center"/>
               <w:rPr>
-                <w:rFonts w:hint="eastAsia" w:ascii="宋体" w:hAnsi="宋体" w:eastAsia="宋体" w:cs="宋体"/>
+                <w:rFonts w:ascii="宋体" w:eastAsia="宋体" w:hAnsi="宋体" w:cs="宋体" w:hint="eastAsia"/>
                 <w:snapToGrid w:val="0"/>
                 <w:color w:val="000000"/>
                 <w:kern w:val="0"/>
@@ -8374,7 +8214,7 @@
             </w:pPr>
             <w:r>
               <w:rPr>
-                <w:rFonts w:hint="eastAsia" w:ascii="宋体" w:hAnsi="宋体" w:eastAsia="宋体" w:cs="宋体"/>
+                <w:rFonts w:ascii="宋体" w:eastAsia="宋体" w:hAnsi="宋体" w:cs="宋体" w:hint="eastAsia"/>
                 <w:sz w:val="15"/>
                 <w:szCs w:val="15"/>
                 <w:vertAlign w:val="baseline"/>
@@ -8391,12 +8231,12 @@
           </w:tcPr>
           <w:p>
             <w:pPr>
-              <w:pStyle w:val="29"/>
+              <w:pStyle w:val="a1"/>
               <w:widowControl w:val="0"/>
-              <w:ind w:left="0" w:leftChars="0" w:right="0" w:rightChars="0" w:firstLine="0" w:firstLineChars="0"/>
+              <w:ind w:left="0" w:right="0" w:firstLine="0" w:leftChars="0" w:rightChars="0" w:firstLineChars="0"/>
               <w:jc w:val="center"/>
               <w:rPr>
-                <w:rFonts w:hint="eastAsia" w:ascii="宋体" w:hAnsi="宋体" w:eastAsia="宋体" w:cs="宋体"/>
+                <w:rFonts w:ascii="宋体" w:eastAsia="宋体" w:hAnsi="宋体" w:cs="宋体" w:hint="eastAsia"/>
                 <w:snapToGrid w:val="0"/>
                 <w:color w:val="000000"/>
                 <w:kern w:val="0"/>
@@ -8408,7 +8248,7 @@
             </w:pPr>
             <w:r>
               <w:rPr>
-                <w:rFonts w:hint="eastAsia" w:ascii="宋体" w:hAnsi="宋体" w:eastAsia="宋体" w:cs="宋体"/>
+                <w:rFonts w:ascii="宋体" w:eastAsia="宋体" w:hAnsi="宋体" w:cs="宋体" w:hint="eastAsia"/>
                 <w:sz w:val="15"/>
                 <w:szCs w:val="15"/>
                 <w:vertAlign w:val="baseline"/>
@@ -8422,14 +8262,14 @@
     </w:tbl>
     <w:p>
       <w:pPr>
-        <w:pStyle w:val="31"/>
+        <w:pStyle w:val="3"/>
         <w:bidi w:val="0"/>
         <w:rPr>
           <w:rFonts w:hint="default"/>
           <w:lang w:val="en-US" w:eastAsia="zh-CN"/>
         </w:rPr>
       </w:pPr>
-      <w:bookmarkStart w:id="38" w:name="_Toc19031"/>
+      <w:bookmarkStart w:id="39" w:name="_Toc19031"/>
       <w:r>
         <w:rPr>
           <w:rFonts w:hint="default"/>
@@ -8437,11 +8277,11 @@
         </w:rPr>
         <w:t>主要参与方</w:t>
       </w:r>
-      <w:bookmarkEnd w:id="38"/>
+      <w:bookmarkEnd w:id="39"/>
     </w:p>
     <w:p>
       <w:pPr>
-        <w:pStyle w:val="29"/>
+        <w:pStyle w:val="a1"/>
         <w:rPr>
           <w:rFonts w:hint="default"/>
           <w:lang w:val="en-US" w:eastAsia="zh-CN"/>
@@ -8464,45 +8304,45 @@
     </w:p>
     <w:p>
       <w:pPr>
-        <w:pStyle w:val="30"/>
+        <w:pStyle w:val="2"/>
         <w:bidi w:val="0"/>
         <w:rPr>
           <w:rFonts w:hint="default"/>
           <w:lang w:val="en-US" w:eastAsia="zh-CN"/>
         </w:rPr>
       </w:pPr>
-      <w:bookmarkStart w:id="39" w:name="_Toc601"/>
+      <w:bookmarkStart w:id="40" w:name="_Toc601"/>
       <w:r>
         <w:rPr>
           <w:rFonts w:hint="default"/>
           <w:lang w:val="en-US" w:eastAsia="zh-CN"/>
         </w:rPr>
         <w:t>可用性和连续性管理</w:t>
-      </w:r>
-      <w:bookmarkEnd w:id="39"/>
-    </w:p>
-    <w:p>
-      <w:pPr>
-        <w:pStyle w:val="31"/>
-        <w:bidi w:val="0"/>
-        <w:rPr>
-          <w:rFonts w:hint="default"/>
-          <w:lang w:val="en-US" w:eastAsia="zh-CN"/>
-        </w:rPr>
-      </w:pPr>
-      <w:bookmarkStart w:id="40" w:name="_Toc29523"/>
-      <w:r>
-        <w:rPr>
-          <w:rFonts w:hint="default"/>
-          <w:lang w:val="en-US" w:eastAsia="zh-CN"/>
-        </w:rPr>
-        <w:t>管理范围</w:t>
       </w:r>
       <w:bookmarkEnd w:id="40"/>
     </w:p>
     <w:p>
       <w:pPr>
-        <w:pStyle w:val="29"/>
+        <w:pStyle w:val="3"/>
+        <w:bidi w:val="0"/>
+        <w:rPr>
+          <w:rFonts w:hint="default"/>
+          <w:lang w:val="en-US" w:eastAsia="zh-CN"/>
+        </w:rPr>
+      </w:pPr>
+      <w:bookmarkStart w:id="41" w:name="_Toc29523"/>
+      <w:r>
+        <w:rPr>
+          <w:rFonts w:hint="default"/>
+          <w:lang w:val="en-US" w:eastAsia="zh-CN"/>
+        </w:rPr>
+        <w:t>管理范围</w:t>
+      </w:r>
+      <w:bookmarkEnd w:id="41"/>
+    </w:p>
+    <w:p>
+      <w:pPr>
+        <w:pStyle w:val="a1"/>
         <w:rPr>
           <w:rFonts w:hint="default"/>
           <w:lang w:val="en-US" w:eastAsia="zh-CN"/>
@@ -8518,14 +8358,14 @@
     </w:p>
     <w:p>
       <w:pPr>
-        <w:pStyle w:val="31"/>
+        <w:pStyle w:val="3"/>
         <w:bidi w:val="0"/>
         <w:rPr>
           <w:rFonts w:hint="default"/>
           <w:lang w:val="en-US" w:eastAsia="zh-CN"/>
         </w:rPr>
       </w:pPr>
-      <w:bookmarkStart w:id="41" w:name="_Toc468"/>
+      <w:bookmarkStart w:id="42" w:name="_Toc468"/>
       <w:r>
         <w:rPr>
           <w:rFonts w:hint="default"/>
@@ -8533,11 +8373,11 @@
         </w:rPr>
         <w:t>管理目标</w:t>
       </w:r>
-      <w:bookmarkEnd w:id="41"/>
+      <w:bookmarkEnd w:id="42"/>
     </w:p>
     <w:p>
       <w:pPr>
-        <w:pStyle w:val="29"/>
+        <w:pStyle w:val="a1"/>
         <w:rPr>
           <w:rFonts w:hint="default"/>
           <w:lang w:val="en-US" w:eastAsia="zh-CN"/>
@@ -8553,14 +8393,14 @@
     </w:p>
     <w:p>
       <w:pPr>
-        <w:pStyle w:val="31"/>
+        <w:pStyle w:val="3"/>
         <w:bidi w:val="0"/>
         <w:rPr>
           <w:rFonts w:hint="default"/>
           <w:lang w:val="en-US" w:eastAsia="zh-CN"/>
         </w:rPr>
       </w:pPr>
-      <w:bookmarkStart w:id="42" w:name="_Toc27827"/>
+      <w:bookmarkStart w:id="43" w:name="_Toc27827"/>
       <w:r>
         <w:rPr>
           <w:rFonts w:hint="default"/>
@@ -8568,7 +8408,7 @@
         </w:rPr>
         <w:t>关键绩效指标（KPI）</w:t>
       </w:r>
-      <w:bookmarkEnd w:id="42"/>
+      <w:bookmarkEnd w:id="43"/>
     </w:p>
     <w:p>
       <w:pPr>
@@ -8587,7 +8427,7 @@
     </w:p>
     <w:p>
       <w:pPr>
-        <w:pStyle w:val="29"/>
+        <w:pStyle w:val="a1"/>
         <w:rPr>
           <w:rFonts w:hint="default"/>
           <w:lang w:val="en-US" w:eastAsia="zh-CN"/>
@@ -8596,16 +8436,16 @@
     </w:p>
     <w:tbl>
       <w:tblPr>
-        <w:tblStyle w:val="26"/>
+        <w:tblStyle w:val="TableNormal0"/>
         <w:tblW w:w="6801" w:type="dxa"/>
         <w:tblInd w:w="13" w:type="dxa"/>
         <w:tblBorders>
-          <w:top w:val="single" w:color="000000" w:sz="4" w:space="0"/>
-          <w:left w:val="single" w:color="000000" w:sz="4" w:space="0"/>
-          <w:bottom w:val="single" w:color="000000" w:sz="4" w:space="0"/>
-          <w:right w:val="single" w:color="000000" w:sz="4" w:space="0"/>
-          <w:insideH w:val="single" w:color="000000" w:sz="4" w:space="0"/>
-          <w:insideV w:val="single" w:color="000000" w:sz="4" w:space="0"/>
+          <w:top w:val="single" w:sz="4" w:space="0" w:color="000000"/>
+          <w:left w:val="single" w:sz="4" w:space="0" w:color="000000"/>
+          <w:bottom w:val="single" w:sz="4" w:space="0" w:color="000000"/>
+          <w:right w:val="single" w:sz="4" w:space="0" w:color="000000"/>
+          <w:insideH w:val="single" w:sz="4" w:space="0" w:color="000000"/>
+          <w:insideV w:val="single" w:sz="4" w:space="0" w:color="000000"/>
         </w:tblBorders>
         <w:tblLayout w:type="fixed"/>
         <w:tblCellMar>
@@ -8623,14 +8463,17 @@
       </w:tblGrid>
       <w:tr>
         <w:tblPrEx>
+          <w:tblW w:w="6801" w:type="dxa"/>
+          <w:tblInd w:w="13" w:type="dxa"/>
           <w:tblBorders>
-            <w:top w:val="single" w:color="000000" w:sz="4" w:space="0"/>
-            <w:left w:val="single" w:color="000000" w:sz="4" w:space="0"/>
-            <w:bottom w:val="single" w:color="000000" w:sz="4" w:space="0"/>
-            <w:right w:val="single" w:color="000000" w:sz="4" w:space="0"/>
-            <w:insideH w:val="single" w:color="000000" w:sz="4" w:space="0"/>
-            <w:insideV w:val="single" w:color="000000" w:sz="4" w:space="0"/>
+            <w:top w:val="single" w:sz="4" w:space="0" w:color="000000"/>
+            <w:left w:val="single" w:sz="4" w:space="0" w:color="000000"/>
+            <w:bottom w:val="single" w:sz="4" w:space="0" w:color="000000"/>
+            <w:right w:val="single" w:sz="4" w:space="0" w:color="000000"/>
+            <w:insideH w:val="single" w:sz="4" w:space="0" w:color="000000"/>
+            <w:insideV w:val="single" w:sz="4" w:space="0" w:color="000000"/>
           </w:tblBorders>
+          <w:tblLayout w:type="fixed"/>
           <w:tblCellMar>
             <w:top w:w="0" w:type="dxa"/>
             <w:left w:w="0" w:type="dxa"/>
@@ -8639,7 +8482,7 @@
           </w:tblCellMar>
         </w:tblPrEx>
         <w:trPr>
-          <w:trHeight w:val="585" w:hRule="atLeast"/>
+          <w:trHeight w:val="585"/>
         </w:trPr>
         <w:tc>
           <w:tcPr>
@@ -8647,12 +8490,12 @@
           </w:tcPr>
           <w:p>
             <w:pPr>
-              <w:pStyle w:val="27"/>
+              <w:pStyle w:val="TableText"/>
               <w:spacing w:before="205" w:line="220" w:lineRule="auto"/>
-              <w:ind w:left="0" w:leftChars="0" w:right="0" w:rightChars="0" w:firstLine="0" w:firstLineChars="0"/>
+              <w:ind w:left="0" w:right="0" w:firstLine="0" w:leftChars="0" w:rightChars="0" w:firstLineChars="0"/>
               <w:jc w:val="center"/>
               <w:rPr>
-                <w:rFonts w:hint="default" w:eastAsia="宋体"/>
+                <w:rFonts w:eastAsia="宋体" w:hint="default"/>
                 <w:spacing w:val="-2"/>
                 <w:sz w:val="18"/>
                 <w:szCs w:val="18"/>
@@ -8677,12 +8520,12 @@
           </w:tcPr>
           <w:p>
             <w:pPr>
-              <w:pStyle w:val="27"/>
+              <w:pStyle w:val="TableText"/>
               <w:spacing w:before="205" w:line="220" w:lineRule="auto"/>
-              <w:ind w:left="0" w:leftChars="0" w:right="0" w:rightChars="0" w:firstLine="0" w:firstLineChars="0"/>
+              <w:ind w:left="0" w:right="0" w:firstLine="0" w:leftChars="0" w:rightChars="0" w:firstLineChars="0"/>
               <w:jc w:val="center"/>
               <w:rPr>
-                <w:rFonts w:hint="default" w:eastAsia="宋体"/>
+                <w:rFonts w:eastAsia="宋体" w:hint="default"/>
                 <w:spacing w:val="-1"/>
                 <w:sz w:val="18"/>
                 <w:szCs w:val="18"/>
@@ -8707,12 +8550,12 @@
           </w:tcPr>
           <w:p>
             <w:pPr>
-              <w:pStyle w:val="27"/>
+              <w:pStyle w:val="TableText"/>
               <w:spacing w:before="205" w:line="220" w:lineRule="auto"/>
-              <w:ind w:left="0" w:leftChars="0" w:right="0" w:rightChars="0" w:firstLine="0" w:firstLineChars="0"/>
+              <w:ind w:left="0" w:right="0" w:firstLine="0" w:leftChars="0" w:rightChars="0" w:firstLineChars="0"/>
               <w:jc w:val="center"/>
               <w:rPr>
-                <w:rFonts w:hint="default" w:eastAsia="宋体"/>
+                <w:rFonts w:eastAsia="宋体" w:hint="default"/>
                 <w:spacing w:val="-3"/>
                 <w:sz w:val="18"/>
                 <w:szCs w:val="18"/>
@@ -8738,12 +8581,12 @@
           </w:tcPr>
           <w:p>
             <w:pPr>
-              <w:pStyle w:val="27"/>
+              <w:pStyle w:val="TableText"/>
               <w:spacing w:before="230" w:line="238" w:lineRule="auto"/>
-              <w:ind w:left="0" w:leftChars="0" w:right="0" w:rightChars="0" w:firstLine="0" w:firstLineChars="0"/>
+              <w:ind w:left="0" w:right="0" w:firstLine="0" w:leftChars="0" w:rightChars="0" w:firstLineChars="0"/>
               <w:jc w:val="center"/>
               <w:rPr>
-                <w:rFonts w:hint="eastAsia" w:eastAsia="宋体"/>
+                <w:rFonts w:eastAsia="宋体" w:hint="eastAsia"/>
                 <w:spacing w:val="-5"/>
                 <w:sz w:val="18"/>
                 <w:szCs w:val="18"/>
@@ -8765,14 +8608,9 @@
       </w:tr>
       <w:tr>
         <w:tblPrEx>
-          <w:tblBorders>
-            <w:top w:val="single" w:color="000000" w:sz="4" w:space="0"/>
-            <w:left w:val="single" w:color="000000" w:sz="4" w:space="0"/>
-            <w:bottom w:val="single" w:color="000000" w:sz="4" w:space="0"/>
-            <w:right w:val="single" w:color="000000" w:sz="4" w:space="0"/>
-            <w:insideH w:val="single" w:color="000000" w:sz="4" w:space="0"/>
-            <w:insideV w:val="single" w:color="000000" w:sz="4" w:space="0"/>
-          </w:tblBorders>
+          <w:tblW w:w="6801" w:type="dxa"/>
+          <w:tblInd w:w="13" w:type="dxa"/>
+          <w:tblLayout w:type="fixed"/>
           <w:tblCellMar>
             <w:top w:w="0" w:type="dxa"/>
             <w:left w:w="0" w:type="dxa"/>
@@ -8781,7 +8619,7 @@
           </w:tblCellMar>
         </w:tblPrEx>
         <w:trPr>
-          <w:trHeight w:val="689" w:hRule="atLeast"/>
+          <w:trHeight w:val="689"/>
         </w:trPr>
         <w:tc>
           <w:tcPr>
@@ -8790,12 +8628,12 @@
           </w:tcPr>
           <w:p>
             <w:pPr>
-              <w:pStyle w:val="29"/>
+              <w:pStyle w:val="a1"/>
               <w:widowControl w:val="0"/>
-              <w:ind w:left="0" w:leftChars="0" w:right="0" w:rightChars="0" w:firstLine="0" w:firstLineChars="0"/>
+              <w:ind w:left="0" w:right="0" w:firstLine="0" w:leftChars="0" w:rightChars="0" w:firstLineChars="0"/>
               <w:jc w:val="center"/>
               <w:rPr>
-                <w:rFonts w:hint="eastAsia" w:ascii="宋体" w:hAnsi="宋体" w:eastAsia="宋体" w:cs="宋体"/>
+                <w:rFonts w:ascii="宋体" w:eastAsia="宋体" w:hAnsi="宋体" w:cs="宋体" w:hint="eastAsia"/>
                 <w:snapToGrid w:val="0"/>
                 <w:color w:val="000000"/>
                 <w:kern w:val="0"/>
@@ -8807,7 +8645,7 @@
             </w:pPr>
             <w:r>
               <w:rPr>
-                <w:rFonts w:hint="eastAsia" w:ascii="宋体" w:hAnsi="宋体" w:eastAsia="宋体" w:cs="宋体"/>
+                <w:rFonts w:ascii="宋体" w:eastAsia="宋体" w:hAnsi="宋体" w:cs="宋体" w:hint="eastAsia"/>
                 <w:sz w:val="15"/>
                 <w:szCs w:val="15"/>
                 <w:vertAlign w:val="baseline"/>
@@ -8824,12 +8662,12 @@
           </w:tcPr>
           <w:p>
             <w:pPr>
-              <w:pStyle w:val="29"/>
+              <w:pStyle w:val="a1"/>
               <w:widowControl w:val="0"/>
-              <w:ind w:left="0" w:leftChars="0" w:right="0" w:rightChars="0" w:firstLine="0" w:firstLineChars="0"/>
+              <w:ind w:left="0" w:right="0" w:firstLine="0" w:leftChars="0" w:rightChars="0" w:firstLineChars="0"/>
               <w:jc w:val="center"/>
               <w:rPr>
-                <w:rFonts w:hint="default" w:ascii="宋体" w:hAnsi="宋体" w:eastAsia="宋体" w:cs="宋体"/>
+                <w:rFonts w:ascii="宋体" w:eastAsia="宋体" w:hAnsi="宋体" w:cs="宋体" w:hint="default"/>
                 <w:snapToGrid w:val="0"/>
                 <w:color w:val="000000"/>
                 <w:kern w:val="0"/>
@@ -8841,7 +8679,7 @@
             </w:pPr>
             <w:r>
               <w:rPr>
-                <w:rFonts w:hint="eastAsia" w:ascii="宋体" w:hAnsi="宋体" w:eastAsia="宋体" w:cs="宋体"/>
+                <w:rFonts w:ascii="宋体" w:eastAsia="宋体" w:hAnsi="宋体" w:cs="宋体" w:hint="eastAsia"/>
                 <w:sz w:val="15"/>
                 <w:szCs w:val="15"/>
                 <w:vertAlign w:val="baseline"/>
@@ -8858,12 +8696,12 @@
           </w:tcPr>
           <w:p>
             <w:pPr>
-              <w:pStyle w:val="29"/>
+              <w:pStyle w:val="a1"/>
               <w:widowControl w:val="0"/>
-              <w:ind w:left="0" w:leftChars="0" w:right="0" w:rightChars="0" w:firstLine="0" w:firstLineChars="0"/>
+              <w:ind w:left="0" w:right="0" w:firstLine="0" w:leftChars="0" w:rightChars="0" w:firstLineChars="0"/>
               <w:jc w:val="center"/>
               <w:rPr>
-                <w:rFonts w:hint="eastAsia" w:ascii="宋体" w:hAnsi="宋体" w:eastAsia="宋体" w:cs="宋体"/>
+                <w:rFonts w:ascii="宋体" w:eastAsia="宋体" w:hAnsi="宋体" w:cs="宋体" w:hint="eastAsia"/>
                 <w:snapToGrid w:val="0"/>
                 <w:color w:val="000000"/>
                 <w:kern w:val="0"/>
@@ -8875,7 +8713,7 @@
             </w:pPr>
             <w:r>
               <w:rPr>
-                <w:rFonts w:hint="eastAsia" w:ascii="宋体" w:hAnsi="宋体" w:eastAsia="宋体" w:cs="宋体"/>
+                <w:rFonts w:ascii="宋体" w:eastAsia="宋体" w:hAnsi="宋体" w:cs="宋体" w:hint="eastAsia"/>
                 <w:sz w:val="15"/>
                 <w:szCs w:val="15"/>
                 <w:vertAlign w:val="baseline"/>
@@ -8892,12 +8730,12 @@
           </w:tcPr>
           <w:p>
             <w:pPr>
-              <w:pStyle w:val="29"/>
+              <w:pStyle w:val="a1"/>
               <w:widowControl w:val="0"/>
-              <w:ind w:left="0" w:leftChars="0" w:right="0" w:rightChars="0" w:firstLine="0" w:firstLineChars="0"/>
+              <w:ind w:left="0" w:right="0" w:firstLine="0" w:leftChars="0" w:rightChars="0" w:firstLineChars="0"/>
               <w:jc w:val="center"/>
               <w:rPr>
-                <w:rFonts w:hint="eastAsia" w:ascii="宋体" w:hAnsi="宋体" w:eastAsia="宋体" w:cs="宋体"/>
+                <w:rFonts w:ascii="宋体" w:eastAsia="宋体" w:hAnsi="宋体" w:cs="宋体" w:hint="eastAsia"/>
                 <w:snapToGrid w:val="0"/>
                 <w:color w:val="000000"/>
                 <w:kern w:val="0"/>
@@ -8909,7 +8747,7 @@
             </w:pPr>
             <w:r>
               <w:rPr>
-                <w:rFonts w:hint="eastAsia" w:ascii="宋体" w:hAnsi="宋体" w:eastAsia="宋体" w:cs="宋体"/>
+                <w:rFonts w:ascii="宋体" w:eastAsia="宋体" w:hAnsi="宋体" w:cs="宋体" w:hint="eastAsia"/>
                 <w:sz w:val="15"/>
                 <w:szCs w:val="15"/>
                 <w:vertAlign w:val="baseline"/>
@@ -8922,14 +8760,9 @@
       </w:tr>
       <w:tr>
         <w:tblPrEx>
-          <w:tblBorders>
-            <w:top w:val="single" w:color="000000" w:sz="4" w:space="0"/>
-            <w:left w:val="single" w:color="000000" w:sz="4" w:space="0"/>
-            <w:bottom w:val="single" w:color="000000" w:sz="4" w:space="0"/>
-            <w:right w:val="single" w:color="000000" w:sz="4" w:space="0"/>
-            <w:insideH w:val="single" w:color="000000" w:sz="4" w:space="0"/>
-            <w:insideV w:val="single" w:color="000000" w:sz="4" w:space="0"/>
-          </w:tblBorders>
+          <w:tblW w:w="6801" w:type="dxa"/>
+          <w:tblInd w:w="13" w:type="dxa"/>
+          <w:tblLayout w:type="fixed"/>
           <w:tblCellMar>
             <w:top w:w="0" w:type="dxa"/>
             <w:left w:w="0" w:type="dxa"/>
@@ -8938,7 +8771,7 @@
           </w:tblCellMar>
         </w:tblPrEx>
         <w:trPr>
-          <w:trHeight w:val="689" w:hRule="atLeast"/>
+          <w:trHeight w:val="689"/>
         </w:trPr>
         <w:tc>
           <w:tcPr>
@@ -8947,12 +8780,12 @@
           </w:tcPr>
           <w:p>
             <w:pPr>
-              <w:pStyle w:val="29"/>
+              <w:pStyle w:val="a1"/>
               <w:widowControl w:val="0"/>
-              <w:ind w:left="0" w:leftChars="0" w:right="0" w:rightChars="0" w:firstLine="0" w:firstLineChars="0"/>
+              <w:ind w:left="0" w:right="0" w:firstLine="0" w:leftChars="0" w:rightChars="0" w:firstLineChars="0"/>
               <w:jc w:val="center"/>
               <w:rPr>
-                <w:rFonts w:hint="eastAsia" w:ascii="宋体" w:hAnsi="宋体" w:eastAsia="宋体" w:cs="宋体"/>
+                <w:rFonts w:ascii="宋体" w:eastAsia="宋体" w:hAnsi="宋体" w:cs="宋体" w:hint="eastAsia"/>
                 <w:snapToGrid w:val="0"/>
                 <w:color w:val="000000"/>
                 <w:kern w:val="0"/>
@@ -8964,7 +8797,7 @@
             </w:pPr>
             <w:r>
               <w:rPr>
-                <w:rFonts w:hint="eastAsia" w:ascii="宋体" w:hAnsi="宋体" w:eastAsia="宋体" w:cs="宋体"/>
+                <w:rFonts w:ascii="宋体" w:eastAsia="宋体" w:hAnsi="宋体" w:cs="宋体" w:hint="eastAsia"/>
                 <w:sz w:val="15"/>
                 <w:szCs w:val="15"/>
                 <w:vertAlign w:val="baseline"/>
@@ -8981,12 +8814,12 @@
           </w:tcPr>
           <w:p>
             <w:pPr>
-              <w:pStyle w:val="29"/>
+              <w:pStyle w:val="a1"/>
               <w:widowControl w:val="0"/>
-              <w:ind w:left="0" w:leftChars="0" w:right="0" w:rightChars="0" w:firstLine="0" w:firstLineChars="0"/>
+              <w:ind w:left="0" w:right="0" w:firstLine="0" w:leftChars="0" w:rightChars="0" w:firstLineChars="0"/>
               <w:jc w:val="center"/>
               <w:rPr>
-                <w:rFonts w:hint="eastAsia" w:ascii="宋体" w:hAnsi="宋体" w:eastAsia="宋体" w:cs="宋体"/>
+                <w:rFonts w:ascii="宋体" w:eastAsia="宋体" w:hAnsi="宋体" w:cs="宋体" w:hint="eastAsia"/>
                 <w:snapToGrid w:val="0"/>
                 <w:color w:val="000000"/>
                 <w:kern w:val="0"/>
@@ -8998,7 +8831,7 @@
             </w:pPr>
             <w:r>
               <w:rPr>
-                <w:rFonts w:hint="eastAsia" w:ascii="宋体" w:hAnsi="宋体" w:eastAsia="宋体" w:cs="宋体"/>
+                <w:rFonts w:ascii="宋体" w:eastAsia="宋体" w:hAnsi="宋体" w:cs="宋体" w:hint="eastAsia"/>
                 <w:sz w:val="15"/>
                 <w:szCs w:val="15"/>
                 <w:vertAlign w:val="baseline"/>
@@ -9015,12 +8848,12 @@
           </w:tcPr>
           <w:p>
             <w:pPr>
-              <w:pStyle w:val="29"/>
+              <w:pStyle w:val="a1"/>
               <w:widowControl w:val="0"/>
-              <w:ind w:left="0" w:leftChars="0" w:right="0" w:rightChars="0" w:firstLine="0" w:firstLineChars="0"/>
+              <w:ind w:left="0" w:right="0" w:firstLine="0" w:leftChars="0" w:rightChars="0" w:firstLineChars="0"/>
               <w:jc w:val="center"/>
               <w:rPr>
-                <w:rFonts w:hint="eastAsia" w:ascii="宋体" w:hAnsi="宋体" w:eastAsia="宋体" w:cs="宋体"/>
+                <w:rFonts w:ascii="宋体" w:eastAsia="宋体" w:hAnsi="宋体" w:cs="宋体" w:hint="eastAsia"/>
                 <w:snapToGrid w:val="0"/>
                 <w:color w:val="000000"/>
                 <w:kern w:val="0"/>
@@ -9032,7 +8865,7 @@
             </w:pPr>
             <w:r>
               <w:rPr>
-                <w:rFonts w:hint="eastAsia" w:ascii="宋体" w:hAnsi="宋体" w:eastAsia="宋体" w:cs="宋体"/>
+                <w:rFonts w:ascii="宋体" w:eastAsia="宋体" w:hAnsi="宋体" w:cs="宋体" w:hint="eastAsia"/>
                 <w:sz w:val="15"/>
                 <w:szCs w:val="15"/>
                 <w:vertAlign w:val="baseline"/>
@@ -9049,12 +8882,12 @@
           </w:tcPr>
           <w:p>
             <w:pPr>
-              <w:pStyle w:val="29"/>
+              <w:pStyle w:val="a1"/>
               <w:widowControl w:val="0"/>
-              <w:ind w:left="0" w:leftChars="0" w:right="0" w:rightChars="0" w:firstLine="0" w:firstLineChars="0"/>
+              <w:ind w:left="0" w:right="0" w:firstLine="0" w:leftChars="0" w:rightChars="0" w:firstLineChars="0"/>
               <w:jc w:val="center"/>
               <w:rPr>
-                <w:rFonts w:hint="eastAsia" w:ascii="宋体" w:hAnsi="宋体" w:eastAsia="宋体" w:cs="宋体"/>
+                <w:rFonts w:ascii="宋体" w:eastAsia="宋体" w:hAnsi="宋体" w:cs="宋体" w:hint="eastAsia"/>
                 <w:snapToGrid w:val="0"/>
                 <w:color w:val="000000"/>
                 <w:kern w:val="0"/>
@@ -9066,7 +8899,7 @@
             </w:pPr>
             <w:r>
               <w:rPr>
-                <w:rFonts w:hint="eastAsia" w:ascii="宋体" w:hAnsi="宋体" w:eastAsia="宋体" w:cs="宋体"/>
+                <w:rFonts w:ascii="宋体" w:eastAsia="宋体" w:hAnsi="宋体" w:cs="宋体" w:hint="eastAsia"/>
                 <w:sz w:val="15"/>
                 <w:szCs w:val="15"/>
                 <w:vertAlign w:val="baseline"/>
@@ -9080,14 +8913,14 @@
     </w:tbl>
     <w:p>
       <w:pPr>
-        <w:pStyle w:val="31"/>
+        <w:pStyle w:val="3"/>
         <w:bidi w:val="0"/>
         <w:rPr>
           <w:rFonts w:hint="default"/>
           <w:lang w:val="en-US" w:eastAsia="zh-CN"/>
         </w:rPr>
       </w:pPr>
-      <w:bookmarkStart w:id="43" w:name="_Toc30941"/>
+      <w:bookmarkStart w:id="44" w:name="_Toc30941"/>
       <w:r>
         <w:rPr>
           <w:rFonts w:hint="default"/>
@@ -9095,11 +8928,11 @@
         </w:rPr>
         <w:t>主要参与方</w:t>
       </w:r>
-      <w:bookmarkEnd w:id="43"/>
+      <w:bookmarkEnd w:id="44"/>
     </w:p>
     <w:p>
       <w:pPr>
-        <w:pStyle w:val="29"/>
+        <w:pStyle w:val="a1"/>
         <w:rPr>
           <w:rFonts w:hint="default"/>
           <w:lang w:val="en-US" w:eastAsia="zh-CN"/>
@@ -9122,45 +8955,45 @@
     </w:p>
     <w:p>
       <w:pPr>
-        <w:pStyle w:val="30"/>
+        <w:pStyle w:val="2"/>
         <w:bidi w:val="0"/>
         <w:rPr>
           <w:rFonts w:hint="default"/>
           <w:lang w:val="en-US" w:eastAsia="zh-CN"/>
         </w:rPr>
       </w:pPr>
-      <w:bookmarkStart w:id="44" w:name="_Toc32318"/>
+      <w:bookmarkStart w:id="45" w:name="_Toc32318"/>
       <w:r>
         <w:rPr>
           <w:rFonts w:hint="default"/>
           <w:lang w:val="en-US" w:eastAsia="zh-CN"/>
         </w:rPr>
         <w:t>容量管理</w:t>
-      </w:r>
-      <w:bookmarkEnd w:id="44"/>
-    </w:p>
-    <w:p>
-      <w:pPr>
-        <w:pStyle w:val="31"/>
-        <w:bidi w:val="0"/>
-        <w:rPr>
-          <w:rFonts w:hint="default"/>
-          <w:lang w:val="en-US" w:eastAsia="zh-CN"/>
-        </w:rPr>
-      </w:pPr>
-      <w:bookmarkStart w:id="45" w:name="_Toc32754"/>
-      <w:r>
-        <w:rPr>
-          <w:rFonts w:hint="default"/>
-          <w:lang w:val="en-US" w:eastAsia="zh-CN"/>
-        </w:rPr>
-        <w:t>管理范围</w:t>
       </w:r>
       <w:bookmarkEnd w:id="45"/>
     </w:p>
     <w:p>
       <w:pPr>
-        <w:pStyle w:val="29"/>
+        <w:pStyle w:val="3"/>
+        <w:bidi w:val="0"/>
+        <w:rPr>
+          <w:rFonts w:hint="default"/>
+          <w:lang w:val="en-US" w:eastAsia="zh-CN"/>
+        </w:rPr>
+      </w:pPr>
+      <w:bookmarkStart w:id="46" w:name="_Toc32754"/>
+      <w:r>
+        <w:rPr>
+          <w:rFonts w:hint="default"/>
+          <w:lang w:val="en-US" w:eastAsia="zh-CN"/>
+        </w:rPr>
+        <w:t>管理范围</w:t>
+      </w:r>
+      <w:bookmarkEnd w:id="46"/>
+    </w:p>
+    <w:p>
+      <w:pPr>
+        <w:pStyle w:val="a1"/>
         <w:rPr>
           <w:rFonts w:hint="default"/>
           <w:lang w:val="en-US" w:eastAsia="zh-CN"/>
@@ -9176,14 +9009,14 @@
     </w:p>
     <w:p>
       <w:pPr>
-        <w:pStyle w:val="31"/>
+        <w:pStyle w:val="3"/>
         <w:bidi w:val="0"/>
         <w:rPr>
           <w:rFonts w:hint="default"/>
           <w:lang w:val="en-US" w:eastAsia="zh-CN"/>
         </w:rPr>
       </w:pPr>
-      <w:bookmarkStart w:id="46" w:name="_Toc22267"/>
+      <w:bookmarkStart w:id="47" w:name="_Toc22267"/>
       <w:r>
         <w:rPr>
           <w:rFonts w:hint="default"/>
@@ -9191,11 +9024,11 @@
         </w:rPr>
         <w:t>管理目标</w:t>
       </w:r>
-      <w:bookmarkEnd w:id="46"/>
+      <w:bookmarkEnd w:id="47"/>
     </w:p>
     <w:p>
       <w:pPr>
-        <w:pStyle w:val="29"/>
+        <w:pStyle w:val="a1"/>
         <w:rPr>
           <w:rFonts w:hint="default"/>
           <w:lang w:val="en-US" w:eastAsia="zh-CN"/>
@@ -9211,14 +9044,14 @@
     </w:p>
     <w:p>
       <w:pPr>
-        <w:pStyle w:val="31"/>
+        <w:pStyle w:val="3"/>
         <w:bidi w:val="0"/>
         <w:rPr>
           <w:rFonts w:hint="default"/>
           <w:lang w:val="en-US" w:eastAsia="zh-CN"/>
         </w:rPr>
       </w:pPr>
-      <w:bookmarkStart w:id="47" w:name="_Toc18527"/>
+      <w:bookmarkStart w:id="48" w:name="_Toc18527"/>
       <w:r>
         <w:rPr>
           <w:rFonts w:hint="default"/>
@@ -9226,20 +9059,20 @@
         </w:rPr>
         <w:t>关键绩效指标（KPI）</w:t>
       </w:r>
-      <w:bookmarkEnd w:id="47"/>
+      <w:bookmarkEnd w:id="48"/>
     </w:p>
     <w:tbl>
       <w:tblPr>
-        <w:tblStyle w:val="26"/>
+        <w:tblStyle w:val="TableNormal0"/>
         <w:tblW w:w="6801" w:type="dxa"/>
         <w:tblInd w:w="13" w:type="dxa"/>
         <w:tblBorders>
-          <w:top w:val="single" w:color="000000" w:sz="4" w:space="0"/>
-          <w:left w:val="single" w:color="000000" w:sz="4" w:space="0"/>
-          <w:bottom w:val="single" w:color="000000" w:sz="4" w:space="0"/>
-          <w:right w:val="single" w:color="000000" w:sz="4" w:space="0"/>
-          <w:insideH w:val="single" w:color="000000" w:sz="4" w:space="0"/>
-          <w:insideV w:val="single" w:color="000000" w:sz="4" w:space="0"/>
+          <w:top w:val="single" w:sz="4" w:space="0" w:color="000000"/>
+          <w:left w:val="single" w:sz="4" w:space="0" w:color="000000"/>
+          <w:bottom w:val="single" w:sz="4" w:space="0" w:color="000000"/>
+          <w:right w:val="single" w:sz="4" w:space="0" w:color="000000"/>
+          <w:insideH w:val="single" w:sz="4" w:space="0" w:color="000000"/>
+          <w:insideV w:val="single" w:sz="4" w:space="0" w:color="000000"/>
         </w:tblBorders>
         <w:tblLayout w:type="fixed"/>
         <w:tblCellMar>
@@ -9257,14 +9090,17 @@
       </w:tblGrid>
       <w:tr>
         <w:tblPrEx>
+          <w:tblW w:w="6801" w:type="dxa"/>
+          <w:tblInd w:w="13" w:type="dxa"/>
           <w:tblBorders>
-            <w:top w:val="single" w:color="000000" w:sz="4" w:space="0"/>
-            <w:left w:val="single" w:color="000000" w:sz="4" w:space="0"/>
-            <w:bottom w:val="single" w:color="000000" w:sz="4" w:space="0"/>
-            <w:right w:val="single" w:color="000000" w:sz="4" w:space="0"/>
-            <w:insideH w:val="single" w:color="000000" w:sz="4" w:space="0"/>
-            <w:insideV w:val="single" w:color="000000" w:sz="4" w:space="0"/>
+            <w:top w:val="single" w:sz="4" w:space="0" w:color="000000"/>
+            <w:left w:val="single" w:sz="4" w:space="0" w:color="000000"/>
+            <w:bottom w:val="single" w:sz="4" w:space="0" w:color="000000"/>
+            <w:right w:val="single" w:sz="4" w:space="0" w:color="000000"/>
+            <w:insideH w:val="single" w:sz="4" w:space="0" w:color="000000"/>
+            <w:insideV w:val="single" w:sz="4" w:space="0" w:color="000000"/>
           </w:tblBorders>
+          <w:tblLayout w:type="fixed"/>
           <w:tblCellMar>
             <w:top w:w="0" w:type="dxa"/>
             <w:left w:w="0" w:type="dxa"/>
@@ -9273,7 +9109,7 @@
           </w:tblCellMar>
         </w:tblPrEx>
         <w:trPr>
-          <w:trHeight w:val="585" w:hRule="atLeast"/>
+          <w:trHeight w:val="585"/>
         </w:trPr>
         <w:tc>
           <w:tcPr>
@@ -9281,12 +9117,12 @@
           </w:tcPr>
           <w:p>
             <w:pPr>
-              <w:pStyle w:val="27"/>
+              <w:pStyle w:val="TableText"/>
               <w:spacing w:before="205" w:line="220" w:lineRule="auto"/>
-              <w:ind w:left="0" w:leftChars="0" w:right="0" w:rightChars="0" w:firstLine="0" w:firstLineChars="0"/>
+              <w:ind w:left="0" w:right="0" w:firstLine="0" w:leftChars="0" w:rightChars="0" w:firstLineChars="0"/>
               <w:jc w:val="center"/>
               <w:rPr>
-                <w:rFonts w:hint="default" w:eastAsia="宋体"/>
+                <w:rFonts w:eastAsia="宋体" w:hint="default"/>
                 <w:spacing w:val="-2"/>
                 <w:sz w:val="18"/>
                 <w:szCs w:val="18"/>
@@ -9311,12 +9147,12 @@
           </w:tcPr>
           <w:p>
             <w:pPr>
-              <w:pStyle w:val="27"/>
+              <w:pStyle w:val="TableText"/>
               <w:spacing w:before="205" w:line="220" w:lineRule="auto"/>
-              <w:ind w:left="0" w:leftChars="0" w:right="0" w:rightChars="0" w:firstLine="0" w:firstLineChars="0"/>
+              <w:ind w:left="0" w:right="0" w:firstLine="0" w:leftChars="0" w:rightChars="0" w:firstLineChars="0"/>
               <w:jc w:val="center"/>
               <w:rPr>
-                <w:rFonts w:hint="default" w:eastAsia="宋体"/>
+                <w:rFonts w:eastAsia="宋体" w:hint="default"/>
                 <w:spacing w:val="-1"/>
                 <w:sz w:val="18"/>
                 <w:szCs w:val="18"/>
@@ -9341,12 +9177,12 @@
           </w:tcPr>
           <w:p>
             <w:pPr>
-              <w:pStyle w:val="27"/>
+              <w:pStyle w:val="TableText"/>
               <w:spacing w:before="205" w:line="220" w:lineRule="auto"/>
-              <w:ind w:left="0" w:leftChars="0" w:right="0" w:rightChars="0" w:firstLine="0" w:firstLineChars="0"/>
+              <w:ind w:left="0" w:right="0" w:firstLine="0" w:leftChars="0" w:rightChars="0" w:firstLineChars="0"/>
               <w:jc w:val="center"/>
               <w:rPr>
-                <w:rFonts w:hint="default" w:eastAsia="宋体"/>
+                <w:rFonts w:eastAsia="宋体" w:hint="default"/>
                 <w:spacing w:val="-3"/>
                 <w:sz w:val="18"/>
                 <w:szCs w:val="18"/>
@@ -9372,12 +9208,12 @@
           </w:tcPr>
           <w:p>
             <w:pPr>
-              <w:pStyle w:val="27"/>
+              <w:pStyle w:val="TableText"/>
               <w:spacing w:before="230" w:line="238" w:lineRule="auto"/>
-              <w:ind w:left="0" w:leftChars="0" w:right="0" w:rightChars="0" w:firstLine="0" w:firstLineChars="0"/>
+              <w:ind w:left="0" w:right="0" w:firstLine="0" w:leftChars="0" w:rightChars="0" w:firstLineChars="0"/>
               <w:jc w:val="center"/>
               <w:rPr>
-                <w:rFonts w:hint="eastAsia" w:eastAsia="宋体"/>
+                <w:rFonts w:eastAsia="宋体" w:hint="eastAsia"/>
                 <w:spacing w:val="-5"/>
                 <w:sz w:val="18"/>
                 <w:szCs w:val="18"/>
@@ -9399,14 +9235,9 @@
       </w:tr>
       <w:tr>
         <w:tblPrEx>
-          <w:tblBorders>
-            <w:top w:val="single" w:color="000000" w:sz="4" w:space="0"/>
-            <w:left w:val="single" w:color="000000" w:sz="4" w:space="0"/>
-            <w:bottom w:val="single" w:color="000000" w:sz="4" w:space="0"/>
-            <w:right w:val="single" w:color="000000" w:sz="4" w:space="0"/>
-            <w:insideH w:val="single" w:color="000000" w:sz="4" w:space="0"/>
-            <w:insideV w:val="single" w:color="000000" w:sz="4" w:space="0"/>
-          </w:tblBorders>
+          <w:tblW w:w="6801" w:type="dxa"/>
+          <w:tblInd w:w="13" w:type="dxa"/>
+          <w:tblLayout w:type="fixed"/>
           <w:tblCellMar>
             <w:top w:w="0" w:type="dxa"/>
             <w:left w:w="0" w:type="dxa"/>
@@ -9415,7 +9246,7 @@
           </w:tblCellMar>
         </w:tblPrEx>
         <w:trPr>
-          <w:trHeight w:val="689" w:hRule="atLeast"/>
+          <w:trHeight w:val="689"/>
         </w:trPr>
         <w:tc>
           <w:tcPr>
@@ -9424,12 +9255,12 @@
           </w:tcPr>
           <w:p>
             <w:pPr>
-              <w:pStyle w:val="29"/>
+              <w:pStyle w:val="a1"/>
               <w:widowControl w:val="0"/>
-              <w:ind w:left="0" w:leftChars="0" w:right="0" w:rightChars="0" w:firstLine="0" w:firstLineChars="0"/>
+              <w:ind w:left="0" w:right="0" w:firstLine="0" w:leftChars="0" w:rightChars="0" w:firstLineChars="0"/>
               <w:jc w:val="center"/>
               <w:rPr>
-                <w:rFonts w:hint="eastAsia" w:ascii="宋体" w:hAnsi="宋体" w:eastAsia="宋体" w:cs="宋体"/>
+                <w:rFonts w:ascii="宋体" w:eastAsia="宋体" w:hAnsi="宋体" w:cs="宋体" w:hint="eastAsia"/>
                 <w:snapToGrid w:val="0"/>
                 <w:color w:val="000000"/>
                 <w:kern w:val="0"/>
@@ -9441,7 +9272,7 @@
             </w:pPr>
             <w:r>
               <w:rPr>
-                <w:rFonts w:hint="eastAsia" w:ascii="宋体" w:hAnsi="宋体" w:eastAsia="宋体" w:cs="宋体"/>
+                <w:rFonts w:ascii="宋体" w:eastAsia="宋体" w:hAnsi="宋体" w:cs="宋体" w:hint="eastAsia"/>
                 <w:sz w:val="15"/>
                 <w:szCs w:val="15"/>
                 <w:vertAlign w:val="baseline"/>
@@ -9458,12 +9289,12 @@
           </w:tcPr>
           <w:p>
             <w:pPr>
-              <w:pStyle w:val="29"/>
+              <w:pStyle w:val="a1"/>
               <w:widowControl w:val="0"/>
-              <w:ind w:left="0" w:leftChars="0" w:right="0" w:rightChars="0" w:firstLine="0" w:firstLineChars="0"/>
+              <w:ind w:left="0" w:right="0" w:firstLine="0" w:leftChars="0" w:rightChars="0" w:firstLineChars="0"/>
               <w:jc w:val="center"/>
               <w:rPr>
-                <w:rFonts w:hint="default" w:ascii="宋体" w:hAnsi="宋体" w:eastAsia="宋体" w:cs="宋体"/>
+                <w:rFonts w:ascii="宋体" w:eastAsia="宋体" w:hAnsi="宋体" w:cs="宋体" w:hint="default"/>
                 <w:snapToGrid w:val="0"/>
                 <w:color w:val="000000"/>
                 <w:kern w:val="0"/>
@@ -9475,7 +9306,7 @@
             </w:pPr>
             <w:r>
               <w:rPr>
-                <w:rFonts w:hint="eastAsia" w:ascii="宋体" w:hAnsi="宋体" w:eastAsia="宋体" w:cs="宋体"/>
+                <w:rFonts w:ascii="宋体" w:eastAsia="宋体" w:hAnsi="宋体" w:cs="宋体" w:hint="eastAsia"/>
                 <w:sz w:val="15"/>
                 <w:szCs w:val="15"/>
                 <w:vertAlign w:val="baseline"/>
@@ -9492,12 +9323,12 @@
           </w:tcPr>
           <w:p>
             <w:pPr>
-              <w:pStyle w:val="29"/>
+              <w:pStyle w:val="a1"/>
               <w:widowControl w:val="0"/>
-              <w:ind w:left="0" w:leftChars="0" w:right="0" w:rightChars="0" w:firstLine="0" w:firstLineChars="0"/>
+              <w:ind w:left="0" w:right="0" w:firstLine="0" w:leftChars="0" w:rightChars="0" w:firstLineChars="0"/>
               <w:jc w:val="center"/>
               <w:rPr>
-                <w:rFonts w:hint="eastAsia" w:ascii="宋体" w:hAnsi="宋体" w:eastAsia="宋体" w:cs="宋体"/>
+                <w:rFonts w:ascii="宋体" w:eastAsia="宋体" w:hAnsi="宋体" w:cs="宋体" w:hint="eastAsia"/>
                 <w:snapToGrid w:val="0"/>
                 <w:color w:val="000000"/>
                 <w:kern w:val="0"/>
@@ -9509,7 +9340,7 @@
             </w:pPr>
             <w:r>
               <w:rPr>
-                <w:rFonts w:hint="eastAsia" w:ascii="宋体" w:hAnsi="宋体" w:eastAsia="宋体" w:cs="宋体"/>
+                <w:rFonts w:ascii="宋体" w:eastAsia="宋体" w:hAnsi="宋体" w:cs="宋体" w:hint="eastAsia"/>
                 <w:sz w:val="15"/>
                 <w:szCs w:val="15"/>
                 <w:vertAlign w:val="baseline"/>
@@ -9526,12 +9357,12 @@
           </w:tcPr>
           <w:p>
             <w:pPr>
-              <w:pStyle w:val="29"/>
+              <w:pStyle w:val="a1"/>
               <w:widowControl w:val="0"/>
-              <w:ind w:left="0" w:leftChars="0" w:right="0" w:rightChars="0" w:firstLine="0" w:firstLineChars="0"/>
+              <w:ind w:left="0" w:right="0" w:firstLine="0" w:leftChars="0" w:rightChars="0" w:firstLineChars="0"/>
               <w:jc w:val="center"/>
               <w:rPr>
-                <w:rFonts w:hint="eastAsia" w:ascii="宋体" w:hAnsi="宋体" w:eastAsia="宋体" w:cs="宋体"/>
+                <w:rFonts w:ascii="宋体" w:eastAsia="宋体" w:hAnsi="宋体" w:cs="宋体" w:hint="eastAsia"/>
                 <w:snapToGrid w:val="0"/>
                 <w:color w:val="000000"/>
                 <w:kern w:val="0"/>
@@ -9543,7 +9374,7 @@
             </w:pPr>
             <w:r>
               <w:rPr>
-                <w:rFonts w:hint="eastAsia" w:ascii="宋体" w:hAnsi="宋体" w:eastAsia="宋体" w:cs="宋体"/>
+                <w:rFonts w:ascii="宋体" w:eastAsia="宋体" w:hAnsi="宋体" w:cs="宋体" w:hint="eastAsia"/>
                 <w:sz w:val="15"/>
                 <w:szCs w:val="15"/>
                 <w:vertAlign w:val="baseline"/>
@@ -9557,98 +9388,80 @@
     </w:tbl>
     <w:p>
       <w:pPr>
-        <w:pStyle w:val="31"/>
+        <w:pStyle w:val="3"/>
         <w:bidi w:val="0"/>
         <w:rPr>
           <w:rFonts w:hint="default"/>
           <w:lang w:val="en-US" w:eastAsia="zh-CN"/>
         </w:rPr>
       </w:pPr>
-      <w:bookmarkStart w:id="48" w:name="_Toc12264"/>
+      <w:bookmarkStart w:id="49" w:name="_Toc12264"/>
       <w:r>
         <w:rPr>
           <w:rFonts w:hint="default"/>
           <w:lang w:val="en-US" w:eastAsia="zh-CN"/>
         </w:rPr>
         <w:t>主要参与方</w:t>
-      </w:r>
-      <w:bookmarkEnd w:id="48"/>
-    </w:p>
-    <w:p>
-      <w:pPr>
-        <w:pStyle w:val="29"/>
-        <w:rPr>
-          <w:rFonts w:hint="default"/>
-          <w:lang w:val="en-US" w:eastAsia="zh-CN"/>
-        </w:rPr>
-      </w:pPr>
-      <w:r>
-        <w:rPr>
-          <w:rFonts w:hint="eastAsia"/>
-          <w:lang w:val="en-US" w:eastAsia="zh-CN"/>
-        </w:rPr>
-        <w:t>运维部、质量部。</w:t>
-      </w:r>
-      <w:r>
-        <w:rPr>
-          <w:rFonts w:hint="default"/>
-          <w:lang w:val="en-US" w:eastAsia="zh-CN"/>
-        </w:rPr>
-      </w:r>
-      <w:r>
-        <w:rPr>
-          <w:rFonts w:hint="eastAsia"/>
-          <w:lang w:val="en-US" w:eastAsia="zh-CN"/>
-        </w:rPr>
-      </w:r>
-      <w:r>
-        <w:rPr>
-          <w:rFonts w:hint="default"/>
-          <w:lang w:val="en-US" w:eastAsia="zh-CN"/>
-        </w:rPr>
-      </w:r>
-    </w:p>
-    <w:p>
-      <w:pPr>
-        <w:pStyle w:val="30"/>
-        <w:bidi w:val="0"/>
-        <w:rPr>
-          <w:rFonts w:hint="default"/>
-          <w:lang w:val="en-US" w:eastAsia="zh-CN"/>
-        </w:rPr>
-      </w:pPr>
-      <w:bookmarkStart w:id="49" w:name="_Toc10396"/>
-      <w:r>
-        <w:rPr>
-          <w:rFonts w:hint="default"/>
-          <w:lang w:val="en-US" w:eastAsia="zh-CN"/>
-        </w:rPr>
-        <w:t>信息安全管理</w:t>
       </w:r>
       <w:bookmarkEnd w:id="49"/>
     </w:p>
     <w:p>
       <w:pPr>
-        <w:pStyle w:val="31"/>
+        <w:pStyle w:val="a1"/>
+        <w:rPr>
+          <w:rFonts w:hint="default"/>
+          <w:lang w:val="en-US" w:eastAsia="zh-CN"/>
+        </w:rPr>
+      </w:pPr>
+      <w:r>
+        <w:rPr>
+          <w:rFonts w:hint="eastAsia"/>
+          <w:lang w:val="en-US" w:eastAsia="zh-CN"/>
+        </w:rPr>
+        <w:t>运维部、质量部。</w:t>
+      </w:r>
+    </w:p>
+    <w:p>
+      <w:pPr>
+        <w:pStyle w:val="2"/>
         <w:bidi w:val="0"/>
         <w:rPr>
           <w:rFonts w:hint="default"/>
           <w:lang w:val="en-US" w:eastAsia="zh-CN"/>
         </w:rPr>
       </w:pPr>
-      <w:bookmarkStart w:id="50" w:name="_Toc18757"/>
+      <w:bookmarkStart w:id="50" w:name="_Toc10396"/>
       <w:r>
         <w:rPr>
           <w:rFonts w:hint="default"/>
           <w:lang w:val="en-US" w:eastAsia="zh-CN"/>
         </w:rPr>
-        <w:t>管理范围</w:t>
+        <w:t>信息安全管理</w:t>
       </w:r>
       <w:bookmarkEnd w:id="50"/>
     </w:p>
     <w:p>
       <w:pPr>
-        <w:pStyle w:val="29"/>
+        <w:pStyle w:val="3"/>
+        <w:bidi w:val="0"/>
+        <w:rPr>
+          <w:rFonts w:hint="default"/>
+          <w:lang w:val="en-US" w:eastAsia="zh-CN"/>
+        </w:rPr>
+      </w:pPr>
+      <w:bookmarkStart w:id="51" w:name="_Toc18757"/>
+      <w:r>
+        <w:rPr>
+          <w:rFonts w:hint="default"/>
+          <w:lang w:val="en-US" w:eastAsia="zh-CN"/>
+        </w:rPr>
+        <w:t>管理范围</w:t>
+      </w:r>
+      <w:bookmarkEnd w:id="51"/>
+    </w:p>
+    <w:p>
+      <w:pPr>
+        <w:pStyle w:val="a1"/>
         <w:rPr>
           <w:rFonts w:hint="default"/>
           <w:lang w:val="en-US" w:eastAsia="zh-CN"/>
@@ -9664,14 +9477,14 @@
     </w:p>
     <w:p>
       <w:pPr>
-        <w:pStyle w:val="31"/>
+        <w:pStyle w:val="3"/>
         <w:bidi w:val="0"/>
         <w:rPr>
           <w:rFonts w:hint="default"/>
           <w:lang w:val="en-US" w:eastAsia="zh-CN"/>
         </w:rPr>
       </w:pPr>
-      <w:bookmarkStart w:id="51" w:name="_Toc15597"/>
+      <w:bookmarkStart w:id="52" w:name="_Toc15597"/>
       <w:r>
         <w:rPr>
           <w:rFonts w:hint="default"/>
@@ -9679,11 +9492,11 @@
         </w:rPr>
         <w:t>管理目标</w:t>
       </w:r>
-      <w:bookmarkEnd w:id="51"/>
+      <w:bookmarkEnd w:id="52"/>
     </w:p>
     <w:p>
       <w:pPr>
-        <w:pStyle w:val="29"/>
+        <w:pStyle w:val="a1"/>
         <w:rPr>
           <w:rFonts w:hint="default"/>
           <w:lang w:val="en-US" w:eastAsia="zh-CN"/>
@@ -9699,14 +9512,14 @@
     </w:p>
     <w:p>
       <w:pPr>
-        <w:pStyle w:val="31"/>
+        <w:pStyle w:val="3"/>
         <w:bidi w:val="0"/>
         <w:rPr>
           <w:rFonts w:hint="default"/>
           <w:lang w:val="en-US" w:eastAsia="zh-CN"/>
         </w:rPr>
       </w:pPr>
-      <w:bookmarkStart w:id="52" w:name="_Toc16191"/>
+      <w:bookmarkStart w:id="53" w:name="_Toc16191"/>
       <w:r>
         <w:rPr>
           <w:rFonts w:hint="default"/>
@@ -9714,20 +9527,20 @@
         </w:rPr>
         <w:t>关键绩效指标（KPI）</w:t>
       </w:r>
-      <w:bookmarkEnd w:id="52"/>
+      <w:bookmarkEnd w:id="53"/>
     </w:p>
     <w:tbl>
       <w:tblPr>
-        <w:tblStyle w:val="26"/>
+        <w:tblStyle w:val="TableNormal0"/>
         <w:tblW w:w="6801" w:type="dxa"/>
         <w:tblInd w:w="13" w:type="dxa"/>
         <w:tblBorders>
-          <w:top w:val="single" w:color="000000" w:sz="4" w:space="0"/>
-          <w:left w:val="single" w:color="000000" w:sz="4" w:space="0"/>
-          <w:bottom w:val="single" w:color="000000" w:sz="4" w:space="0"/>
-          <w:right w:val="single" w:color="000000" w:sz="4" w:space="0"/>
-          <w:insideH w:val="single" w:color="000000" w:sz="4" w:space="0"/>
-          <w:insideV w:val="single" w:color="000000" w:sz="4" w:space="0"/>
+          <w:top w:val="single" w:sz="4" w:space="0" w:color="000000"/>
+          <w:left w:val="single" w:sz="4" w:space="0" w:color="000000"/>
+          <w:bottom w:val="single" w:sz="4" w:space="0" w:color="000000"/>
+          <w:right w:val="single" w:sz="4" w:space="0" w:color="000000"/>
+          <w:insideH w:val="single" w:sz="4" w:space="0" w:color="000000"/>
+          <w:insideV w:val="single" w:sz="4" w:space="0" w:color="000000"/>
         </w:tblBorders>
         <w:tblLayout w:type="fixed"/>
         <w:tblCellMar>
@@ -9745,14 +9558,17 @@
       </w:tblGrid>
       <w:tr>
         <w:tblPrEx>
+          <w:tblW w:w="6801" w:type="dxa"/>
+          <w:tblInd w:w="13" w:type="dxa"/>
           <w:tblBorders>
-            <w:top w:val="single" w:color="000000" w:sz="4" w:space="0"/>
-            <w:left w:val="single" w:color="000000" w:sz="4" w:space="0"/>
-            <w:bottom w:val="single" w:color="000000" w:sz="4" w:space="0"/>
-            <w:right w:val="single" w:color="000000" w:sz="4" w:space="0"/>
-            <w:insideH w:val="single" w:color="000000" w:sz="4" w:space="0"/>
-            <w:insideV w:val="single" w:color="000000" w:sz="4" w:space="0"/>
+            <w:top w:val="single" w:sz="4" w:space="0" w:color="000000"/>
+            <w:left w:val="single" w:sz="4" w:space="0" w:color="000000"/>
+            <w:bottom w:val="single" w:sz="4" w:space="0" w:color="000000"/>
+            <w:right w:val="single" w:sz="4" w:space="0" w:color="000000"/>
+            <w:insideH w:val="single" w:sz="4" w:space="0" w:color="000000"/>
+            <w:insideV w:val="single" w:sz="4" w:space="0" w:color="000000"/>
           </w:tblBorders>
+          <w:tblLayout w:type="fixed"/>
           <w:tblCellMar>
             <w:top w:w="0" w:type="dxa"/>
             <w:left w:w="0" w:type="dxa"/>
@@ -9761,7 +9577,7 @@
           </w:tblCellMar>
         </w:tblPrEx>
         <w:trPr>
-          <w:trHeight w:val="585" w:hRule="atLeast"/>
+          <w:trHeight w:val="585"/>
         </w:trPr>
         <w:tc>
           <w:tcPr>
@@ -9769,11 +9585,11 @@
           </w:tcPr>
           <w:p>
             <w:pPr>
-              <w:pStyle w:val="27"/>
+              <w:pStyle w:val="TableText"/>
               <w:spacing w:before="205" w:line="220" w:lineRule="auto"/>
               <w:ind w:left="328"/>
               <w:rPr>
-                <w:rFonts w:hint="default" w:eastAsia="宋体"/>
+                <w:rFonts w:eastAsia="宋体" w:hint="default"/>
                 <w:spacing w:val="-2"/>
                 <w:sz w:val="18"/>
                 <w:szCs w:val="18"/>
@@ -9798,10 +9614,10 @@
           </w:tcPr>
           <w:p>
             <w:pPr>
-              <w:pStyle w:val="27"/>
+              <w:pStyle w:val="TableText"/>
               <w:spacing w:before="205" w:line="220" w:lineRule="auto"/>
               <w:rPr>
-                <w:rFonts w:hint="default" w:eastAsia="宋体"/>
+                <w:rFonts w:eastAsia="宋体" w:hint="default"/>
                 <w:spacing w:val="-1"/>
                 <w:sz w:val="18"/>
                 <w:szCs w:val="18"/>
@@ -9826,11 +9642,11 @@
           </w:tcPr>
           <w:p>
             <w:pPr>
-              <w:pStyle w:val="27"/>
+              <w:pStyle w:val="TableText"/>
               <w:spacing w:before="205" w:line="220" w:lineRule="auto"/>
               <w:ind w:left="321" w:leftChars="0"/>
               <w:rPr>
-                <w:rFonts w:hint="default" w:eastAsia="宋体"/>
+                <w:rFonts w:eastAsia="宋体" w:hint="default"/>
                 <w:spacing w:val="-3"/>
                 <w:sz w:val="18"/>
                 <w:szCs w:val="18"/>
@@ -9856,11 +9672,11 @@
           </w:tcPr>
           <w:p>
             <w:pPr>
-              <w:pStyle w:val="27"/>
+              <w:pStyle w:val="TableText"/>
               <w:spacing w:before="230" w:line="238" w:lineRule="auto"/>
               <w:ind w:left="436" w:leftChars="0"/>
               <w:rPr>
-                <w:rFonts w:hint="eastAsia" w:eastAsia="宋体"/>
+                <w:rFonts w:eastAsia="宋体" w:hint="eastAsia"/>
                 <w:spacing w:val="-5"/>
                 <w:sz w:val="18"/>
                 <w:szCs w:val="18"/>
@@ -9882,14 +9698,9 @@
       </w:tr>
       <w:tr>
         <w:tblPrEx>
-          <w:tblBorders>
-            <w:top w:val="single" w:color="000000" w:sz="4" w:space="0"/>
-            <w:left w:val="single" w:color="000000" w:sz="4" w:space="0"/>
-            <w:bottom w:val="single" w:color="000000" w:sz="4" w:space="0"/>
-            <w:right w:val="single" w:color="000000" w:sz="4" w:space="0"/>
-            <w:insideH w:val="single" w:color="000000" w:sz="4" w:space="0"/>
-            <w:insideV w:val="single" w:color="000000" w:sz="4" w:space="0"/>
-          </w:tblBorders>
+          <w:tblW w:w="6801" w:type="dxa"/>
+          <w:tblInd w:w="13" w:type="dxa"/>
+          <w:tblLayout w:type="fixed"/>
           <w:tblCellMar>
             <w:top w:w="0" w:type="dxa"/>
             <w:left w:w="0" w:type="dxa"/>
@@ -9898,7 +9709,7 @@
           </w:tblCellMar>
         </w:tblPrEx>
         <w:trPr>
-          <w:trHeight w:val="689" w:hRule="atLeast"/>
+          <w:trHeight w:val="689"/>
         </w:trPr>
         <w:tc>
           <w:tcPr>
@@ -9907,12 +9718,12 @@
           </w:tcPr>
           <w:p>
             <w:pPr>
-              <w:pStyle w:val="29"/>
+              <w:pStyle w:val="a1"/>
               <w:widowControl w:val="0"/>
-              <w:ind w:left="0" w:leftChars="0" w:right="0" w:rightChars="0" w:firstLine="0" w:firstLineChars="0"/>
+              <w:ind w:left="0" w:right="0" w:firstLine="0" w:leftChars="0" w:rightChars="0" w:firstLineChars="0"/>
               <w:jc w:val="center"/>
               <w:rPr>
-                <w:rFonts w:hint="eastAsia" w:ascii="宋体" w:hAnsi="宋体" w:eastAsia="宋体" w:cs="宋体"/>
+                <w:rFonts w:ascii="宋体" w:eastAsia="宋体" w:hAnsi="宋体" w:cs="宋体" w:hint="eastAsia"/>
                 <w:snapToGrid w:val="0"/>
                 <w:color w:val="000000"/>
                 <w:kern w:val="0"/>
@@ -9924,7 +9735,7 @@
             </w:pPr>
             <w:r>
               <w:rPr>
-                <w:rFonts w:hint="eastAsia" w:ascii="宋体" w:hAnsi="宋体" w:eastAsia="宋体" w:cs="宋体"/>
+                <w:rFonts w:ascii="宋体" w:eastAsia="宋体" w:hAnsi="宋体" w:cs="宋体" w:hint="eastAsia"/>
                 <w:sz w:val="15"/>
                 <w:szCs w:val="15"/>
                 <w:vertAlign w:val="baseline"/>
@@ -9941,12 +9752,12 @@
           </w:tcPr>
           <w:p>
             <w:pPr>
-              <w:pStyle w:val="29"/>
+              <w:pStyle w:val="a1"/>
               <w:widowControl w:val="0"/>
-              <w:ind w:left="0" w:leftChars="0" w:right="0" w:rightChars="0" w:firstLine="0" w:firstLineChars="0"/>
+              <w:ind w:left="0" w:right="0" w:firstLine="0" w:leftChars="0" w:rightChars="0" w:firstLineChars="0"/>
               <w:jc w:val="center"/>
               <w:rPr>
-                <w:rFonts w:hint="default" w:ascii="宋体" w:hAnsi="宋体" w:eastAsia="宋体" w:cs="宋体"/>
+                <w:rFonts w:ascii="宋体" w:eastAsia="宋体" w:hAnsi="宋体" w:cs="宋体" w:hint="default"/>
                 <w:snapToGrid w:val="0"/>
                 <w:color w:val="000000"/>
                 <w:kern w:val="0"/>
@@ -9958,7 +9769,7 @@
             </w:pPr>
             <w:r>
               <w:rPr>
-                <w:rFonts w:hint="eastAsia" w:ascii="宋体" w:hAnsi="宋体" w:eastAsia="宋体" w:cs="宋体"/>
+                <w:rFonts w:ascii="宋体" w:eastAsia="宋体" w:hAnsi="宋体" w:cs="宋体" w:hint="eastAsia"/>
                 <w:sz w:val="15"/>
                 <w:szCs w:val="15"/>
                 <w:vertAlign w:val="baseline"/>
@@ -9975,12 +9786,12 @@
           </w:tcPr>
           <w:p>
             <w:pPr>
-              <w:pStyle w:val="29"/>
+              <w:pStyle w:val="a1"/>
               <w:widowControl w:val="0"/>
-              <w:ind w:left="0" w:leftChars="0" w:right="0" w:rightChars="0" w:firstLine="0" w:firstLineChars="0"/>
+              <w:ind w:left="0" w:right="0" w:firstLine="0" w:leftChars="0" w:rightChars="0" w:firstLineChars="0"/>
               <w:jc w:val="center"/>
               <w:rPr>
-                <w:rFonts w:hint="eastAsia" w:ascii="宋体" w:hAnsi="宋体" w:eastAsia="宋体" w:cs="宋体"/>
+                <w:rFonts w:ascii="宋体" w:eastAsia="宋体" w:hAnsi="宋体" w:cs="宋体" w:hint="eastAsia"/>
                 <w:snapToGrid w:val="0"/>
                 <w:color w:val="000000"/>
                 <w:kern w:val="0"/>
@@ -9992,7 +9803,7 @@
             </w:pPr>
             <w:r>
               <w:rPr>
-                <w:rFonts w:hint="eastAsia" w:ascii="宋体" w:hAnsi="宋体" w:eastAsia="宋体" w:cs="宋体"/>
+                <w:rFonts w:ascii="宋体" w:eastAsia="宋体" w:hAnsi="宋体" w:cs="宋体" w:hint="eastAsia"/>
                 <w:sz w:val="15"/>
                 <w:szCs w:val="15"/>
                 <w:vertAlign w:val="baseline"/>
@@ -10009,12 +9820,12 @@
           </w:tcPr>
           <w:p>
             <w:pPr>
-              <w:pStyle w:val="29"/>
+              <w:pStyle w:val="a1"/>
               <w:widowControl w:val="0"/>
-              <w:ind w:left="0" w:leftChars="0" w:right="0" w:rightChars="0" w:firstLine="0" w:firstLineChars="0"/>
+              <w:ind w:left="0" w:right="0" w:firstLine="0" w:leftChars="0" w:rightChars="0" w:firstLineChars="0"/>
               <w:jc w:val="center"/>
               <w:rPr>
-                <w:rFonts w:hint="eastAsia" w:ascii="宋体" w:hAnsi="宋体" w:eastAsia="宋体" w:cs="宋体"/>
+                <w:rFonts w:ascii="宋体" w:eastAsia="宋体" w:hAnsi="宋体" w:cs="宋体" w:hint="eastAsia"/>
                 <w:snapToGrid w:val="0"/>
                 <w:color w:val="000000"/>
                 <w:kern w:val="0"/>
@@ -10026,7 +9837,7 @@
             </w:pPr>
             <w:r>
               <w:rPr>
-                <w:rFonts w:hint="eastAsia" w:ascii="宋体" w:hAnsi="宋体" w:eastAsia="宋体" w:cs="宋体"/>
+                <w:rFonts w:ascii="宋体" w:eastAsia="宋体" w:hAnsi="宋体" w:cs="宋体" w:hint="eastAsia"/>
                 <w:sz w:val="15"/>
                 <w:szCs w:val="15"/>
                 <w:vertAlign w:val="baseline"/>
@@ -10040,14 +9851,14 @@
     </w:tbl>
     <w:p>
       <w:pPr>
-        <w:pStyle w:val="31"/>
+        <w:pStyle w:val="3"/>
         <w:bidi w:val="0"/>
         <w:rPr>
           <w:rFonts w:hint="default"/>
           <w:lang w:val="en-US" w:eastAsia="zh-CN"/>
         </w:rPr>
       </w:pPr>
-      <w:bookmarkStart w:id="53" w:name="_Toc17881"/>
+      <w:bookmarkStart w:id="54" w:name="_Toc17881"/>
       <w:r>
         <w:rPr>
           <w:rFonts w:hint="default"/>
@@ -10055,11 +9866,11 @@
         </w:rPr>
         <w:t>主要参与方</w:t>
       </w:r>
-      <w:bookmarkEnd w:id="53"/>
+      <w:bookmarkEnd w:id="54"/>
     </w:p>
     <w:p>
       <w:pPr>
-        <w:pStyle w:val="29"/>
+        <w:pStyle w:val="a1"/>
         <w:rPr>
           <w:rFonts w:hint="default"/>
           <w:lang w:val="en-US" w:eastAsia="zh-CN"/>
@@ -10081,108 +9892,52 @@
       </w:r>
     </w:p>
     <w:sectPr>
-      <w:headerReference r:id="rId5" w:type="default"/>
-      <w:footerReference w:type="default" r:id="rId11"/>
-      <w:headerReference w:type="first" r:id="rId12"/>
-      <w:footerReference w:type="first" r:id="rId13"/>
-      <w:headerReference w:type="even" r:id="rId14"/>
-      <w:footerReference w:type="even" r:id="rId15"/>
+      <w:headerReference w:type="even" r:id="rId6"/>
+      <w:headerReference w:type="default" r:id="rId7"/>
+      <w:footerReference w:type="even" r:id="rId8"/>
+      <w:footerReference w:type="default" r:id="rId9"/>
+      <w:headerReference w:type="first" r:id="rId10"/>
+      <w:footerReference w:type="first" r:id="rId11"/>
       <w:pgSz w:w="11906" w:h="16838"/>
       <w:pgMar w:top="1417" w:right="1800" w:bottom="1440" w:left="1800" w:header="1140" w:footer="992" w:gutter="0"/>
-      <w:cols w:space="425" w:num="1"/>
+      <w:cols w:num="1" w:space="425"/>
       <w:docGrid w:type="lines" w:linePitch="312" w:charSpace="0"/>
     </w:sectPr>
   </w:body>
 </w:document>
 </file>
 
-<file path=word/endnotes.xml><?xml version="1.0" encoding="utf-8"?>
-<w:endnotes xmlns:wpc="http://schemas.microsoft.com/office/word/2010/wordprocessingCanvas" xmlns:mc="http://schemas.openxmlformats.org/markup-compatibility/2006" xmlns:o="urn:schemas-microsoft-com:office:office" xmlns:r="http://schemas.openxmlformats.org/officeDocument/2006/relationships" xmlns:m="http://schemas.openxmlformats.org/officeDocument/2006/math" xmlns:v="urn:schemas-microsoft-com:vml" xmlns:wp14="http://schemas.microsoft.com/office/word/2010/wordprocessingDrawing" xmlns:wp="http://schemas.openxmlformats.org/drawingml/2006/wordprocessingDrawing" xmlns:w="http://schemas.openxmlformats.org/wordprocessingml/2006/main" xmlns:w14="http://schemas.microsoft.com/office/word/2010/wordml" xmlns:w15="http://schemas.microsoft.com/office/word/2012/wordml" xmlns:w10="urn:schemas-microsoft-com:office:word" xmlns:wpg="http://schemas.microsoft.com/office/word/2010/wordprocessingGroup" xmlns:wpi="http://schemas.microsoft.com/office/word/2010/wordprocessingInk" xmlns:wne="http://schemas.microsoft.com/office/word/2006/wordml" xmlns:wps="http://schemas.microsoft.com/office/word/2010/wordprocessingShape" xmlns:wpsCustomData="http://www.wps.cn/officeDocument/2013/wpsCustomData" mc:Ignorable="w14 w15 wp14">
-  <w:endnote w:type="separator" w:id="0">
-    <w:p>
-      <w:pPr>
-        <w:spacing w:line="240" w:lineRule="auto"/>
-      </w:pPr>
-      <w:r>
-        <w:separator/>
-      </w:r>
-    </w:p>
-  </w:endnote>
-  <w:endnote w:type="continuationSeparator" w:id="1">
-    <w:p>
-      <w:pPr>
-        <w:spacing w:line="240" w:lineRule="auto"/>
-      </w:pPr>
-      <w:r>
-        <w:continuationSeparator/>
-      </w:r>
-    </w:p>
-  </w:endnote>
-</w:endnotes>
-</file>
-
 <file path=word/footer1.xml><?xml version="1.0" encoding="utf-8"?>
-<w:ftr xmlns:m="http://schemas.openxmlformats.org/officeDocument/2006/math" xmlns:mc="http://schemas.openxmlformats.org/markup-compatibility/2006" xmlns:mo="http://schemas.microsoft.com/office/mac/office/2008/main" xmlns:mv="urn:schemas-microsoft-com:mac:vml" xmlns:o="urn:schemas-microsoft-com:office:office" xmlns:r="http://schemas.openxmlformats.org/officeDocument/2006/relationships" xmlns:v="urn:schemas-microsoft-com:vml" xmlns:w10="urn:schemas-microsoft-com:office:word" xmlns:w14="http://schemas.microsoft.com/office/word/2010/wordml" xmlns:w="http://schemas.openxmlformats.org/wordprocessingml/2006/main" xmlns:wne="http://schemas.microsoft.com/office/word/2006/wordml" xmlns:wp14="http://schemas.microsoft.com/office/word/2010/wordprocessingDrawing" xmlns:wp="http://schemas.openxmlformats.org/drawingml/2006/wordprocessingDrawing" xmlns:wpc="http://schemas.microsoft.com/office/word/2010/wordprocessingCanvas" xmlns:wpg="http://schemas.microsoft.com/office/word/2010/wordprocessingGroup" xmlns:wpi="http://schemas.microsoft.com/office/word/2010/wordprocessingInk" xmlns:wps="http://schemas.microsoft.com/office/word/2010/wordprocessingShape" mc:Ignorable="w14 wp14">
-  <w:p>
-    <w:pPr>
-      <w:pStyle w:val="Footer"/>
-    </w:pPr>
-  </w:p>
+<w:ftr xmlns:wpc="http://schemas.microsoft.com/office/word/2010/wordprocessingCanvas" xmlns:mc="http://schemas.openxmlformats.org/markup-compatibility/2006" xmlns:o="urn:schemas-microsoft-com:office:office" xmlns:r="http://schemas.openxmlformats.org/officeDocument/2006/relationships" xmlns:m="http://schemas.openxmlformats.org/officeDocument/2006/math" xmlns:v="urn:schemas-microsoft-com:vml" xmlns:wp14="http://schemas.microsoft.com/office/word/2010/wordprocessingDrawing" xmlns:wp="http://schemas.openxmlformats.org/drawingml/2006/wordprocessingDrawing" xmlns:w10="urn:schemas-microsoft-com:office:word" xmlns:w="http://schemas.openxmlformats.org/wordprocessingml/2006/main" xmlns:w14="http://schemas.microsoft.com/office/word/2010/wordml" xmlns:w15="http://schemas.microsoft.com/office/word/2012/wordml" xmlns:wne="http://schemas.microsoft.com/office/word/2006/wordml" xmlns:wpg="http://schemas.microsoft.com/office/word/2010/wordprocessingGroup" xmlns:wpi="http://schemas.microsoft.com/office/word/2010/wordprocessingInk" xmlns:wps="http://schemas.microsoft.com/office/word/2010/wordprocessingShape" mc:Ignorable="w14 w15 wp14">
+  <w:p/>
 </w:ftr>
 </file>
 
 <file path=word/footer2.xml><?xml version="1.0" encoding="utf-8"?>
-<w:ftr xmlns:m="http://schemas.openxmlformats.org/officeDocument/2006/math" xmlns:mc="http://schemas.openxmlformats.org/markup-compatibility/2006" xmlns:mo="http://schemas.microsoft.com/office/mac/office/2008/main" xmlns:mv="urn:schemas-microsoft-com:mac:vml" xmlns:o="urn:schemas-microsoft-com:office:office" xmlns:r="http://schemas.openxmlformats.org/officeDocument/2006/relationships" xmlns:v="urn:schemas-microsoft-com:vml" xmlns:w10="urn:schemas-microsoft-com:office:word" xmlns:w14="http://schemas.microsoft.com/office/word/2010/wordml" xmlns:w="http://schemas.openxmlformats.org/wordprocessingml/2006/main" xmlns:wne="http://schemas.microsoft.com/office/word/2006/wordml" xmlns:wp14="http://schemas.microsoft.com/office/word/2010/wordprocessingDrawing" xmlns:wp="http://schemas.openxmlformats.org/drawingml/2006/wordprocessingDrawing" xmlns:wpc="http://schemas.microsoft.com/office/word/2010/wordprocessingCanvas" xmlns:wpg="http://schemas.microsoft.com/office/word/2010/wordprocessingGroup" xmlns:wpi="http://schemas.microsoft.com/office/word/2010/wordprocessingInk" xmlns:wps="http://schemas.microsoft.com/office/word/2010/wordprocessingShape" mc:Ignorable="w14 wp14">
-  <w:p>
-    <w:pPr>
-      <w:pStyle w:val="Footer"/>
-    </w:pPr>
-  </w:p>
+<w:ftr xmlns:wpc="http://schemas.microsoft.com/office/word/2010/wordprocessingCanvas" xmlns:mc="http://schemas.openxmlformats.org/markup-compatibility/2006" xmlns:o="urn:schemas-microsoft-com:office:office" xmlns:r="http://schemas.openxmlformats.org/officeDocument/2006/relationships" xmlns:m="http://schemas.openxmlformats.org/officeDocument/2006/math" xmlns:v="urn:schemas-microsoft-com:vml" xmlns:wp14="http://schemas.microsoft.com/office/word/2010/wordprocessingDrawing" xmlns:wp="http://schemas.openxmlformats.org/drawingml/2006/wordprocessingDrawing" xmlns:w10="urn:schemas-microsoft-com:office:word" xmlns:w="http://schemas.openxmlformats.org/wordprocessingml/2006/main" xmlns:w14="http://schemas.microsoft.com/office/word/2010/wordml" xmlns:w15="http://schemas.microsoft.com/office/word/2012/wordml" xmlns:wne="http://schemas.microsoft.com/office/word/2006/wordml" xmlns:wpg="http://schemas.microsoft.com/office/word/2010/wordprocessingGroup" xmlns:wpi="http://schemas.microsoft.com/office/word/2010/wordprocessingInk" xmlns:wps="http://schemas.microsoft.com/office/word/2010/wordprocessingShape" mc:Ignorable="w14 w15 wp14">
+  <w:p/>
 </w:ftr>
 </file>
 
 <file path=word/footer3.xml><?xml version="1.0" encoding="utf-8"?>
-<w:ftr xmlns:m="http://schemas.openxmlformats.org/officeDocument/2006/math" xmlns:mc="http://schemas.openxmlformats.org/markup-compatibility/2006" xmlns:mo="http://schemas.microsoft.com/office/mac/office/2008/main" xmlns:mv="urn:schemas-microsoft-com:mac:vml" xmlns:o="urn:schemas-microsoft-com:office:office" xmlns:r="http://schemas.openxmlformats.org/officeDocument/2006/relationships" xmlns:v="urn:schemas-microsoft-com:vml" xmlns:w10="urn:schemas-microsoft-com:office:word" xmlns:w14="http://schemas.microsoft.com/office/word/2010/wordml" xmlns:w="http://schemas.openxmlformats.org/wordprocessingml/2006/main" xmlns:wne="http://schemas.microsoft.com/office/word/2006/wordml" xmlns:wp14="http://schemas.microsoft.com/office/word/2010/wordprocessingDrawing" xmlns:wp="http://schemas.openxmlformats.org/drawingml/2006/wordprocessingDrawing" xmlns:wpc="http://schemas.microsoft.com/office/word/2010/wordprocessingCanvas" xmlns:wpg="http://schemas.microsoft.com/office/word/2010/wordprocessingGroup" xmlns:wpi="http://schemas.microsoft.com/office/word/2010/wordprocessingInk" xmlns:wps="http://schemas.microsoft.com/office/word/2010/wordprocessingShape" mc:Ignorable="w14 wp14">
-  <w:p>
-    <w:pPr>
-      <w:pStyle w:val="Footer"/>
-    </w:pPr>
-  </w:p>
+<w:ftr xmlns:wpc="http://schemas.microsoft.com/office/word/2010/wordprocessingCanvas" xmlns:mc="http://schemas.openxmlformats.org/markup-compatibility/2006" xmlns:o="urn:schemas-microsoft-com:office:office" xmlns:r="http://schemas.openxmlformats.org/officeDocument/2006/relationships" xmlns:m="http://schemas.openxmlformats.org/officeDocument/2006/math" xmlns:v="urn:schemas-microsoft-com:vml" xmlns:wp14="http://schemas.microsoft.com/office/word/2010/wordprocessingDrawing" xmlns:wp="http://schemas.openxmlformats.org/drawingml/2006/wordprocessingDrawing" xmlns:w10="urn:schemas-microsoft-com:office:word" xmlns:w="http://schemas.openxmlformats.org/wordprocessingml/2006/main" xmlns:w14="http://schemas.microsoft.com/office/word/2010/wordml" xmlns:w15="http://schemas.microsoft.com/office/word/2012/wordml" xmlns:wne="http://schemas.microsoft.com/office/word/2006/wordml" xmlns:wpg="http://schemas.microsoft.com/office/word/2010/wordprocessingGroup" xmlns:wpi="http://schemas.microsoft.com/office/word/2010/wordprocessingInk" xmlns:wps="http://schemas.microsoft.com/office/word/2010/wordprocessingShape" mc:Ignorable="w14 w15 wp14">
+  <w:p/>
 </w:ftr>
 </file>
 
-<file path=word/footnotes.xml><?xml version="1.0" encoding="utf-8"?>
-<w:footnotes xmlns:wpc="http://schemas.microsoft.com/office/word/2010/wordprocessingCanvas" xmlns:mc="http://schemas.openxmlformats.org/markup-compatibility/2006" xmlns:o="urn:schemas-microsoft-com:office:office" xmlns:r="http://schemas.openxmlformats.org/officeDocument/2006/relationships" xmlns:m="http://schemas.openxmlformats.org/officeDocument/2006/math" xmlns:v="urn:schemas-microsoft-com:vml" xmlns:wp14="http://schemas.microsoft.com/office/word/2010/wordprocessingDrawing" xmlns:wp="http://schemas.openxmlformats.org/drawingml/2006/wordprocessingDrawing" xmlns:w="http://schemas.openxmlformats.org/wordprocessingml/2006/main" xmlns:w14="http://schemas.microsoft.com/office/word/2010/wordml" xmlns:w15="http://schemas.microsoft.com/office/word/2012/wordml" xmlns:w10="urn:schemas-microsoft-com:office:word" xmlns:wpg="http://schemas.microsoft.com/office/word/2010/wordprocessingGroup" xmlns:wpi="http://schemas.microsoft.com/office/word/2010/wordprocessingInk" xmlns:wne="http://schemas.microsoft.com/office/word/2006/wordml" xmlns:wps="http://schemas.microsoft.com/office/word/2010/wordprocessingShape" xmlns:wpsCustomData="http://www.wps.cn/officeDocument/2013/wpsCustomData" mc:Ignorable="w14 w15 wp14">
-  <w:footnote w:type="separator" w:id="0">
-    <w:p>
-      <w:pPr>
-        <w:spacing w:line="360" w:lineRule="auto"/>
-      </w:pPr>
-      <w:r>
-        <w:separator/>
-      </w:r>
-    </w:p>
-  </w:footnote>
-  <w:footnote w:type="continuationSeparator" w:id="1">
-    <w:p>
-      <w:pPr>
-        <w:spacing w:line="360" w:lineRule="auto"/>
-      </w:pPr>
-      <w:r>
-        <w:continuationSeparator/>
-      </w:r>
-    </w:p>
-  </w:footnote>
-</w:footnotes>
+<file path=word/header1.xml><?xml version="1.0" encoding="utf-8"?>
+<w:hdr xmlns:wpc="http://schemas.microsoft.com/office/word/2010/wordprocessingCanvas" xmlns:mc="http://schemas.openxmlformats.org/markup-compatibility/2006" xmlns:o="urn:schemas-microsoft-com:office:office" xmlns:r="http://schemas.openxmlformats.org/officeDocument/2006/relationships" xmlns:m="http://schemas.openxmlformats.org/officeDocument/2006/math" xmlns:v="urn:schemas-microsoft-com:vml" xmlns:wp14="http://schemas.microsoft.com/office/word/2010/wordprocessingDrawing" xmlns:wp="http://schemas.openxmlformats.org/drawingml/2006/wordprocessingDrawing" xmlns:w10="urn:schemas-microsoft-com:office:word" xmlns:w="http://schemas.openxmlformats.org/wordprocessingml/2006/main" xmlns:w14="http://schemas.microsoft.com/office/word/2010/wordml" xmlns:w15="http://schemas.microsoft.com/office/word/2012/wordml" xmlns:wne="http://schemas.microsoft.com/office/word/2006/wordml" xmlns:wpg="http://schemas.microsoft.com/office/word/2010/wordprocessingGroup" xmlns:wpi="http://schemas.microsoft.com/office/word/2010/wordprocessingInk" xmlns:wps="http://schemas.microsoft.com/office/word/2010/wordprocessingShape" mc:Ignorable="w14 w15 wp14">
+  <w:p/>
+</w:hdr>
 </file>
 
-<file path=word/header1.xml><?xml version="1.0" encoding="utf-8"?>
-<w:hdr xmlns:wpc="http://schemas.microsoft.com/office/word/2010/wordprocessingCanvas" xmlns:mc="http://schemas.openxmlformats.org/markup-compatibility/2006" xmlns:o="urn:schemas-microsoft-com:office:office" xmlns:r="http://schemas.openxmlformats.org/officeDocument/2006/relationships" xmlns:m="http://schemas.openxmlformats.org/officeDocument/2006/math" xmlns:v="urn:schemas-microsoft-com:vml" xmlns:wp14="http://schemas.microsoft.com/office/word/2010/wordprocessingDrawing" xmlns:wp="http://schemas.openxmlformats.org/drawingml/2006/wordprocessingDrawing" xmlns:w10="urn:schemas-microsoft-com:office:word" xmlns:w="http://schemas.openxmlformats.org/wordprocessingml/2006/main" xmlns:w14="http://schemas.microsoft.com/office/word/2010/wordml" xmlns:w15="http://schemas.microsoft.com/office/word/2012/wordml" xmlns:wpg="http://schemas.microsoft.com/office/word/2010/wordprocessingGroup" xmlns:wpi="http://schemas.microsoft.com/office/word/2010/wordprocessingInk" xmlns:wne="http://schemas.microsoft.com/office/word/2006/wordml" xmlns:wps="http://schemas.microsoft.com/office/word/2010/wordprocessingShape" xmlns:wpsCustomData="http://www.wps.cn/officeDocument/2013/wpsCustomData" mc:Ignorable="w14 w15 wp14">
+<file path=word/header2.xml><?xml version="1.0" encoding="utf-8"?>
+<w:hdr xmlns:wpc="http://schemas.microsoft.com/office/word/2010/wordprocessingCanvas" xmlns:mc="http://schemas.openxmlformats.org/markup-compatibility/2006" xmlns:o="urn:schemas-microsoft-com:office:office" xmlns:r="http://schemas.openxmlformats.org/officeDocument/2006/relationships" xmlns:m="http://schemas.openxmlformats.org/officeDocument/2006/math" xmlns:v="urn:schemas-microsoft-com:vml" xmlns:wp14="http://schemas.microsoft.com/office/word/2010/wordprocessingDrawing" xmlns:wp="http://schemas.openxmlformats.org/drawingml/2006/wordprocessingDrawing" xmlns:w10="urn:schemas-microsoft-com:office:word" xmlns:w="http://schemas.openxmlformats.org/wordprocessingml/2006/main" xmlns:w14="http://schemas.microsoft.com/office/word/2010/wordml" xmlns:w15="http://schemas.microsoft.com/office/word/2012/wordml" xmlns:wne="http://schemas.microsoft.com/office/word/2006/wordml" xmlns:wpg="http://schemas.microsoft.com/office/word/2010/wordprocessingGroup" xmlns:wpi="http://schemas.microsoft.com/office/word/2010/wordprocessingInk" xmlns:wps="http://schemas.microsoft.com/office/word/2010/wordprocessingShape" mc:Ignorable="w14 w15 wp14">
   <w:p>
     <w:pPr>
-      <w:pStyle w:val="15"/>
+      <w:pStyle w:val="Header"/>
       <w:pBdr>
-        <w:bottom w:val="single" w:color="auto" w:sz="4" w:space="1"/>
+        <w:bottom w:val="single" w:sz="4" w:space="1" w:color="auto"/>
       </w:pBdr>
       <w:tabs>
         <w:tab w:val="left" w:pos="335"/>
@@ -10190,65 +9945,39 @@
       </w:tabs>
       <w:jc w:val="right"/>
       <w:rPr>
-        <w:rFonts w:hint="eastAsia" w:eastAsiaTheme="minorEastAsia"/>
+        <w:rFonts w:eastAsiaTheme="minorEastAsia" w:hint="eastAsia"/>
         <w:lang w:eastAsia="zh-CN"/>
       </w:rPr>
     </w:pPr>
     <w:r>
       <w:rPr>
-        <w:rFonts w:hint="eastAsia" w:eastAsiaTheme="minorEastAsia"/>
+        <w:rFonts w:eastAsiaTheme="minorEastAsia" w:hint="eastAsia"/>
         <w:lang w:val="en-US" w:eastAsia="zh-CN"/>
       </w:rPr>
       <w:tab/>
       <w:tab/>
       <w:t>重庆市鹧鸪哨信息技术有限责任公司</w:t>
     </w:r>
-    <w:r>
-      <w:rPr>
-        <w:rFonts w:hint="eastAsia" w:eastAsiaTheme="minorEastAsia"/>
-        <w:lang w:val="en-US" w:eastAsia="zh-CN"/>
-      </w:rPr>
-    </w:r>
-    <w:r>
-      <w:rPr>
-        <w:rFonts w:hint="eastAsia" w:eastAsiaTheme="minorEastAsia"/>
-        <w:lang w:val="en-US" w:eastAsia="zh-CN"/>
-      </w:rPr>
-    </w:r>
-  </w:p>
-</w:hdr>
-</file>
-
-<file path=word/header2.xml><?xml version="1.0" encoding="utf-8"?>
-<w:hdr xmlns:m="http://schemas.openxmlformats.org/officeDocument/2006/math" xmlns:mc="http://schemas.openxmlformats.org/markup-compatibility/2006" xmlns:mo="http://schemas.microsoft.com/office/mac/office/2008/main" xmlns:mv="urn:schemas-microsoft-com:mac:vml" xmlns:o="urn:schemas-microsoft-com:office:office" xmlns:r="http://schemas.openxmlformats.org/officeDocument/2006/relationships" xmlns:v="urn:schemas-microsoft-com:vml" xmlns:w10="urn:schemas-microsoft-com:office:word" xmlns:w14="http://schemas.microsoft.com/office/word/2010/wordml" xmlns:w="http://schemas.openxmlformats.org/wordprocessingml/2006/main" xmlns:wne="http://schemas.microsoft.com/office/word/2006/wordml" xmlns:wp14="http://schemas.microsoft.com/office/word/2010/wordprocessingDrawing" xmlns:wp="http://schemas.openxmlformats.org/drawingml/2006/wordprocessingDrawing" xmlns:wpc="http://schemas.microsoft.com/office/word/2010/wordprocessingCanvas" xmlns:wpg="http://schemas.microsoft.com/office/word/2010/wordprocessingGroup" xmlns:wpi="http://schemas.microsoft.com/office/word/2010/wordprocessingInk" xmlns:wps="http://schemas.microsoft.com/office/word/2010/wordprocessingShape" mc:Ignorable="w14 wp14">
-  <w:p>
-    <w:pPr>
-      <w:pStyle w:val="Header"/>
-    </w:pPr>
   </w:p>
 </w:hdr>
 </file>
 
 <file path=word/header3.xml><?xml version="1.0" encoding="utf-8"?>
-<w:hdr xmlns:m="http://schemas.openxmlformats.org/officeDocument/2006/math" xmlns:mc="http://schemas.openxmlformats.org/markup-compatibility/2006" xmlns:mo="http://schemas.microsoft.com/office/mac/office/2008/main" xmlns:mv="urn:schemas-microsoft-com:mac:vml" xmlns:o="urn:schemas-microsoft-com:office:office" xmlns:r="http://schemas.openxmlformats.org/officeDocument/2006/relationships" xmlns:v="urn:schemas-microsoft-com:vml" xmlns:w10="urn:schemas-microsoft-com:office:word" xmlns:w14="http://schemas.microsoft.com/office/word/2010/wordml" xmlns:w="http://schemas.openxmlformats.org/wordprocessingml/2006/main" xmlns:wne="http://schemas.microsoft.com/office/word/2006/wordml" xmlns:wp14="http://schemas.microsoft.com/office/word/2010/wordprocessingDrawing" xmlns:wp="http://schemas.openxmlformats.org/drawingml/2006/wordprocessingDrawing" xmlns:wpc="http://schemas.microsoft.com/office/word/2010/wordprocessingCanvas" xmlns:wpg="http://schemas.microsoft.com/office/word/2010/wordprocessingGroup" xmlns:wpi="http://schemas.microsoft.com/office/word/2010/wordprocessingInk" xmlns:wps="http://schemas.microsoft.com/office/word/2010/wordprocessingShape" mc:Ignorable="w14 wp14">
-  <w:p>
-    <w:pPr>
-      <w:pStyle w:val="Header"/>
-    </w:pPr>
-  </w:p>
+<w:hdr xmlns:wpc="http://schemas.microsoft.com/office/word/2010/wordprocessingCanvas" xmlns:mc="http://schemas.openxmlformats.org/markup-compatibility/2006" xmlns:o="urn:schemas-microsoft-com:office:office" xmlns:r="http://schemas.openxmlformats.org/officeDocument/2006/relationships" xmlns:m="http://schemas.openxmlformats.org/officeDocument/2006/math" xmlns:v="urn:schemas-microsoft-com:vml" xmlns:wp14="http://schemas.microsoft.com/office/word/2010/wordprocessingDrawing" xmlns:wp="http://schemas.openxmlformats.org/drawingml/2006/wordprocessingDrawing" xmlns:w10="urn:schemas-microsoft-com:office:word" xmlns:w="http://schemas.openxmlformats.org/wordprocessingml/2006/main" xmlns:w14="http://schemas.microsoft.com/office/word/2010/wordml" xmlns:w15="http://schemas.microsoft.com/office/word/2012/wordml" xmlns:wne="http://schemas.microsoft.com/office/word/2006/wordml" xmlns:wpg="http://schemas.microsoft.com/office/word/2010/wordprocessingGroup" xmlns:wpi="http://schemas.microsoft.com/office/word/2010/wordprocessingInk" xmlns:wps="http://schemas.microsoft.com/office/word/2010/wordprocessingShape" mc:Ignorable="w14 w15 wp14">
+  <w:p/>
 </w:hdr>
 </file>
 
 <file path=word/numbering.xml><?xml version="1.0" encoding="utf-8"?>
-<w:numbering xmlns:wpc="http://schemas.microsoft.com/office/word/2010/wordprocessingCanvas" xmlns:mc="http://schemas.openxmlformats.org/markup-compatibility/2006" xmlns:o="urn:schemas-microsoft-com:office:office" xmlns:r="http://schemas.openxmlformats.org/officeDocument/2006/relationships" xmlns:m="http://schemas.openxmlformats.org/officeDocument/2006/math" xmlns:v="urn:schemas-microsoft-com:vml" xmlns:wp14="http://schemas.microsoft.com/office/word/2010/wordprocessingDrawing" xmlns:wp="http://schemas.openxmlformats.org/drawingml/2006/wordprocessingDrawing" xmlns:w10="urn:schemas-microsoft-com:office:word" xmlns:w="http://schemas.openxmlformats.org/wordprocessingml/2006/main" xmlns:w14="http://schemas.microsoft.com/office/word/2010/wordml" xmlns:wpg="http://schemas.microsoft.com/office/word/2010/wordprocessingGroup" xmlns:wpi="http://schemas.microsoft.com/office/word/2010/wordprocessingInk" xmlns:wne="http://schemas.microsoft.com/office/word/2006/wordml" xmlns:wps="http://schemas.microsoft.com/office/word/2010/wordprocessingShape" xmlns:wpsCustomData="http://www.wps.cn/officeDocument/2013/wpsCustomData" mc:Ignorable="w14 wp14">
+<w:numbering xmlns:wpc="http://schemas.microsoft.com/office/word/2010/wordprocessingCanvas" xmlns:mc="http://schemas.openxmlformats.org/markup-compatibility/2006" xmlns:o="urn:schemas-microsoft-com:office:office" xmlns:r="http://schemas.openxmlformats.org/officeDocument/2006/relationships" xmlns:m="http://schemas.openxmlformats.org/officeDocument/2006/math" xmlns:v="urn:schemas-microsoft-com:vml" xmlns:wp14="http://schemas.microsoft.com/office/word/2010/wordprocessingDrawing" xmlns:wp="http://schemas.openxmlformats.org/drawingml/2006/wordprocessingDrawing" xmlns:w10="urn:schemas-microsoft-com:office:word" xmlns:w="http://schemas.openxmlformats.org/wordprocessingml/2006/main" xmlns:w14="http://schemas.microsoft.com/office/word/2010/wordml" xmlns:w15="http://schemas.microsoft.com/office/word/2012/wordml" xmlns:wne="http://schemas.microsoft.com/office/word/2006/wordml" xmlns:wpg="http://schemas.microsoft.com/office/word/2010/wordprocessingGroup" xmlns:wpi="http://schemas.microsoft.com/office/word/2010/wordprocessingInk" xmlns:wps="http://schemas.microsoft.com/office/word/2010/wordprocessingShape" mc:Ignorable="w14 w15 wp14">
   <w:abstractNum w:abstractNumId="0">
     <w:nsid w:val="8E964DCE"/>
     <w:multiLevelType w:val="multilevel"/>
     <w:tmpl w:val="8E964DCE"/>
-    <w:lvl w:ilvl="0" w:tentative="0">
+    <w:lvl w:ilvl="0">
       <w:start w:val="1"/>
       <w:numFmt w:val="decimal"/>
-      <w:pStyle w:val="2"/>
+      <w:pStyle w:val="Heading1"/>
       <w:lvlText w:val="%1."/>
       <w:lvlJc w:val="left"/>
       <w:pPr>
@@ -10258,10 +9987,10 @@
         <w:rFonts w:hint="default"/>
       </w:rPr>
     </w:lvl>
-    <w:lvl w:ilvl="1" w:tentative="0">
+    <w:lvl w:ilvl="1">
       <w:start w:val="1"/>
       <w:numFmt w:val="decimal"/>
-      <w:pStyle w:val="3"/>
+      <w:pStyle w:val="Heading2"/>
       <w:lvlText w:val="%1.%2."/>
       <w:lvlJc w:val="left"/>
       <w:pPr>
@@ -10271,10 +10000,10 @@
         <w:rFonts w:hint="default"/>
       </w:rPr>
     </w:lvl>
-    <w:lvl w:ilvl="2" w:tentative="0">
+    <w:lvl w:ilvl="2">
       <w:start w:val="1"/>
       <w:numFmt w:val="decimal"/>
-      <w:pStyle w:val="4"/>
+      <w:pStyle w:val="Heading3"/>
       <w:lvlText w:val="%1.%2.%3."/>
       <w:lvlJc w:val="left"/>
       <w:pPr>
@@ -10284,10 +10013,10 @@
         <w:rFonts w:hint="default"/>
       </w:rPr>
     </w:lvl>
-    <w:lvl w:ilvl="3" w:tentative="0">
+    <w:lvl w:ilvl="3">
       <w:start w:val="1"/>
       <w:numFmt w:val="decimal"/>
-      <w:pStyle w:val="5"/>
+      <w:pStyle w:val="Heading4"/>
       <w:lvlText w:val="%1.%2.%3.%4."/>
       <w:lvlJc w:val="left"/>
       <w:pPr>
@@ -10297,10 +10026,10 @@
         <w:rFonts w:hint="default"/>
       </w:rPr>
     </w:lvl>
-    <w:lvl w:ilvl="4" w:tentative="0">
+    <w:lvl w:ilvl="4">
       <w:start w:val="1"/>
       <w:numFmt w:val="decimal"/>
-      <w:pStyle w:val="6"/>
+      <w:pStyle w:val="Heading5"/>
       <w:lvlText w:val="%1.%2.%3.%4.%5."/>
       <w:lvlJc w:val="left"/>
       <w:pPr>
@@ -10310,10 +10039,10 @@
         <w:rFonts w:hint="default"/>
       </w:rPr>
     </w:lvl>
-    <w:lvl w:ilvl="5" w:tentative="0">
+    <w:lvl w:ilvl="5">
       <w:start w:val="1"/>
       <w:numFmt w:val="decimal"/>
-      <w:pStyle w:val="7"/>
+      <w:pStyle w:val="Heading6"/>
       <w:lvlText w:val="%1.%2.%3.%4.%5.%6."/>
       <w:lvlJc w:val="left"/>
       <w:pPr>
@@ -10323,10 +10052,10 @@
         <w:rFonts w:hint="default"/>
       </w:rPr>
     </w:lvl>
-    <w:lvl w:ilvl="6" w:tentative="0">
+    <w:lvl w:ilvl="6">
       <w:start w:val="1"/>
       <w:numFmt w:val="decimal"/>
-      <w:pStyle w:val="8"/>
+      <w:pStyle w:val="Heading7"/>
       <w:lvlText w:val="%1.%2.%3.%4.%5.%6.%7."/>
       <w:lvlJc w:val="left"/>
       <w:pPr>
@@ -10336,10 +10065,10 @@
         <w:rFonts w:hint="default"/>
       </w:rPr>
     </w:lvl>
-    <w:lvl w:ilvl="7" w:tentative="0">
+    <w:lvl w:ilvl="7">
       <w:start w:val="1"/>
       <w:numFmt w:val="decimal"/>
-      <w:pStyle w:val="9"/>
+      <w:pStyle w:val="Heading8"/>
       <w:lvlText w:val="%1.%2.%3.%4.%5.%6.%7.%8."/>
       <w:lvlJc w:val="left"/>
       <w:pPr>
@@ -10349,10 +10078,10 @@
         <w:rFonts w:hint="default"/>
       </w:rPr>
     </w:lvl>
-    <w:lvl w:ilvl="8" w:tentative="0">
+    <w:lvl w:ilvl="8">
       <w:start w:val="1"/>
       <w:numFmt w:val="decimal"/>
-      <w:pStyle w:val="10"/>
+      <w:pStyle w:val="Heading9"/>
       <w:lvlText w:val="%1.%2.%3.%4.%5.%6.%7.%8.%9."/>
       <w:lvlJc w:val="left"/>
       <w:pPr>
@@ -10370,269 +10099,267 @@
 </file>
 
 <file path=word/styles.xml><?xml version="1.0" encoding="utf-8"?>
-<w:styles xmlns:mc="http://schemas.openxmlformats.org/markup-compatibility/2006" xmlns:o="urn:schemas-microsoft-com:office:office" xmlns:r="http://schemas.openxmlformats.org/officeDocument/2006/relationships" xmlns:m="http://schemas.openxmlformats.org/officeDocument/2006/math" xmlns:v="urn:schemas-microsoft-com:vml" xmlns:w="http://schemas.openxmlformats.org/wordprocessingml/2006/main" xmlns:w14="http://schemas.microsoft.com/office/word/2010/wordml" xmlns:w10="urn:schemas-microsoft-com:office:word" xmlns:sl="http://schemas.openxmlformats.org/schemaLibrary/2006/main" xmlns:wpsCustomData="http://www.wps.cn/officeDocument/2013/wpsCustomData" mc:Ignorable="w14">
+<w:styles xmlns:mc="http://schemas.openxmlformats.org/markup-compatibility/2006" xmlns:r="http://schemas.openxmlformats.org/officeDocument/2006/relationships" xmlns:w="http://schemas.openxmlformats.org/wordprocessingml/2006/main" xmlns:w14="http://schemas.microsoft.com/office/word/2010/wordml" xmlns:w15="http://schemas.microsoft.com/office/word/2012/wordml" mc:Ignorable="w14 w15">
   <w:docDefaults>
     <w:rPrDefault>
       <w:rPr>
-        <w:rFonts w:ascii="Times New Roman" w:hAnsi="Times New Roman" w:eastAsia="宋体" w:cs="Times New Roman"/>
+        <w:rFonts w:ascii="Times New Roman" w:eastAsia="宋体" w:hAnsi="Times New Roman" w:cs="Times New Roman"/>
       </w:rPr>
     </w:rPrDefault>
     <w:pPrDefault/>
   </w:docDefaults>
-  <w:latentStyles w:count="260" w:defQFormat="0" w:defUnhideWhenUsed="1" w:defSemiHidden="1" w:defUIPriority="99" w:defLockedState="0">
-    <w:lsdException w:qFormat="1" w:unhideWhenUsed="0" w:uiPriority="0" w:semiHidden="0" w:name="Normal"/>
-    <w:lsdException w:qFormat="1" w:unhideWhenUsed="0" w:uiPriority="0" w:semiHidden="0" w:name="heading 1"/>
-    <w:lsdException w:qFormat="1" w:uiPriority="0" w:semiHidden="0" w:name="heading 2"/>
-    <w:lsdException w:qFormat="1" w:uiPriority="0" w:name="heading 3"/>
-    <w:lsdException w:qFormat="1" w:uiPriority="0" w:semiHidden="0" w:name="heading 4"/>
-    <w:lsdException w:qFormat="1" w:uiPriority="0" w:name="heading 5"/>
-    <w:lsdException w:qFormat="1" w:uiPriority="0" w:name="heading 6"/>
-    <w:lsdException w:qFormat="1" w:uiPriority="0" w:name="heading 7"/>
-    <w:lsdException w:qFormat="1" w:uiPriority="0" w:name="heading 8"/>
-    <w:lsdException w:qFormat="1" w:uiPriority="0" w:name="heading 9"/>
-    <w:lsdException w:unhideWhenUsed="0" w:uiPriority="0" w:semiHidden="0" w:name="index 1"/>
-    <w:lsdException w:unhideWhenUsed="0" w:uiPriority="0" w:semiHidden="0" w:name="index 2"/>
-    <w:lsdException w:unhideWhenUsed="0" w:uiPriority="0" w:semiHidden="0" w:name="index 3"/>
-    <w:lsdException w:unhideWhenUsed="0" w:uiPriority="0" w:semiHidden="0" w:name="index 4"/>
-    <w:lsdException w:unhideWhenUsed="0" w:uiPriority="0" w:semiHidden="0" w:name="index 5"/>
-    <w:lsdException w:unhideWhenUsed="0" w:uiPriority="0" w:semiHidden="0" w:name="index 6"/>
-    <w:lsdException w:unhideWhenUsed="0" w:uiPriority="0" w:semiHidden="0" w:name="index 7"/>
-    <w:lsdException w:unhideWhenUsed="0" w:uiPriority="0" w:semiHidden="0" w:name="index 8"/>
-    <w:lsdException w:unhideWhenUsed="0" w:uiPriority="0" w:semiHidden="0" w:name="index 9"/>
-    <w:lsdException w:qFormat="1" w:unhideWhenUsed="0" w:uiPriority="0" w:semiHidden="0" w:name="toc 1"/>
-    <w:lsdException w:qFormat="1" w:unhideWhenUsed="0" w:uiPriority="0" w:semiHidden="0" w:name="toc 2"/>
-    <w:lsdException w:qFormat="1" w:unhideWhenUsed="0" w:uiPriority="0" w:semiHidden="0" w:name="toc 3"/>
-    <w:lsdException w:unhideWhenUsed="0" w:uiPriority="0" w:semiHidden="0" w:name="toc 4"/>
-    <w:lsdException w:unhideWhenUsed="0" w:uiPriority="0" w:semiHidden="0" w:name="toc 5"/>
-    <w:lsdException w:unhideWhenUsed="0" w:uiPriority="0" w:semiHidden="0" w:name="toc 6"/>
-    <w:lsdException w:unhideWhenUsed="0" w:uiPriority="0" w:semiHidden="0" w:name="toc 7"/>
-    <w:lsdException w:unhideWhenUsed="0" w:uiPriority="0" w:semiHidden="0" w:name="toc 8"/>
-    <w:lsdException w:unhideWhenUsed="0" w:uiPriority="0" w:semiHidden="0" w:name="toc 9"/>
-    <w:lsdException w:unhideWhenUsed="0" w:uiPriority="0" w:semiHidden="0" w:name="Normal Indent"/>
-    <w:lsdException w:unhideWhenUsed="0" w:uiPriority="0" w:semiHidden="0" w:name="footnote text"/>
-    <w:lsdException w:qFormat="1" w:unhideWhenUsed="0" w:uiPriority="0" w:semiHidden="0" w:name="annotation text"/>
-    <w:lsdException w:qFormat="1" w:unhideWhenUsed="0" w:uiPriority="0" w:semiHidden="0" w:name="header"/>
-    <w:lsdException w:qFormat="1" w:unhideWhenUsed="0" w:uiPriority="0" w:semiHidden="0" w:name="footer"/>
-    <w:lsdException w:unhideWhenUsed="0" w:uiPriority="0" w:semiHidden="0" w:name="index heading"/>
-    <w:lsdException w:qFormat="1" w:uiPriority="0" w:name="caption"/>
-    <w:lsdException w:unhideWhenUsed="0" w:uiPriority="0" w:semiHidden="0" w:name="table of figures"/>
-    <w:lsdException w:unhideWhenUsed="0" w:uiPriority="0" w:semiHidden="0" w:name="envelope address"/>
-    <w:lsdException w:unhideWhenUsed="0" w:uiPriority="0" w:semiHidden="0" w:name="envelope return"/>
-    <w:lsdException w:unhideWhenUsed="0" w:uiPriority="0" w:semiHidden="0" w:name="footnote reference"/>
-    <w:lsdException w:unhideWhenUsed="0" w:uiPriority="0" w:semiHidden="0" w:name="annotation reference"/>
-    <w:lsdException w:unhideWhenUsed="0" w:uiPriority="0" w:semiHidden="0" w:name="line number"/>
-    <w:lsdException w:unhideWhenUsed="0" w:uiPriority="0" w:semiHidden="0" w:name="page number"/>
-    <w:lsdException w:unhideWhenUsed="0" w:uiPriority="0" w:semiHidden="0" w:name="endnote reference"/>
-    <w:lsdException w:unhideWhenUsed="0" w:uiPriority="0" w:semiHidden="0" w:name="endnote text"/>
-    <w:lsdException w:unhideWhenUsed="0" w:uiPriority="0" w:semiHidden="0" w:name="table of authorities"/>
-    <w:lsdException w:unhideWhenUsed="0" w:uiPriority="0" w:semiHidden="0" w:name="macro"/>
-    <w:lsdException w:unhideWhenUsed="0" w:uiPriority="0" w:semiHidden="0" w:name="toa heading"/>
-    <w:lsdException w:unhideWhenUsed="0" w:uiPriority="0" w:semiHidden="0" w:name="List"/>
-    <w:lsdException w:unhideWhenUsed="0" w:uiPriority="0" w:semiHidden="0" w:name="List Bullet"/>
-    <w:lsdException w:unhideWhenUsed="0" w:uiPriority="0" w:semiHidden="0" w:name="List Number"/>
-    <w:lsdException w:unhideWhenUsed="0" w:uiPriority="0" w:semiHidden="0" w:name="List 2"/>
-    <w:lsdException w:unhideWhenUsed="0" w:uiPriority="0" w:semiHidden="0" w:name="List 3"/>
-    <w:lsdException w:unhideWhenUsed="0" w:uiPriority="0" w:semiHidden="0" w:name="List 4"/>
-    <w:lsdException w:unhideWhenUsed="0" w:uiPriority="0" w:semiHidden="0" w:name="List 5"/>
-    <w:lsdException w:unhideWhenUsed="0" w:uiPriority="0" w:semiHidden="0" w:name="List Bullet 2"/>
-    <w:lsdException w:unhideWhenUsed="0" w:uiPriority="0" w:semiHidden="0" w:name="List Bullet 3"/>
-    <w:lsdException w:unhideWhenUsed="0" w:uiPriority="0" w:semiHidden="0" w:name="List Bullet 4"/>
-    <w:lsdException w:unhideWhenUsed="0" w:uiPriority="0" w:semiHidden="0" w:name="List Bullet 5"/>
-    <w:lsdException w:unhideWhenUsed="0" w:uiPriority="0" w:semiHidden="0" w:name="List Number 2"/>
-    <w:lsdException w:unhideWhenUsed="0" w:uiPriority="0" w:semiHidden="0" w:name="List Number 3"/>
-    <w:lsdException w:unhideWhenUsed="0" w:uiPriority="0" w:semiHidden="0" w:name="List Number 4"/>
-    <w:lsdException w:unhideWhenUsed="0" w:uiPriority="0" w:semiHidden="0" w:name="List Number 5"/>
-    <w:lsdException w:qFormat="1" w:unhideWhenUsed="0" w:uiPriority="0" w:semiHidden="0" w:name="Title"/>
-    <w:lsdException w:unhideWhenUsed="0" w:uiPriority="0" w:semiHidden="0" w:name="Closing"/>
-    <w:lsdException w:unhideWhenUsed="0" w:uiPriority="0" w:semiHidden="0" w:name="Signature"/>
-    <w:lsdException w:qFormat="1" w:unhideWhenUsed="0" w:uiPriority="0" w:name="Default Paragraph Font"/>
-    <w:lsdException w:qFormat="1" w:unhideWhenUsed="0" w:uiPriority="0" w:name="Body Text"/>
-    <w:lsdException w:unhideWhenUsed="0" w:uiPriority="0" w:semiHidden="0" w:name="Body Text Indent"/>
-    <w:lsdException w:unhideWhenUsed="0" w:uiPriority="0" w:semiHidden="0" w:name="List Continue"/>
-    <w:lsdException w:unhideWhenUsed="0" w:uiPriority="0" w:semiHidden="0" w:name="List Continue 2"/>
-    <w:lsdException w:unhideWhenUsed="0" w:uiPriority="0" w:semiHidden="0" w:name="List Continue 3"/>
-    <w:lsdException w:unhideWhenUsed="0" w:uiPriority="0" w:semiHidden="0" w:name="List Continue 4"/>
-    <w:lsdException w:unhideWhenUsed="0" w:uiPriority="0" w:semiHidden="0" w:name="List Continue 5"/>
-    <w:lsdException w:unhideWhenUsed="0" w:uiPriority="0" w:semiHidden="0" w:name="Message Header"/>
-    <w:lsdException w:qFormat="1" w:unhideWhenUsed="0" w:uiPriority="0" w:semiHidden="0" w:name="Subtitle"/>
-    <w:lsdException w:unhideWhenUsed="0" w:uiPriority="0" w:semiHidden="0" w:name="Salutation"/>
-    <w:lsdException w:unhideWhenUsed="0" w:uiPriority="0" w:semiHidden="0" w:name="Date"/>
-    <w:lsdException w:unhideWhenUsed="0" w:uiPriority="0" w:semiHidden="0" w:name="Body Text First Indent"/>
-    <w:lsdException w:unhideWhenUsed="0" w:uiPriority="0" w:semiHidden="0" w:name="Body Text First Indent 2"/>
-    <w:lsdException w:uiPriority="99" w:name="Note Heading"/>
-    <w:lsdException w:unhideWhenUsed="0" w:uiPriority="0" w:semiHidden="0" w:name="Body Text 2"/>
-    <w:lsdException w:unhideWhenUsed="0" w:uiPriority="0" w:semiHidden="0" w:name="Body Text 3"/>
-    <w:lsdException w:unhideWhenUsed="0" w:uiPriority="0" w:semiHidden="0" w:name="Body Text Indent 2"/>
-    <w:lsdException w:unhideWhenUsed="0" w:uiPriority="0" w:semiHidden="0" w:name="Body Text Indent 3"/>
-    <w:lsdException w:unhideWhenUsed="0" w:uiPriority="0" w:semiHidden="0" w:name="Block Text"/>
-    <w:lsdException w:unhideWhenUsed="0" w:uiPriority="0" w:semiHidden="0" w:name="Hyperlink"/>
-    <w:lsdException w:unhideWhenUsed="0" w:uiPriority="0" w:semiHidden="0" w:name="FollowedHyperlink"/>
-    <w:lsdException w:qFormat="1" w:unhideWhenUsed="0" w:uiPriority="0" w:semiHidden="0" w:name="Strong"/>
-    <w:lsdException w:qFormat="1" w:unhideWhenUsed="0" w:uiPriority="0" w:semiHidden="0" w:name="Emphasis"/>
-    <w:lsdException w:unhideWhenUsed="0" w:uiPriority="0" w:semiHidden="0" w:name="Document Map"/>
-    <w:lsdException w:unhideWhenUsed="0" w:uiPriority="0" w:semiHidden="0" w:name="Plain Text"/>
-    <w:lsdException w:unhideWhenUsed="0" w:uiPriority="0" w:semiHidden="0" w:name="E-mail Signature"/>
-    <w:lsdException w:qFormat="1" w:unhideWhenUsed="0" w:uiPriority="0" w:semiHidden="0" w:name="Normal (Web)"/>
-    <w:lsdException w:unhideWhenUsed="0" w:uiPriority="0" w:semiHidden="0" w:name="HTML Acronym"/>
-    <w:lsdException w:unhideWhenUsed="0" w:uiPriority="0" w:semiHidden="0" w:name="HTML Address"/>
-    <w:lsdException w:unhideWhenUsed="0" w:uiPriority="0" w:semiHidden="0" w:name="HTML Cite"/>
-    <w:lsdException w:unhideWhenUsed="0" w:uiPriority="0" w:semiHidden="0" w:name="HTML Code"/>
-    <w:lsdException w:unhideWhenUsed="0" w:uiPriority="0" w:semiHidden="0" w:name="HTML Definition"/>
-    <w:lsdException w:unhideWhenUsed="0" w:uiPriority="0" w:semiHidden="0" w:name="HTML Keyboard"/>
-    <w:lsdException w:unhideWhenUsed="0" w:uiPriority="0" w:semiHidden="0" w:name="HTML Preformatted"/>
-    <w:lsdException w:unhideWhenUsed="0" w:uiPriority="0" w:semiHidden="0" w:name="HTML Sample"/>
-    <w:lsdException w:unhideWhenUsed="0" w:uiPriority="0" w:semiHidden="0" w:name="HTML Typewriter"/>
-    <w:lsdException w:unhideWhenUsed="0" w:uiPriority="0" w:semiHidden="0" w:name="HTML Variable"/>
-    <w:lsdException w:qFormat="1" w:unhideWhenUsed="0" w:uiPriority="0" w:name="Normal Table"/>
-    <w:lsdException w:unhideWhenUsed="0" w:uiPriority="0" w:semiHidden="0" w:name="annotation subject"/>
-    <w:lsdException w:unhideWhenUsed="0" w:uiPriority="0" w:semiHidden="0" w:name="Table Simple 1"/>
-    <w:lsdException w:unhideWhenUsed="0" w:uiPriority="0" w:semiHidden="0" w:name="Table Simple 2"/>
-    <w:lsdException w:unhideWhenUsed="0" w:uiPriority="0" w:semiHidden="0" w:name="Table Simple 3"/>
-    <w:lsdException w:unhideWhenUsed="0" w:uiPriority="0" w:semiHidden="0" w:name="Table Classic 1"/>
-    <w:lsdException w:unhideWhenUsed="0" w:uiPriority="0" w:semiHidden="0" w:name="Table Classic 2"/>
-    <w:lsdException w:unhideWhenUsed="0" w:uiPriority="0" w:semiHidden="0" w:name="Table Classic 3"/>
-    <w:lsdException w:unhideWhenUsed="0" w:uiPriority="0" w:semiHidden="0" w:name="Table Classic 4"/>
-    <w:lsdException w:unhideWhenUsed="0" w:uiPriority="0" w:semiHidden="0" w:name="Table Colorful 1"/>
-    <w:lsdException w:unhideWhenUsed="0" w:uiPriority="0" w:semiHidden="0" w:name="Table Colorful 2"/>
-    <w:lsdException w:unhideWhenUsed="0" w:uiPriority="0" w:semiHidden="0" w:name="Table Colorful 3"/>
-    <w:lsdException w:unhideWhenUsed="0" w:uiPriority="0" w:semiHidden="0" w:name="Table Columns 1"/>
-    <w:lsdException w:unhideWhenUsed="0" w:uiPriority="0" w:semiHidden="0" w:name="Table Columns 2"/>
-    <w:lsdException w:unhideWhenUsed="0" w:uiPriority="0" w:semiHidden="0" w:name="Table Columns 3"/>
-    <w:lsdException w:unhideWhenUsed="0" w:uiPriority="0" w:semiHidden="0" w:name="Table Columns 4"/>
-    <w:lsdException w:unhideWhenUsed="0" w:uiPriority="0" w:semiHidden="0" w:name="Table Columns 5"/>
-    <w:lsdException w:unhideWhenUsed="0" w:uiPriority="0" w:semiHidden="0" w:name="Table Grid 1"/>
-    <w:lsdException w:unhideWhenUsed="0" w:uiPriority="0" w:semiHidden="0" w:name="Table Grid 2"/>
-    <w:lsdException w:unhideWhenUsed="0" w:uiPriority="0" w:semiHidden="0" w:name="Table Grid 3"/>
-    <w:lsdException w:unhideWhenUsed="0" w:uiPriority="0" w:semiHidden="0" w:name="Table Grid 4"/>
-    <w:lsdException w:unhideWhenUsed="0" w:uiPriority="0" w:semiHidden="0" w:name="Table Grid 5"/>
-    <w:lsdException w:unhideWhenUsed="0" w:uiPriority="0" w:semiHidden="0" w:name="Table Grid 6"/>
-    <w:lsdException w:unhideWhenUsed="0" w:uiPriority="0" w:semiHidden="0" w:name="Table Grid 7"/>
-    <w:lsdException w:unhideWhenUsed="0" w:uiPriority="0" w:semiHidden="0" w:name="Table Grid 8"/>
-    <w:lsdException w:unhideWhenUsed="0" w:uiPriority="0" w:semiHidden="0" w:name="Table List 1"/>
-    <w:lsdException w:unhideWhenUsed="0" w:uiPriority="0" w:semiHidden="0" w:name="Table List 2"/>
-    <w:lsdException w:unhideWhenUsed="0" w:uiPriority="0" w:semiHidden="0" w:name="Table List 3"/>
-    <w:lsdException w:unhideWhenUsed="0" w:uiPriority="0" w:semiHidden="0" w:name="Table List 4"/>
-    <w:lsdException w:unhideWhenUsed="0" w:uiPriority="0" w:semiHidden="0" w:name="Table List 5"/>
-    <w:lsdException w:unhideWhenUsed="0" w:uiPriority="0" w:semiHidden="0" w:name="Table List 6"/>
-    <w:lsdException w:unhideWhenUsed="0" w:uiPriority="0" w:semiHidden="0" w:name="Table List 7"/>
-    <w:lsdException w:unhideWhenUsed="0" w:uiPriority="0" w:semiHidden="0" w:name="Table List 8"/>
-    <w:lsdException w:unhideWhenUsed="0" w:uiPriority="0" w:semiHidden="0" w:name="Table 3D effects 1"/>
-    <w:lsdException w:unhideWhenUsed="0" w:uiPriority="0" w:semiHidden="0" w:name="Table 3D effects 2"/>
-    <w:lsdException w:unhideWhenUsed="0" w:uiPriority="0" w:semiHidden="0" w:name="Table 3D effects 3"/>
-    <w:lsdException w:unhideWhenUsed="0" w:uiPriority="0" w:semiHidden="0" w:name="Table Contemporary"/>
-    <w:lsdException w:unhideWhenUsed="0" w:uiPriority="0" w:semiHidden="0" w:name="Table Elegant"/>
-    <w:lsdException w:unhideWhenUsed="0" w:uiPriority="0" w:semiHidden="0" w:name="Table Professional"/>
-    <w:lsdException w:unhideWhenUsed="0" w:uiPriority="0" w:semiHidden="0" w:name="Table Subtle 1"/>
-    <w:lsdException w:unhideWhenUsed="0" w:uiPriority="0" w:semiHidden="0" w:name="Table Subtle 2"/>
-    <w:lsdException w:unhideWhenUsed="0" w:uiPriority="0" w:semiHidden="0" w:name="Table Web 1"/>
-    <w:lsdException w:unhideWhenUsed="0" w:uiPriority="0" w:semiHidden="0" w:name="Table Web 2"/>
-    <w:lsdException w:unhideWhenUsed="0" w:uiPriority="0" w:semiHidden="0" w:name="Table Web 3"/>
-    <w:lsdException w:unhideWhenUsed="0" w:uiPriority="0" w:semiHidden="0" w:name="Balloon Text"/>
-    <w:lsdException w:qFormat="1" w:unhideWhenUsed="0" w:uiPriority="0" w:semiHidden="0" w:name="Table Grid"/>
-    <w:lsdException w:unhideWhenUsed="0" w:uiPriority="0" w:semiHidden="0" w:name="Table Theme"/>
-    <w:lsdException w:unhideWhenUsed="0" w:uiPriority="60" w:semiHidden="0" w:name="Light Shading"/>
-    <w:lsdException w:unhideWhenUsed="0" w:uiPriority="61" w:semiHidden="0" w:name="Light List"/>
-    <w:lsdException w:unhideWhenUsed="0" w:uiPriority="62" w:semiHidden="0" w:name="Light Grid"/>
-    <w:lsdException w:unhideWhenUsed="0" w:uiPriority="63" w:semiHidden="0" w:name="Medium Shading 1"/>
-    <w:lsdException w:unhideWhenUsed="0" w:uiPriority="64" w:semiHidden="0" w:name="Medium Shading 2"/>
-    <w:lsdException w:unhideWhenUsed="0" w:uiPriority="65" w:semiHidden="0" w:name="Medium List 1"/>
-    <w:lsdException w:unhideWhenUsed="0" w:uiPriority="66" w:semiHidden="0" w:name="Medium List 2"/>
-    <w:lsdException w:unhideWhenUsed="0" w:uiPriority="67" w:semiHidden="0" w:name="Medium Grid 1"/>
-    <w:lsdException w:unhideWhenUsed="0" w:uiPriority="68" w:semiHidden="0" w:name="Medium Grid 2"/>
-    <w:lsdException w:unhideWhenUsed="0" w:uiPriority="69" w:semiHidden="0" w:name="Medium Grid 3"/>
-    <w:lsdException w:unhideWhenUsed="0" w:uiPriority="70" w:semiHidden="0" w:name="Dark List"/>
-    <w:lsdException w:unhideWhenUsed="0" w:uiPriority="71" w:semiHidden="0" w:name="Colorful Shading"/>
-    <w:lsdException w:unhideWhenUsed="0" w:uiPriority="72" w:semiHidden="0" w:name="Colorful List"/>
-    <w:lsdException w:unhideWhenUsed="0" w:uiPriority="73" w:semiHidden="0" w:name="Colorful Grid"/>
-    <w:lsdException w:unhideWhenUsed="0" w:uiPriority="60" w:semiHidden="0" w:name="Light Shading Accent 1"/>
-    <w:lsdException w:unhideWhenUsed="0" w:uiPriority="61" w:semiHidden="0" w:name="Light List Accent 1"/>
-    <w:lsdException w:unhideWhenUsed="0" w:uiPriority="62" w:semiHidden="0" w:name="Light Grid Accent 1"/>
-    <w:lsdException w:unhideWhenUsed="0" w:uiPriority="63" w:semiHidden="0" w:name="Medium Shading 1 Accent 1"/>
-    <w:lsdException w:unhideWhenUsed="0" w:uiPriority="64" w:semiHidden="0" w:name="Medium Shading 2 Accent 1"/>
-    <w:lsdException w:unhideWhenUsed="0" w:uiPriority="65" w:semiHidden="0" w:name="Medium List 1 Accent 1"/>
-    <w:lsdException w:unhideWhenUsed="0" w:uiPriority="66" w:semiHidden="0" w:name="Medium List 2 Accent 1"/>
-    <w:lsdException w:unhideWhenUsed="0" w:uiPriority="67" w:semiHidden="0" w:name="Medium Grid 1 Accent 1"/>
-    <w:lsdException w:unhideWhenUsed="0" w:uiPriority="68" w:semiHidden="0" w:name="Medium Grid 2 Accent 1"/>
-    <w:lsdException w:unhideWhenUsed="0" w:uiPriority="69" w:semiHidden="0" w:name="Medium Grid 3 Accent 1"/>
-    <w:lsdException w:unhideWhenUsed="0" w:uiPriority="70" w:semiHidden="0" w:name="Dark List Accent 1"/>
-    <w:lsdException w:unhideWhenUsed="0" w:uiPriority="71" w:semiHidden="0" w:name="Colorful Shading Accent 1"/>
-    <w:lsdException w:unhideWhenUsed="0" w:uiPriority="72" w:semiHidden="0" w:name="Colorful List Accent 1"/>
-    <w:lsdException w:unhideWhenUsed="0" w:uiPriority="73" w:semiHidden="0" w:name="Colorful Grid Accent 1"/>
-    <w:lsdException w:unhideWhenUsed="0" w:uiPriority="60" w:semiHidden="0" w:name="Light Shading Accent 2"/>
-    <w:lsdException w:unhideWhenUsed="0" w:uiPriority="61" w:semiHidden="0" w:name="Light List Accent 2"/>
-    <w:lsdException w:unhideWhenUsed="0" w:uiPriority="62" w:semiHidden="0" w:name="Light Grid Accent 2"/>
-    <w:lsdException w:unhideWhenUsed="0" w:uiPriority="63" w:semiHidden="0" w:name="Medium Shading 1 Accent 2"/>
-    <w:lsdException w:unhideWhenUsed="0" w:uiPriority="64" w:semiHidden="0" w:name="Medium Shading 2 Accent 2"/>
-    <w:lsdException w:unhideWhenUsed="0" w:uiPriority="65" w:semiHidden="0" w:name="Medium List 1 Accent 2"/>
-    <w:lsdException w:unhideWhenUsed="0" w:uiPriority="66" w:semiHidden="0" w:name="Medium List 2 Accent 2"/>
-    <w:lsdException w:unhideWhenUsed="0" w:uiPriority="67" w:semiHidden="0" w:name="Medium Grid 1 Accent 2"/>
-    <w:lsdException w:unhideWhenUsed="0" w:uiPriority="68" w:semiHidden="0" w:name="Medium Grid 2 Accent 2"/>
-    <w:lsdException w:unhideWhenUsed="0" w:uiPriority="69" w:semiHidden="0" w:name="Medium Grid 3 Accent 2"/>
-    <w:lsdException w:unhideWhenUsed="0" w:uiPriority="70" w:semiHidden="0" w:name="Dark List Accent 2"/>
-    <w:lsdException w:unhideWhenUsed="0" w:uiPriority="71" w:semiHidden="0" w:name="Colorful Shading Accent 2"/>
-    <w:lsdException w:unhideWhenUsed="0" w:uiPriority="72" w:semiHidden="0" w:name="Colorful List Accent 2"/>
-    <w:lsdException w:unhideWhenUsed="0" w:uiPriority="73" w:semiHidden="0" w:name="Colorful Grid Accent 2"/>
-    <w:lsdException w:unhideWhenUsed="0" w:uiPriority="60" w:semiHidden="0" w:name="Light Shading Accent 3"/>
-    <w:lsdException w:unhideWhenUsed="0" w:uiPriority="61" w:semiHidden="0" w:name="Light List Accent 3"/>
-    <w:lsdException w:unhideWhenUsed="0" w:uiPriority="62" w:semiHidden="0" w:name="Light Grid Accent 3"/>
-    <w:lsdException w:unhideWhenUsed="0" w:uiPriority="63" w:semiHidden="0" w:name="Medium Shading 1 Accent 3"/>
-    <w:lsdException w:unhideWhenUsed="0" w:uiPriority="64" w:semiHidden="0" w:name="Medium Shading 2 Accent 3"/>
-    <w:lsdException w:unhideWhenUsed="0" w:uiPriority="65" w:semiHidden="0" w:name="Medium List 1 Accent 3"/>
-    <w:lsdException w:unhideWhenUsed="0" w:uiPriority="66" w:semiHidden="0" w:name="Medium List 2 Accent 3"/>
-    <w:lsdException w:unhideWhenUsed="0" w:uiPriority="67" w:semiHidden="0" w:name="Medium Grid 1 Accent 3"/>
-    <w:lsdException w:unhideWhenUsed="0" w:uiPriority="68" w:semiHidden="0" w:name="Medium Grid 2 Accent 3"/>
-    <w:lsdException w:unhideWhenUsed="0" w:uiPriority="69" w:semiHidden="0" w:name="Medium Grid 3 Accent 3"/>
-    <w:lsdException w:unhideWhenUsed="0" w:uiPriority="70" w:semiHidden="0" w:name="Dark List Accent 3"/>
-    <w:lsdException w:unhideWhenUsed="0" w:uiPriority="71" w:semiHidden="0" w:name="Colorful Shading Accent 3"/>
-    <w:lsdException w:unhideWhenUsed="0" w:uiPriority="72" w:semiHidden="0" w:name="Colorful List Accent 3"/>
-    <w:lsdException w:unhideWhenUsed="0" w:uiPriority="73" w:semiHidden="0" w:name="Colorful Grid Accent 3"/>
-    <w:lsdException w:unhideWhenUsed="0" w:uiPriority="60" w:semiHidden="0" w:name="Light Shading Accent 4"/>
-    <w:lsdException w:unhideWhenUsed="0" w:uiPriority="61" w:semiHidden="0" w:name="Light List Accent 4"/>
-    <w:lsdException w:unhideWhenUsed="0" w:uiPriority="62" w:semiHidden="0" w:name="Light Grid Accent 4"/>
-    <w:lsdException w:unhideWhenUsed="0" w:uiPriority="63" w:semiHidden="0" w:name="Medium Shading 1 Accent 4"/>
-    <w:lsdException w:unhideWhenUsed="0" w:uiPriority="64" w:semiHidden="0" w:name="Medium Shading 2 Accent 4"/>
-    <w:lsdException w:unhideWhenUsed="0" w:uiPriority="65" w:semiHidden="0" w:name="Medium List 1 Accent 4"/>
-    <w:lsdException w:unhideWhenUsed="0" w:uiPriority="66" w:semiHidden="0" w:name="Medium List 2 Accent 4"/>
-    <w:lsdException w:unhideWhenUsed="0" w:uiPriority="67" w:semiHidden="0" w:name="Medium Grid 1 Accent 4"/>
-    <w:lsdException w:unhideWhenUsed="0" w:uiPriority="68" w:semiHidden="0" w:name="Medium Grid 2 Accent 4"/>
-    <w:lsdException w:unhideWhenUsed="0" w:uiPriority="69" w:semiHidden="0" w:name="Medium Grid 3 Accent 4"/>
-    <w:lsdException w:unhideWhenUsed="0" w:uiPriority="70" w:semiHidden="0" w:name="Dark List Accent 4"/>
-    <w:lsdException w:unhideWhenUsed="0" w:uiPriority="71" w:semiHidden="0" w:name="Colorful Shading Accent 4"/>
-    <w:lsdException w:unhideWhenUsed="0" w:uiPriority="72" w:semiHidden="0" w:name="Colorful List Accent 4"/>
-    <w:lsdException w:unhideWhenUsed="0" w:uiPriority="73" w:semiHidden="0" w:name="Colorful Grid Accent 4"/>
-    <w:lsdException w:unhideWhenUsed="0" w:uiPriority="60" w:semiHidden="0" w:name="Light Shading Accent 5"/>
-    <w:lsdException w:unhideWhenUsed="0" w:uiPriority="61" w:semiHidden="0" w:name="Light List Accent 5"/>
-    <w:lsdException w:unhideWhenUsed="0" w:uiPriority="62" w:semiHidden="0" w:name="Light Grid Accent 5"/>
-    <w:lsdException w:unhideWhenUsed="0" w:uiPriority="63" w:semiHidden="0" w:name="Medium Shading 1 Accent 5"/>
-    <w:lsdException w:unhideWhenUsed="0" w:uiPriority="64" w:semiHidden="0" w:name="Medium Shading 2 Accent 5"/>
-    <w:lsdException w:unhideWhenUsed="0" w:uiPriority="65" w:semiHidden="0" w:name="Medium List 1 Accent 5"/>
-    <w:lsdException w:unhideWhenUsed="0" w:uiPriority="66" w:semiHidden="0" w:name="Medium List 2 Accent 5"/>
-    <w:lsdException w:unhideWhenUsed="0" w:uiPriority="67" w:semiHidden="0" w:name="Medium Grid 1 Accent 5"/>
-    <w:lsdException w:unhideWhenUsed="0" w:uiPriority="68" w:semiHidden="0" w:name="Medium Grid 2 Accent 5"/>
-    <w:lsdException w:unhideWhenUsed="0" w:uiPriority="69" w:semiHidden="0" w:name="Medium Grid 3 Accent 5"/>
-    <w:lsdException w:unhideWhenUsed="0" w:uiPriority="70" w:semiHidden="0" w:name="Dark List Accent 5"/>
-    <w:lsdException w:unhideWhenUsed="0" w:uiPriority="71" w:semiHidden="0" w:name="Colorful Shading Accent 5"/>
-    <w:lsdException w:unhideWhenUsed="0" w:uiPriority="72" w:semiHidden="0" w:name="Colorful List Accent 5"/>
-    <w:lsdException w:unhideWhenUsed="0" w:uiPriority="73" w:semiHidden="0" w:name="Colorful Grid Accent 5"/>
-    <w:lsdException w:unhideWhenUsed="0" w:uiPriority="60" w:semiHidden="0" w:name="Light Shading Accent 6"/>
-    <w:lsdException w:unhideWhenUsed="0" w:uiPriority="61" w:semiHidden="0" w:name="Light List Accent 6"/>
-    <w:lsdException w:unhideWhenUsed="0" w:uiPriority="62" w:semiHidden="0" w:name="Light Grid Accent 6"/>
-    <w:lsdException w:unhideWhenUsed="0" w:uiPriority="63" w:semiHidden="0" w:name="Medium Shading 1 Accent 6"/>
-    <w:lsdException w:unhideWhenUsed="0" w:uiPriority="64" w:semiHidden="0" w:name="Medium Shading 2 Accent 6"/>
-    <w:lsdException w:unhideWhenUsed="0" w:uiPriority="65" w:semiHidden="0" w:name="Medium List 1 Accent 6"/>
-    <w:lsdException w:unhideWhenUsed="0" w:uiPriority="66" w:semiHidden="0" w:name="Medium List 2 Accent 6"/>
-    <w:lsdException w:unhideWhenUsed="0" w:uiPriority="67" w:semiHidden="0" w:name="Medium Grid 1 Accent 6"/>
-    <w:lsdException w:unhideWhenUsed="0" w:uiPriority="68" w:semiHidden="0" w:name="Medium Grid 2 Accent 6"/>
-    <w:lsdException w:unhideWhenUsed="0" w:uiPriority="69" w:semiHidden="0" w:name="Medium Grid 3 Accent 6"/>
-    <w:lsdException w:unhideWhenUsed="0" w:uiPriority="70" w:semiHidden="0" w:name="Dark List Accent 6"/>
-    <w:lsdException w:unhideWhenUsed="0" w:uiPriority="71" w:semiHidden="0" w:name="Colorful Shading Accent 6"/>
-    <w:lsdException w:unhideWhenUsed="0" w:uiPriority="72" w:semiHidden="0" w:name="Colorful List Accent 6"/>
-    <w:lsdException w:unhideWhenUsed="0" w:uiPriority="73" w:semiHidden="0" w:name="Colorful Grid Accent 6"/>
+  <w:latentStyles w:defLockedState="0" w:defUIPriority="99" w:defSemiHidden="1" w:defUnhideWhenUsed="1" w:defQFormat="0" w:count="260">
+    <w:lsdException w:name="Normal" w:semiHidden="0" w:uiPriority="0" w:unhideWhenUsed="0" w:qFormat="1"/>
+    <w:lsdException w:name="heading 1" w:semiHidden="0" w:uiPriority="0" w:unhideWhenUsed="0" w:qFormat="1"/>
+    <w:lsdException w:name="heading 2" w:semiHidden="0" w:uiPriority="0" w:qFormat="1"/>
+    <w:lsdException w:name="heading 3" w:uiPriority="0" w:qFormat="1"/>
+    <w:lsdException w:name="heading 4" w:semiHidden="0" w:uiPriority="0" w:qFormat="1"/>
+    <w:lsdException w:name="heading 5" w:uiPriority="0" w:qFormat="1"/>
+    <w:lsdException w:name="heading 6" w:uiPriority="0" w:qFormat="1"/>
+    <w:lsdException w:name="heading 7" w:uiPriority="0" w:qFormat="1"/>
+    <w:lsdException w:name="heading 8" w:uiPriority="0" w:qFormat="1"/>
+    <w:lsdException w:name="heading 9" w:uiPriority="0" w:qFormat="1"/>
+    <w:lsdException w:name="index 1" w:semiHidden="0" w:uiPriority="0" w:unhideWhenUsed="0"/>
+    <w:lsdException w:name="index 2" w:semiHidden="0" w:uiPriority="0" w:unhideWhenUsed="0"/>
+    <w:lsdException w:name="index 3" w:semiHidden="0" w:uiPriority="0" w:unhideWhenUsed="0"/>
+    <w:lsdException w:name="index 4" w:semiHidden="0" w:uiPriority="0" w:unhideWhenUsed="0"/>
+    <w:lsdException w:name="index 5" w:semiHidden="0" w:uiPriority="0" w:unhideWhenUsed="0"/>
+    <w:lsdException w:name="index 6" w:semiHidden="0" w:uiPriority="0" w:unhideWhenUsed="0"/>
+    <w:lsdException w:name="index 7" w:semiHidden="0" w:uiPriority="0" w:unhideWhenUsed="0"/>
+    <w:lsdException w:name="index 8" w:semiHidden="0" w:uiPriority="0" w:unhideWhenUsed="0"/>
+    <w:lsdException w:name="index 9" w:semiHidden="0" w:uiPriority="0" w:unhideWhenUsed="0"/>
+    <w:lsdException w:name="toc 1" w:semiHidden="0" w:uiPriority="0" w:unhideWhenUsed="0" w:qFormat="1"/>
+    <w:lsdException w:name="toc 2" w:semiHidden="0" w:uiPriority="0" w:unhideWhenUsed="0" w:qFormat="1"/>
+    <w:lsdException w:name="toc 3" w:semiHidden="0" w:uiPriority="0" w:unhideWhenUsed="0" w:qFormat="1"/>
+    <w:lsdException w:name="toc 4" w:semiHidden="0" w:uiPriority="0" w:unhideWhenUsed="0"/>
+    <w:lsdException w:name="toc 5" w:semiHidden="0" w:uiPriority="0" w:unhideWhenUsed="0"/>
+    <w:lsdException w:name="toc 6" w:semiHidden="0" w:uiPriority="0" w:unhideWhenUsed="0"/>
+    <w:lsdException w:name="toc 7" w:semiHidden="0" w:uiPriority="0" w:unhideWhenUsed="0"/>
+    <w:lsdException w:name="toc 8" w:semiHidden="0" w:uiPriority="0" w:unhideWhenUsed="0"/>
+    <w:lsdException w:name="toc 9" w:semiHidden="0" w:uiPriority="0" w:unhideWhenUsed="0"/>
+    <w:lsdException w:name="Normal Indent" w:semiHidden="0" w:uiPriority="0" w:unhideWhenUsed="0"/>
+    <w:lsdException w:name="footnote text" w:semiHidden="0" w:uiPriority="0" w:unhideWhenUsed="0"/>
+    <w:lsdException w:name="annotation text" w:semiHidden="0" w:uiPriority="0" w:unhideWhenUsed="0" w:qFormat="1"/>
+    <w:lsdException w:name="header" w:semiHidden="0" w:uiPriority="0" w:unhideWhenUsed="0" w:qFormat="1"/>
+    <w:lsdException w:name="footer" w:semiHidden="0" w:uiPriority="0" w:unhideWhenUsed="0" w:qFormat="1"/>
+    <w:lsdException w:name="index heading" w:semiHidden="0" w:uiPriority="0" w:unhideWhenUsed="0"/>
+    <w:lsdException w:name="caption" w:uiPriority="0" w:qFormat="1"/>
+    <w:lsdException w:name="table of figures" w:semiHidden="0" w:uiPriority="0" w:unhideWhenUsed="0"/>
+    <w:lsdException w:name="envelope address" w:semiHidden="0" w:uiPriority="0" w:unhideWhenUsed="0"/>
+    <w:lsdException w:name="envelope return" w:semiHidden="0" w:uiPriority="0" w:unhideWhenUsed="0"/>
+    <w:lsdException w:name="footnote reference" w:semiHidden="0" w:uiPriority="0" w:unhideWhenUsed="0"/>
+    <w:lsdException w:name="annotation reference" w:semiHidden="0" w:uiPriority="0" w:unhideWhenUsed="0"/>
+    <w:lsdException w:name="line number" w:semiHidden="0" w:uiPriority="0" w:unhideWhenUsed="0"/>
+    <w:lsdException w:name="page number" w:semiHidden="0" w:uiPriority="0" w:unhideWhenUsed="0"/>
+    <w:lsdException w:name="endnote reference" w:semiHidden="0" w:uiPriority="0" w:unhideWhenUsed="0"/>
+    <w:lsdException w:name="endnote text" w:semiHidden="0" w:uiPriority="0" w:unhideWhenUsed="0"/>
+    <w:lsdException w:name="table of authorities" w:semiHidden="0" w:uiPriority="0" w:unhideWhenUsed="0"/>
+    <w:lsdException w:name="macro" w:semiHidden="0" w:uiPriority="0" w:unhideWhenUsed="0"/>
+    <w:lsdException w:name="toa heading" w:semiHidden="0" w:uiPriority="0" w:unhideWhenUsed="0"/>
+    <w:lsdException w:name="List" w:semiHidden="0" w:uiPriority="0" w:unhideWhenUsed="0"/>
+    <w:lsdException w:name="List Bullet" w:semiHidden="0" w:uiPriority="0" w:unhideWhenUsed="0"/>
+    <w:lsdException w:name="List Number" w:semiHidden="0" w:uiPriority="0" w:unhideWhenUsed="0"/>
+    <w:lsdException w:name="List 2" w:semiHidden="0" w:uiPriority="0" w:unhideWhenUsed="0"/>
+    <w:lsdException w:name="List 3" w:semiHidden="0" w:uiPriority="0" w:unhideWhenUsed="0"/>
+    <w:lsdException w:name="List 4" w:semiHidden="0" w:uiPriority="0" w:unhideWhenUsed="0"/>
+    <w:lsdException w:name="List 5" w:semiHidden="0" w:uiPriority="0" w:unhideWhenUsed="0"/>
+    <w:lsdException w:name="List Bullet 2" w:semiHidden="0" w:uiPriority="0" w:unhideWhenUsed="0"/>
+    <w:lsdException w:name="List Bullet 3" w:semiHidden="0" w:uiPriority="0" w:unhideWhenUsed="0"/>
+    <w:lsdException w:name="List Bullet 4" w:semiHidden="0" w:uiPriority="0" w:unhideWhenUsed="0"/>
+    <w:lsdException w:name="List Bullet 5" w:semiHidden="0" w:uiPriority="0" w:unhideWhenUsed="0"/>
+    <w:lsdException w:name="List Number 2" w:semiHidden="0" w:uiPriority="0" w:unhideWhenUsed="0"/>
+    <w:lsdException w:name="List Number 3" w:semiHidden="0" w:uiPriority="0" w:unhideWhenUsed="0"/>
+    <w:lsdException w:name="List Number 4" w:semiHidden="0" w:uiPriority="0" w:unhideWhenUsed="0"/>
+    <w:lsdException w:name="List Number 5" w:semiHidden="0" w:uiPriority="0" w:unhideWhenUsed="0"/>
+    <w:lsdException w:name="Title" w:semiHidden="0" w:uiPriority="0" w:unhideWhenUsed="0" w:qFormat="1"/>
+    <w:lsdException w:name="Closing" w:semiHidden="0" w:uiPriority="0" w:unhideWhenUsed="0"/>
+    <w:lsdException w:name="Signature" w:semiHidden="0" w:uiPriority="0" w:unhideWhenUsed="0"/>
+    <w:lsdException w:name="Default Paragraph Font" w:uiPriority="0" w:unhideWhenUsed="0" w:qFormat="1"/>
+    <w:lsdException w:name="Body Text" w:uiPriority="0" w:unhideWhenUsed="0" w:qFormat="1"/>
+    <w:lsdException w:name="Body Text Indent" w:semiHidden="0" w:uiPriority="0" w:unhideWhenUsed="0"/>
+    <w:lsdException w:name="List Continue" w:semiHidden="0" w:uiPriority="0" w:unhideWhenUsed="0"/>
+    <w:lsdException w:name="List Continue 2" w:semiHidden="0" w:uiPriority="0" w:unhideWhenUsed="0"/>
+    <w:lsdException w:name="List Continue 3" w:semiHidden="0" w:uiPriority="0" w:unhideWhenUsed="0"/>
+    <w:lsdException w:name="List Continue 4" w:semiHidden="0" w:uiPriority="0" w:unhideWhenUsed="0"/>
+    <w:lsdException w:name="List Continue 5" w:semiHidden="0" w:uiPriority="0" w:unhideWhenUsed="0"/>
+    <w:lsdException w:name="Message Header" w:semiHidden="0" w:uiPriority="0" w:unhideWhenUsed="0"/>
+    <w:lsdException w:name="Subtitle" w:semiHidden="0" w:uiPriority="0" w:unhideWhenUsed="0" w:qFormat="1"/>
+    <w:lsdException w:name="Salutation" w:semiHidden="0" w:uiPriority="0" w:unhideWhenUsed="0"/>
+    <w:lsdException w:name="Date" w:semiHidden="0" w:uiPriority="0" w:unhideWhenUsed="0"/>
+    <w:lsdException w:name="Body Text First Indent" w:semiHidden="0" w:uiPriority="0" w:unhideWhenUsed="0"/>
+    <w:lsdException w:name="Body Text First Indent 2" w:semiHidden="0" w:uiPriority="0" w:unhideWhenUsed="0"/>
+    <w:lsdException w:name="Body Text 2" w:semiHidden="0" w:uiPriority="0" w:unhideWhenUsed="0"/>
+    <w:lsdException w:name="Body Text 3" w:semiHidden="0" w:uiPriority="0" w:unhideWhenUsed="0"/>
+    <w:lsdException w:name="Body Text Indent 2" w:semiHidden="0" w:uiPriority="0" w:unhideWhenUsed="0"/>
+    <w:lsdException w:name="Body Text Indent 3" w:semiHidden="0" w:uiPriority="0" w:unhideWhenUsed="0"/>
+    <w:lsdException w:name="Block Text" w:semiHidden="0" w:uiPriority="0" w:unhideWhenUsed="0"/>
+    <w:lsdException w:name="Hyperlink" w:semiHidden="0" w:uiPriority="0" w:unhideWhenUsed="0"/>
+    <w:lsdException w:name="FollowedHyperlink" w:semiHidden="0" w:uiPriority="0" w:unhideWhenUsed="0"/>
+    <w:lsdException w:name="Strong" w:semiHidden="0" w:uiPriority="0" w:unhideWhenUsed="0" w:qFormat="1"/>
+    <w:lsdException w:name="Emphasis" w:semiHidden="0" w:uiPriority="0" w:unhideWhenUsed="0" w:qFormat="1"/>
+    <w:lsdException w:name="Document Map" w:semiHidden="0" w:uiPriority="0" w:unhideWhenUsed="0"/>
+    <w:lsdException w:name="Plain Text" w:semiHidden="0" w:uiPriority="0" w:unhideWhenUsed="0"/>
+    <w:lsdException w:name="E-mail Signature" w:semiHidden="0" w:uiPriority="0" w:unhideWhenUsed="0"/>
+    <w:lsdException w:name="Normal (Web)" w:semiHidden="0" w:uiPriority="0" w:unhideWhenUsed="0" w:qFormat="1"/>
+    <w:lsdException w:name="HTML Acronym" w:semiHidden="0" w:uiPriority="0" w:unhideWhenUsed="0"/>
+    <w:lsdException w:name="HTML Address" w:semiHidden="0" w:uiPriority="0" w:unhideWhenUsed="0"/>
+    <w:lsdException w:name="HTML Cite" w:semiHidden="0" w:uiPriority="0" w:unhideWhenUsed="0"/>
+    <w:lsdException w:name="HTML Code" w:semiHidden="0" w:uiPriority="0" w:unhideWhenUsed="0"/>
+    <w:lsdException w:name="HTML Definition" w:semiHidden="0" w:uiPriority="0" w:unhideWhenUsed="0"/>
+    <w:lsdException w:name="HTML Keyboard" w:semiHidden="0" w:uiPriority="0" w:unhideWhenUsed="0"/>
+    <w:lsdException w:name="HTML Preformatted" w:semiHidden="0" w:uiPriority="0" w:unhideWhenUsed="0"/>
+    <w:lsdException w:name="HTML Sample" w:semiHidden="0" w:uiPriority="0" w:unhideWhenUsed="0"/>
+    <w:lsdException w:name="HTML Typewriter" w:semiHidden="0" w:uiPriority="0" w:unhideWhenUsed="0"/>
+    <w:lsdException w:name="HTML Variable" w:semiHidden="0" w:uiPriority="0" w:unhideWhenUsed="0"/>
+    <w:lsdException w:name="Normal Table" w:uiPriority="0" w:unhideWhenUsed="0" w:qFormat="1"/>
+    <w:lsdException w:name="annotation subject" w:semiHidden="0" w:uiPriority="0" w:unhideWhenUsed="0"/>
+    <w:lsdException w:name="Table Simple 1" w:semiHidden="0" w:uiPriority="0" w:unhideWhenUsed="0"/>
+    <w:lsdException w:name="Table Simple 2" w:semiHidden="0" w:uiPriority="0" w:unhideWhenUsed="0"/>
+    <w:lsdException w:name="Table Simple 3" w:semiHidden="0" w:uiPriority="0" w:unhideWhenUsed="0"/>
+    <w:lsdException w:name="Table Classic 1" w:semiHidden="0" w:uiPriority="0" w:unhideWhenUsed="0"/>
+    <w:lsdException w:name="Table Classic 2" w:semiHidden="0" w:uiPriority="0" w:unhideWhenUsed="0"/>
+    <w:lsdException w:name="Table Classic 3" w:semiHidden="0" w:uiPriority="0" w:unhideWhenUsed="0"/>
+    <w:lsdException w:name="Table Classic 4" w:semiHidden="0" w:uiPriority="0" w:unhideWhenUsed="0"/>
+    <w:lsdException w:name="Table Colorful 1" w:semiHidden="0" w:uiPriority="0" w:unhideWhenUsed="0"/>
+    <w:lsdException w:name="Table Colorful 2" w:semiHidden="0" w:uiPriority="0" w:unhideWhenUsed="0"/>
+    <w:lsdException w:name="Table Colorful 3" w:semiHidden="0" w:uiPriority="0" w:unhideWhenUsed="0"/>
+    <w:lsdException w:name="Table Columns 1" w:semiHidden="0" w:uiPriority="0" w:unhideWhenUsed="0"/>
+    <w:lsdException w:name="Table Columns 2" w:semiHidden="0" w:uiPriority="0" w:unhideWhenUsed="0"/>
+    <w:lsdException w:name="Table Columns 3" w:semiHidden="0" w:uiPriority="0" w:unhideWhenUsed="0"/>
+    <w:lsdException w:name="Table Columns 4" w:semiHidden="0" w:uiPriority="0" w:unhideWhenUsed="0"/>
+    <w:lsdException w:name="Table Columns 5" w:semiHidden="0" w:uiPriority="0" w:unhideWhenUsed="0"/>
+    <w:lsdException w:name="Table Grid 1" w:semiHidden="0" w:uiPriority="0" w:unhideWhenUsed="0"/>
+    <w:lsdException w:name="Table Grid 2" w:semiHidden="0" w:uiPriority="0" w:unhideWhenUsed="0"/>
+    <w:lsdException w:name="Table Grid 3" w:semiHidden="0" w:uiPriority="0" w:unhideWhenUsed="0"/>
+    <w:lsdException w:name="Table Grid 4" w:semiHidden="0" w:uiPriority="0" w:unhideWhenUsed="0"/>
+    <w:lsdException w:name="Table Grid 5" w:semiHidden="0" w:uiPriority="0" w:unhideWhenUsed="0"/>
+    <w:lsdException w:name="Table Grid 6" w:semiHidden="0" w:uiPriority="0" w:unhideWhenUsed="0"/>
+    <w:lsdException w:name="Table Grid 7" w:semiHidden="0" w:uiPriority="0" w:unhideWhenUsed="0"/>
+    <w:lsdException w:name="Table Grid 8" w:semiHidden="0" w:uiPriority="0" w:unhideWhenUsed="0"/>
+    <w:lsdException w:name="Table List 1" w:semiHidden="0" w:uiPriority="0" w:unhideWhenUsed="0"/>
+    <w:lsdException w:name="Table List 2" w:semiHidden="0" w:uiPriority="0" w:unhideWhenUsed="0"/>
+    <w:lsdException w:name="Table List 3" w:semiHidden="0" w:uiPriority="0" w:unhideWhenUsed="0"/>
+    <w:lsdException w:name="Table List 4" w:semiHidden="0" w:uiPriority="0" w:unhideWhenUsed="0"/>
+    <w:lsdException w:name="Table List 5" w:semiHidden="0" w:uiPriority="0" w:unhideWhenUsed="0"/>
+    <w:lsdException w:name="Table List 6" w:semiHidden="0" w:uiPriority="0" w:unhideWhenUsed="0"/>
+    <w:lsdException w:name="Table List 7" w:semiHidden="0" w:uiPriority="0" w:unhideWhenUsed="0"/>
+    <w:lsdException w:name="Table List 8" w:semiHidden="0" w:uiPriority="0" w:unhideWhenUsed="0"/>
+    <w:lsdException w:name="Table 3D effects 1" w:semiHidden="0" w:uiPriority="0" w:unhideWhenUsed="0"/>
+    <w:lsdException w:name="Table 3D effects 2" w:semiHidden="0" w:uiPriority="0" w:unhideWhenUsed="0"/>
+    <w:lsdException w:name="Table 3D effects 3" w:semiHidden="0" w:uiPriority="0" w:unhideWhenUsed="0"/>
+    <w:lsdException w:name="Table Contemporary" w:semiHidden="0" w:uiPriority="0" w:unhideWhenUsed="0"/>
+    <w:lsdException w:name="Table Elegant" w:semiHidden="0" w:uiPriority="0" w:unhideWhenUsed="0"/>
+    <w:lsdException w:name="Table Professional" w:semiHidden="0" w:uiPriority="0" w:unhideWhenUsed="0"/>
+    <w:lsdException w:name="Table Subtle 1" w:semiHidden="0" w:uiPriority="0" w:unhideWhenUsed="0"/>
+    <w:lsdException w:name="Table Subtle 2" w:semiHidden="0" w:uiPriority="0" w:unhideWhenUsed="0"/>
+    <w:lsdException w:name="Table Web 1" w:semiHidden="0" w:uiPriority="0" w:unhideWhenUsed="0"/>
+    <w:lsdException w:name="Table Web 2" w:semiHidden="0" w:uiPriority="0" w:unhideWhenUsed="0"/>
+    <w:lsdException w:name="Table Web 3" w:semiHidden="0" w:uiPriority="0" w:unhideWhenUsed="0"/>
+    <w:lsdException w:name="Balloon Text" w:semiHidden="0" w:uiPriority="0" w:unhideWhenUsed="0"/>
+    <w:lsdException w:name="Table Grid" w:semiHidden="0" w:uiPriority="0" w:unhideWhenUsed="0" w:qFormat="1"/>
+    <w:lsdException w:name="Table Theme" w:semiHidden="0" w:uiPriority="0" w:unhideWhenUsed="0"/>
+    <w:lsdException w:name="Light Shading" w:semiHidden="0" w:uiPriority="60" w:unhideWhenUsed="0"/>
+    <w:lsdException w:name="Light List" w:semiHidden="0" w:uiPriority="61" w:unhideWhenUsed="0"/>
+    <w:lsdException w:name="Light Grid" w:semiHidden="0" w:uiPriority="62" w:unhideWhenUsed="0"/>
+    <w:lsdException w:name="Medium Shading 1" w:semiHidden="0" w:uiPriority="63" w:unhideWhenUsed="0"/>
+    <w:lsdException w:name="Medium Shading 2" w:semiHidden="0" w:uiPriority="64" w:unhideWhenUsed="0"/>
+    <w:lsdException w:name="Medium List 1" w:semiHidden="0" w:uiPriority="65" w:unhideWhenUsed="0"/>
+    <w:lsdException w:name="Medium List 2" w:semiHidden="0" w:uiPriority="66" w:unhideWhenUsed="0"/>
+    <w:lsdException w:name="Medium Grid 1" w:semiHidden="0" w:uiPriority="67" w:unhideWhenUsed="0"/>
+    <w:lsdException w:name="Medium Grid 2" w:semiHidden="0" w:uiPriority="68" w:unhideWhenUsed="0"/>
+    <w:lsdException w:name="Medium Grid 3" w:semiHidden="0" w:uiPriority="69" w:unhideWhenUsed="0"/>
+    <w:lsdException w:name="Dark List" w:semiHidden="0" w:uiPriority="70" w:unhideWhenUsed="0"/>
+    <w:lsdException w:name="Colorful Shading" w:semiHidden="0" w:uiPriority="71" w:unhideWhenUsed="0"/>
+    <w:lsdException w:name="Colorful List" w:semiHidden="0" w:uiPriority="72" w:unhideWhenUsed="0"/>
+    <w:lsdException w:name="Colorful Grid" w:semiHidden="0" w:uiPriority="73" w:unhideWhenUsed="0"/>
+    <w:lsdException w:name="Light Shading Accent 1" w:semiHidden="0" w:uiPriority="60" w:unhideWhenUsed="0"/>
+    <w:lsdException w:name="Light List Accent 1" w:semiHidden="0" w:uiPriority="61" w:unhideWhenUsed="0"/>
+    <w:lsdException w:name="Light Grid Accent 1" w:semiHidden="0" w:uiPriority="62" w:unhideWhenUsed="0"/>
+    <w:lsdException w:name="Medium Shading 1 Accent 1" w:semiHidden="0" w:uiPriority="63" w:unhideWhenUsed="0"/>
+    <w:lsdException w:name="Medium Shading 2 Accent 1" w:semiHidden="0" w:uiPriority="64" w:unhideWhenUsed="0"/>
+    <w:lsdException w:name="Medium List 1 Accent 1" w:semiHidden="0" w:uiPriority="65" w:unhideWhenUsed="0"/>
+    <w:lsdException w:name="Medium List 2 Accent 1" w:semiHidden="0" w:uiPriority="66" w:unhideWhenUsed="0"/>
+    <w:lsdException w:name="Medium Grid 1 Accent 1" w:semiHidden="0" w:uiPriority="67" w:unhideWhenUsed="0"/>
+    <w:lsdException w:name="Medium Grid 2 Accent 1" w:semiHidden="0" w:uiPriority="68" w:unhideWhenUsed="0"/>
+    <w:lsdException w:name="Medium Grid 3 Accent 1" w:semiHidden="0" w:uiPriority="69" w:unhideWhenUsed="0"/>
+    <w:lsdException w:name="Dark List Accent 1" w:semiHidden="0" w:uiPriority="70" w:unhideWhenUsed="0"/>
+    <w:lsdException w:name="Colorful Shading Accent 1" w:semiHidden="0" w:uiPriority="71" w:unhideWhenUsed="0"/>
+    <w:lsdException w:name="Colorful List Accent 1" w:semiHidden="0" w:uiPriority="72" w:unhideWhenUsed="0"/>
+    <w:lsdException w:name="Colorful Grid Accent 1" w:semiHidden="0" w:uiPriority="73" w:unhideWhenUsed="0"/>
+    <w:lsdException w:name="Light Shading Accent 2" w:semiHidden="0" w:uiPriority="60" w:unhideWhenUsed="0"/>
+    <w:lsdException w:name="Light List Accent 2" w:semiHidden="0" w:uiPriority="61" w:unhideWhenUsed="0"/>
+    <w:lsdException w:name="Light Grid Accent 2" w:semiHidden="0" w:uiPriority="62" w:unhideWhenUsed="0"/>
+    <w:lsdException w:name="Medium Shading 1 Accent 2" w:semiHidden="0" w:uiPriority="63" w:unhideWhenUsed="0"/>
+    <w:lsdException w:name="Medium Shading 2 Accent 2" w:semiHidden="0" w:uiPriority="64" w:unhideWhenUsed="0"/>
+    <w:lsdException w:name="Medium List 1 Accent 2" w:semiHidden="0" w:uiPriority="65" w:unhideWhenUsed="0"/>
+    <w:lsdException w:name="Medium List 2 Accent 2" w:semiHidden="0" w:uiPriority="66" w:unhideWhenUsed="0"/>
+    <w:lsdException w:name="Medium Grid 1 Accent 2" w:semiHidden="0" w:uiPriority="67" w:unhideWhenUsed="0"/>
+    <w:lsdException w:name="Medium Grid 2 Accent 2" w:semiHidden="0" w:uiPriority="68" w:unhideWhenUsed="0"/>
+    <w:lsdException w:name="Medium Grid 3 Accent 2" w:semiHidden="0" w:uiPriority="69" w:unhideWhenUsed="0"/>
+    <w:lsdException w:name="Dark List Accent 2" w:semiHidden="0" w:uiPriority="70" w:unhideWhenUsed="0"/>
+    <w:lsdException w:name="Colorful Shading Accent 2" w:semiHidden="0" w:uiPriority="71" w:unhideWhenUsed="0"/>
+    <w:lsdException w:name="Colorful List Accent 2" w:semiHidden="0" w:uiPriority="72" w:unhideWhenUsed="0"/>
+    <w:lsdException w:name="Colorful Grid Accent 2" w:semiHidden="0" w:uiPriority="73" w:unhideWhenUsed="0"/>
+    <w:lsdException w:name="Light Shading Accent 3" w:semiHidden="0" w:uiPriority="60" w:unhideWhenUsed="0"/>
+    <w:lsdException w:name="Light List Accent 3" w:semiHidden="0" w:uiPriority="61" w:unhideWhenUsed="0"/>
+    <w:lsdException w:name="Light Grid Accent 3" w:semiHidden="0" w:uiPriority="62" w:unhideWhenUsed="0"/>
+    <w:lsdException w:name="Medium Shading 1 Accent 3" w:semiHidden="0" w:uiPriority="63" w:unhideWhenUsed="0"/>
+    <w:lsdException w:name="Medium Shading 2 Accent 3" w:semiHidden="0" w:uiPriority="64" w:unhideWhenUsed="0"/>
+    <w:lsdException w:name="Medium List 1 Accent 3" w:semiHidden="0" w:uiPriority="65" w:unhideWhenUsed="0"/>
+    <w:lsdException w:name="Medium List 2 Accent 3" w:semiHidden="0" w:uiPriority="66" w:unhideWhenUsed="0"/>
+    <w:lsdException w:name="Medium Grid 1 Accent 3" w:semiHidden="0" w:uiPriority="67" w:unhideWhenUsed="0"/>
+    <w:lsdException w:name="Medium Grid 2 Accent 3" w:semiHidden="0" w:uiPriority="68" w:unhideWhenUsed="0"/>
+    <w:lsdException w:name="Medium Grid 3 Accent 3" w:semiHidden="0" w:uiPriority="69" w:unhideWhenUsed="0"/>
+    <w:lsdException w:name="Dark List Accent 3" w:semiHidden="0" w:uiPriority="70" w:unhideWhenUsed="0"/>
+    <w:lsdException w:name="Colorful Shading Accent 3" w:semiHidden="0" w:uiPriority="71" w:unhideWhenUsed="0"/>
+    <w:lsdException w:name="Colorful List Accent 3" w:semiHidden="0" w:uiPriority="72" w:unhideWhenUsed="0"/>
+    <w:lsdException w:name="Colorful Grid Accent 3" w:semiHidden="0" w:uiPriority="73" w:unhideWhenUsed="0"/>
+    <w:lsdException w:name="Light Shading Accent 4" w:semiHidden="0" w:uiPriority="60" w:unhideWhenUsed="0"/>
+    <w:lsdException w:name="Light List Accent 4" w:semiHidden="0" w:uiPriority="61" w:unhideWhenUsed="0"/>
+    <w:lsdException w:name="Light Grid Accent 4" w:semiHidden="0" w:uiPriority="62" w:unhideWhenUsed="0"/>
+    <w:lsdException w:name="Medium Shading 1 Accent 4" w:semiHidden="0" w:uiPriority="63" w:unhideWhenUsed="0"/>
+    <w:lsdException w:name="Medium Shading 2 Accent 4" w:semiHidden="0" w:uiPriority="64" w:unhideWhenUsed="0"/>
+    <w:lsdException w:name="Medium List 1 Accent 4" w:semiHidden="0" w:uiPriority="65" w:unhideWhenUsed="0"/>
+    <w:lsdException w:name="Medium List 2 Accent 4" w:semiHidden="0" w:uiPriority="66" w:unhideWhenUsed="0"/>
+    <w:lsdException w:name="Medium Grid 1 Accent 4" w:semiHidden="0" w:uiPriority="67" w:unhideWhenUsed="0"/>
+    <w:lsdException w:name="Medium Grid 2 Accent 4" w:semiHidden="0" w:uiPriority="68" w:unhideWhenUsed="0"/>
+    <w:lsdException w:name="Medium Grid 3 Accent 4" w:semiHidden="0" w:uiPriority="69" w:unhideWhenUsed="0"/>
+    <w:lsdException w:name="Dark List Accent 4" w:semiHidden="0" w:uiPriority="70" w:unhideWhenUsed="0"/>
+    <w:lsdException w:name="Colorful Shading Accent 4" w:semiHidden="0" w:uiPriority="71" w:unhideWhenUsed="0"/>
+    <w:lsdException w:name="Colorful List Accent 4" w:semiHidden="0" w:uiPriority="72" w:unhideWhenUsed="0"/>
+    <w:lsdException w:name="Colorful Grid Accent 4" w:semiHidden="0" w:uiPriority="73" w:unhideWhenUsed="0"/>
+    <w:lsdException w:name="Light Shading Accent 5" w:semiHidden="0" w:uiPriority="60" w:unhideWhenUsed="0"/>
+    <w:lsdException w:name="Light List Accent 5" w:semiHidden="0" w:uiPriority="61" w:unhideWhenUsed="0"/>
+    <w:lsdException w:name="Light Grid Accent 5" w:semiHidden="0" w:uiPriority="62" w:unhideWhenUsed="0"/>
+    <w:lsdException w:name="Medium Shading 1 Accent 5" w:semiHidden="0" w:uiPriority="63" w:unhideWhenUsed="0"/>
+    <w:lsdException w:name="Medium Shading 2 Accent 5" w:semiHidden="0" w:uiPriority="64" w:unhideWhenUsed="0"/>
+    <w:lsdException w:name="Medium List 1 Accent 5" w:semiHidden="0" w:uiPriority="65" w:unhideWhenUsed="0"/>
+    <w:lsdException w:name="Medium List 2 Accent 5" w:semiHidden="0" w:uiPriority="66" w:unhideWhenUsed="0"/>
+    <w:lsdException w:name="Medium Grid 1 Accent 5" w:semiHidden="0" w:uiPriority="67" w:unhideWhenUsed="0"/>
+    <w:lsdException w:name="Medium Grid 2 Accent 5" w:semiHidden="0" w:uiPriority="68" w:unhideWhenUsed="0"/>
+    <w:lsdException w:name="Medium Grid 3 Accent 5" w:semiHidden="0" w:uiPriority="69" w:unhideWhenUsed="0"/>
+    <w:lsdException w:name="Dark List Accent 5" w:semiHidden="0" w:uiPriority="70" w:unhideWhenUsed="0"/>
+    <w:lsdException w:name="Colorful Shading Accent 5" w:semiHidden="0" w:uiPriority="71" w:unhideWhenUsed="0"/>
+    <w:lsdException w:name="Colorful List Accent 5" w:semiHidden="0" w:uiPriority="72" w:unhideWhenUsed="0"/>
+    <w:lsdException w:name="Colorful Grid Accent 5" w:semiHidden="0" w:uiPriority="73" w:unhideWhenUsed="0"/>
+    <w:lsdException w:name="Light Shading Accent 6" w:semiHidden="0" w:uiPriority="60" w:unhideWhenUsed="0"/>
+    <w:lsdException w:name="Light List Accent 6" w:semiHidden="0" w:uiPriority="61" w:unhideWhenUsed="0"/>
+    <w:lsdException w:name="Light Grid Accent 6" w:semiHidden="0" w:uiPriority="62" w:unhideWhenUsed="0"/>
+    <w:lsdException w:name="Medium Shading 1 Accent 6" w:semiHidden="0" w:uiPriority="63" w:unhideWhenUsed="0"/>
+    <w:lsdException w:name="Medium Shading 2 Accent 6" w:semiHidden="0" w:uiPriority="64" w:unhideWhenUsed="0"/>
+    <w:lsdException w:name="Medium List 1 Accent 6" w:semiHidden="0" w:uiPriority="65" w:unhideWhenUsed="0"/>
+    <w:lsdException w:name="Medium List 2 Accent 6" w:semiHidden="0" w:uiPriority="66" w:unhideWhenUsed="0"/>
+    <w:lsdException w:name="Medium Grid 1 Accent 6" w:semiHidden="0" w:uiPriority="67" w:unhideWhenUsed="0"/>
+    <w:lsdException w:name="Medium Grid 2 Accent 6" w:semiHidden="0" w:uiPriority="68" w:unhideWhenUsed="0"/>
+    <w:lsdException w:name="Medium Grid 3 Accent 6" w:semiHidden="0" w:uiPriority="69" w:unhideWhenUsed="0"/>
+    <w:lsdException w:name="Dark List Accent 6" w:semiHidden="0" w:uiPriority="70" w:unhideWhenUsed="0"/>
+    <w:lsdException w:name="Colorful Shading Accent 6" w:semiHidden="0" w:uiPriority="71" w:unhideWhenUsed="0"/>
+    <w:lsdException w:name="Colorful List Accent 6" w:semiHidden="0" w:uiPriority="72" w:unhideWhenUsed="0"/>
+    <w:lsdException w:name="Colorful Grid Accent 6" w:semiHidden="0" w:uiPriority="73" w:unhideWhenUsed="0"/>
   </w:latentStyles>
-  <w:style w:type="paragraph" w:default="1" w:styleId="1">
+  <w:style w:type="paragraph" w:default="1" w:styleId="Normal">
     <w:name w:val="Normal"/>
     <w:qFormat/>
-    <w:uiPriority w:val="0"/>
     <w:pPr>
       <w:kinsoku w:val="0"/>
       <w:autoSpaceDE w:val="0"/>
@@ -10644,7 +10371,7 @@
       <w:textAlignment w:val="baseline"/>
     </w:pPr>
     <w:rPr>
-      <w:rFonts w:ascii="Arial" w:hAnsi="Arial" w:eastAsia="宋体" w:cs="Arial"/>
+      <w:rFonts w:ascii="Arial" w:eastAsia="宋体" w:hAnsi="Arial" w:cs="Arial"/>
       <w:snapToGrid w:val="0"/>
       <w:color w:val="000000"/>
       <w:kern w:val="0"/>
@@ -10653,12 +10380,11 @@
       <w:lang w:val="en-US" w:eastAsia="en-US" w:bidi="ar-SA"/>
     </w:rPr>
   </w:style>
-  <w:style w:type="paragraph" w:styleId="2">
+  <w:style w:type="paragraph" w:styleId="Heading1">
     <w:name w:val="heading 1"/>
-    <w:basedOn w:val="1"/>
-    <w:next w:val="1"/>
+    <w:basedOn w:val="Normal"/>
+    <w:next w:val="Normal"/>
     <w:qFormat/>
-    <w:uiPriority w:val="0"/>
     <w:pPr>
       <w:keepNext/>
       <w:keepLines/>
@@ -10676,13 +10402,12 @@
       <w:sz w:val="44"/>
     </w:rPr>
   </w:style>
-  <w:style w:type="paragraph" w:styleId="3">
+  <w:style w:type="paragraph" w:styleId="Heading2">
     <w:name w:val="heading 2"/>
-    <w:basedOn w:val="1"/>
-    <w:next w:val="1"/>
+    <w:basedOn w:val="Normal"/>
+    <w:next w:val="Normal"/>
     <w:unhideWhenUsed/>
     <w:qFormat/>
-    <w:uiPriority w:val="0"/>
     <w:pPr>
       <w:keepNext/>
       <w:keepLines/>
@@ -10695,19 +10420,18 @@
       <w:outlineLvl w:val="1"/>
     </w:pPr>
     <w:rPr>
-      <w:rFonts w:ascii="Arial" w:hAnsi="Arial" w:eastAsia="黑体"/>
+      <w:rFonts w:ascii="Arial" w:eastAsia="黑体" w:hAnsi="Arial"/>
       <w:b/>
       <w:sz w:val="32"/>
     </w:rPr>
   </w:style>
-  <w:style w:type="paragraph" w:styleId="4">
+  <w:style w:type="paragraph" w:styleId="Heading3">
     <w:name w:val="heading 3"/>
-    <w:basedOn w:val="1"/>
-    <w:next w:val="1"/>
+    <w:basedOn w:val="Normal"/>
+    <w:next w:val="Normal"/>
     <w:semiHidden/>
     <w:unhideWhenUsed/>
     <w:qFormat/>
-    <w:uiPriority w:val="0"/>
     <w:pPr>
       <w:keepNext/>
       <w:keepLines/>
@@ -10724,13 +10448,12 @@
       <w:sz w:val="32"/>
     </w:rPr>
   </w:style>
-  <w:style w:type="paragraph" w:styleId="5">
+  <w:style w:type="paragraph" w:styleId="Heading4">
     <w:name w:val="heading 4"/>
-    <w:basedOn w:val="1"/>
-    <w:next w:val="1"/>
+    <w:basedOn w:val="Normal"/>
+    <w:next w:val="Normal"/>
     <w:unhideWhenUsed/>
     <w:qFormat/>
-    <w:uiPriority w:val="0"/>
     <w:pPr>
       <w:keepNext/>
       <w:keepLines/>
@@ -10743,19 +10466,18 @@
       <w:outlineLvl w:val="3"/>
     </w:pPr>
     <w:rPr>
-      <w:rFonts w:ascii="Arial" w:hAnsi="Arial" w:eastAsia="黑体"/>
+      <w:rFonts w:ascii="Arial" w:eastAsia="黑体" w:hAnsi="Arial"/>
       <w:b/>
       <w:sz w:val="28"/>
     </w:rPr>
   </w:style>
-  <w:style w:type="paragraph" w:styleId="6">
+  <w:style w:type="paragraph" w:styleId="Heading5">
     <w:name w:val="heading 5"/>
-    <w:basedOn w:val="1"/>
-    <w:next w:val="1"/>
+    <w:basedOn w:val="Normal"/>
+    <w:next w:val="Normal"/>
     <w:semiHidden/>
     <w:unhideWhenUsed/>
     <w:qFormat/>
-    <w:uiPriority w:val="0"/>
     <w:pPr>
       <w:keepNext/>
       <w:keepLines/>
@@ -10772,14 +10494,13 @@
       <w:sz w:val="28"/>
     </w:rPr>
   </w:style>
-  <w:style w:type="paragraph" w:styleId="7">
+  <w:style w:type="paragraph" w:styleId="Heading6">
     <w:name w:val="heading 6"/>
-    <w:basedOn w:val="1"/>
-    <w:next w:val="1"/>
+    <w:basedOn w:val="Normal"/>
+    <w:next w:val="Normal"/>
     <w:semiHidden/>
     <w:unhideWhenUsed/>
     <w:qFormat/>
-    <w:uiPriority w:val="0"/>
     <w:pPr>
       <w:keepNext/>
       <w:keepLines/>
@@ -10792,19 +10513,18 @@
       <w:outlineLvl w:val="5"/>
     </w:pPr>
     <w:rPr>
-      <w:rFonts w:ascii="Arial" w:hAnsi="Arial" w:eastAsia="黑体"/>
+      <w:rFonts w:ascii="Arial" w:eastAsia="黑体" w:hAnsi="Arial"/>
       <w:b/>
       <w:sz w:val="24"/>
     </w:rPr>
   </w:style>
-  <w:style w:type="paragraph" w:styleId="8">
+  <w:style w:type="paragraph" w:styleId="Heading7">
     <w:name w:val="heading 7"/>
-    <w:basedOn w:val="1"/>
-    <w:next w:val="1"/>
+    <w:basedOn w:val="Normal"/>
+    <w:next w:val="Normal"/>
     <w:semiHidden/>
     <w:unhideWhenUsed/>
     <w:qFormat/>
-    <w:uiPriority w:val="0"/>
     <w:pPr>
       <w:keepNext/>
       <w:keepLines/>
@@ -10821,14 +10541,13 @@
       <w:sz w:val="24"/>
     </w:rPr>
   </w:style>
-  <w:style w:type="paragraph" w:styleId="9">
+  <w:style w:type="paragraph" w:styleId="Heading8">
     <w:name w:val="heading 8"/>
-    <w:basedOn w:val="1"/>
-    <w:next w:val="1"/>
+    <w:basedOn w:val="Normal"/>
+    <w:next w:val="Normal"/>
     <w:semiHidden/>
     <w:unhideWhenUsed/>
     <w:qFormat/>
-    <w:uiPriority w:val="0"/>
     <w:pPr>
       <w:keepNext/>
       <w:keepLines/>
@@ -10841,18 +10560,17 @@
       <w:outlineLvl w:val="7"/>
     </w:pPr>
     <w:rPr>
-      <w:rFonts w:ascii="Arial" w:hAnsi="Arial" w:eastAsia="黑体"/>
+      <w:rFonts w:ascii="Arial" w:eastAsia="黑体" w:hAnsi="Arial"/>
       <w:sz w:val="24"/>
     </w:rPr>
   </w:style>
-  <w:style w:type="paragraph" w:styleId="10">
+  <w:style w:type="paragraph" w:styleId="Heading9">
     <w:name w:val="heading 9"/>
-    <w:basedOn w:val="1"/>
-    <w:next w:val="1"/>
+    <w:basedOn w:val="Normal"/>
+    <w:next w:val="Normal"/>
     <w:semiHidden/>
     <w:unhideWhenUsed/>
     <w:qFormat/>
-    <w:uiPriority w:val="0"/>
     <w:pPr>
       <w:keepNext/>
       <w:keepLines/>
@@ -10865,21 +10583,19 @@
       <w:outlineLvl w:val="8"/>
     </w:pPr>
     <w:rPr>
-      <w:rFonts w:ascii="Arial" w:hAnsi="Arial" w:eastAsia="黑体"/>
+      <w:rFonts w:ascii="Arial" w:eastAsia="黑体" w:hAnsi="Arial"/>
       <w:sz w:val="21"/>
     </w:rPr>
   </w:style>
-  <w:style w:type="character" w:default="1" w:styleId="22">
+  <w:style w:type="character" w:default="1" w:styleId="DefaultParagraphFont">
     <w:name w:val="Default Paragraph Font"/>
     <w:semiHidden/>
     <w:qFormat/>
-    <w:uiPriority w:val="0"/>
   </w:style>
-  <w:style w:type="table" w:default="1" w:styleId="20">
+  <w:style w:type="table" w:default="1" w:styleId="TableNormal">
     <w:name w:val="Normal Table"/>
     <w:semiHidden/>
     <w:qFormat/>
-    <w:uiPriority w:val="0"/>
     <w:tblPr>
       <w:tblCellMar>
         <w:top w:w="0" w:type="dxa"/>
@@ -10889,43 +10605,39 @@
       </w:tblCellMar>
     </w:tblPr>
   </w:style>
-  <w:style w:type="paragraph" w:styleId="11">
+  <w:style w:type="paragraph" w:styleId="CommentText">
     <w:name w:val="annotation text"/>
-    <w:basedOn w:val="1"/>
+    <w:basedOn w:val="Normal"/>
     <w:qFormat/>
-    <w:uiPriority w:val="0"/>
     <w:pPr>
       <w:jc w:val="left"/>
     </w:pPr>
   </w:style>
-  <w:style w:type="paragraph" w:styleId="12">
+  <w:style w:type="paragraph" w:styleId="BodyText">
     <w:name w:val="Body Text"/>
-    <w:basedOn w:val="1"/>
+    <w:basedOn w:val="Normal"/>
     <w:semiHidden/>
     <w:qFormat/>
-    <w:uiPriority w:val="0"/>
     <w:rPr>
-      <w:rFonts w:ascii="Arial" w:hAnsi="Arial" w:eastAsia="Arial" w:cs="Arial"/>
+      <w:rFonts w:ascii="Arial" w:eastAsia="Arial" w:hAnsi="Arial" w:cs="Arial"/>
       <w:sz w:val="21"/>
       <w:szCs w:val="21"/>
       <w:lang w:val="en-US" w:eastAsia="en-US" w:bidi="ar-SA"/>
     </w:rPr>
   </w:style>
-  <w:style w:type="paragraph" w:styleId="13">
+  <w:style w:type="paragraph" w:styleId="TOC3">
     <w:name w:val="toc 3"/>
-    <w:basedOn w:val="1"/>
-    <w:next w:val="1"/>
+    <w:basedOn w:val="Normal"/>
+    <w:next w:val="Normal"/>
     <w:qFormat/>
-    <w:uiPriority w:val="0"/>
     <w:pPr>
       <w:ind w:left="840" w:leftChars="400"/>
     </w:pPr>
   </w:style>
-  <w:style w:type="paragraph" w:styleId="14">
+  <w:style w:type="paragraph" w:styleId="Footer">
     <w:name w:val="footer"/>
-    <w:basedOn w:val="1"/>
+    <w:basedOn w:val="Normal"/>
     <w:qFormat/>
-    <w:uiPriority w:val="0"/>
     <w:pPr>
       <w:tabs>
         <w:tab w:val="center" w:pos="4153"/>
@@ -10938,17 +10650,16 @@
       <w:sz w:val="18"/>
     </w:rPr>
   </w:style>
-  <w:style w:type="paragraph" w:styleId="15">
+  <w:style w:type="paragraph" w:styleId="Header">
     <w:name w:val="header"/>
-    <w:basedOn w:val="1"/>
+    <w:basedOn w:val="Normal"/>
     <w:qFormat/>
-    <w:uiPriority w:val="0"/>
     <w:pPr>
       <w:pBdr>
-        <w:top w:val="none" w:color="auto" w:sz="0" w:space="0"/>
-        <w:left w:val="none" w:color="auto" w:sz="0" w:space="0"/>
-        <w:bottom w:val="none" w:color="auto" w:sz="0" w:space="0"/>
-        <w:right w:val="none" w:color="auto" w:sz="0" w:space="0"/>
+        <w:top w:val="nil"/>
+        <w:left w:val="nil"/>
+        <w:bottom w:val="nil"/>
+        <w:right w:val="nil"/>
       </w:pBdr>
       <w:tabs>
         <w:tab w:val="center" w:pos="4153"/>
@@ -10963,41 +10674,37 @@
       <w:sz w:val="18"/>
     </w:rPr>
   </w:style>
-  <w:style w:type="paragraph" w:styleId="16">
+  <w:style w:type="paragraph" w:styleId="TOC1">
     <w:name w:val="toc 1"/>
-    <w:basedOn w:val="1"/>
-    <w:next w:val="1"/>
+    <w:basedOn w:val="Normal"/>
+    <w:next w:val="Normal"/>
     <w:qFormat/>
-    <w:uiPriority w:val="0"/>
     <w:rPr>
-      <w:rFonts w:ascii="Arial" w:hAnsi="Arial" w:eastAsia="Microsoft JhengHei"/>
+      <w:rFonts w:ascii="Arial" w:eastAsia="Microsoft JhengHei" w:hAnsi="Arial"/>
       <w:sz w:val="24"/>
     </w:rPr>
   </w:style>
-  <w:style w:type="paragraph" w:styleId="17">
+  <w:style w:type="paragraph" w:styleId="TOC2">
     <w:name w:val="toc 2"/>
-    <w:basedOn w:val="1"/>
-    <w:next w:val="1"/>
+    <w:basedOn w:val="Normal"/>
+    <w:next w:val="Normal"/>
     <w:qFormat/>
-    <w:uiPriority w:val="0"/>
     <w:pPr>
       <w:ind w:left="420" w:leftChars="200"/>
     </w:pPr>
   </w:style>
-  <w:style w:type="paragraph" w:styleId="18">
+  <w:style w:type="paragraph" w:styleId="NormalWeb">
     <w:name w:val="Normal (Web)"/>
-    <w:basedOn w:val="1"/>
+    <w:basedOn w:val="Normal"/>
     <w:qFormat/>
-    <w:uiPriority w:val="0"/>
     <w:rPr>
       <w:sz w:val="24"/>
     </w:rPr>
   </w:style>
-  <w:style w:type="paragraph" w:styleId="19">
+  <w:style w:type="paragraph" w:styleId="Title">
     <w:name w:val="Title"/>
-    <w:basedOn w:val="1"/>
+    <w:basedOn w:val="Normal"/>
     <w:qFormat/>
-    <w:uiPriority w:val="0"/>
     <w:pPr>
       <w:spacing w:before="240" w:beforeLines="0" w:beforeAutospacing="0" w:after="60" w:afterLines="0" w:afterAutospacing="0"/>
       <w:jc w:val="center"/>
@@ -11009,73 +10716,68 @@
       <w:sz w:val="32"/>
     </w:rPr>
   </w:style>
-  <w:style w:type="table" w:styleId="21">
+  <w:style w:type="table" w:styleId="TableGrid">
     <w:name w:val="Table Grid"/>
-    <w:basedOn w:val="20"/>
+    <w:basedOn w:val="TableNormal"/>
     <w:qFormat/>
-    <w:uiPriority w:val="0"/>
     <w:pPr>
       <w:widowControl w:val="0"/>
       <w:jc w:val="both"/>
     </w:pPr>
     <w:tblPr>
       <w:tblBorders>
-        <w:top w:val="single" w:color="auto" w:sz="4" w:space="0"/>
-        <w:left w:val="single" w:color="auto" w:sz="4" w:space="0"/>
-        <w:bottom w:val="single" w:color="auto" w:sz="4" w:space="0"/>
-        <w:right w:val="single" w:color="auto" w:sz="4" w:space="0"/>
-        <w:insideH w:val="single" w:color="auto" w:sz="4" w:space="0"/>
-        <w:insideV w:val="single" w:color="auto" w:sz="4" w:space="0"/>
+        <w:top w:val="single" w:sz="4" w:space="0" w:color="auto"/>
+        <w:left w:val="single" w:sz="4" w:space="0" w:color="auto"/>
+        <w:bottom w:val="single" w:sz="4" w:space="0" w:color="auto"/>
+        <w:right w:val="single" w:sz="4" w:space="0" w:color="auto"/>
+        <w:insideH w:val="single" w:sz="4" w:space="0" w:color="auto"/>
+        <w:insideV w:val="single" w:sz="4" w:space="0" w:color="auto"/>
       </w:tblBorders>
     </w:tblPr>
   </w:style>
-  <w:style w:type="character" w:styleId="23">
+  <w:style w:type="character" w:styleId="Strong">
     <w:name w:val="Strong"/>
-    <w:basedOn w:val="22"/>
+    <w:basedOn w:val="DefaultParagraphFont"/>
     <w:qFormat/>
-    <w:uiPriority w:val="0"/>
     <w:rPr>
       <w:b/>
     </w:rPr>
   </w:style>
-  <w:style w:type="paragraph" w:customStyle="1" w:styleId="24">
+  <w:style w:type="paragraph" w:customStyle="1" w:styleId="a">
     <w:name w:val="柴_公司名"/>
-    <w:basedOn w:val="19"/>
+    <w:basedOn w:val="Title"/>
     <w:qFormat/>
-    <w:uiPriority w:val="0"/>
     <w:pPr>
       <w:spacing w:after="600" w:afterLines="600"/>
     </w:pPr>
     <w:rPr>
-      <w:rFonts w:hint="eastAsia" w:ascii="宋体" w:hAnsi="宋体" w:eastAsia="宋体" w:cs="宋体"/>
+      <w:rFonts w:ascii="宋体" w:eastAsia="宋体" w:hAnsi="宋体" w:cs="宋体" w:hint="eastAsia"/>
       <w:bCs/>
       <w:spacing w:val="-6"/>
       <w:sz w:val="52"/>
       <w:szCs w:val="52"/>
     </w:rPr>
   </w:style>
-  <w:style w:type="paragraph" w:customStyle="1" w:styleId="25">
+  <w:style w:type="paragraph" w:customStyle="1" w:styleId="a0">
     <w:name w:val="柴_文档名"/>
-    <w:basedOn w:val="19"/>
+    <w:basedOn w:val="Title"/>
     <w:qFormat/>
-    <w:uiPriority w:val="0"/>
     <w:pPr>
       <w:spacing w:after="900" w:afterLines="900"/>
     </w:pPr>
     <w:rPr>
-      <w:rFonts w:ascii="黑体" w:hAnsi="黑体" w:eastAsia="黑体" w:cs="黑体"/>
+      <w:rFonts w:ascii="黑体" w:eastAsia="黑体" w:hAnsi="黑体" w:cs="黑体"/>
       <w:bCs/>
       <w:spacing w:val="-7"/>
       <w:sz w:val="52"/>
       <w:szCs w:val="52"/>
     </w:rPr>
   </w:style>
-  <w:style w:type="table" w:customStyle="1" w:styleId="26">
+  <w:style w:type="table" w:customStyle="1" w:styleId="TableNormal0">
     <w:name w:val="Table Normal_0"/>
     <w:semiHidden/>
     <w:unhideWhenUsed/>
     <w:qFormat/>
-    <w:uiPriority w:val="0"/>
     <w:tblPr>
       <w:tblCellMar>
         <w:top w:w="0" w:type="dxa"/>
@@ -11085,87 +10787,81 @@
       </w:tblCellMar>
     </w:tblPr>
   </w:style>
-  <w:style w:type="paragraph" w:customStyle="1" w:styleId="27">
+  <w:style w:type="paragraph" w:customStyle="1" w:styleId="TableText">
     <w:name w:val="Table Text"/>
-    <w:basedOn w:val="1"/>
+    <w:basedOn w:val="Normal"/>
     <w:semiHidden/>
     <w:qFormat/>
-    <w:uiPriority w:val="0"/>
     <w:rPr>
-      <w:rFonts w:ascii="宋体" w:hAnsi="宋体" w:eastAsia="宋体" w:cs="宋体"/>
+      <w:rFonts w:ascii="宋体" w:eastAsia="宋体" w:hAnsi="宋体" w:cs="宋体"/>
       <w:sz w:val="21"/>
       <w:szCs w:val="21"/>
       <w:lang w:val="en-US" w:eastAsia="en-US" w:bidi="ar-SA"/>
     </w:rPr>
   </w:style>
-  <w:style w:type="paragraph" w:customStyle="1" w:styleId="28">
+  <w:style w:type="paragraph" w:customStyle="1" w:styleId="1">
     <w:name w:val="柴_标题1"/>
-    <w:basedOn w:val="2"/>
-    <w:next w:val="29"/>
-    <w:link w:val="38"/>
+    <w:basedOn w:val="Heading1"/>
+    <w:next w:val="a1"/>
+    <w:link w:val="1Char"/>
     <w:qFormat/>
-    <w:uiPriority w:val="0"/>
     <w:pPr>
       <w:spacing w:before="100" w:after="90" w:line="360" w:lineRule="auto"/>
     </w:pPr>
     <w:rPr>
-      <w:rFonts w:ascii="Arial" w:hAnsi="Arial" w:eastAsia="宋体"/>
+      <w:rFonts w:ascii="Arial" w:eastAsia="宋体" w:hAnsi="Arial"/>
       <w:sz w:val="32"/>
     </w:rPr>
   </w:style>
-  <w:style w:type="paragraph" w:customStyle="1" w:styleId="29">
+  <w:style w:type="paragraph" w:customStyle="1" w:styleId="a1">
     <w:name w:val="柴_正文"/>
-    <w:basedOn w:val="12"/>
-    <w:link w:val="42"/>
+    <w:basedOn w:val="BodyText"/>
+    <w:link w:val="Char"/>
     <w:qFormat/>
-    <w:uiPriority w:val="0"/>
     <w:pPr>
       <w:spacing w:line="360" w:lineRule="auto"/>
       <w:ind w:firstLine="470" w:firstLineChars="200"/>
     </w:pPr>
     <w:rPr>
-      <w:rFonts w:ascii="Arial" w:hAnsi="Arial" w:eastAsia="宋体"/>
+      <w:rFonts w:ascii="Arial" w:eastAsia="宋体" w:hAnsi="Arial"/>
       <w:sz w:val="24"/>
       <w:lang w:eastAsia="zh-CN"/>
     </w:rPr>
   </w:style>
-  <w:style w:type="paragraph" w:customStyle="1" w:styleId="30">
+  <w:style w:type="paragraph" w:customStyle="1" w:styleId="2">
     <w:name w:val="柴_标题2"/>
-    <w:basedOn w:val="3"/>
-    <w:next w:val="29"/>
+    <w:basedOn w:val="Heading2"/>
+    <w:next w:val="a1"/>
     <w:qFormat/>
-    <w:uiPriority w:val="0"/>
     <w:pPr>
       <w:spacing w:line="360" w:lineRule="auto"/>
     </w:pPr>
     <w:rPr>
-      <w:rFonts w:ascii="Arial" w:hAnsi="Arial" w:eastAsia="宋体"/>
+      <w:rFonts w:ascii="Arial" w:eastAsia="宋体" w:hAnsi="Arial"/>
       <w:sz w:val="28"/>
     </w:rPr>
   </w:style>
-  <w:style w:type="paragraph" w:customStyle="1" w:styleId="31">
+  <w:style w:type="paragraph" w:customStyle="1" w:styleId="3">
     <w:name w:val="柴_标题3"/>
-    <w:basedOn w:val="4"/>
-    <w:next w:val="29"/>
+    <w:basedOn w:val="Heading3"/>
+    <w:next w:val="a1"/>
     <w:qFormat/>
-    <w:uiPriority w:val="0"/>
     <w:pPr>
       <w:spacing w:line="360" w:lineRule="auto"/>
       <w:ind w:left="0" w:firstLine="472" w:firstLineChars="200"/>
     </w:pPr>
     <w:rPr>
-      <w:rFonts w:ascii="宋体" w:hAnsi="宋体" w:eastAsia="宋体" w:cs="宋体"/>
+      <w:rFonts w:ascii="宋体" w:eastAsia="宋体" w:hAnsi="宋体" w:cs="宋体"/>
       <w:spacing w:val="-2"/>
       <w:sz w:val="24"/>
       <w:szCs w:val="24"/>
     </w:rPr>
   </w:style>
-  <w:style w:type="paragraph" w:customStyle="1" w:styleId="32">
+  <w:style w:type="paragraph" w:customStyle="1" w:styleId="a2">
     <w:name w:val="柴_目录"/>
-    <w:basedOn w:val="1"/>
-    <w:next w:val="12"/>
+    <w:basedOn w:val="Normal"/>
+    <w:next w:val="BodyText"/>
     <w:qFormat/>
-    <w:uiPriority w:val="0"/>
     <w:pPr>
       <w:tabs>
         <w:tab w:val="right" w:leader="dot" w:pos="8442"/>
@@ -11173,64 +10869,59 @@
       <w:ind w:left="0" w:leftChars="0"/>
     </w:pPr>
     <w:rPr>
-      <w:rFonts w:ascii="Arial" w:hAnsi="Arial" w:eastAsia="Microsoft JhengHei"/>
+      <w:rFonts w:ascii="Arial" w:eastAsia="Microsoft JhengHei" w:hAnsi="Arial"/>
       <w:sz w:val="24"/>
     </w:rPr>
   </w:style>
-  <w:style w:type="paragraph" w:customStyle="1" w:styleId="33">
+  <w:style w:type="paragraph" w:customStyle="1" w:styleId="WPSOffice1">
     <w:name w:val="WPSOffice手动目录 1"/>
     <w:qFormat/>
-    <w:uiPriority w:val="0"/>
     <w:pPr>
       <w:ind w:leftChars="0"/>
     </w:pPr>
     <w:rPr>
-      <w:rFonts w:ascii="Times New Roman" w:hAnsi="Times New Roman" w:eastAsia="宋体" w:cs="Times New Roman"/>
+      <w:rFonts w:ascii="Times New Roman" w:eastAsia="宋体" w:hAnsi="Times New Roman" w:cs="Times New Roman"/>
       <w:sz w:val="20"/>
       <w:szCs w:val="20"/>
     </w:rPr>
   </w:style>
-  <w:style w:type="paragraph" w:customStyle="1" w:styleId="34">
+  <w:style w:type="paragraph" w:customStyle="1" w:styleId="WPSOffice2">
     <w:name w:val="WPSOffice手动目录 2"/>
     <w:qFormat/>
-    <w:uiPriority w:val="0"/>
     <w:pPr>
       <w:ind w:leftChars="200"/>
     </w:pPr>
     <w:rPr>
-      <w:rFonts w:ascii="Times New Roman" w:hAnsi="Times New Roman" w:eastAsia="宋体" w:cs="Times New Roman"/>
+      <w:rFonts w:ascii="Times New Roman" w:eastAsia="宋体" w:hAnsi="Times New Roman" w:cs="Times New Roman"/>
       <w:sz w:val="20"/>
       <w:szCs w:val="20"/>
     </w:rPr>
   </w:style>
-  <w:style w:type="paragraph" w:customStyle="1" w:styleId="35">
+  <w:style w:type="paragraph" w:customStyle="1" w:styleId="WPSOffice3">
     <w:name w:val="WPSOffice手动目录 3"/>
     <w:qFormat/>
-    <w:uiPriority w:val="0"/>
     <w:pPr>
       <w:ind w:leftChars="400"/>
     </w:pPr>
     <w:rPr>
-      <w:rFonts w:ascii="Times New Roman" w:hAnsi="Times New Roman" w:eastAsia="宋体" w:cs="Times New Roman"/>
+      <w:rFonts w:ascii="Times New Roman" w:eastAsia="宋体" w:hAnsi="Times New Roman" w:cs="Times New Roman"/>
       <w:sz w:val="20"/>
       <w:szCs w:val="20"/>
     </w:rPr>
   </w:style>
-  <w:style w:type="paragraph" w:customStyle="1" w:styleId="36">
+  <w:style w:type="paragraph" w:customStyle="1" w:styleId="Compact">
     <w:name w:val="Compact"/>
-    <w:basedOn w:val="12"/>
+    <w:basedOn w:val="BodyText"/>
     <w:qFormat/>
-    <w:uiPriority w:val="0"/>
     <w:pPr>
       <w:spacing w:before="36" w:after="36"/>
     </w:pPr>
   </w:style>
-  <w:style w:type="table" w:customStyle="1" w:styleId="37">
+  <w:style w:type="table" w:customStyle="1" w:styleId="Table">
     <w:name w:val="Table"/>
     <w:semiHidden/>
     <w:unhideWhenUsed/>
     <w:qFormat/>
-    <w:uiPriority w:val="0"/>
     <w:tblPr>
       <w:tblCellMar>
         <w:top w:w="0" w:type="dxa"/>
@@ -11242,28 +10933,26 @@
     <w:tblStylePr w:type="firstRow">
       <w:tcPr>
         <w:tcBorders>
-          <w:bottom w:val="single" w:color="auto" w:sz="0" w:space="0"/>
+          <w:bottom w:val="single" w:sz="0" w:space="0" w:color="auto"/>
         </w:tcBorders>
         <w:vAlign w:val="bottom"/>
       </w:tcPr>
     </w:tblStylePr>
   </w:style>
-  <w:style w:type="character" w:customStyle="1" w:styleId="38">
+  <w:style w:type="character" w:customStyle="1" w:styleId="1Char">
     <w:name w:val="柴_标题1 Char"/>
-    <w:link w:val="28"/>
+    <w:link w:val="1"/>
     <w:qFormat/>
-    <w:uiPriority w:val="0"/>
     <w:rPr>
-      <w:rFonts w:ascii="Arial" w:hAnsi="Arial" w:eastAsia="宋体"/>
+      <w:rFonts w:ascii="Arial" w:eastAsia="宋体" w:hAnsi="Arial"/>
       <w:sz w:val="32"/>
     </w:rPr>
   </w:style>
-  <w:style w:type="table" w:customStyle="1" w:styleId="39">
+  <w:style w:type="table" w:customStyle="1" w:styleId="TableNormal1">
     <w:name w:val="Table Normal_1"/>
     <w:semiHidden/>
     <w:unhideWhenUsed/>
     <w:qFormat/>
-    <w:uiPriority w:val="0"/>
     <w:tblPr>
       <w:tblCellMar>
         <w:top w:w="0" w:type="dxa"/>
@@ -11273,11 +10962,10 @@
       </w:tblCellMar>
     </w:tblPr>
   </w:style>
-  <w:style w:type="paragraph" w:customStyle="1" w:styleId="40">
+  <w:style w:type="paragraph" w:customStyle="1" w:styleId="a3">
     <w:name w:val="柴_正文_无缩进"/>
-    <w:basedOn w:val="1"/>
+    <w:basedOn w:val="Normal"/>
     <w:qFormat/>
-    <w:uiPriority w:val="0"/>
     <w:pPr>
       <w:ind w:firstLine="0" w:firstLineChars="0"/>
     </w:pPr>
@@ -11287,40 +10975,38 @@
       <w:lang w:eastAsia="zh-CN"/>
     </w:rPr>
   </w:style>
-  <w:style w:type="paragraph" w:customStyle="1" w:styleId="41">
+  <w:style w:type="paragraph" w:customStyle="1" w:styleId="4">
     <w:name w:val="柴_标题4"/>
-    <w:basedOn w:val="5"/>
-    <w:next w:val="1"/>
+    <w:basedOn w:val="Heading4"/>
+    <w:next w:val="Normal"/>
     <w:qFormat/>
-    <w:uiPriority w:val="0"/>
     <w:pPr>
       <w:widowControl w:val="0"/>
       <w:spacing w:before="160" w:line="360" w:lineRule="auto"/>
-      <w:ind w:left="981" w:leftChars="300" w:hanging="862"/>
+      <w:ind w:left="981" w:hanging="862" w:leftChars="300"/>
     </w:pPr>
     <w:rPr>
-      <w:rFonts w:hint="eastAsia" w:ascii="Calibri" w:hAnsi="Calibri" w:eastAsia="宋体" w:cs="宋体"/>
+      <w:rFonts w:ascii="Calibri" w:eastAsia="宋体" w:hAnsi="Calibri" w:cs="宋体" w:hint="eastAsia"/>
       <w:sz w:val="24"/>
       <w:szCs w:val="24"/>
       <w:lang w:eastAsia="zh-CN" w:bidi="zh-CN"/>
     </w:rPr>
   </w:style>
-  <w:style w:type="character" w:customStyle="1" w:styleId="42">
+  <w:style w:type="character" w:customStyle="1" w:styleId="Char">
     <w:name w:val="柴_正文 Char"/>
-    <w:link w:val="29"/>
+    <w:link w:val="a1"/>
     <w:qFormat/>
-    <w:uiPriority w:val="0"/>
     <w:rPr>
-      <w:rFonts w:ascii="Arial" w:hAnsi="Arial" w:eastAsia="宋体"/>
+      <w:rFonts w:ascii="Arial" w:eastAsia="宋体" w:hAnsi="Arial"/>
       <w:sz w:val="24"/>
       <w:lang w:eastAsia="zh-CN"/>
     </w:rPr>
   </w:style>
-  <w:style w:type="paragraph" w:customStyle="1" w:styleId="43">
+  <w:style w:type="paragraph" w:customStyle="1" w:styleId="TableParagraph">
     <w:name w:val="Table Paragraph"/>
-    <w:basedOn w:val="1"/>
+    <w:basedOn w:val="Normal"/>
+    <w:uiPriority w:val="1"/>
     <w:qFormat/>
-    <w:uiPriority w:val="1"/>
     <w:pPr>
       <w:autoSpaceDE w:val="0"/>
       <w:autoSpaceDN w:val="0"/>
